--- a/pr-preview/pr-52/chapters/coding-practices-tracked-changes.docx
+++ b/pr-preview/pr-52/chapters/coding-practices-tracked-changes.docx
@@ -16,7 +16,7 @@
       </w:pPr>
       <w:del w:id="1" w:author="PR Preview" w:date="2026-01-01T00:00:00Z">
         <w:r>
-          <w:delText xml:space="preserve">Last modified: 2026-10-21 10:38:25 (PDT)</w:delText>
+          <w:delText xml:space="preserve">Last modified: 2026-10-25 19:23:43 (PDT)</w:delText>
         </w:r>
       </w:del>
     </w:p>
@@ -26,7 +26,7 @@
       </w:pPr>
       <w:ins w:id="2" w:author="PR Preview" w:date="2026-01-01T00:00:00Z">
         <w:r>
-          <w:t xml:space="preserve">Last modified: 2026-10-25 11:17:57 (PDT)</w:t>
+          <w:t xml:space="preserve">Last modified: 2026-10-25 19:24:46 (PDT)</w:t>
         </w:r>
       </w:ins>
     </w:p>
@@ -17233,7 +17233,7 @@
           <w:rPr>
             <w:rStyle w:val="Hyperlink"/>
           </w:rPr>
-          <w:t xml:space="preserve">Section 36.2</w:t>
+          <w:t xml:space="preserve">Section 37.2</w:t>
         </w:r>
       </w:hyperlink>
       <w:r>
@@ -26965,7 +26965,7 @@
       </w:r>
     </w:p>
     <w:bookmarkEnd w:id="160"/>
-    <w:bookmarkStart w:id="161" w:name="how-to-decompose-in-practice"/>
+    <w:bookmarkStart w:id="161" w:name="sec-decompose-in-practice"/>
     <w:p>
       <w:pPr>
         <w:pStyle w:val="Heading2"/>
@@ -27043,13 +27043,13 @@
       </w:r>
     </w:p>
     <w:bookmarkEnd w:id="161"/>
-    <w:bookmarkStart w:id="162" w:name="sec-decompose-validation"/>
+    <w:bookmarkStart w:id="163" w:name="top-down-and-bottom-up-design"/>
     <w:p>
       <w:pPr>
         <w:pStyle w:val="Heading2"/>
       </w:pPr>
       <w:r>
-        <w:t xml:space="preserve">21 Decomposing validation blocks</w:t>
+        <w:t xml:space="preserve">21 Top-down and bottom-up design</w:t>
       </w:r>
     </w:p>
     <w:p>
@@ -27057,1223 +27057,103 @@
         <w:pStyle w:val="FirstParagraph"/>
       </w:pPr>
       <w:r>
-        <w:t xml:space="preserve">A common case for decomposition is a function</w:t>
-      </w:r>
-      <w:r>
-        <w:t xml:space="preserve"> </w:t>
-      </w:r>
-      <w:r>
-        <w:t xml:space="preserve">that opens with a long sequence of input-validation checks.</w:t>
-      </w:r>
-      <w:r>
-        <w:t xml:space="preserve"> </w:t>
-      </w:r>
-      <w:r>
-        <w:t xml:space="preserve">When the same validation pattern repeats for multiple inputs,</w:t>
-      </w:r>
-      <w:r>
-        <w:t xml:space="preserve"> </w:t>
-      </w:r>
-      <w:r>
-        <w:t xml:space="preserve">extract it into a helper:</w:t>
-      </w:r>
-    </w:p>
-    <w:p>
-      <w:pPr>
-        <w:pStyle w:val="SourceCode"/>
-      </w:pPr>
-      <w:r>
-        <w:rPr>
-          <w:rStyle w:val="CommentTok"/>
-        </w:rPr>
-        <w:t xml:space="preserve"># Before: repeated validation blocks inline</w:t>
-      </w:r>
-      <w:r>
-        <w:br/>
-      </w:r>
-      <w:r>
-        <w:rPr>
-          <w:rStyle w:val="NormalTok"/>
-        </w:rPr>
-        <w:t xml:space="preserve">build_analysis_cache </w:t>
-      </w:r>
-      <w:r>
-        <w:rPr>
-          <w:rStyle w:val="OtherTok"/>
-        </w:rPr>
-        <w:t xml:space="preserve">&lt;-</w:t>
-      </w:r>
-      <w:r>
-        <w:rPr>
-          <w:rStyle w:val="NormalTok"/>
-        </w:rPr>
-        <w:t xml:space="preserve"> </w:t>
-      </w:r>
-      <w:r>
-        <w:rPr>
-          <w:rStyle w:val="ControlFlowTok"/>
-        </w:rPr>
-        <w:t xml:space="preserve">function</w:t>
-      </w:r>
-      <w:r>
-        <w:rPr>
-          <w:rStyle w:val="NormalTok"/>
-        </w:rPr>
-        <w:t xml:space="preserve">(</w:t>
-      </w:r>
-      <w:r>
-        <w:br/>
-      </w:r>
-      <w:r>
-        <w:rPr>
-          <w:rStyle w:val="NormalTok"/>
-        </w:rPr>
-        <w:t xml:space="preserve">    rebuild_signal, signal_files, signal_dir,</w:t>
-      </w:r>
-      <w:r>
-        <w:br/>
-      </w:r>
-      <w:r>
-        <w:rPr>
-          <w:rStyle w:val="NormalTok"/>
-        </w:rPr>
-        <w:t xml:space="preserve">    rebuild_finance, finance_files, finance_dir,</w:t>
-      </w:r>
-      <w:r>
-        <w:br/>
-      </w:r>
-      <w:r>
-        <w:rPr>
-          <w:rStyle w:val="NormalTok"/>
-        </w:rPr>
-        <w:t xml:space="preserve">    ...) {</w:t>
-      </w:r>
-      <w:r>
-        <w:br/>
-      </w:r>
-      <w:r>
-        <w:rPr>
-          <w:rStyle w:val="NormalTok"/>
-        </w:rPr>
-        <w:t xml:space="preserve">  </w:t>
-      </w:r>
-      <w:r>
-        <w:rPr>
-          <w:rStyle w:val="ControlFlowTok"/>
-        </w:rPr>
-        <w:t xml:space="preserve">if</w:t>
-      </w:r>
-      <w:r>
-        <w:rPr>
-          <w:rStyle w:val="NormalTok"/>
-        </w:rPr>
-        <w:t xml:space="preserve"> (rebuild_signal </w:t>
-      </w:r>
-      <w:r>
-        <w:rPr>
-          <w:rStyle w:val="SpecialCharTok"/>
-        </w:rPr>
-        <w:t xml:space="preserve">&amp;&amp;</w:t>
-      </w:r>
-      <w:r>
-        <w:rPr>
-          <w:rStyle w:val="NormalTok"/>
-        </w:rPr>
-        <w:t xml:space="preserve"> </w:t>
-      </w:r>
-      <w:r>
-        <w:rPr>
-          <w:rStyle w:val="FunctionTok"/>
-        </w:rPr>
-        <w:t xml:space="preserve">length</w:t>
-      </w:r>
-      <w:r>
-        <w:rPr>
-          <w:rStyle w:val="NormalTok"/>
-        </w:rPr>
-        <w:t xml:space="preserve">(signal_files) </w:t>
-      </w:r>
-      <w:r>
-        <w:rPr>
-          <w:rStyle w:val="SpecialCharTok"/>
-        </w:rPr>
-        <w:t xml:space="preserve">==</w:t>
-      </w:r>
-      <w:r>
-        <w:rPr>
-          <w:rStyle w:val="NormalTok"/>
-        </w:rPr>
-        <w:t xml:space="preserve"> </w:t>
-      </w:r>
-      <w:r>
-        <w:rPr>
-          <w:rStyle w:val="DecValTok"/>
-        </w:rPr>
-        <w:t xml:space="preserve">0</w:t>
-      </w:r>
-      <w:r>
-        <w:rPr>
-          <w:rStyle w:val="NormalTok"/>
-        </w:rPr>
-        <w:t xml:space="preserve">L) {</w:t>
-      </w:r>
-      <w:r>
-        <w:br/>
-      </w:r>
-      <w:r>
-        <w:rPr>
-          <w:rStyle w:val="NormalTok"/>
-        </w:rPr>
-        <w:t xml:space="preserve">    cli</w:t>
-      </w:r>
-      <w:r>
-        <w:rPr>
-          <w:rStyle w:val="SpecialCharTok"/>
-        </w:rPr>
-        <w:t xml:space="preserve">::</w:t>
-      </w:r>
-      <w:r>
-        <w:rPr>
-          <w:rStyle w:val="FunctionTok"/>
-        </w:rPr>
-        <w:t xml:space="preserve">cli_abort</w:t>
-      </w:r>
-      <w:r>
-        <w:rPr>
-          <w:rStyle w:val="NormalTok"/>
-        </w:rPr>
-        <w:t xml:space="preserve">(</w:t>
-      </w:r>
-      <w:r>
-        <w:rPr>
-          <w:rStyle w:val="FunctionTok"/>
-        </w:rPr>
-        <w:t xml:space="preserve">c</w:t>
-      </w:r>
-      <w:r>
-        <w:rPr>
-          <w:rStyle w:val="NormalTok"/>
-        </w:rPr>
-        <w:t xml:space="preserve">(</w:t>
-      </w:r>
-      <w:r>
-        <w:br/>
-      </w:r>
-      <w:r>
-        <w:rPr>
-          <w:rStyle w:val="NormalTok"/>
-        </w:rPr>
-        <w:t xml:space="preserve">      </w:t>
-      </w:r>
-      <w:r>
-        <w:rPr>
-          <w:rStyle w:val="StringTok"/>
-        </w:rPr>
-        <w:t xml:space="preserve">"Cannot rebuild Signal source data."</w:t>
-      </w:r>
-      <w:r>
-        <w:rPr>
-          <w:rStyle w:val="NormalTok"/>
-        </w:rPr>
-        <w:t xml:space="preserve">,</w:t>
-      </w:r>
-      <w:r>
-        <w:br/>
-      </w:r>
-      <w:r>
-        <w:rPr>
-          <w:rStyle w:val="NormalTok"/>
-        </w:rPr>
-        <w:t xml:space="preserve">      </w:t>
-      </w:r>
-      <w:r>
-        <w:rPr>
-          <w:rStyle w:val="StringTok"/>
-        </w:rPr>
-        <w:t xml:space="preserve">"x"</w:t>
-      </w:r>
-      <w:r>
-        <w:rPr>
-          <w:rStyle w:val="NormalTok"/>
-        </w:rPr>
-        <w:t xml:space="preserve"> </w:t>
-      </w:r>
-      <w:r>
-        <w:rPr>
-          <w:rStyle w:val="OtherTok"/>
-        </w:rPr>
-        <w:t xml:space="preserve">=</w:t>
-      </w:r>
-      <w:r>
-        <w:rPr>
-          <w:rStyle w:val="NormalTok"/>
-        </w:rPr>
-        <w:t xml:space="preserve"> </w:t>
-      </w:r>
-      <w:r>
-        <w:rPr>
-          <w:rStyle w:val="StringTok"/>
-        </w:rPr>
-        <w:t xml:space="preserve">"No raw files found in {.path {signal_dir}}."</w:t>
-      </w:r>
-      <w:r>
-        <w:rPr>
-          <w:rStyle w:val="NormalTok"/>
-        </w:rPr>
-        <w:t xml:space="preserve">,</w:t>
-      </w:r>
-      <w:r>
-        <w:br/>
-      </w:r>
-      <w:r>
-        <w:rPr>
-          <w:rStyle w:val="NormalTok"/>
-        </w:rPr>
-        <w:t xml:space="preserve">      </w:t>
-      </w:r>
-      <w:r>
-        <w:rPr>
-          <w:rStyle w:val="StringTok"/>
-        </w:rPr>
-        <w:t xml:space="preserve">"i"</w:t>
-      </w:r>
-      <w:r>
-        <w:rPr>
-          <w:rStyle w:val="NormalTok"/>
-        </w:rPr>
-        <w:t xml:space="preserve"> </w:t>
-      </w:r>
-      <w:r>
-        <w:rPr>
-          <w:rStyle w:val="OtherTok"/>
-        </w:rPr>
-        <w:t xml:space="preserve">=</w:t>
-      </w:r>
-      <w:r>
-        <w:rPr>
-          <w:rStyle w:val="NormalTok"/>
-        </w:rPr>
-        <w:t xml:space="preserve"> </w:t>
-      </w:r>
-      <w:r>
-        <w:rPr>
-          <w:rStyle w:val="StringTok"/>
-        </w:rPr>
-        <w:t xml:space="preserve">"Use {.val auto} to reuse an existing RDS."</w:t>
-      </w:r>
-      <w:r>
-        <w:br/>
-      </w:r>
-      <w:r>
-        <w:rPr>
-          <w:rStyle w:val="NormalTok"/>
-        </w:rPr>
-        <w:t xml:space="preserve">    ))</w:t>
-      </w:r>
-      <w:r>
-        <w:br/>
-      </w:r>
-      <w:r>
-        <w:rPr>
-          <w:rStyle w:val="NormalTok"/>
-        </w:rPr>
-        <w:t xml:space="preserve">  }</w:t>
-      </w:r>
-      <w:r>
-        <w:br/>
-      </w:r>
-      <w:r>
-        <w:rPr>
-          <w:rStyle w:val="NormalTok"/>
-        </w:rPr>
-        <w:t xml:space="preserve">  </w:t>
-      </w:r>
-      <w:r>
-        <w:rPr>
-          <w:rStyle w:val="ControlFlowTok"/>
-        </w:rPr>
-        <w:t xml:space="preserve">if</w:t>
-      </w:r>
-      <w:r>
-        <w:rPr>
-          <w:rStyle w:val="NormalTok"/>
-        </w:rPr>
-        <w:t xml:space="preserve"> (rebuild_finance </w:t>
-      </w:r>
-      <w:r>
-        <w:rPr>
-          <w:rStyle w:val="SpecialCharTok"/>
-        </w:rPr>
-        <w:t xml:space="preserve">&amp;&amp;</w:t>
-      </w:r>
-      <w:r>
-        <w:rPr>
-          <w:rStyle w:val="NormalTok"/>
-        </w:rPr>
-        <w:t xml:space="preserve"> </w:t>
-      </w:r>
-      <w:r>
-        <w:rPr>
-          <w:rStyle w:val="FunctionTok"/>
-        </w:rPr>
-        <w:t xml:space="preserve">length</w:t>
-      </w:r>
-      <w:r>
-        <w:rPr>
-          <w:rStyle w:val="NormalTok"/>
-        </w:rPr>
-        <w:t xml:space="preserve">(finance_files) </w:t>
-      </w:r>
-      <w:r>
-        <w:rPr>
-          <w:rStyle w:val="SpecialCharTok"/>
-        </w:rPr>
-        <w:t xml:space="preserve">==</w:t>
-      </w:r>
-      <w:r>
-        <w:rPr>
-          <w:rStyle w:val="NormalTok"/>
-        </w:rPr>
-        <w:t xml:space="preserve"> </w:t>
-      </w:r>
-      <w:r>
-        <w:rPr>
-          <w:rStyle w:val="DecValTok"/>
-        </w:rPr>
-        <w:t xml:space="preserve">0</w:t>
-      </w:r>
-      <w:r>
-        <w:rPr>
-          <w:rStyle w:val="NormalTok"/>
-        </w:rPr>
-        <w:t xml:space="preserve">L) {</w:t>
-      </w:r>
-      <w:r>
-        <w:br/>
-      </w:r>
-      <w:r>
-        <w:rPr>
-          <w:rStyle w:val="NormalTok"/>
-        </w:rPr>
-        <w:t xml:space="preserve">    cli</w:t>
-      </w:r>
-      <w:r>
-        <w:rPr>
-          <w:rStyle w:val="SpecialCharTok"/>
-        </w:rPr>
-        <w:t xml:space="preserve">::</w:t>
-      </w:r>
-      <w:r>
-        <w:rPr>
-          <w:rStyle w:val="FunctionTok"/>
-        </w:rPr>
-        <w:t xml:space="preserve">cli_abort</w:t>
-      </w:r>
-      <w:r>
-        <w:rPr>
-          <w:rStyle w:val="NormalTok"/>
-        </w:rPr>
-        <w:t xml:space="preserve">(</w:t>
-      </w:r>
-      <w:r>
-        <w:rPr>
-          <w:rStyle w:val="FunctionTok"/>
-        </w:rPr>
-        <w:t xml:space="preserve">c</w:t>
-      </w:r>
-      <w:r>
-        <w:rPr>
-          <w:rStyle w:val="NormalTok"/>
-        </w:rPr>
-        <w:t xml:space="preserve">(</w:t>
-      </w:r>
-      <w:r>
-        <w:br/>
-      </w:r>
-      <w:r>
-        <w:rPr>
-          <w:rStyle w:val="NormalTok"/>
-        </w:rPr>
-        <w:t xml:space="preserve">      </w:t>
-      </w:r>
-      <w:r>
-        <w:rPr>
-          <w:rStyle w:val="StringTok"/>
-        </w:rPr>
-        <w:t xml:space="preserve">"Cannot rebuild finance source data."</w:t>
-      </w:r>
-      <w:r>
-        <w:rPr>
-          <w:rStyle w:val="NormalTok"/>
-        </w:rPr>
-        <w:t xml:space="preserve">,</w:t>
-      </w:r>
-      <w:r>
-        <w:br/>
-      </w:r>
-      <w:r>
-        <w:rPr>
-          <w:rStyle w:val="NormalTok"/>
-        </w:rPr>
-        <w:t xml:space="preserve">      </w:t>
-      </w:r>
-      <w:r>
-        <w:rPr>
-          <w:rStyle w:val="StringTok"/>
-        </w:rPr>
-        <w:t xml:space="preserve">"x"</w:t>
-      </w:r>
-      <w:r>
-        <w:rPr>
-          <w:rStyle w:val="NormalTok"/>
-        </w:rPr>
-        <w:t xml:space="preserve"> </w:t>
-      </w:r>
-      <w:r>
-        <w:rPr>
-          <w:rStyle w:val="OtherTok"/>
-        </w:rPr>
-        <w:t xml:space="preserve">=</w:t>
-      </w:r>
-      <w:r>
-        <w:rPr>
-          <w:rStyle w:val="NormalTok"/>
-        </w:rPr>
-        <w:t xml:space="preserve"> </w:t>
-      </w:r>
-      <w:r>
-        <w:rPr>
-          <w:rStyle w:val="StringTok"/>
-        </w:rPr>
-        <w:t xml:space="preserve">"No raw files found in {.path {finance_dir}}."</w:t>
-      </w:r>
-      <w:r>
-        <w:rPr>
-          <w:rStyle w:val="NormalTok"/>
-        </w:rPr>
-        <w:t xml:space="preserve">,</w:t>
-      </w:r>
-      <w:r>
-        <w:br/>
-      </w:r>
-      <w:r>
-        <w:rPr>
-          <w:rStyle w:val="NormalTok"/>
-        </w:rPr>
-        <w:t xml:space="preserve">      </w:t>
-      </w:r>
-      <w:r>
-        <w:rPr>
-          <w:rStyle w:val="StringTok"/>
-        </w:rPr>
-        <w:t xml:space="preserve">"i"</w:t>
-      </w:r>
-      <w:r>
-        <w:rPr>
-          <w:rStyle w:val="NormalTok"/>
-        </w:rPr>
-        <w:t xml:space="preserve"> </w:t>
-      </w:r>
-      <w:r>
-        <w:rPr>
-          <w:rStyle w:val="OtherTok"/>
-        </w:rPr>
-        <w:t xml:space="preserve">=</w:t>
-      </w:r>
-      <w:r>
-        <w:rPr>
-          <w:rStyle w:val="NormalTok"/>
-        </w:rPr>
-        <w:t xml:space="preserve"> </w:t>
-      </w:r>
-      <w:r>
-        <w:rPr>
-          <w:rStyle w:val="StringTok"/>
-        </w:rPr>
-        <w:t xml:space="preserve">"Use {.val auto} to reuse an existing RDS."</w:t>
-      </w:r>
-      <w:r>
-        <w:br/>
-      </w:r>
-      <w:r>
-        <w:rPr>
-          <w:rStyle w:val="NormalTok"/>
-        </w:rPr>
-        <w:t xml:space="preserve">    ))</w:t>
-      </w:r>
-      <w:r>
-        <w:br/>
-      </w:r>
-      <w:r>
-        <w:rPr>
-          <w:rStyle w:val="NormalTok"/>
-        </w:rPr>
-        <w:t xml:space="preserve">  }</w:t>
-      </w:r>
-      <w:r>
-        <w:br/>
-      </w:r>
-      <w:r>
-        <w:rPr>
-          <w:rStyle w:val="NormalTok"/>
-        </w:rPr>
-        <w:t xml:space="preserve">  </w:t>
-      </w:r>
-      <w:r>
-        <w:rPr>
-          <w:rStyle w:val="CommentTok"/>
-        </w:rPr>
-        <w:t xml:space="preserve"># ... same pattern for mapping, then more for cached-RDS checks ...</w:t>
-      </w:r>
-      <w:r>
-        <w:br/>
-      </w:r>
-      <w:r>
-        <w:rPr>
-          <w:rStyle w:val="NormalTok"/>
-        </w:rPr>
-        <w:t xml:space="preserve">}</w:t>
-      </w:r>
-      <w:r>
-        <w:br/>
-      </w:r>
-      <w:r>
-        <w:br/>
-      </w:r>
-      <w:r>
-        <w:rPr>
-          <w:rStyle w:val="CommentTok"/>
-        </w:rPr>
-        <w:t xml:space="preserve"># After: extract the repeated pattern into a helper</w:t>
-      </w:r>
-      <w:r>
-        <w:br/>
-      </w:r>
-      <w:r>
-        <w:rPr>
-          <w:rStyle w:val="NormalTok"/>
-        </w:rPr>
-        <w:t xml:space="preserve">validate_source_rebuild </w:t>
-      </w:r>
-      <w:r>
-        <w:rPr>
-          <w:rStyle w:val="OtherTok"/>
-        </w:rPr>
-        <w:t xml:space="preserve">&lt;-</w:t>
-      </w:r>
-      <w:r>
-        <w:rPr>
-          <w:rStyle w:val="NormalTok"/>
-        </w:rPr>
-        <w:t xml:space="preserve"> </w:t>
-      </w:r>
-      <w:r>
-        <w:rPr>
-          <w:rStyle w:val="ControlFlowTok"/>
-        </w:rPr>
-        <w:t xml:space="preserve">function</w:t>
-      </w:r>
-      <w:r>
-        <w:rPr>
-          <w:rStyle w:val="NormalTok"/>
-        </w:rPr>
-        <w:t xml:space="preserve">(</w:t>
-      </w:r>
-      <w:r>
-        <w:br/>
-      </w:r>
-      <w:r>
-        <w:rPr>
-          <w:rStyle w:val="NormalTok"/>
-        </w:rPr>
-        <w:t xml:space="preserve">    rebuild,</w:t>
-      </w:r>
-      <w:r>
-        <w:br/>
-      </w:r>
-      <w:r>
-        <w:rPr>
-          <w:rStyle w:val="NormalTok"/>
-        </w:rPr>
-        <w:t xml:space="preserve">    source_files,</w:t>
-      </w:r>
-      <w:r>
-        <w:br/>
-      </w:r>
-      <w:r>
-        <w:rPr>
-          <w:rStyle w:val="NormalTok"/>
-        </w:rPr>
-        <w:t xml:space="preserve">    label,</w:t>
-      </w:r>
-      <w:r>
-        <w:br/>
-      </w:r>
-      <w:r>
-        <w:rPr>
-          <w:rStyle w:val="NormalTok"/>
-        </w:rPr>
-        <w:t xml:space="preserve">    search_path,</w:t>
-      </w:r>
-      <w:r>
-        <w:br/>
-      </w:r>
-      <w:r>
-        <w:rPr>
-          <w:rStyle w:val="NormalTok"/>
-        </w:rPr>
-        <w:t xml:space="preserve">    </w:t>
-      </w:r>
-      <w:r>
-        <w:rPr>
-          <w:rStyle w:val="AttributeTok"/>
-        </w:rPr>
-        <w:t xml:space="preserve">call =</w:t>
-      </w:r>
-      <w:r>
-        <w:rPr>
-          <w:rStyle w:val="NormalTok"/>
-        </w:rPr>
-        <w:t xml:space="preserve"> rlang</w:t>
-      </w:r>
-      <w:r>
-        <w:rPr>
-          <w:rStyle w:val="SpecialCharTok"/>
-        </w:rPr>
-        <w:t xml:space="preserve">::</w:t>
-      </w:r>
-      <w:r>
-        <w:rPr>
-          <w:rStyle w:val="FunctionTok"/>
-        </w:rPr>
-        <w:t xml:space="preserve">caller_env</w:t>
-      </w:r>
-      <w:r>
-        <w:rPr>
-          <w:rStyle w:val="NormalTok"/>
-        </w:rPr>
-        <w:t xml:space="preserve">()) {</w:t>
-      </w:r>
-      <w:r>
-        <w:br/>
-      </w:r>
-      <w:r>
-        <w:rPr>
-          <w:rStyle w:val="NormalTok"/>
-        </w:rPr>
-        <w:t xml:space="preserve">  </w:t>
-      </w:r>
-      <w:r>
-        <w:rPr>
-          <w:rStyle w:val="ControlFlowTok"/>
-        </w:rPr>
-        <w:t xml:space="preserve">if</w:t>
-      </w:r>
-      <w:r>
-        <w:rPr>
-          <w:rStyle w:val="NormalTok"/>
-        </w:rPr>
-        <w:t xml:space="preserve"> (</w:t>
-      </w:r>
-      <w:r>
-        <w:rPr>
-          <w:rStyle w:val="SpecialCharTok"/>
-        </w:rPr>
-        <w:t xml:space="preserve">!</w:t>
-      </w:r>
-      <w:r>
-        <w:rPr>
-          <w:rStyle w:val="NormalTok"/>
-        </w:rPr>
-        <w:t xml:space="preserve">rebuild </w:t>
-      </w:r>
-      <w:r>
-        <w:rPr>
-          <w:rStyle w:val="SpecialCharTok"/>
-        </w:rPr>
-        <w:t xml:space="preserve">||</w:t>
-      </w:r>
-      <w:r>
-        <w:rPr>
-          <w:rStyle w:val="NormalTok"/>
-        </w:rPr>
-        <w:t xml:space="preserve"> </w:t>
-      </w:r>
-      <w:r>
-        <w:rPr>
-          <w:rStyle w:val="FunctionTok"/>
-        </w:rPr>
-        <w:t xml:space="preserve">length</w:t>
-      </w:r>
-      <w:r>
-        <w:rPr>
-          <w:rStyle w:val="NormalTok"/>
-        </w:rPr>
-        <w:t xml:space="preserve">(source_files) </w:t>
-      </w:r>
-      <w:r>
-        <w:rPr>
-          <w:rStyle w:val="SpecialCharTok"/>
-        </w:rPr>
-        <w:t xml:space="preserve">&gt;</w:t>
-      </w:r>
-      <w:r>
-        <w:rPr>
-          <w:rStyle w:val="NormalTok"/>
-        </w:rPr>
-        <w:t xml:space="preserve"> </w:t>
-      </w:r>
-      <w:r>
-        <w:rPr>
-          <w:rStyle w:val="DecValTok"/>
-        </w:rPr>
-        <w:t xml:space="preserve">0</w:t>
-      </w:r>
-      <w:r>
-        <w:rPr>
-          <w:rStyle w:val="NormalTok"/>
-        </w:rPr>
-        <w:t xml:space="preserve">L) </w:t>
-      </w:r>
-      <w:r>
-        <w:rPr>
-          <w:rStyle w:val="FunctionTok"/>
-        </w:rPr>
-        <w:t xml:space="preserve">return</w:t>
-      </w:r>
-      <w:r>
-        <w:rPr>
-          <w:rStyle w:val="NormalTok"/>
-        </w:rPr>
-        <w:t xml:space="preserve">(</w:t>
-      </w:r>
-      <w:r>
-        <w:rPr>
-          <w:rStyle w:val="FunctionTok"/>
-        </w:rPr>
-        <w:t xml:space="preserve">invisible</w:t>
-      </w:r>
-      <w:r>
-        <w:rPr>
-          <w:rStyle w:val="NormalTok"/>
-        </w:rPr>
-        <w:t xml:space="preserve">(</w:t>
-      </w:r>
-      <w:r>
-        <w:rPr>
-          <w:rStyle w:val="ConstantTok"/>
-        </w:rPr>
-        <w:t xml:space="preserve">NULL</w:t>
-      </w:r>
-      <w:r>
-        <w:rPr>
-          <w:rStyle w:val="NormalTok"/>
-        </w:rPr>
-        <w:t xml:space="preserve">))</w:t>
-      </w:r>
-      <w:r>
-        <w:br/>
-      </w:r>
-      <w:r>
-        <w:rPr>
-          <w:rStyle w:val="NormalTok"/>
-        </w:rPr>
-        <w:t xml:space="preserve">  cli</w:t>
-      </w:r>
-      <w:r>
-        <w:rPr>
-          <w:rStyle w:val="SpecialCharTok"/>
-        </w:rPr>
-        <w:t xml:space="preserve">::</w:t>
-      </w:r>
-      <w:r>
-        <w:rPr>
-          <w:rStyle w:val="FunctionTok"/>
-        </w:rPr>
-        <w:t xml:space="preserve">cli_abort</w:t>
-      </w:r>
-      <w:r>
-        <w:rPr>
-          <w:rStyle w:val="NormalTok"/>
-        </w:rPr>
-        <w:t xml:space="preserve">(</w:t>
-      </w:r>
-      <w:r>
-        <w:br/>
-      </w:r>
-      <w:r>
-        <w:rPr>
-          <w:rStyle w:val="NormalTok"/>
-        </w:rPr>
-        <w:t xml:space="preserve">    </w:t>
-      </w:r>
-      <w:r>
-        <w:rPr>
-          <w:rStyle w:val="FunctionTok"/>
-        </w:rPr>
-        <w:t xml:space="preserve">c</w:t>
-      </w:r>
-      <w:r>
-        <w:rPr>
-          <w:rStyle w:val="NormalTok"/>
-        </w:rPr>
-        <w:t xml:space="preserve">(</w:t>
-      </w:r>
-      <w:r>
-        <w:br/>
-      </w:r>
-      <w:r>
-        <w:rPr>
-          <w:rStyle w:val="NormalTok"/>
-        </w:rPr>
-        <w:t xml:space="preserve">      </w:t>
-      </w:r>
-      <w:r>
-        <w:rPr>
-          <w:rStyle w:val="StringTok"/>
-        </w:rPr>
-        <w:t xml:space="preserve">"Cannot rebuild {label} source data."</w:t>
-      </w:r>
-      <w:r>
-        <w:rPr>
-          <w:rStyle w:val="NormalTok"/>
-        </w:rPr>
-        <w:t xml:space="preserve">,</w:t>
-      </w:r>
-      <w:r>
-        <w:br/>
-      </w:r>
-      <w:r>
-        <w:rPr>
-          <w:rStyle w:val="NormalTok"/>
-        </w:rPr>
-        <w:t xml:space="preserve">      </w:t>
-      </w:r>
-      <w:r>
-        <w:rPr>
-          <w:rStyle w:val="StringTok"/>
-        </w:rPr>
-        <w:t xml:space="preserve">"x"</w:t>
-      </w:r>
-      <w:r>
-        <w:rPr>
-          <w:rStyle w:val="NormalTok"/>
-        </w:rPr>
-        <w:t xml:space="preserve"> </w:t>
-      </w:r>
-      <w:r>
-        <w:rPr>
-          <w:rStyle w:val="OtherTok"/>
-        </w:rPr>
-        <w:t xml:space="preserve">=</w:t>
-      </w:r>
-      <w:r>
-        <w:rPr>
-          <w:rStyle w:val="NormalTok"/>
-        </w:rPr>
-        <w:t xml:space="preserve"> </w:t>
-      </w:r>
-      <w:r>
-        <w:rPr>
-          <w:rStyle w:val="StringTok"/>
-        </w:rPr>
-        <w:t xml:space="preserve">"No raw {label} files were found in {.path {search_path}}."</w:t>
-      </w:r>
-      <w:r>
-        <w:rPr>
-          <w:rStyle w:val="NormalTok"/>
-        </w:rPr>
-        <w:t xml:space="preserve">,</w:t>
-      </w:r>
-      <w:r>
-        <w:br/>
-      </w:r>
-      <w:r>
-        <w:rPr>
-          <w:rStyle w:val="NormalTok"/>
-        </w:rPr>
-        <w:t xml:space="preserve">      </w:t>
-      </w:r>
-      <w:r>
-        <w:rPr>
-          <w:rStyle w:val="StringTok"/>
-        </w:rPr>
-        <w:t xml:space="preserve">"i"</w:t>
-      </w:r>
-      <w:r>
-        <w:rPr>
-          <w:rStyle w:val="NormalTok"/>
-        </w:rPr>
-        <w:t xml:space="preserve"> </w:t>
-      </w:r>
-      <w:r>
-        <w:rPr>
-          <w:rStyle w:val="OtherTok"/>
-        </w:rPr>
-        <w:t xml:space="preserve">=</w:t>
-      </w:r>
-      <w:r>
-        <w:rPr>
-          <w:rStyle w:val="NormalTok"/>
-        </w:rPr>
-        <w:t xml:space="preserve"> </w:t>
-      </w:r>
-      <w:r>
-        <w:rPr>
-          <w:rStyle w:val="StringTok"/>
-        </w:rPr>
-        <w:t xml:space="preserve">"Use {.val auto} to reuse an existing source RDS."</w:t>
-      </w:r>
-      <w:r>
-        <w:br/>
-      </w:r>
-      <w:r>
-        <w:rPr>
-          <w:rStyle w:val="NormalTok"/>
-        </w:rPr>
-        <w:t xml:space="preserve">    ),</w:t>
-      </w:r>
-      <w:r>
-        <w:br/>
-      </w:r>
-      <w:r>
-        <w:rPr>
-          <w:rStyle w:val="NormalTok"/>
-        </w:rPr>
-        <w:t xml:space="preserve">    </w:t>
-      </w:r>
-      <w:r>
-        <w:rPr>
-          <w:rStyle w:val="AttributeTok"/>
-        </w:rPr>
-        <w:t xml:space="preserve">call =</w:t>
-      </w:r>
-      <w:r>
-        <w:rPr>
-          <w:rStyle w:val="NormalTok"/>
-        </w:rPr>
-        <w:t xml:space="preserve"> call</w:t>
-      </w:r>
-      <w:r>
-        <w:br/>
-      </w:r>
-      <w:r>
-        <w:rPr>
-          <w:rStyle w:val="NormalTok"/>
-        </w:rPr>
-        <w:t xml:space="preserve">  )</w:t>
-      </w:r>
-      <w:r>
-        <w:br/>
-      </w:r>
-      <w:r>
-        <w:rPr>
-          <w:rStyle w:val="NormalTok"/>
-        </w:rPr>
-        <w:t xml:space="preserve">}</w:t>
-      </w:r>
-      <w:r>
-        <w:br/>
-      </w:r>
-      <w:r>
-        <w:br/>
-      </w:r>
-      <w:r>
-        <w:rPr>
-          <w:rStyle w:val="NormalTok"/>
-        </w:rPr>
-        <w:t xml:space="preserve">build_analysis_cache </w:t>
-      </w:r>
-      <w:r>
-        <w:rPr>
-          <w:rStyle w:val="OtherTok"/>
-        </w:rPr>
-        <w:t xml:space="preserve">&lt;-</w:t>
-      </w:r>
-      <w:r>
-        <w:rPr>
-          <w:rStyle w:val="NormalTok"/>
-        </w:rPr>
-        <w:t xml:space="preserve"> </w:t>
-      </w:r>
-      <w:r>
-        <w:rPr>
-          <w:rStyle w:val="ControlFlowTok"/>
-        </w:rPr>
-        <w:t xml:space="preserve">function</w:t>
-      </w:r>
-      <w:r>
-        <w:rPr>
-          <w:rStyle w:val="NormalTok"/>
-        </w:rPr>
-        <w:t xml:space="preserve">(</w:t>
-      </w:r>
-      <w:r>
-        <w:br/>
-      </w:r>
-      <w:r>
-        <w:rPr>
-          <w:rStyle w:val="NormalTok"/>
-        </w:rPr>
-        <w:t xml:space="preserve">    rebuild_signal, signal_files, signal_dir,</w:t>
-      </w:r>
-      <w:r>
-        <w:br/>
-      </w:r>
-      <w:r>
-        <w:rPr>
-          <w:rStyle w:val="NormalTok"/>
-        </w:rPr>
-        <w:t xml:space="preserve">    rebuild_finance, finance_files, finance_dir,</w:t>
-      </w:r>
-      <w:r>
-        <w:br/>
-      </w:r>
-      <w:r>
-        <w:rPr>
-          <w:rStyle w:val="NormalTok"/>
-        </w:rPr>
-        <w:t xml:space="preserve">    rebuild_mapping, mapping_files, s_drive_path,</w:t>
-      </w:r>
-      <w:r>
-        <w:br/>
-      </w:r>
-      <w:r>
-        <w:rPr>
-          <w:rStyle w:val="NormalTok"/>
-        </w:rPr>
-        <w:t xml:space="preserve">    ...) {</w:t>
-      </w:r>
-      <w:r>
-        <w:br/>
-      </w:r>
-      <w:r>
-        <w:rPr>
-          <w:rStyle w:val="NormalTok"/>
-        </w:rPr>
-        <w:t xml:space="preserve">  </w:t>
-      </w:r>
-      <w:r>
-        <w:rPr>
-          <w:rStyle w:val="FunctionTok"/>
-        </w:rPr>
-        <w:t xml:space="preserve">validate_source_rebuild</w:t>
-      </w:r>
-      <w:r>
-        <w:rPr>
-          <w:rStyle w:val="NormalTok"/>
-        </w:rPr>
-        <w:t xml:space="preserve">(rebuild_signal, signal_files, </w:t>
-      </w:r>
-      <w:r>
-        <w:rPr>
-          <w:rStyle w:val="StringTok"/>
-        </w:rPr>
-        <w:t xml:space="preserve">"Signal"</w:t>
-      </w:r>
-      <w:r>
-        <w:rPr>
-          <w:rStyle w:val="NormalTok"/>
-        </w:rPr>
-        <w:t xml:space="preserve">, signal_dir)</w:t>
-      </w:r>
-      <w:r>
-        <w:br/>
-      </w:r>
-      <w:r>
-        <w:rPr>
-          <w:rStyle w:val="NormalTok"/>
-        </w:rPr>
-        <w:t xml:space="preserve">  </w:t>
-      </w:r>
-      <w:r>
-        <w:rPr>
-          <w:rStyle w:val="FunctionTok"/>
-        </w:rPr>
-        <w:t xml:space="preserve">validate_source_rebuild</w:t>
-      </w:r>
-      <w:r>
-        <w:rPr>
-          <w:rStyle w:val="NormalTok"/>
-        </w:rPr>
-        <w:t xml:space="preserve">(rebuild_finance, finance_files, </w:t>
-      </w:r>
-      <w:r>
-        <w:rPr>
-          <w:rStyle w:val="StringTok"/>
-        </w:rPr>
-        <w:t xml:space="preserve">"finance"</w:t>
-      </w:r>
-      <w:r>
-        <w:rPr>
-          <w:rStyle w:val="NormalTok"/>
-        </w:rPr>
-        <w:t xml:space="preserve">, finance_dir)</w:t>
-      </w:r>
-      <w:r>
-        <w:br/>
-      </w:r>
-      <w:r>
-        <w:rPr>
-          <w:rStyle w:val="NormalTok"/>
-        </w:rPr>
-        <w:t xml:space="preserve">  </w:t>
-      </w:r>
-      <w:r>
-        <w:rPr>
-          <w:rStyle w:val="FunctionTok"/>
-        </w:rPr>
-        <w:t xml:space="preserve">validate_source_rebuild</w:t>
-      </w:r>
-      <w:r>
-        <w:rPr>
-          <w:rStyle w:val="NormalTok"/>
-        </w:rPr>
-        <w:t xml:space="preserve">(rebuild_mapping, mapping_files, </w:t>
-      </w:r>
-      <w:r>
-        <w:rPr>
-          <w:rStyle w:val="StringTok"/>
-        </w:rPr>
-        <w:t xml:space="preserve">"mapping"</w:t>
-      </w:r>
-      <w:r>
-        <w:rPr>
-          <w:rStyle w:val="NormalTok"/>
-        </w:rPr>
-        <w:t xml:space="preserve">, s_drive_path)</w:t>
-      </w:r>
-      <w:r>
-        <w:br/>
-      </w:r>
-      <w:r>
-        <w:rPr>
-          <w:rStyle w:val="NormalTok"/>
-        </w:rPr>
-        <w:t xml:space="preserve">  </w:t>
-      </w:r>
-      <w:r>
-        <w:rPr>
-          <w:rStyle w:val="CommentTok"/>
-        </w:rPr>
-        <w:t xml:space="preserve"># ... main logic is now immediately visible</w:t>
-      </w:r>
-      <w:r>
-        <w:br/>
-      </w:r>
-      <w:r>
-        <w:rPr>
-          <w:rStyle w:val="NormalTok"/>
-        </w:rPr>
-        <w:t xml:space="preserve">}</w:t>
-      </w:r>
-    </w:p>
-    <w:p>
-      <w:pPr>
-        <w:pStyle w:val="FirstParagraph"/>
-      </w:pPr>
-      <w:r>
-        <w:t xml:space="preserve">Benefits of this pattern:</w:t>
+        <w:t xml:space="preserve">The sequence in</w:t>
+      </w:r>
+      <w:r>
+        <w:t xml:space="preserve"> </w:t>
+      </w:r>
+      <w:hyperlink w:anchor="sec-decompose-in-practice">
+        <w:r>
+          <w:rPr>
+            <w:rStyle w:val="Hyperlink"/>
+          </w:rPr>
+          <w:t xml:space="preserve">How to decompose in practice</w:t>
+        </w:r>
+      </w:hyperlink>
+      <w:r>
+        <w:t xml:space="preserve"> </w:t>
+      </w:r>
+      <w:r>
+        <w:t xml:space="preserve">starts from the top:</w:t>
+      </w:r>
+      <w:r>
+        <w:t xml:space="preserve"> </w:t>
+      </w:r>
+      <w:r>
+        <w:t xml:space="preserve">name the top-level steps first, then write a function for each.</w:t>
+      </w:r>
+      <w:r>
+        <w:t xml:space="preserve"> </w:t>
+      </w:r>
+      <w:r>
+        <w:t xml:space="preserve">This is top-down design, also called stepwise refinement,</w:t>
+      </w:r>
+      <w:r>
+        <w:t xml:space="preserve"> </w:t>
+      </w:r>
+      <w:r>
+        <w:t xml:space="preserve">and a step that is still too large can be refined the same way.</w:t>
+      </w:r>
+      <w:r>
+        <w:t xml:space="preserve"> </w:t>
+      </w:r>
+      <w:r>
+        <w:t xml:space="preserve">The opposite is bottom-up design:</w:t>
+      </w:r>
+      <w:r>
+        <w:t xml:space="preserve"> </w:t>
+      </w:r>
+      <w:r>
+        <w:t xml:space="preserve">write and test the small pieces first,</w:t>
+      </w:r>
+      <w:r>
+        <w:t xml:space="preserve"> </w:t>
+      </w:r>
+      <w:r>
+        <w:t xml:space="preserve">then combine them into larger functions</w:t>
+      </w:r>
+      <w:r>
+        <w:t xml:space="preserve"> </w:t>
+      </w:r>
+      <w:r>
+        <w:t xml:space="preserve">until the top-level workflow exists.</w:t>
+      </w:r>
+      <w:r>
+        <w:t xml:space="preserve"> </w:t>
+      </w:r>
+      <w:r>
+        <w:t xml:space="preserve">See</w:t>
+      </w:r>
+      <w:r>
+        <w:t xml:space="preserve"> </w:t>
+      </w:r>
+      <w:hyperlink r:id="rId162">
+        <w:r>
+          <w:rPr>
+            <w:rStyle w:val="Hyperlink"/>
+          </w:rPr>
+          <w:t xml:space="preserve">Bottom-up and top-down approaches</w:t>
+        </w:r>
+      </w:hyperlink>
+      <w:r>
+        <w:t xml:space="preserve"> </w:t>
+      </w:r>
+      <w:r>
+        <w:t xml:space="preserve">for more on both approaches,</w:t>
+      </w:r>
+      <w:r>
+        <w:t xml:space="preserve"> </w:t>
+      </w:r>
+      <w:r>
+        <w:t xml:space="preserve">including how top-down design spread in software in the 1970s.</w:t>
+      </w:r>
+    </w:p>
+    <w:p>
+      <w:pPr>
+        <w:pStyle w:val="BodyText"/>
+      </w:pPr>
+      <w:r>
+        <w:t xml:space="preserve">Each approach has a strength and a typical risk:</w:t>
       </w:r>
     </w:p>
     <w:p>
@@ -28285,37 +27165,37 @@
         </w:numPr>
       </w:pPr>
       <w:r>
-        <w:t xml:space="preserve">The main function reads as a workflow outline</w:t>
-      </w:r>
-      <w:r>
-        <w:t xml:space="preserve"> </w:t>
-      </w:r>
-      <w:r>
-        <w:t xml:space="preserve">rather than a wall of</w:t>
-      </w:r>
-      <w:r>
-        <w:t xml:space="preserve"> </w:t>
-      </w:r>
-      <w:r>
-        <w:rPr>
-          <w:rStyle w:val="VerbatimChar"/>
-        </w:rPr>
-        <w:t xml:space="preserve">if</w:t>
-      </w:r>
-      <w:r>
-        <w:t xml:space="preserve">/</w:t>
-      </w:r>
-      <w:r>
-        <w:rPr>
-          <w:rStyle w:val="VerbatimChar"/>
-        </w:rPr>
-        <w:t xml:space="preserve">cli_abort</w:t>
-      </w:r>
-      <w:r>
-        <w:t xml:space="preserve"> </w:t>
-      </w:r>
-      <w:r>
-        <w:t xml:space="preserve">blocks.</w:t>
+        <w:t xml:space="preserve">Top-down design keeps the overall workflow clear,</w:t>
+      </w:r>
+      <w:r>
+        <w:t xml:space="preserve"> </w:t>
+      </w:r>
+      <w:r>
+        <w:t xml:space="preserve">but the lowest-level functions are written and tested last,</w:t>
+      </w:r>
+      <w:r>
+        <w:t xml:space="preserve"> </w:t>
+      </w:r>
+      <w:r>
+        <w:t xml:space="preserve">so problems in them surface late.</w:t>
+      </w:r>
+      <w:r>
+        <w:t xml:space="preserve"> </w:t>
+      </w:r>
+      <w:r>
+        <w:t xml:space="preserve">Writing a short stub for each step,</w:t>
+      </w:r>
+      <w:r>
+        <w:t xml:space="preserve"> </w:t>
+      </w:r>
+      <w:r>
+        <w:t xml:space="preserve">a placeholder that returns a fixed value,</w:t>
+      </w:r>
+      <w:r>
+        <w:t xml:space="preserve"> </w:t>
+      </w:r>
+      <w:r>
+        <w:t xml:space="preserve">lets the top-level function run and be tested early.</w:t>
       </w:r>
     </w:p>
     <w:p>
@@ -28327,7 +27207,1291 @@
         </w:numPr>
       </w:pPr>
       <w:r>
-        <w:t xml:space="preserve">Each validation rule is defined once and tested once.</w:t>
+        <w:t xml:space="preserve">Bottom-up design gets working, tested pieces quickly,</w:t>
+      </w:r>
+      <w:r>
+        <w:t xml:space="preserve"> </w:t>
+      </w:r>
+      <w:r>
+        <w:t xml:space="preserve">and those pieces are easy to reuse.</w:t>
+      </w:r>
+      <w:r>
+        <w:t xml:space="preserve"> </w:t>
+      </w:r>
+      <w:r>
+        <w:t xml:space="preserve">But the pieces may not fit together,</w:t>
+      </w:r>
+      <w:r>
+        <w:t xml:space="preserve"> </w:t>
+      </w:r>
+      <w:r>
+        <w:t xml:space="preserve">because they were written before the workflow that calls them.</w:t>
+      </w:r>
+    </w:p>
+    <w:p>
+      <w:pPr>
+        <w:pStyle w:val="FirstParagraph"/>
+      </w:pPr>
+      <w:r>
+        <w:t xml:space="preserve">Most software projects combine the two.</w:t>
+      </w:r>
+      <w:r>
+        <w:t xml:space="preserve"> </w:t>
+      </w:r>
+      <w:r>
+        <w:t xml:space="preserve">Sketch the top-level workflow first,</w:t>
+      </w:r>
+      <w:r>
+        <w:t xml:space="preserve"> </w:t>
+      </w:r>
+      <w:r>
+        <w:t xml:space="preserve">so the pieces have a known purpose and interface,</w:t>
+      </w:r>
+      <w:r>
+        <w:t xml:space="preserve"> </w:t>
+      </w:r>
+      <w:r>
+        <w:t xml:space="preserve">and reuse existing functions, from your own code or from packages,</w:t>
+      </w:r>
+      <w:r>
+        <w:t xml:space="preserve"> </w:t>
+      </w:r>
+      <w:r>
+        <w:t xml:space="preserve">wherever one already does a step.</w:t>
+      </w:r>
+    </w:p>
+    <w:bookmarkEnd w:id="163"/>
+    <w:bookmarkStart w:id="164" w:name="sec-decompose-validation"/>
+    <w:p>
+      <w:pPr>
+        <w:pStyle w:val="Heading2"/>
+      </w:pPr>
+      <w:r>
+        <w:t xml:space="preserve">22 Decomposing validation blocks</w:t>
+      </w:r>
+    </w:p>
+    <w:p>
+      <w:pPr>
+        <w:pStyle w:val="FirstParagraph"/>
+      </w:pPr>
+      <w:r>
+        <w:t xml:space="preserve">A common case for decomposition is a function</w:t>
+      </w:r>
+      <w:r>
+        <w:t xml:space="preserve"> </w:t>
+      </w:r>
+      <w:r>
+        <w:t xml:space="preserve">that opens with a long sequence of input-validation checks.</w:t>
+      </w:r>
+      <w:r>
+        <w:t xml:space="preserve"> </w:t>
+      </w:r>
+      <w:r>
+        <w:t xml:space="preserve">When the same validation pattern repeats for multiple inputs,</w:t>
+      </w:r>
+      <w:r>
+        <w:t xml:space="preserve"> </w:t>
+      </w:r>
+      <w:r>
+        <w:t xml:space="preserve">extract it into a helper:</w:t>
+      </w:r>
+    </w:p>
+    <w:p>
+      <w:pPr>
+        <w:pStyle w:val="SourceCode"/>
+      </w:pPr>
+      <w:r>
+        <w:rPr>
+          <w:rStyle w:val="CommentTok"/>
+        </w:rPr>
+        <w:t xml:space="preserve"># Before: repeated validation blocks inline</w:t>
+      </w:r>
+      <w:r>
+        <w:br/>
+      </w:r>
+      <w:r>
+        <w:rPr>
+          <w:rStyle w:val="NormalTok"/>
+        </w:rPr>
+        <w:t xml:space="preserve">build_analysis_cache </w:t>
+      </w:r>
+      <w:r>
+        <w:rPr>
+          <w:rStyle w:val="OtherTok"/>
+        </w:rPr>
+        <w:t xml:space="preserve">&lt;-</w:t>
+      </w:r>
+      <w:r>
+        <w:rPr>
+          <w:rStyle w:val="NormalTok"/>
+        </w:rPr>
+        <w:t xml:space="preserve"> </w:t>
+      </w:r>
+      <w:r>
+        <w:rPr>
+          <w:rStyle w:val="ControlFlowTok"/>
+        </w:rPr>
+        <w:t xml:space="preserve">function</w:t>
+      </w:r>
+      <w:r>
+        <w:rPr>
+          <w:rStyle w:val="NormalTok"/>
+        </w:rPr>
+        <w:t xml:space="preserve">(</w:t>
+      </w:r>
+      <w:r>
+        <w:br/>
+      </w:r>
+      <w:r>
+        <w:rPr>
+          <w:rStyle w:val="NormalTok"/>
+        </w:rPr>
+        <w:t xml:space="preserve">    rebuild_signal, signal_files, signal_dir,</w:t>
+      </w:r>
+      <w:r>
+        <w:br/>
+      </w:r>
+      <w:r>
+        <w:rPr>
+          <w:rStyle w:val="NormalTok"/>
+        </w:rPr>
+        <w:t xml:space="preserve">    rebuild_finance, finance_files, finance_dir,</w:t>
+      </w:r>
+      <w:r>
+        <w:br/>
+      </w:r>
+      <w:r>
+        <w:rPr>
+          <w:rStyle w:val="NormalTok"/>
+        </w:rPr>
+        <w:t xml:space="preserve">    ...) {</w:t>
+      </w:r>
+      <w:r>
+        <w:br/>
+      </w:r>
+      <w:r>
+        <w:rPr>
+          <w:rStyle w:val="NormalTok"/>
+        </w:rPr>
+        <w:t xml:space="preserve">  </w:t>
+      </w:r>
+      <w:r>
+        <w:rPr>
+          <w:rStyle w:val="ControlFlowTok"/>
+        </w:rPr>
+        <w:t xml:space="preserve">if</w:t>
+      </w:r>
+      <w:r>
+        <w:rPr>
+          <w:rStyle w:val="NormalTok"/>
+        </w:rPr>
+        <w:t xml:space="preserve"> (rebuild_signal </w:t>
+      </w:r>
+      <w:r>
+        <w:rPr>
+          <w:rStyle w:val="SpecialCharTok"/>
+        </w:rPr>
+        <w:t xml:space="preserve">&amp;&amp;</w:t>
+      </w:r>
+      <w:r>
+        <w:rPr>
+          <w:rStyle w:val="NormalTok"/>
+        </w:rPr>
+        <w:t xml:space="preserve"> </w:t>
+      </w:r>
+      <w:r>
+        <w:rPr>
+          <w:rStyle w:val="FunctionTok"/>
+        </w:rPr>
+        <w:t xml:space="preserve">length</w:t>
+      </w:r>
+      <w:r>
+        <w:rPr>
+          <w:rStyle w:val="NormalTok"/>
+        </w:rPr>
+        <w:t xml:space="preserve">(signal_files) </w:t>
+      </w:r>
+      <w:r>
+        <w:rPr>
+          <w:rStyle w:val="SpecialCharTok"/>
+        </w:rPr>
+        <w:t xml:space="preserve">==</w:t>
+      </w:r>
+      <w:r>
+        <w:rPr>
+          <w:rStyle w:val="NormalTok"/>
+        </w:rPr>
+        <w:t xml:space="preserve"> </w:t>
+      </w:r>
+      <w:r>
+        <w:rPr>
+          <w:rStyle w:val="DecValTok"/>
+        </w:rPr>
+        <w:t xml:space="preserve">0</w:t>
+      </w:r>
+      <w:r>
+        <w:rPr>
+          <w:rStyle w:val="NormalTok"/>
+        </w:rPr>
+        <w:t xml:space="preserve">L) {</w:t>
+      </w:r>
+      <w:r>
+        <w:br/>
+      </w:r>
+      <w:r>
+        <w:rPr>
+          <w:rStyle w:val="NormalTok"/>
+        </w:rPr>
+        <w:t xml:space="preserve">    cli</w:t>
+      </w:r>
+      <w:r>
+        <w:rPr>
+          <w:rStyle w:val="SpecialCharTok"/>
+        </w:rPr>
+        <w:t xml:space="preserve">::</w:t>
+      </w:r>
+      <w:r>
+        <w:rPr>
+          <w:rStyle w:val="FunctionTok"/>
+        </w:rPr>
+        <w:t xml:space="preserve">cli_abort</w:t>
+      </w:r>
+      <w:r>
+        <w:rPr>
+          <w:rStyle w:val="NormalTok"/>
+        </w:rPr>
+        <w:t xml:space="preserve">(</w:t>
+      </w:r>
+      <w:r>
+        <w:rPr>
+          <w:rStyle w:val="FunctionTok"/>
+        </w:rPr>
+        <w:t xml:space="preserve">c</w:t>
+      </w:r>
+      <w:r>
+        <w:rPr>
+          <w:rStyle w:val="NormalTok"/>
+        </w:rPr>
+        <w:t xml:space="preserve">(</w:t>
+      </w:r>
+      <w:r>
+        <w:br/>
+      </w:r>
+      <w:r>
+        <w:rPr>
+          <w:rStyle w:val="NormalTok"/>
+        </w:rPr>
+        <w:t xml:space="preserve">      </w:t>
+      </w:r>
+      <w:r>
+        <w:rPr>
+          <w:rStyle w:val="StringTok"/>
+        </w:rPr>
+        <w:t xml:space="preserve">"Cannot rebuild Signal source data."</w:t>
+      </w:r>
+      <w:r>
+        <w:rPr>
+          <w:rStyle w:val="NormalTok"/>
+        </w:rPr>
+        <w:t xml:space="preserve">,</w:t>
+      </w:r>
+      <w:r>
+        <w:br/>
+      </w:r>
+      <w:r>
+        <w:rPr>
+          <w:rStyle w:val="NormalTok"/>
+        </w:rPr>
+        <w:t xml:space="preserve">      </w:t>
+      </w:r>
+      <w:r>
+        <w:rPr>
+          <w:rStyle w:val="StringTok"/>
+        </w:rPr>
+        <w:t xml:space="preserve">"x"</w:t>
+      </w:r>
+      <w:r>
+        <w:rPr>
+          <w:rStyle w:val="NormalTok"/>
+        </w:rPr>
+        <w:t xml:space="preserve"> </w:t>
+      </w:r>
+      <w:r>
+        <w:rPr>
+          <w:rStyle w:val="OtherTok"/>
+        </w:rPr>
+        <w:t xml:space="preserve">=</w:t>
+      </w:r>
+      <w:r>
+        <w:rPr>
+          <w:rStyle w:val="NormalTok"/>
+        </w:rPr>
+        <w:t xml:space="preserve"> </w:t>
+      </w:r>
+      <w:r>
+        <w:rPr>
+          <w:rStyle w:val="StringTok"/>
+        </w:rPr>
+        <w:t xml:space="preserve">"No raw files found in {.path {signal_dir}}."</w:t>
+      </w:r>
+      <w:r>
+        <w:rPr>
+          <w:rStyle w:val="NormalTok"/>
+        </w:rPr>
+        <w:t xml:space="preserve">,</w:t>
+      </w:r>
+      <w:r>
+        <w:br/>
+      </w:r>
+      <w:r>
+        <w:rPr>
+          <w:rStyle w:val="NormalTok"/>
+        </w:rPr>
+        <w:t xml:space="preserve">      </w:t>
+      </w:r>
+      <w:r>
+        <w:rPr>
+          <w:rStyle w:val="StringTok"/>
+        </w:rPr>
+        <w:t xml:space="preserve">"i"</w:t>
+      </w:r>
+      <w:r>
+        <w:rPr>
+          <w:rStyle w:val="NormalTok"/>
+        </w:rPr>
+        <w:t xml:space="preserve"> </w:t>
+      </w:r>
+      <w:r>
+        <w:rPr>
+          <w:rStyle w:val="OtherTok"/>
+        </w:rPr>
+        <w:t xml:space="preserve">=</w:t>
+      </w:r>
+      <w:r>
+        <w:rPr>
+          <w:rStyle w:val="NormalTok"/>
+        </w:rPr>
+        <w:t xml:space="preserve"> </w:t>
+      </w:r>
+      <w:r>
+        <w:rPr>
+          <w:rStyle w:val="StringTok"/>
+        </w:rPr>
+        <w:t xml:space="preserve">"Use {.val auto} to reuse an existing RDS."</w:t>
+      </w:r>
+      <w:r>
+        <w:br/>
+      </w:r>
+      <w:r>
+        <w:rPr>
+          <w:rStyle w:val="NormalTok"/>
+        </w:rPr>
+        <w:t xml:space="preserve">    ))</w:t>
+      </w:r>
+      <w:r>
+        <w:br/>
+      </w:r>
+      <w:r>
+        <w:rPr>
+          <w:rStyle w:val="NormalTok"/>
+        </w:rPr>
+        <w:t xml:space="preserve">  }</w:t>
+      </w:r>
+      <w:r>
+        <w:br/>
+      </w:r>
+      <w:r>
+        <w:rPr>
+          <w:rStyle w:val="NormalTok"/>
+        </w:rPr>
+        <w:t xml:space="preserve">  </w:t>
+      </w:r>
+      <w:r>
+        <w:rPr>
+          <w:rStyle w:val="ControlFlowTok"/>
+        </w:rPr>
+        <w:t xml:space="preserve">if</w:t>
+      </w:r>
+      <w:r>
+        <w:rPr>
+          <w:rStyle w:val="NormalTok"/>
+        </w:rPr>
+        <w:t xml:space="preserve"> (rebuild_finance </w:t>
+      </w:r>
+      <w:r>
+        <w:rPr>
+          <w:rStyle w:val="SpecialCharTok"/>
+        </w:rPr>
+        <w:t xml:space="preserve">&amp;&amp;</w:t>
+      </w:r>
+      <w:r>
+        <w:rPr>
+          <w:rStyle w:val="NormalTok"/>
+        </w:rPr>
+        <w:t xml:space="preserve"> </w:t>
+      </w:r>
+      <w:r>
+        <w:rPr>
+          <w:rStyle w:val="FunctionTok"/>
+        </w:rPr>
+        <w:t xml:space="preserve">length</w:t>
+      </w:r>
+      <w:r>
+        <w:rPr>
+          <w:rStyle w:val="NormalTok"/>
+        </w:rPr>
+        <w:t xml:space="preserve">(finance_files) </w:t>
+      </w:r>
+      <w:r>
+        <w:rPr>
+          <w:rStyle w:val="SpecialCharTok"/>
+        </w:rPr>
+        <w:t xml:space="preserve">==</w:t>
+      </w:r>
+      <w:r>
+        <w:rPr>
+          <w:rStyle w:val="NormalTok"/>
+        </w:rPr>
+        <w:t xml:space="preserve"> </w:t>
+      </w:r>
+      <w:r>
+        <w:rPr>
+          <w:rStyle w:val="DecValTok"/>
+        </w:rPr>
+        <w:t xml:space="preserve">0</w:t>
+      </w:r>
+      <w:r>
+        <w:rPr>
+          <w:rStyle w:val="NormalTok"/>
+        </w:rPr>
+        <w:t xml:space="preserve">L) {</w:t>
+      </w:r>
+      <w:r>
+        <w:br/>
+      </w:r>
+      <w:r>
+        <w:rPr>
+          <w:rStyle w:val="NormalTok"/>
+        </w:rPr>
+        <w:t xml:space="preserve">    cli</w:t>
+      </w:r>
+      <w:r>
+        <w:rPr>
+          <w:rStyle w:val="SpecialCharTok"/>
+        </w:rPr>
+        <w:t xml:space="preserve">::</w:t>
+      </w:r>
+      <w:r>
+        <w:rPr>
+          <w:rStyle w:val="FunctionTok"/>
+        </w:rPr>
+        <w:t xml:space="preserve">cli_abort</w:t>
+      </w:r>
+      <w:r>
+        <w:rPr>
+          <w:rStyle w:val="NormalTok"/>
+        </w:rPr>
+        <w:t xml:space="preserve">(</w:t>
+      </w:r>
+      <w:r>
+        <w:rPr>
+          <w:rStyle w:val="FunctionTok"/>
+        </w:rPr>
+        <w:t xml:space="preserve">c</w:t>
+      </w:r>
+      <w:r>
+        <w:rPr>
+          <w:rStyle w:val="NormalTok"/>
+        </w:rPr>
+        <w:t xml:space="preserve">(</w:t>
+      </w:r>
+      <w:r>
+        <w:br/>
+      </w:r>
+      <w:r>
+        <w:rPr>
+          <w:rStyle w:val="NormalTok"/>
+        </w:rPr>
+        <w:t xml:space="preserve">      </w:t>
+      </w:r>
+      <w:r>
+        <w:rPr>
+          <w:rStyle w:val="StringTok"/>
+        </w:rPr>
+        <w:t xml:space="preserve">"Cannot rebuild finance source data."</w:t>
+      </w:r>
+      <w:r>
+        <w:rPr>
+          <w:rStyle w:val="NormalTok"/>
+        </w:rPr>
+        <w:t xml:space="preserve">,</w:t>
+      </w:r>
+      <w:r>
+        <w:br/>
+      </w:r>
+      <w:r>
+        <w:rPr>
+          <w:rStyle w:val="NormalTok"/>
+        </w:rPr>
+        <w:t xml:space="preserve">      </w:t>
+      </w:r>
+      <w:r>
+        <w:rPr>
+          <w:rStyle w:val="StringTok"/>
+        </w:rPr>
+        <w:t xml:space="preserve">"x"</w:t>
+      </w:r>
+      <w:r>
+        <w:rPr>
+          <w:rStyle w:val="NormalTok"/>
+        </w:rPr>
+        <w:t xml:space="preserve"> </w:t>
+      </w:r>
+      <w:r>
+        <w:rPr>
+          <w:rStyle w:val="OtherTok"/>
+        </w:rPr>
+        <w:t xml:space="preserve">=</w:t>
+      </w:r>
+      <w:r>
+        <w:rPr>
+          <w:rStyle w:val="NormalTok"/>
+        </w:rPr>
+        <w:t xml:space="preserve"> </w:t>
+      </w:r>
+      <w:r>
+        <w:rPr>
+          <w:rStyle w:val="StringTok"/>
+        </w:rPr>
+        <w:t xml:space="preserve">"No raw files found in {.path {finance_dir}}."</w:t>
+      </w:r>
+      <w:r>
+        <w:rPr>
+          <w:rStyle w:val="NormalTok"/>
+        </w:rPr>
+        <w:t xml:space="preserve">,</w:t>
+      </w:r>
+      <w:r>
+        <w:br/>
+      </w:r>
+      <w:r>
+        <w:rPr>
+          <w:rStyle w:val="NormalTok"/>
+        </w:rPr>
+        <w:t xml:space="preserve">      </w:t>
+      </w:r>
+      <w:r>
+        <w:rPr>
+          <w:rStyle w:val="StringTok"/>
+        </w:rPr>
+        <w:t xml:space="preserve">"i"</w:t>
+      </w:r>
+      <w:r>
+        <w:rPr>
+          <w:rStyle w:val="NormalTok"/>
+        </w:rPr>
+        <w:t xml:space="preserve"> </w:t>
+      </w:r>
+      <w:r>
+        <w:rPr>
+          <w:rStyle w:val="OtherTok"/>
+        </w:rPr>
+        <w:t xml:space="preserve">=</w:t>
+      </w:r>
+      <w:r>
+        <w:rPr>
+          <w:rStyle w:val="NormalTok"/>
+        </w:rPr>
+        <w:t xml:space="preserve"> </w:t>
+      </w:r>
+      <w:r>
+        <w:rPr>
+          <w:rStyle w:val="StringTok"/>
+        </w:rPr>
+        <w:t xml:space="preserve">"Use {.val auto} to reuse an existing RDS."</w:t>
+      </w:r>
+      <w:r>
+        <w:br/>
+      </w:r>
+      <w:r>
+        <w:rPr>
+          <w:rStyle w:val="NormalTok"/>
+        </w:rPr>
+        <w:t xml:space="preserve">    ))</w:t>
+      </w:r>
+      <w:r>
+        <w:br/>
+      </w:r>
+      <w:r>
+        <w:rPr>
+          <w:rStyle w:val="NormalTok"/>
+        </w:rPr>
+        <w:t xml:space="preserve">  }</w:t>
+      </w:r>
+      <w:r>
+        <w:br/>
+      </w:r>
+      <w:r>
+        <w:rPr>
+          <w:rStyle w:val="NormalTok"/>
+        </w:rPr>
+        <w:t xml:space="preserve">  </w:t>
+      </w:r>
+      <w:r>
+        <w:rPr>
+          <w:rStyle w:val="CommentTok"/>
+        </w:rPr>
+        <w:t xml:space="preserve"># ... same pattern for mapping, then more for cached-RDS checks ...</w:t>
+      </w:r>
+      <w:r>
+        <w:br/>
+      </w:r>
+      <w:r>
+        <w:rPr>
+          <w:rStyle w:val="NormalTok"/>
+        </w:rPr>
+        <w:t xml:space="preserve">}</w:t>
+      </w:r>
+      <w:r>
+        <w:br/>
+      </w:r>
+      <w:r>
+        <w:br/>
+      </w:r>
+      <w:r>
+        <w:rPr>
+          <w:rStyle w:val="CommentTok"/>
+        </w:rPr>
+        <w:t xml:space="preserve"># After: extract the repeated pattern into a helper</w:t>
+      </w:r>
+      <w:r>
+        <w:br/>
+      </w:r>
+      <w:r>
+        <w:rPr>
+          <w:rStyle w:val="NormalTok"/>
+        </w:rPr>
+        <w:t xml:space="preserve">validate_source_rebuild </w:t>
+      </w:r>
+      <w:r>
+        <w:rPr>
+          <w:rStyle w:val="OtherTok"/>
+        </w:rPr>
+        <w:t xml:space="preserve">&lt;-</w:t>
+      </w:r>
+      <w:r>
+        <w:rPr>
+          <w:rStyle w:val="NormalTok"/>
+        </w:rPr>
+        <w:t xml:space="preserve"> </w:t>
+      </w:r>
+      <w:r>
+        <w:rPr>
+          <w:rStyle w:val="ControlFlowTok"/>
+        </w:rPr>
+        <w:t xml:space="preserve">function</w:t>
+      </w:r>
+      <w:r>
+        <w:rPr>
+          <w:rStyle w:val="NormalTok"/>
+        </w:rPr>
+        <w:t xml:space="preserve">(</w:t>
+      </w:r>
+      <w:r>
+        <w:br/>
+      </w:r>
+      <w:r>
+        <w:rPr>
+          <w:rStyle w:val="NormalTok"/>
+        </w:rPr>
+        <w:t xml:space="preserve">    rebuild,</w:t>
+      </w:r>
+      <w:r>
+        <w:br/>
+      </w:r>
+      <w:r>
+        <w:rPr>
+          <w:rStyle w:val="NormalTok"/>
+        </w:rPr>
+        <w:t xml:space="preserve">    source_files,</w:t>
+      </w:r>
+      <w:r>
+        <w:br/>
+      </w:r>
+      <w:r>
+        <w:rPr>
+          <w:rStyle w:val="NormalTok"/>
+        </w:rPr>
+        <w:t xml:space="preserve">    label,</w:t>
+      </w:r>
+      <w:r>
+        <w:br/>
+      </w:r>
+      <w:r>
+        <w:rPr>
+          <w:rStyle w:val="NormalTok"/>
+        </w:rPr>
+        <w:t xml:space="preserve">    search_path,</w:t>
+      </w:r>
+      <w:r>
+        <w:br/>
+      </w:r>
+      <w:r>
+        <w:rPr>
+          <w:rStyle w:val="NormalTok"/>
+        </w:rPr>
+        <w:t xml:space="preserve">    </w:t>
+      </w:r>
+      <w:r>
+        <w:rPr>
+          <w:rStyle w:val="AttributeTok"/>
+        </w:rPr>
+        <w:t xml:space="preserve">call =</w:t>
+      </w:r>
+      <w:r>
+        <w:rPr>
+          <w:rStyle w:val="NormalTok"/>
+        </w:rPr>
+        <w:t xml:space="preserve"> rlang</w:t>
+      </w:r>
+      <w:r>
+        <w:rPr>
+          <w:rStyle w:val="SpecialCharTok"/>
+        </w:rPr>
+        <w:t xml:space="preserve">::</w:t>
+      </w:r>
+      <w:r>
+        <w:rPr>
+          <w:rStyle w:val="FunctionTok"/>
+        </w:rPr>
+        <w:t xml:space="preserve">caller_env</w:t>
+      </w:r>
+      <w:r>
+        <w:rPr>
+          <w:rStyle w:val="NormalTok"/>
+        </w:rPr>
+        <w:t xml:space="preserve">()) {</w:t>
+      </w:r>
+      <w:r>
+        <w:br/>
+      </w:r>
+      <w:r>
+        <w:rPr>
+          <w:rStyle w:val="NormalTok"/>
+        </w:rPr>
+        <w:t xml:space="preserve">  </w:t>
+      </w:r>
+      <w:r>
+        <w:rPr>
+          <w:rStyle w:val="ControlFlowTok"/>
+        </w:rPr>
+        <w:t xml:space="preserve">if</w:t>
+      </w:r>
+      <w:r>
+        <w:rPr>
+          <w:rStyle w:val="NormalTok"/>
+        </w:rPr>
+        <w:t xml:space="preserve"> (</w:t>
+      </w:r>
+      <w:r>
+        <w:rPr>
+          <w:rStyle w:val="SpecialCharTok"/>
+        </w:rPr>
+        <w:t xml:space="preserve">!</w:t>
+      </w:r>
+      <w:r>
+        <w:rPr>
+          <w:rStyle w:val="NormalTok"/>
+        </w:rPr>
+        <w:t xml:space="preserve">rebuild </w:t>
+      </w:r>
+      <w:r>
+        <w:rPr>
+          <w:rStyle w:val="SpecialCharTok"/>
+        </w:rPr>
+        <w:t xml:space="preserve">||</w:t>
+      </w:r>
+      <w:r>
+        <w:rPr>
+          <w:rStyle w:val="NormalTok"/>
+        </w:rPr>
+        <w:t xml:space="preserve"> </w:t>
+      </w:r>
+      <w:r>
+        <w:rPr>
+          <w:rStyle w:val="FunctionTok"/>
+        </w:rPr>
+        <w:t xml:space="preserve">length</w:t>
+      </w:r>
+      <w:r>
+        <w:rPr>
+          <w:rStyle w:val="NormalTok"/>
+        </w:rPr>
+        <w:t xml:space="preserve">(source_files) </w:t>
+      </w:r>
+      <w:r>
+        <w:rPr>
+          <w:rStyle w:val="SpecialCharTok"/>
+        </w:rPr>
+        <w:t xml:space="preserve">&gt;</w:t>
+      </w:r>
+      <w:r>
+        <w:rPr>
+          <w:rStyle w:val="NormalTok"/>
+        </w:rPr>
+        <w:t xml:space="preserve"> </w:t>
+      </w:r>
+      <w:r>
+        <w:rPr>
+          <w:rStyle w:val="DecValTok"/>
+        </w:rPr>
+        <w:t xml:space="preserve">0</w:t>
+      </w:r>
+      <w:r>
+        <w:rPr>
+          <w:rStyle w:val="NormalTok"/>
+        </w:rPr>
+        <w:t xml:space="preserve">L) </w:t>
+      </w:r>
+      <w:r>
+        <w:rPr>
+          <w:rStyle w:val="FunctionTok"/>
+        </w:rPr>
+        <w:t xml:space="preserve">return</w:t>
+      </w:r>
+      <w:r>
+        <w:rPr>
+          <w:rStyle w:val="NormalTok"/>
+        </w:rPr>
+        <w:t xml:space="preserve">(</w:t>
+      </w:r>
+      <w:r>
+        <w:rPr>
+          <w:rStyle w:val="FunctionTok"/>
+        </w:rPr>
+        <w:t xml:space="preserve">invisible</w:t>
+      </w:r>
+      <w:r>
+        <w:rPr>
+          <w:rStyle w:val="NormalTok"/>
+        </w:rPr>
+        <w:t xml:space="preserve">(</w:t>
+      </w:r>
+      <w:r>
+        <w:rPr>
+          <w:rStyle w:val="ConstantTok"/>
+        </w:rPr>
+        <w:t xml:space="preserve">NULL</w:t>
+      </w:r>
+      <w:r>
+        <w:rPr>
+          <w:rStyle w:val="NormalTok"/>
+        </w:rPr>
+        <w:t xml:space="preserve">))</w:t>
+      </w:r>
+      <w:r>
+        <w:br/>
+      </w:r>
+      <w:r>
+        <w:rPr>
+          <w:rStyle w:val="NormalTok"/>
+        </w:rPr>
+        <w:t xml:space="preserve">  cli</w:t>
+      </w:r>
+      <w:r>
+        <w:rPr>
+          <w:rStyle w:val="SpecialCharTok"/>
+        </w:rPr>
+        <w:t xml:space="preserve">::</w:t>
+      </w:r>
+      <w:r>
+        <w:rPr>
+          <w:rStyle w:val="FunctionTok"/>
+        </w:rPr>
+        <w:t xml:space="preserve">cli_abort</w:t>
+      </w:r>
+      <w:r>
+        <w:rPr>
+          <w:rStyle w:val="NormalTok"/>
+        </w:rPr>
+        <w:t xml:space="preserve">(</w:t>
+      </w:r>
+      <w:r>
+        <w:br/>
+      </w:r>
+      <w:r>
+        <w:rPr>
+          <w:rStyle w:val="NormalTok"/>
+        </w:rPr>
+        <w:t xml:space="preserve">    </w:t>
+      </w:r>
+      <w:r>
+        <w:rPr>
+          <w:rStyle w:val="FunctionTok"/>
+        </w:rPr>
+        <w:t xml:space="preserve">c</w:t>
+      </w:r>
+      <w:r>
+        <w:rPr>
+          <w:rStyle w:val="NormalTok"/>
+        </w:rPr>
+        <w:t xml:space="preserve">(</w:t>
+      </w:r>
+      <w:r>
+        <w:br/>
+      </w:r>
+      <w:r>
+        <w:rPr>
+          <w:rStyle w:val="NormalTok"/>
+        </w:rPr>
+        <w:t xml:space="preserve">      </w:t>
+      </w:r>
+      <w:r>
+        <w:rPr>
+          <w:rStyle w:val="StringTok"/>
+        </w:rPr>
+        <w:t xml:space="preserve">"Cannot rebuild {label} source data."</w:t>
+      </w:r>
+      <w:r>
+        <w:rPr>
+          <w:rStyle w:val="NormalTok"/>
+        </w:rPr>
+        <w:t xml:space="preserve">,</w:t>
+      </w:r>
+      <w:r>
+        <w:br/>
+      </w:r>
+      <w:r>
+        <w:rPr>
+          <w:rStyle w:val="NormalTok"/>
+        </w:rPr>
+        <w:t xml:space="preserve">      </w:t>
+      </w:r>
+      <w:r>
+        <w:rPr>
+          <w:rStyle w:val="StringTok"/>
+        </w:rPr>
+        <w:t xml:space="preserve">"x"</w:t>
+      </w:r>
+      <w:r>
+        <w:rPr>
+          <w:rStyle w:val="NormalTok"/>
+        </w:rPr>
+        <w:t xml:space="preserve"> </w:t>
+      </w:r>
+      <w:r>
+        <w:rPr>
+          <w:rStyle w:val="OtherTok"/>
+        </w:rPr>
+        <w:t xml:space="preserve">=</w:t>
+      </w:r>
+      <w:r>
+        <w:rPr>
+          <w:rStyle w:val="NormalTok"/>
+        </w:rPr>
+        <w:t xml:space="preserve"> </w:t>
+      </w:r>
+      <w:r>
+        <w:rPr>
+          <w:rStyle w:val="StringTok"/>
+        </w:rPr>
+        <w:t xml:space="preserve">"No raw {label} files were found in {.path {search_path}}."</w:t>
+      </w:r>
+      <w:r>
+        <w:rPr>
+          <w:rStyle w:val="NormalTok"/>
+        </w:rPr>
+        <w:t xml:space="preserve">,</w:t>
+      </w:r>
+      <w:r>
+        <w:br/>
+      </w:r>
+      <w:r>
+        <w:rPr>
+          <w:rStyle w:val="NormalTok"/>
+        </w:rPr>
+        <w:t xml:space="preserve">      </w:t>
+      </w:r>
+      <w:r>
+        <w:rPr>
+          <w:rStyle w:val="StringTok"/>
+        </w:rPr>
+        <w:t xml:space="preserve">"i"</w:t>
+      </w:r>
+      <w:r>
+        <w:rPr>
+          <w:rStyle w:val="NormalTok"/>
+        </w:rPr>
+        <w:t xml:space="preserve"> </w:t>
+      </w:r>
+      <w:r>
+        <w:rPr>
+          <w:rStyle w:val="OtherTok"/>
+        </w:rPr>
+        <w:t xml:space="preserve">=</w:t>
+      </w:r>
+      <w:r>
+        <w:rPr>
+          <w:rStyle w:val="NormalTok"/>
+        </w:rPr>
+        <w:t xml:space="preserve"> </w:t>
+      </w:r>
+      <w:r>
+        <w:rPr>
+          <w:rStyle w:val="StringTok"/>
+        </w:rPr>
+        <w:t xml:space="preserve">"Use {.val auto} to reuse an existing source RDS."</w:t>
+      </w:r>
+      <w:r>
+        <w:br/>
+      </w:r>
+      <w:r>
+        <w:rPr>
+          <w:rStyle w:val="NormalTok"/>
+        </w:rPr>
+        <w:t xml:space="preserve">    ),</w:t>
+      </w:r>
+      <w:r>
+        <w:br/>
+      </w:r>
+      <w:r>
+        <w:rPr>
+          <w:rStyle w:val="NormalTok"/>
+        </w:rPr>
+        <w:t xml:space="preserve">    </w:t>
+      </w:r>
+      <w:r>
+        <w:rPr>
+          <w:rStyle w:val="AttributeTok"/>
+        </w:rPr>
+        <w:t xml:space="preserve">call =</w:t>
+      </w:r>
+      <w:r>
+        <w:rPr>
+          <w:rStyle w:val="NormalTok"/>
+        </w:rPr>
+        <w:t xml:space="preserve"> call</w:t>
+      </w:r>
+      <w:r>
+        <w:br/>
+      </w:r>
+      <w:r>
+        <w:rPr>
+          <w:rStyle w:val="NormalTok"/>
+        </w:rPr>
+        <w:t xml:space="preserve">  )</w:t>
+      </w:r>
+      <w:r>
+        <w:br/>
+      </w:r>
+      <w:r>
+        <w:rPr>
+          <w:rStyle w:val="NormalTok"/>
+        </w:rPr>
+        <w:t xml:space="preserve">}</w:t>
+      </w:r>
+      <w:r>
+        <w:br/>
+      </w:r>
+      <w:r>
+        <w:br/>
+      </w:r>
+      <w:r>
+        <w:rPr>
+          <w:rStyle w:val="NormalTok"/>
+        </w:rPr>
+        <w:t xml:space="preserve">build_analysis_cache </w:t>
+      </w:r>
+      <w:r>
+        <w:rPr>
+          <w:rStyle w:val="OtherTok"/>
+        </w:rPr>
+        <w:t xml:space="preserve">&lt;-</w:t>
+      </w:r>
+      <w:r>
+        <w:rPr>
+          <w:rStyle w:val="NormalTok"/>
+        </w:rPr>
+        <w:t xml:space="preserve"> </w:t>
+      </w:r>
+      <w:r>
+        <w:rPr>
+          <w:rStyle w:val="ControlFlowTok"/>
+        </w:rPr>
+        <w:t xml:space="preserve">function</w:t>
+      </w:r>
+      <w:r>
+        <w:rPr>
+          <w:rStyle w:val="NormalTok"/>
+        </w:rPr>
+        <w:t xml:space="preserve">(</w:t>
+      </w:r>
+      <w:r>
+        <w:br/>
+      </w:r>
+      <w:r>
+        <w:rPr>
+          <w:rStyle w:val="NormalTok"/>
+        </w:rPr>
+        <w:t xml:space="preserve">    rebuild_signal, signal_files, signal_dir,</w:t>
+      </w:r>
+      <w:r>
+        <w:br/>
+      </w:r>
+      <w:r>
+        <w:rPr>
+          <w:rStyle w:val="NormalTok"/>
+        </w:rPr>
+        <w:t xml:space="preserve">    rebuild_finance, finance_files, finance_dir,</w:t>
+      </w:r>
+      <w:r>
+        <w:br/>
+      </w:r>
+      <w:r>
+        <w:rPr>
+          <w:rStyle w:val="NormalTok"/>
+        </w:rPr>
+        <w:t xml:space="preserve">    rebuild_mapping, mapping_files, s_drive_path,</w:t>
+      </w:r>
+      <w:r>
+        <w:br/>
+      </w:r>
+      <w:r>
+        <w:rPr>
+          <w:rStyle w:val="NormalTok"/>
+        </w:rPr>
+        <w:t xml:space="preserve">    ...) {</w:t>
+      </w:r>
+      <w:r>
+        <w:br/>
+      </w:r>
+      <w:r>
+        <w:rPr>
+          <w:rStyle w:val="NormalTok"/>
+        </w:rPr>
+        <w:t xml:space="preserve">  </w:t>
+      </w:r>
+      <w:r>
+        <w:rPr>
+          <w:rStyle w:val="FunctionTok"/>
+        </w:rPr>
+        <w:t xml:space="preserve">validate_source_rebuild</w:t>
+      </w:r>
+      <w:r>
+        <w:rPr>
+          <w:rStyle w:val="NormalTok"/>
+        </w:rPr>
+        <w:t xml:space="preserve">(rebuild_signal, signal_files, </w:t>
+      </w:r>
+      <w:r>
+        <w:rPr>
+          <w:rStyle w:val="StringTok"/>
+        </w:rPr>
+        <w:t xml:space="preserve">"Signal"</w:t>
+      </w:r>
+      <w:r>
+        <w:rPr>
+          <w:rStyle w:val="NormalTok"/>
+        </w:rPr>
+        <w:t xml:space="preserve">, signal_dir)</w:t>
+      </w:r>
+      <w:r>
+        <w:br/>
+      </w:r>
+      <w:r>
+        <w:rPr>
+          <w:rStyle w:val="NormalTok"/>
+        </w:rPr>
+        <w:t xml:space="preserve">  </w:t>
+      </w:r>
+      <w:r>
+        <w:rPr>
+          <w:rStyle w:val="FunctionTok"/>
+        </w:rPr>
+        <w:t xml:space="preserve">validate_source_rebuild</w:t>
+      </w:r>
+      <w:r>
+        <w:rPr>
+          <w:rStyle w:val="NormalTok"/>
+        </w:rPr>
+        <w:t xml:space="preserve">(rebuild_finance, finance_files, </w:t>
+      </w:r>
+      <w:r>
+        <w:rPr>
+          <w:rStyle w:val="StringTok"/>
+        </w:rPr>
+        <w:t xml:space="preserve">"finance"</w:t>
+      </w:r>
+      <w:r>
+        <w:rPr>
+          <w:rStyle w:val="NormalTok"/>
+        </w:rPr>
+        <w:t xml:space="preserve">, finance_dir)</w:t>
+      </w:r>
+      <w:r>
+        <w:br/>
+      </w:r>
+      <w:r>
+        <w:rPr>
+          <w:rStyle w:val="NormalTok"/>
+        </w:rPr>
+        <w:t xml:space="preserve">  </w:t>
+      </w:r>
+      <w:r>
+        <w:rPr>
+          <w:rStyle w:val="FunctionTok"/>
+        </w:rPr>
+        <w:t xml:space="preserve">validate_source_rebuild</w:t>
+      </w:r>
+      <w:r>
+        <w:rPr>
+          <w:rStyle w:val="NormalTok"/>
+        </w:rPr>
+        <w:t xml:space="preserve">(rebuild_mapping, mapping_files, </w:t>
+      </w:r>
+      <w:r>
+        <w:rPr>
+          <w:rStyle w:val="StringTok"/>
+        </w:rPr>
+        <w:t xml:space="preserve">"mapping"</w:t>
+      </w:r>
+      <w:r>
+        <w:rPr>
+          <w:rStyle w:val="NormalTok"/>
+        </w:rPr>
+        <w:t xml:space="preserve">, s_drive_path)</w:t>
+      </w:r>
+      <w:r>
+        <w:br/>
+      </w:r>
+      <w:r>
+        <w:rPr>
+          <w:rStyle w:val="NormalTok"/>
+        </w:rPr>
+        <w:t xml:space="preserve">  </w:t>
+      </w:r>
+      <w:r>
+        <w:rPr>
+          <w:rStyle w:val="CommentTok"/>
+        </w:rPr>
+        <w:t xml:space="preserve"># ... main logic is now immediately visible</w:t>
+      </w:r>
+      <w:r>
+        <w:br/>
+      </w:r>
+      <w:r>
+        <w:rPr>
+          <w:rStyle w:val="NormalTok"/>
+        </w:rPr>
+        <w:t xml:space="preserve">}</w:t>
+      </w:r>
+    </w:p>
+    <w:p>
+      <w:pPr>
+        <w:pStyle w:val="FirstParagraph"/>
+      </w:pPr>
+      <w:r>
+        <w:t xml:space="preserve">Benefits of this pattern:</w:t>
       </w:r>
     </w:p>
     <w:p>
@@ -28335,11 +28499,41 @@
         <w:pStyle w:val="Compact"/>
         <w:numPr>
           <w:ilvl w:val="0"/>
-          <w:numId w:val="1057"/>
+          <w:numId w:val="1058"/>
         </w:numPr>
       </w:pPr>
       <w:r>
-        <w:t xml:space="preserve">Adding a new data source requires one new call, not a copy-pasted block.</w:t>
+        <w:t xml:space="preserve">The main function reads as a workflow outline</w:t>
+      </w:r>
+      <w:r>
+        <w:t xml:space="preserve"> </w:t>
+      </w:r>
+      <w:r>
+        <w:t xml:space="preserve">rather than a wall of</w:t>
+      </w:r>
+      <w:r>
+        <w:t xml:space="preserve"> </w:t>
+      </w:r>
+      <w:r>
+        <w:rPr>
+          <w:rStyle w:val="VerbatimChar"/>
+        </w:rPr>
+        <w:t xml:space="preserve">if</w:t>
+      </w:r>
+      <w:r>
+        <w:t xml:space="preserve">/</w:t>
+      </w:r>
+      <w:r>
+        <w:rPr>
+          <w:rStyle w:val="VerbatimChar"/>
+        </w:rPr>
+        <w:t xml:space="preserve">cli_abort</w:t>
+      </w:r>
+      <w:r>
+        <w:t xml:space="preserve"> </w:t>
+      </w:r>
+      <w:r>
+        <w:t xml:space="preserve">blocks.</w:t>
       </w:r>
     </w:p>
     <w:p>
@@ -28347,7 +28541,31 @@
         <w:pStyle w:val="Compact"/>
         <w:numPr>
           <w:ilvl w:val="0"/>
-          <w:numId w:val="1057"/>
+          <w:numId w:val="1058"/>
+        </w:numPr>
+      </w:pPr>
+      <w:r>
+        <w:t xml:space="preserve">Each validation rule is defined once and tested once.</w:t>
+      </w:r>
+    </w:p>
+    <w:p>
+      <w:pPr>
+        <w:pStyle w:val="Compact"/>
+        <w:numPr>
+          <w:ilvl w:val="0"/>
+          <w:numId w:val="1058"/>
+        </w:numPr>
+      </w:pPr>
+      <w:r>
+        <w:t xml:space="preserve">Adding a new data source requires one new call, not a copy-pasted block.</w:t>
+      </w:r>
+    </w:p>
+    <w:p>
+      <w:pPr>
+        <w:pStyle w:val="Compact"/>
+        <w:numPr>
+          <w:ilvl w:val="0"/>
+          <w:numId w:val="1058"/>
         </w:numPr>
       </w:pPr>
       <w:r>
@@ -28372,7 +28590,7 @@
           <w:rPr>
             <w:rStyle w:val="Hyperlink"/>
           </w:rPr>
-          <w:t xml:space="preserve">Section 24</w:t>
+          <w:t xml:space="preserve">Section 25</w:t>
         </w:r>
       </w:hyperlink>
       <w:r>
@@ -28385,14 +28603,14 @@
         <w:t xml:space="preserve">not above or below the caller in the same file.</w:t>
       </w:r>
     </w:p>
-    <w:bookmarkEnd w:id="162"/>
-    <w:bookmarkStart w:id="165" w:name="examples-borrowed-from-package-prs"/>
+    <w:bookmarkEnd w:id="164"/>
+    <w:bookmarkStart w:id="167" w:name="examples-borrowed-from-package-prs"/>
     <w:p>
       <w:pPr>
         <w:pStyle w:val="Heading2"/>
       </w:pPr>
       <w:r>
-        <w:t xml:space="preserve">22 Examples borrowed from package PRs</w:t>
+        <w:t xml:space="preserve">23 Examples borrowed from package PRs</w:t>
       </w:r>
     </w:p>
     <w:p>
@@ -28405,7 +28623,7 @@
       <w:r>
         <w:t xml:space="preserve"> </w:t>
       </w:r>
-      <w:hyperlink r:id="rId163">
+      <w:hyperlink r:id="rId165">
         <w:r>
           <w:rPr>
             <w:rStyle w:val="VerbatimChar"/>
@@ -28487,7 +28705,7 @@
       <w:r>
         <w:t xml:space="preserve"> </w:t>
       </w:r>
-      <w:hyperlink r:id="rId164">
+      <w:hyperlink r:id="rId166">
         <w:r>
           <w:rPr>
             <w:rStyle w:val="VerbatimChar"/>
@@ -28529,14 +28747,14 @@
         <w:t xml:space="preserve">single-purpose, testable package functions.</w:t>
       </w:r>
     </w:p>
-    <w:bookmarkEnd w:id="165"/>
-    <w:bookmarkStart w:id="169" w:name="related-references"/>
+    <w:bookmarkEnd w:id="167"/>
+    <w:bookmarkStart w:id="171" w:name="related-references"/>
     <w:p>
       <w:pPr>
         <w:pStyle w:val="Heading2"/>
       </w:pPr>
       <w:r>
-        <w:t xml:space="preserve">23 Related references</w:t>
+        <w:t xml:space="preserve">24 Related references</w:t>
       </w:r>
     </w:p>
     <w:p>
@@ -28555,7 +28773,7 @@
       <w:r>
         <w:t xml:space="preserve"> </w:t>
       </w:r>
-      <w:hyperlink r:id="rId166">
+      <w:hyperlink r:id="rId168">
         <w:r>
           <w:rPr>
             <w:rStyle w:val="Hyperlink"/>
@@ -28569,7 +28787,7 @@
       <w:r>
         <w:t xml:space="preserve"> </w:t>
       </w:r>
-      <w:hyperlink r:id="rId167">
+      <w:hyperlink r:id="rId169">
         <w:r>
           <w:rPr>
             <w:rStyle w:val="Hyperlink"/>
@@ -28589,7 +28807,7 @@
       <w:r>
         <w:t xml:space="preserve"> </w:t>
       </w:r>
-      <w:hyperlink r:id="rId168">
+      <w:hyperlink r:id="rId170">
         <w:r>
           <w:rPr>
             <w:rStyle w:val="Hyperlink"/>
@@ -28601,14 +28819,14 @@
         <w:t xml:space="preserve">.</w:t>
       </w:r>
     </w:p>
-    <w:bookmarkEnd w:id="169"/>
-    <w:bookmarkStart w:id="174" w:name="sec-one-function-per-file"/>
+    <w:bookmarkEnd w:id="171"/>
+    <w:bookmarkStart w:id="176" w:name="sec-one-function-per-file"/>
     <w:p>
       <w:pPr>
         <w:pStyle w:val="Heading2"/>
       </w:pPr>
       <w:r>
-        <w:t xml:space="preserve">24 One function per file</w:t>
+        <w:t xml:space="preserve">25 One function per file</w:t>
       </w:r>
     </w:p>
     <w:p>
@@ -28649,13 +28867,13 @@
         <w:t xml:space="preserve">that is inseparable from its caller.</w:t>
       </w:r>
     </w:p>
-    <w:bookmarkStart w:id="170" w:name="r-packages"/>
+    <w:bookmarkStart w:id="172" w:name="r-packages"/>
     <w:p>
       <w:pPr>
         <w:pStyle w:val="Heading3"/>
       </w:pPr>
       <w:r>
-        <w:t xml:space="preserve">24.1 R packages</w:t>
+        <w:t xml:space="preserve">25.1 R packages</w:t>
       </w:r>
     </w:p>
     <w:p>
@@ -28723,14 +28941,14 @@
         <w:t xml:space="preserve">even if only one caller uses it.</w:t>
       </w:r>
     </w:p>
-    <w:bookmarkEnd w:id="170"/>
-    <w:bookmarkStart w:id="171" w:name="why"/>
+    <w:bookmarkEnd w:id="172"/>
+    <w:bookmarkStart w:id="173" w:name="why"/>
     <w:p>
       <w:pPr>
         <w:pStyle w:val="Heading3"/>
       </w:pPr>
       <w:r>
-        <w:t xml:space="preserve">24.2 Why</w:t>
+        <w:t xml:space="preserve">25.2 Why</w:t>
       </w:r>
     </w:p>
     <w:p>
@@ -28810,14 +29028,14 @@
         <w:t xml:space="preserve">accumulates unrelated concerns over time.</w:t>
       </w:r>
     </w:p>
-    <w:bookmarkEnd w:id="171"/>
-    <w:bookmarkStart w:id="172" w:name="X82cb167292354e6d55f501d979db1106686a1af"/>
+    <w:bookmarkEnd w:id="173"/>
+    <w:bookmarkStart w:id="174" w:name="X82cb167292354e6d55f501d979db1106686a1af"/>
     <w:p>
       <w:pPr>
         <w:pStyle w:val="Heading3"/>
       </w:pPr>
       <w:r>
-        <w:t xml:space="preserve">24.3 Adding to an existing multi-function file</w:t>
+        <w:t xml:space="preserve">25.3 Adding to an existing multi-function file</w:t>
       </w:r>
     </w:p>
     <w:p>
@@ -28874,14 +29092,14 @@
         <w:t xml:space="preserve">is a separate, larger refactor.</w:t>
       </w:r>
     </w:p>
-    <w:bookmarkEnd w:id="172"/>
-    <w:bookmarkStart w:id="173" w:name="relationship-to-function-decomposition"/>
+    <w:bookmarkEnd w:id="174"/>
+    <w:bookmarkStart w:id="175" w:name="relationship-to-function-decomposition"/>
     <w:p>
       <w:pPr>
         <w:pStyle w:val="Heading3"/>
       </w:pPr>
       <w:r>
-        <w:t xml:space="preserve">24.4 Relationship to function decomposition</w:t>
+        <w:t xml:space="preserve">25.4 Relationship to function decomposition</w:t>
       </w:r>
     </w:p>
     <w:p>
@@ -28933,15 +29151,15 @@
         <w:t xml:space="preserve">and each helper is independently findable and testable.</w:t>
       </w:r>
     </w:p>
-    <w:bookmarkEnd w:id="173"/>
-    <w:bookmarkEnd w:id="174"/>
-    <w:bookmarkStart w:id="180" w:name="sec-function-length-limits"/>
+    <w:bookmarkEnd w:id="175"/>
+    <w:bookmarkEnd w:id="176"/>
+    <w:bookmarkStart w:id="182" w:name="sec-function-length-limits"/>
     <w:p>
       <w:pPr>
         <w:pStyle w:val="Heading2"/>
       </w:pPr>
       <w:r>
-        <w:t xml:space="preserve">25 Function length limits</w:t>
+        <w:t xml:space="preserve">26 Function length limits</w:t>
       </w:r>
     </w:p>
     <w:p>
@@ -29001,10 +29219,10 @@
         <w:pStyle w:val="Compact"/>
         <w:numPr>
           <w:ilvl w:val="0"/>
-          <w:numId w:val="1058"/>
+          <w:numId w:val="1059"/>
         </w:numPr>
       </w:pPr>
-      <w:hyperlink r:id="rId175">
+      <w:hyperlink r:id="rId177">
         <w:r>
           <w:rPr>
             <w:rStyle w:val="Hyperlink"/>
@@ -29033,10 +29251,10 @@
         <w:pStyle w:val="Compact"/>
         <w:numPr>
           <w:ilvl w:val="0"/>
-          <w:numId w:val="1058"/>
+          <w:numId w:val="1059"/>
         </w:numPr>
       </w:pPr>
-      <w:hyperlink r:id="rId176">
+      <w:hyperlink r:id="rId178">
         <w:r>
           <w:rPr>
             <w:rStyle w:val="Hyperlink"/>
@@ -29071,10 +29289,10 @@
         <w:pStyle w:val="Compact"/>
         <w:numPr>
           <w:ilvl w:val="0"/>
-          <w:numId w:val="1058"/>
+          <w:numId w:val="1059"/>
         </w:numPr>
       </w:pPr>
-      <w:hyperlink r:id="rId177">
+      <w:hyperlink r:id="rId179">
         <w:r>
           <w:rPr>
             <w:rStyle w:val="Hyperlink"/>
@@ -29103,7 +29321,7 @@
       <w:r>
         <w:t xml:space="preserve"> </w:t>
       </w:r>
-      <w:hyperlink r:id="rId178">
+      <w:hyperlink r:id="rId180">
         <w:r>
           <w:rPr>
             <w:rStyle w:val="Hyperlink"/>
@@ -29150,10 +29368,10 @@
         <w:pStyle w:val="Compact"/>
         <w:numPr>
           <w:ilvl w:val="0"/>
-          <w:numId w:val="1058"/>
+          <w:numId w:val="1059"/>
         </w:numPr>
       </w:pPr>
-      <w:hyperlink r:id="rId179">
+      <w:hyperlink r:id="rId181">
         <w:r>
           <w:rPr>
             <w:rStyle w:val="Hyperlink"/>
@@ -29202,7 +29420,7 @@
         <w:pStyle w:val="Compact"/>
         <w:numPr>
           <w:ilvl w:val="0"/>
-          <w:numId w:val="1059"/>
+          <w:numId w:val="1060"/>
         </w:numPr>
       </w:pPr>
       <w:r>
@@ -29229,7 +29447,7 @@
         <w:pStyle w:val="Compact"/>
         <w:numPr>
           <w:ilvl w:val="0"/>
-          <w:numId w:val="1059"/>
+          <w:numId w:val="1060"/>
         </w:numPr>
       </w:pPr>
       <w:r>
@@ -29241,7 +29459,7 @@
         <w:pStyle w:val="Compact"/>
         <w:numPr>
           <w:ilvl w:val="0"/>
-          <w:numId w:val="1059"/>
+          <w:numId w:val="1060"/>
         </w:numPr>
       </w:pPr>
       <w:r>
@@ -29253,21 +29471,21 @@
         <w:pStyle w:val="Compact"/>
         <w:numPr>
           <w:ilvl w:val="0"/>
-          <w:numId w:val="1059"/>
+          <w:numId w:val="1060"/>
         </w:numPr>
       </w:pPr>
       <w:r>
         <w:t xml:space="preserve">Decompose when the top-level story is hard to follow or hard to test.</w:t>
       </w:r>
     </w:p>
-    <w:bookmarkEnd w:id="180"/>
-    <w:bookmarkStart w:id="183" w:name="sec-kiss"/>
+    <w:bookmarkEnd w:id="182"/>
+    <w:bookmarkStart w:id="185" w:name="sec-kiss"/>
     <w:p>
       <w:pPr>
         <w:pStyle w:val="Heading2"/>
       </w:pPr>
       <w:r>
-        <w:t xml:space="preserve">26 Keep It Short and Simple (KISS)</w:t>
+        <w:t xml:space="preserve">27 Keep It Short and Simple (KISS)</w:t>
       </w:r>
     </w:p>
     <w:p>
@@ -29280,7 +29498,7 @@
       <w:r>
         <w:t xml:space="preserve"> </w:t>
       </w:r>
-      <w:hyperlink r:id="rId181">
+      <w:hyperlink r:id="rId183">
         <w:r>
           <w:rPr>
             <w:rStyle w:val="Hyperlink"/>
@@ -29415,7 +29633,7 @@
         <w:pStyle w:val="Compact"/>
         <w:numPr>
           <w:ilvl w:val="0"/>
-          <w:numId w:val="1060"/>
+          <w:numId w:val="1061"/>
         </w:numPr>
       </w:pPr>
       <w:r>
@@ -29443,7 +29661,7 @@
         <w:pStyle w:val="Compact"/>
         <w:numPr>
           <w:ilvl w:val="0"/>
-          <w:numId w:val="1060"/>
+          <w:numId w:val="1061"/>
         </w:numPr>
       </w:pPr>
       <w:r>
@@ -29471,7 +29689,7 @@
         <w:pStyle w:val="Compact"/>
         <w:numPr>
           <w:ilvl w:val="0"/>
-          <w:numId w:val="1060"/>
+          <w:numId w:val="1061"/>
         </w:numPr>
       </w:pPr>
       <w:r>
@@ -29499,7 +29717,7 @@
         <w:pStyle w:val="Compact"/>
         <w:numPr>
           <w:ilvl w:val="0"/>
-          <w:numId w:val="1060"/>
+          <w:numId w:val="1061"/>
         </w:numPr>
       </w:pPr>
       <w:r>
@@ -29556,7 +29774,7 @@
       <w:r>
         <w:t xml:space="preserve"> </w:t>
       </w:r>
-      <w:hyperlink r:id="rId182">
+      <w:hyperlink r:id="rId184">
         <w:r>
           <w:rPr>
             <w:rStyle w:val="Hyperlink"/>
@@ -29574,14 +29792,14 @@
         <w:t xml:space="preserve">are concrete applications of this principle.</w:t>
       </w:r>
     </w:p>
-    <w:bookmarkEnd w:id="183"/>
-    <w:bookmarkStart w:id="184" w:name="sec-decompose-qmd-chunks"/>
+    <w:bookmarkEnd w:id="185"/>
+    <w:bookmarkStart w:id="186" w:name="sec-decompose-qmd-chunks"/>
     <w:p>
       <w:pPr>
         <w:pStyle w:val="Heading2"/>
       </w:pPr>
       <w:r>
-        <w:t xml:space="preserve">27 Decomposing Code Chunks in Quarto Documents</w:t>
+        <w:t xml:space="preserve">28 Decomposing Code Chunks in Quarto Documents</w:t>
       </w:r>
     </w:p>
     <w:p>
@@ -29675,7 +29893,7 @@
           <w:rPr>
             <w:rStyle w:val="Hyperlink"/>
           </w:rPr>
-          <w:t xml:space="preserve">Section 24</w:t>
+          <w:t xml:space="preserve">Section 25</w:t>
         </w:r>
       </w:hyperlink>
       <w:r>
@@ -29692,7 +29910,7 @@
           <w:rPr>
             <w:rStyle w:val="Hyperlink"/>
           </w:rPr>
-          <w:t xml:space="preserve">Section 25</w:t>
+          <w:t xml:space="preserve">Section 26</w:t>
         </w:r>
       </w:hyperlink>
       <w:r>
@@ -29948,14 +30166,14 @@
         <w:t xml:space="preserve">and leave the chunk calling it.</w:t>
       </w:r>
     </w:p>
-    <w:bookmarkEnd w:id="184"/>
-    <w:bookmarkStart w:id="187" w:name="sec-here-package-practices"/>
+    <w:bookmarkEnd w:id="186"/>
+    <w:bookmarkStart w:id="189" w:name="sec-here-package-practices"/>
     <w:p>
       <w:pPr>
         <w:pStyle w:val="Heading2"/>
       </w:pPr>
       <w:r>
-        <w:t xml:space="preserve">28 The here package</w:t>
+        <w:t xml:space="preserve">29 The here package</w:t>
       </w:r>
     </w:p>
     <w:p>
@@ -30046,7 +30264,7 @@
       <w:r>
         <w:t xml:space="preserve"> </w:t>
       </w:r>
-      <w:hyperlink r:id="rId185">
+      <w:hyperlink r:id="rId187">
         <w:r>
           <w:rPr>
             <w:rStyle w:val="Hyperlink"/>
@@ -30076,7 +30294,7 @@
         </w:rPr>
         <w:t xml:space="preserve"> </w:t>
       </w:r>
-      <w:hyperlink r:id="rId186">
+      <w:hyperlink r:id="rId188">
         <w:r>
           <w:rPr>
             <w:rStyle w:val="Hyperlink"/>
@@ -30101,14 +30319,14 @@
         <w:t xml:space="preserve">for code style guidelines on using the here package.</w:t>
       </w:r>
     </w:p>
-    <w:bookmarkEnd w:id="187"/>
-    <w:bookmarkStart w:id="193" w:name="sec-integrating-box-and-dropbox"/>
+    <w:bookmarkEnd w:id="189"/>
+    <w:bookmarkStart w:id="195" w:name="sec-integrating-box-and-dropbox"/>
     <w:p>
       <w:pPr>
         <w:pStyle w:val="Heading2"/>
       </w:pPr>
       <w:r>
-        <w:t xml:space="preserve">29 Integrating Box and Dropbox</w:t>
+        <w:t xml:space="preserve">30 Integrating Box and Dropbox</w:t>
       </w:r>
     </w:p>
     <w:p>
@@ -30135,13 +30353,13 @@
         <w:t xml:space="preserve">Make sure to authenticate before reading and writing from either Box or Dropbox. The authentication commands should go in the configuration file; it only needs to be done once. This will prompt you to give your login credentials for Box and Dropbox and will allow your application to access your shared folders.</w:t>
       </w:r>
     </w:p>
-    <w:bookmarkStart w:id="190" w:name="box"/>
+    <w:bookmarkStart w:id="192" w:name="box"/>
     <w:p>
       <w:pPr>
         <w:pStyle w:val="Heading3"/>
       </w:pPr>
       <w:r>
-        <w:t xml:space="preserve">29.1 Box</w:t>
+        <w:t xml:space="preserve">30.1 Box</w:t>
       </w:r>
     </w:p>
     <w:p>
@@ -30184,7 +30402,7 @@
       <w:r>
         <w:t xml:space="preserve"> </w:t>
       </w:r>
-      <w:hyperlink r:id="rId188">
+      <w:hyperlink r:id="rId190">
         <w:r>
           <w:rPr>
             <w:rStyle w:val="Hyperlink"/>
@@ -30251,7 +30469,7 @@
       <w:r>
         <w:t xml:space="preserve"> </w:t>
       </w:r>
-      <w:hyperlink r:id="rId189">
+      <w:hyperlink r:id="rId191">
         <w:r>
           <w:rPr>
             <w:rStyle w:val="Hyperlink"/>
@@ -30263,14 +30481,14 @@
         <w:t xml:space="preserve">.</w:t>
       </w:r>
     </w:p>
-    <w:bookmarkEnd w:id="190"/>
-    <w:bookmarkStart w:id="192" w:name="dropbox"/>
+    <w:bookmarkEnd w:id="192"/>
+    <w:bookmarkStart w:id="194" w:name="dropbox"/>
     <w:p>
       <w:pPr>
         <w:pStyle w:val="Heading3"/>
       </w:pPr>
       <w:r>
-        <w:t xml:space="preserve">29.2 Dropbox</w:t>
+        <w:t xml:space="preserve">30.2 Dropbox</w:t>
       </w:r>
     </w:p>
     <w:p>
@@ -30283,7 +30501,7 @@
       <w:r>
         <w:t xml:space="preserve"> </w:t>
       </w:r>
-      <w:hyperlink r:id="rId191">
+      <w:hyperlink r:id="rId193">
         <w:r>
           <w:rPr>
             <w:rStyle w:val="Hyperlink"/>
@@ -30428,15 +30646,15 @@
         <w:t xml:space="preserve">drop_auth(rdstoken = "/path/to/tokenfile.RDS")</w:t>
       </w:r>
     </w:p>
-    <w:bookmarkEnd w:id="192"/>
-    <w:bookmarkEnd w:id="193"/>
-    <w:bookmarkStart w:id="195" w:name="sec-r-lib-packages"/>
+    <w:bookmarkEnd w:id="194"/>
+    <w:bookmarkEnd w:id="195"/>
+    <w:bookmarkStart w:id="197" w:name="sec-r-lib-packages"/>
     <w:p>
       <w:pPr>
         <w:pStyle w:val="Heading2"/>
       </w:pPr>
       <w:r>
-        <w:t xml:space="preserve">30 r-lib Packages</w:t>
+        <w:t xml:space="preserve">31 r-lib Packages</w:t>
       </w:r>
     </w:p>
     <w:p>
@@ -30449,7 +30667,7 @@
       <w:r>
         <w:t xml:space="preserve"> </w:t>
       </w:r>
-      <w:hyperlink r:id="rId194">
+      <w:hyperlink r:id="rId196">
         <w:r>
           <w:rPr>
             <w:rStyle w:val="Hyperlink"/>
@@ -30476,23 +30694,23 @@
         <w:t xml:space="preserve">These packages underpin much of the modern R ecosystem.</w:t>
       </w:r>
     </w:p>
-    <w:bookmarkEnd w:id="195"/>
-    <w:bookmarkStart w:id="218" w:name="package-development"/>
+    <w:bookmarkEnd w:id="197"/>
+    <w:bookmarkStart w:id="220" w:name="package-development"/>
     <w:p>
       <w:pPr>
         <w:pStyle w:val="Heading2"/>
       </w:pPr>
       <w:r>
-        <w:t xml:space="preserve">31 Package Development</w:t>
-      </w:r>
-    </w:p>
-    <w:bookmarkStart w:id="196" w:name="sec-usethis"/>
+        <w:t xml:space="preserve">32 Package Development</w:t>
+      </w:r>
+    </w:p>
+    <w:bookmarkStart w:id="198" w:name="sec-usethis"/>
     <w:p>
       <w:pPr>
         <w:pStyle w:val="Heading3"/>
       </w:pPr>
       <w:r>
-        <w:t xml:space="preserve">31.1</w:t>
+        <w:t xml:space="preserve">32.1</w:t>
       </w:r>
       <w:r>
         <w:t xml:space="preserve"> </w:t>
@@ -30555,14 +30773,14 @@
         <w:t xml:space="preserve">.</w:t>
       </w:r>
     </w:p>
-    <w:bookmarkEnd w:id="196"/>
-    <w:bookmarkStart w:id="197" w:name="sec-devtools"/>
+    <w:bookmarkEnd w:id="198"/>
+    <w:bookmarkStart w:id="199" w:name="sec-devtools"/>
     <w:p>
       <w:pPr>
         <w:pStyle w:val="Heading3"/>
       </w:pPr>
       <w:r>
-        <w:t xml:space="preserve">31.2</w:t>
+        <w:t xml:space="preserve">32.2</w:t>
       </w:r>
       <w:r>
         <w:t xml:space="preserve"> </w:t>
@@ -30706,14 +30924,14 @@
         <w:t xml:space="preserve">.</w:t>
       </w:r>
     </w:p>
-    <w:bookmarkEnd w:id="197"/>
-    <w:bookmarkStart w:id="198" w:name="sec-roxygen2"/>
+    <w:bookmarkEnd w:id="199"/>
+    <w:bookmarkStart w:id="200" w:name="sec-roxygen2"/>
     <w:p>
       <w:pPr>
         <w:pStyle w:val="Heading3"/>
       </w:pPr>
       <w:r>
-        <w:t xml:space="preserve">31.3</w:t>
+        <w:t xml:space="preserve">32.3</w:t>
       </w:r>
       <w:r>
         <w:t xml:space="preserve"> </w:t>
@@ -30821,14 +31039,14 @@
         <w:t xml:space="preserve">It is the standard approach to R package documentation.</w:t>
       </w:r>
     </w:p>
-    <w:bookmarkEnd w:id="198"/>
-    <w:bookmarkStart w:id="199" w:name="sec-pkgdown"/>
+    <w:bookmarkEnd w:id="200"/>
+    <w:bookmarkStart w:id="201" w:name="sec-pkgdown"/>
     <w:p>
       <w:pPr>
         <w:pStyle w:val="Heading3"/>
       </w:pPr>
       <w:r>
-        <w:t xml:space="preserve">31.4</w:t>
+        <w:t xml:space="preserve">32.4</w:t>
       </w:r>
       <w:r>
         <w:t xml:space="preserve"> </w:t>
@@ -30885,19 +31103,19 @@
         <w:t xml:space="preserve">and integrates with GitHub Actions for automatic deployment.</w:t>
       </w:r>
     </w:p>
-    <w:bookmarkEnd w:id="199"/>
-    <w:bookmarkStart w:id="201" w:name="sec-pkgload"/>
+    <w:bookmarkEnd w:id="201"/>
+    <w:bookmarkStart w:id="203" w:name="sec-pkgload"/>
     <w:p>
       <w:pPr>
         <w:pStyle w:val="Heading3"/>
       </w:pPr>
       <w:r>
-        <w:t xml:space="preserve">31.5</w:t>
-      </w:r>
-      <w:r>
-        <w:t xml:space="preserve"> </w:t>
-      </w:r>
-      <w:hyperlink r:id="rId200">
+        <w:t xml:space="preserve">32.5</w:t>
+      </w:r>
+      <w:r>
+        <w:t xml:space="preserve"> </w:t>
+      </w:r>
+      <w:hyperlink r:id="rId202">
         <w:r>
           <w:rPr>
             <w:rStyle w:val="VerbatimChar"/>
@@ -30910,7 +31128,7 @@
       <w:pPr>
         <w:pStyle w:val="FirstParagraph"/>
       </w:pPr>
-      <w:hyperlink r:id="rId200">
+      <w:hyperlink r:id="rId202">
         <w:r>
           <w:rPr>
             <w:rStyle w:val="VerbatimChar"/>
@@ -30949,19 +31167,19 @@
         <w:t xml:space="preserve">.</w:t>
       </w:r>
     </w:p>
-    <w:bookmarkEnd w:id="201"/>
-    <w:bookmarkStart w:id="203" w:name="sec-pkgbuild"/>
+    <w:bookmarkEnd w:id="203"/>
+    <w:bookmarkStart w:id="205" w:name="sec-pkgbuild"/>
     <w:p>
       <w:pPr>
         <w:pStyle w:val="Heading3"/>
       </w:pPr>
       <w:r>
-        <w:t xml:space="preserve">31.6</w:t>
-      </w:r>
-      <w:r>
-        <w:t xml:space="preserve"> </w:t>
-      </w:r>
-      <w:hyperlink r:id="rId202">
+        <w:t xml:space="preserve">32.6</w:t>
+      </w:r>
+      <w:r>
+        <w:t xml:space="preserve"> </w:t>
+      </w:r>
+      <w:hyperlink r:id="rId204">
         <w:r>
           <w:rPr>
             <w:rStyle w:val="VerbatimChar"/>
@@ -30974,7 +31192,7 @@
       <w:pPr>
         <w:pStyle w:val="FirstParagraph"/>
       </w:pPr>
-      <w:hyperlink r:id="rId202">
+      <w:hyperlink r:id="rId204">
         <w:r>
           <w:rPr>
             <w:rStyle w:val="VerbatimChar"/>
@@ -30995,19 +31213,19 @@
         <w:t xml:space="preserve">and checking whether a build environment (such as Rtools on Windows) is available.</w:t>
       </w:r>
     </w:p>
-    <w:bookmarkEnd w:id="203"/>
-    <w:bookmarkStart w:id="205" w:name="sec-rcmdcheck"/>
+    <w:bookmarkEnd w:id="205"/>
+    <w:bookmarkStart w:id="207" w:name="sec-rcmdcheck"/>
     <w:p>
       <w:pPr>
         <w:pStyle w:val="Heading3"/>
       </w:pPr>
       <w:r>
-        <w:t xml:space="preserve">31.7</w:t>
-      </w:r>
-      <w:r>
-        <w:t xml:space="preserve"> </w:t>
-      </w:r>
-      <w:hyperlink r:id="rId204">
+        <w:t xml:space="preserve">32.7</w:t>
+      </w:r>
+      <w:r>
+        <w:t xml:space="preserve"> </w:t>
+      </w:r>
+      <w:hyperlink r:id="rId206">
         <w:r>
           <w:rPr>
             <w:rStyle w:val="VerbatimChar"/>
@@ -31020,7 +31238,7 @@
       <w:pPr>
         <w:pStyle w:val="FirstParagraph"/>
       </w:pPr>
-      <w:hyperlink r:id="rId204">
+      <w:hyperlink r:id="rId206">
         <w:r>
           <w:rPr>
             <w:rStyle w:val="VerbatimChar"/>
@@ -31074,19 +31292,19 @@
         <w:t xml:space="preserve">.</w:t>
       </w:r>
     </w:p>
-    <w:bookmarkEnd w:id="205"/>
-    <w:bookmarkStart w:id="207" w:name="sec-remotes"/>
+    <w:bookmarkEnd w:id="207"/>
+    <w:bookmarkStart w:id="209" w:name="sec-remotes"/>
     <w:p>
       <w:pPr>
         <w:pStyle w:val="Heading3"/>
       </w:pPr>
       <w:r>
-        <w:t xml:space="preserve">31.8</w:t>
-      </w:r>
-      <w:r>
-        <w:t xml:space="preserve"> </w:t>
-      </w:r>
-      <w:hyperlink r:id="rId206">
+        <w:t xml:space="preserve">32.8</w:t>
+      </w:r>
+      <w:r>
+        <w:t xml:space="preserve"> </w:t>
+      </w:r>
+      <w:hyperlink r:id="rId208">
         <w:r>
           <w:rPr>
             <w:rStyle w:val="VerbatimChar"/>
@@ -31099,7 +31317,7 @@
       <w:pPr>
         <w:pStyle w:val="FirstParagraph"/>
       </w:pPr>
-      <w:hyperlink r:id="rId206">
+      <w:hyperlink r:id="rId208">
         <w:r>
           <w:rPr>
             <w:rStyle w:val="VerbatimChar"/>
@@ -31138,19 +31356,19 @@
         <w:t xml:space="preserve">.</w:t>
       </w:r>
     </w:p>
-    <w:bookmarkEnd w:id="207"/>
-    <w:bookmarkStart w:id="209" w:name="sec-pak"/>
+    <w:bookmarkEnd w:id="209"/>
+    <w:bookmarkStart w:id="211" w:name="sec-pak"/>
     <w:p>
       <w:pPr>
         <w:pStyle w:val="Heading3"/>
       </w:pPr>
       <w:r>
-        <w:t xml:space="preserve">31.9</w:t>
-      </w:r>
-      <w:r>
-        <w:t xml:space="preserve"> </w:t>
-      </w:r>
-      <w:hyperlink r:id="rId208">
+        <w:t xml:space="preserve">32.9</w:t>
+      </w:r>
+      <w:r>
+        <w:t xml:space="preserve"> </w:t>
+      </w:r>
+      <w:hyperlink r:id="rId210">
         <w:r>
           <w:rPr>
             <w:rStyle w:val="VerbatimChar"/>
@@ -31163,7 +31381,7 @@
       <w:pPr>
         <w:pStyle w:val="FirstParagraph"/>
       </w:pPr>
-      <w:hyperlink r:id="rId208">
+      <w:hyperlink r:id="rId210">
         <w:r>
           <w:rPr>
             <w:rStyle w:val="VerbatimChar"/>
@@ -31220,19 +31438,19 @@
         <w:t xml:space="preserve">for interactive use.</w:t>
       </w:r>
     </w:p>
-    <w:bookmarkEnd w:id="209"/>
-    <w:bookmarkStart w:id="211" w:name="sec-revdepcheck"/>
+    <w:bookmarkEnd w:id="211"/>
+    <w:bookmarkStart w:id="213" w:name="sec-revdepcheck"/>
     <w:p>
       <w:pPr>
         <w:pStyle w:val="Heading3"/>
       </w:pPr>
       <w:r>
-        <w:t xml:space="preserve">31.10</w:t>
-      </w:r>
-      <w:r>
-        <w:t xml:space="preserve"> </w:t>
-      </w:r>
-      <w:hyperlink r:id="rId210">
+        <w:t xml:space="preserve">32.10</w:t>
+      </w:r>
+      <w:r>
+        <w:t xml:space="preserve"> </w:t>
+      </w:r>
+      <w:hyperlink r:id="rId212">
         <w:r>
           <w:rPr>
             <w:rStyle w:val="VerbatimChar"/>
@@ -31245,7 +31463,7 @@
       <w:pPr>
         <w:pStyle w:val="FirstParagraph"/>
       </w:pPr>
-      <w:hyperlink r:id="rId210">
+      <w:hyperlink r:id="rId212">
         <w:r>
           <w:rPr>
             <w:rStyle w:val="VerbatimChar"/>
@@ -31272,19 +31490,19 @@
         <w:t xml:space="preserve">It is used by package maintainers before CRAN releases.</w:t>
       </w:r>
     </w:p>
-    <w:bookmarkEnd w:id="211"/>
-    <w:bookmarkStart w:id="213" w:name="sec-desc"/>
+    <w:bookmarkEnd w:id="213"/>
+    <w:bookmarkStart w:id="215" w:name="sec-desc"/>
     <w:p>
       <w:pPr>
         <w:pStyle w:val="Heading3"/>
       </w:pPr>
       <w:r>
-        <w:t xml:space="preserve">31.11</w:t>
-      </w:r>
-      <w:r>
-        <w:t xml:space="preserve"> </w:t>
-      </w:r>
-      <w:hyperlink r:id="rId212">
+        <w:t xml:space="preserve">32.11</w:t>
+      </w:r>
+      <w:r>
+        <w:t xml:space="preserve"> </w:t>
+      </w:r>
+      <w:hyperlink r:id="rId214">
         <w:r>
           <w:rPr>
             <w:rStyle w:val="VerbatimChar"/>
@@ -31297,7 +31515,7 @@
       <w:pPr>
         <w:pStyle w:val="FirstParagraph"/>
       </w:pPr>
-      <w:hyperlink r:id="rId212">
+      <w:hyperlink r:id="rId214">
         <w:r>
           <w:rPr>
             <w:rStyle w:val="VerbatimChar"/>
@@ -31348,19 +31566,19 @@
         <w:t xml:space="preserve">and other developer-facing tools.</w:t>
       </w:r>
     </w:p>
-    <w:bookmarkEnd w:id="213"/>
-    <w:bookmarkStart w:id="215" w:name="sec-pkgcache"/>
+    <w:bookmarkEnd w:id="215"/>
+    <w:bookmarkStart w:id="217" w:name="sec-pkgcache"/>
     <w:p>
       <w:pPr>
         <w:pStyle w:val="Heading3"/>
       </w:pPr>
       <w:r>
-        <w:t xml:space="preserve">31.12</w:t>
-      </w:r>
-      <w:r>
-        <w:t xml:space="preserve"> </w:t>
-      </w:r>
-      <w:hyperlink r:id="rId214">
+        <w:t xml:space="preserve">32.12</w:t>
+      </w:r>
+      <w:r>
+        <w:t xml:space="preserve"> </w:t>
+      </w:r>
+      <w:hyperlink r:id="rId216">
         <w:r>
           <w:rPr>
             <w:rStyle w:val="VerbatimChar"/>
@@ -31373,7 +31591,7 @@
       <w:pPr>
         <w:pStyle w:val="FirstParagraph"/>
       </w:pPr>
-      <w:hyperlink r:id="rId214">
+      <w:hyperlink r:id="rId216">
         <w:r>
           <w:rPr>
             <w:rStyle w:val="VerbatimChar"/>
@@ -31412,19 +31630,19 @@
         <w:t xml:space="preserve">.</w:t>
       </w:r>
     </w:p>
-    <w:bookmarkEnd w:id="215"/>
-    <w:bookmarkStart w:id="217" w:name="sec-lifecycle"/>
+    <w:bookmarkEnd w:id="217"/>
+    <w:bookmarkStart w:id="219" w:name="sec-lifecycle"/>
     <w:p>
       <w:pPr>
         <w:pStyle w:val="Heading3"/>
       </w:pPr>
       <w:r>
-        <w:t xml:space="preserve">31.13</w:t>
-      </w:r>
-      <w:r>
-        <w:t xml:space="preserve"> </w:t>
-      </w:r>
-      <w:hyperlink r:id="rId216">
+        <w:t xml:space="preserve">32.13</w:t>
+      </w:r>
+      <w:r>
+        <w:t xml:space="preserve"> </w:t>
+      </w:r>
+      <w:hyperlink r:id="rId218">
         <w:r>
           <w:rPr>
             <w:rStyle w:val="VerbatimChar"/>
@@ -31437,7 +31655,7 @@
       <w:pPr>
         <w:pStyle w:val="FirstParagraph"/>
       </w:pPr>
-      <w:hyperlink r:id="rId216">
+      <w:hyperlink r:id="rId218">
         <w:r>
           <w:rPr>
             <w:rStyle w:val="VerbatimChar"/>
@@ -31464,24 +31682,24 @@
         <w:t xml:space="preserve">used across the tidyverse and r-lib ecosystems.</w:t>
       </w:r>
     </w:p>
-    <w:bookmarkEnd w:id="217"/>
-    <w:bookmarkEnd w:id="218"/>
-    <w:bookmarkStart w:id="226" w:name="testing-and-quality"/>
+    <w:bookmarkEnd w:id="219"/>
+    <w:bookmarkEnd w:id="220"/>
+    <w:bookmarkStart w:id="228" w:name="testing-and-quality"/>
     <w:p>
       <w:pPr>
         <w:pStyle w:val="Heading2"/>
       </w:pPr>
       <w:r>
-        <w:t xml:space="preserve">32 Testing and Quality</w:t>
-      </w:r>
-    </w:p>
-    <w:bookmarkStart w:id="219" w:name="sec-testthat"/>
+        <w:t xml:space="preserve">33 Testing and Quality</w:t>
+      </w:r>
+    </w:p>
+    <w:bookmarkStart w:id="221" w:name="sec-testthat"/>
     <w:p>
       <w:pPr>
         <w:pStyle w:val="Heading3"/>
       </w:pPr>
       <w:r>
-        <w:t xml:space="preserve">32.1</w:t>
+        <w:t xml:space="preserve">33.1</w:t>
       </w:r>
       <w:r>
         <w:t xml:space="preserve"> </w:t>
@@ -31562,19 +31780,19 @@
         <w:t xml:space="preserve">.</w:t>
       </w:r>
     </w:p>
-    <w:bookmarkEnd w:id="219"/>
-    <w:bookmarkStart w:id="221" w:name="sec-covr"/>
+    <w:bookmarkEnd w:id="221"/>
+    <w:bookmarkStart w:id="223" w:name="sec-covr"/>
     <w:p>
       <w:pPr>
         <w:pStyle w:val="Heading3"/>
       </w:pPr>
       <w:r>
-        <w:t xml:space="preserve">32.2</w:t>
-      </w:r>
-      <w:r>
-        <w:t xml:space="preserve"> </w:t>
-      </w:r>
-      <w:hyperlink r:id="rId220">
+        <w:t xml:space="preserve">33.2</w:t>
+      </w:r>
+      <w:r>
+        <w:t xml:space="preserve"> </w:t>
+      </w:r>
+      <w:hyperlink r:id="rId222">
         <w:r>
           <w:rPr>
             <w:rStyle w:val="VerbatimChar"/>
@@ -31587,7 +31805,7 @@
       <w:pPr>
         <w:pStyle w:val="FirstParagraph"/>
       </w:pPr>
-      <w:hyperlink r:id="rId220">
+      <w:hyperlink r:id="rId222">
         <w:r>
           <w:rPr>
             <w:rStyle w:val="VerbatimChar"/>
@@ -31614,19 +31832,19 @@
         <w:t xml:space="preserve">and is commonly integrated into CI pipelines.</w:t>
       </w:r>
     </w:p>
-    <w:bookmarkEnd w:id="221"/>
-    <w:bookmarkStart w:id="223" w:name="sec-waldo"/>
+    <w:bookmarkEnd w:id="223"/>
+    <w:bookmarkStart w:id="225" w:name="sec-waldo"/>
     <w:p>
       <w:pPr>
         <w:pStyle w:val="Heading3"/>
       </w:pPr>
       <w:r>
-        <w:t xml:space="preserve">32.3</w:t>
-      </w:r>
-      <w:r>
-        <w:t xml:space="preserve"> </w:t>
-      </w:r>
-      <w:hyperlink r:id="rId222">
+        <w:t xml:space="preserve">33.3</w:t>
+      </w:r>
+      <w:r>
+        <w:t xml:space="preserve"> </w:t>
+      </w:r>
+      <w:hyperlink r:id="rId224">
         <w:r>
           <w:rPr>
             <w:rStyle w:val="VerbatimChar"/>
@@ -31639,7 +31857,7 @@
       <w:pPr>
         <w:pStyle w:val="FirstParagraph"/>
       </w:pPr>
-      <w:hyperlink r:id="rId222">
+      <w:hyperlink r:id="rId224">
         <w:r>
           <w:rPr>
             <w:rStyle w:val="VerbatimChar"/>
@@ -31708,19 +31926,19 @@
         <w:t xml:space="preserve">to display test failures.</w:t>
       </w:r>
     </w:p>
-    <w:bookmarkEnd w:id="223"/>
-    <w:bookmarkStart w:id="225" w:name="sec-lintr"/>
+    <w:bookmarkEnd w:id="225"/>
+    <w:bookmarkStart w:id="227" w:name="sec-lintr"/>
     <w:p>
       <w:pPr>
         <w:pStyle w:val="Heading3"/>
       </w:pPr>
       <w:r>
-        <w:t xml:space="preserve">32.4</w:t>
-      </w:r>
-      <w:r>
-        <w:t xml:space="preserve"> </w:t>
-      </w:r>
-      <w:hyperlink r:id="rId224">
+        <w:t xml:space="preserve">33.4</w:t>
+      </w:r>
+      <w:r>
+        <w:t xml:space="preserve"> </w:t>
+      </w:r>
+      <w:hyperlink r:id="rId226">
         <w:r>
           <w:rPr>
             <w:rStyle w:val="VerbatimChar"/>
@@ -31733,7 +31951,7 @@
       <w:pPr>
         <w:pStyle w:val="FirstParagraph"/>
       </w:pPr>
-      <w:hyperlink r:id="rId224">
+      <w:hyperlink r:id="rId226">
         <w:r>
           <w:rPr>
             <w:rStyle w:val="VerbatimChar"/>
@@ -31760,29 +31978,29 @@
         <w:t xml:space="preserve">and integrates with RStudio, VS Code, and CI pipelines.</w:t>
       </w:r>
     </w:p>
-    <w:bookmarkEnd w:id="225"/>
-    <w:bookmarkEnd w:id="226"/>
-    <w:bookmarkStart w:id="239" w:name="core-language-and-infrastructure"/>
+    <w:bookmarkEnd w:id="227"/>
+    <w:bookmarkEnd w:id="228"/>
+    <w:bookmarkStart w:id="241" w:name="core-language-and-infrastructure"/>
     <w:p>
       <w:pPr>
         <w:pStyle w:val="Heading2"/>
       </w:pPr>
       <w:r>
-        <w:t xml:space="preserve">33 Core Language and Infrastructure</w:t>
-      </w:r>
-    </w:p>
-    <w:bookmarkStart w:id="228" w:name="sec-rlang"/>
+        <w:t xml:space="preserve">34 Core Language and Infrastructure</w:t>
+      </w:r>
+    </w:p>
+    <w:bookmarkStart w:id="230" w:name="sec-rlang"/>
     <w:p>
       <w:pPr>
         <w:pStyle w:val="Heading3"/>
       </w:pPr>
       <w:r>
-        <w:t xml:space="preserve">33.1</w:t>
-      </w:r>
-      <w:r>
-        <w:t xml:space="preserve"> </w:t>
-      </w:r>
-      <w:hyperlink r:id="rId227">
+        <w:t xml:space="preserve">34.1</w:t>
+      </w:r>
+      <w:r>
+        <w:t xml:space="preserve"> </w:t>
+      </w:r>
+      <w:hyperlink r:id="rId229">
         <w:r>
           <w:rPr>
             <w:rStyle w:val="VerbatimChar"/>
@@ -31795,7 +32013,7 @@
       <w:pPr>
         <w:pStyle w:val="FirstParagraph"/>
       </w:pPr>
-      <w:hyperlink r:id="rId227">
+      <w:hyperlink r:id="rId229">
         <w:r>
           <w:rPr>
             <w:rStyle w:val="VerbatimChar"/>
@@ -31822,19 +32040,19 @@
         <w:t xml:space="preserve">It is a foundational dependency for tidyverse packages and tidy eval programming.</w:t>
       </w:r>
     </w:p>
-    <w:bookmarkEnd w:id="228"/>
-    <w:bookmarkStart w:id="230" w:name="sec-vctrs"/>
+    <w:bookmarkEnd w:id="230"/>
+    <w:bookmarkStart w:id="232" w:name="sec-vctrs"/>
     <w:p>
       <w:pPr>
         <w:pStyle w:val="Heading3"/>
       </w:pPr>
       <w:r>
-        <w:t xml:space="preserve">33.2</w:t>
-      </w:r>
-      <w:r>
-        <w:t xml:space="preserve"> </w:t>
-      </w:r>
-      <w:hyperlink r:id="rId229">
+        <w:t xml:space="preserve">34.2</w:t>
+      </w:r>
+      <w:r>
+        <w:t xml:space="preserve"> </w:t>
+      </w:r>
+      <w:hyperlink r:id="rId231">
         <w:r>
           <w:rPr>
             <w:rStyle w:val="VerbatimChar"/>
@@ -31847,7 +32065,7 @@
       <w:pPr>
         <w:pStyle w:val="FirstParagraph"/>
       </w:pPr>
-      <w:hyperlink r:id="rId229">
+      <w:hyperlink r:id="rId231">
         <w:r>
           <w:rPr>
             <w:rStyle w:val="VerbatimChar"/>
@@ -31904,19 +32122,19 @@
         <w:t xml:space="preserve">across vector types.</w:t>
       </w:r>
     </w:p>
-    <w:bookmarkEnd w:id="230"/>
-    <w:bookmarkStart w:id="232" w:name="sec-withr"/>
+    <w:bookmarkEnd w:id="232"/>
+    <w:bookmarkStart w:id="234" w:name="sec-withr"/>
     <w:p>
       <w:pPr>
         <w:pStyle w:val="Heading3"/>
       </w:pPr>
       <w:r>
-        <w:t xml:space="preserve">33.3</w:t>
-      </w:r>
-      <w:r>
-        <w:t xml:space="preserve"> </w:t>
-      </w:r>
-      <w:hyperlink r:id="rId231">
+        <w:t xml:space="preserve">34.3</w:t>
+      </w:r>
+      <w:r>
+        <w:t xml:space="preserve"> </w:t>
+      </w:r>
+      <w:hyperlink r:id="rId233">
         <w:r>
           <w:rPr>
             <w:rStyle w:val="VerbatimChar"/>
@@ -31929,7 +32147,7 @@
       <w:pPr>
         <w:pStyle w:val="FirstParagraph"/>
       </w:pPr>
-      <w:hyperlink r:id="rId231">
+      <w:hyperlink r:id="rId233">
         <w:r>
           <w:rPr>
             <w:rStyle w:val="VerbatimChar"/>
@@ -31962,19 +32180,19 @@
         <w:t xml:space="preserve">Essential for writing side-effect-free tests.</w:t>
       </w:r>
     </w:p>
-    <w:bookmarkEnd w:id="232"/>
-    <w:bookmarkStart w:id="234" w:name="sec-cli"/>
+    <w:bookmarkEnd w:id="234"/>
+    <w:bookmarkStart w:id="236" w:name="sec-cli"/>
     <w:p>
       <w:pPr>
         <w:pStyle w:val="Heading3"/>
       </w:pPr>
       <w:r>
-        <w:t xml:space="preserve">33.4</w:t>
-      </w:r>
-      <w:r>
-        <w:t xml:space="preserve"> </w:t>
-      </w:r>
-      <w:hyperlink r:id="rId233">
+        <w:t xml:space="preserve">34.4</w:t>
+      </w:r>
+      <w:r>
+        <w:t xml:space="preserve"> </w:t>
+      </w:r>
+      <w:hyperlink r:id="rId235">
         <w:r>
           <w:rPr>
             <w:rStyle w:val="VerbatimChar"/>
@@ -31987,7 +32205,7 @@
       <w:pPr>
         <w:pStyle w:val="FirstParagraph"/>
       </w:pPr>
-      <w:hyperlink r:id="rId233">
+      <w:hyperlink r:id="rId235">
         <w:r>
           <w:rPr>
             <w:rStyle w:val="VerbatimChar"/>
@@ -32029,19 +32247,19 @@
         <w:t xml:space="preserve">and is used throughout the tidyverse.</w:t>
       </w:r>
     </w:p>
-    <w:bookmarkEnd w:id="234"/>
-    <w:bookmarkStart w:id="236" w:name="sec-R6"/>
+    <w:bookmarkEnd w:id="236"/>
+    <w:bookmarkStart w:id="238" w:name="sec-R6"/>
     <w:p>
       <w:pPr>
         <w:pStyle w:val="Heading3"/>
       </w:pPr>
       <w:r>
-        <w:t xml:space="preserve">33.5</w:t>
-      </w:r>
-      <w:r>
-        <w:t xml:space="preserve"> </w:t>
-      </w:r>
-      <w:hyperlink r:id="rId235">
+        <w:t xml:space="preserve">34.5</w:t>
+      </w:r>
+      <w:r>
+        <w:t xml:space="preserve"> </w:t>
+      </w:r>
+      <w:hyperlink r:id="rId237">
         <w:r>
           <w:rPr>
             <w:rStyle w:val="VerbatimChar"/>
@@ -32054,7 +32272,7 @@
       <w:pPr>
         <w:pStyle w:val="FirstParagraph"/>
       </w:pPr>
-      <w:hyperlink r:id="rId235">
+      <w:hyperlink r:id="rId237">
         <w:r>
           <w:rPr>
             <w:rStyle w:val="VerbatimChar"/>
@@ -32075,19 +32293,19 @@
         <w:t xml:space="preserve">Unlike S3 or S4, R6 classes support mutable state and inheritance in a style familiar from Python or Java.</w:t>
       </w:r>
     </w:p>
-    <w:bookmarkEnd w:id="236"/>
-    <w:bookmarkStart w:id="238" w:name="sec-cpp11"/>
+    <w:bookmarkEnd w:id="238"/>
+    <w:bookmarkStart w:id="240" w:name="sec-cpp11"/>
     <w:p>
       <w:pPr>
         <w:pStyle w:val="Heading3"/>
       </w:pPr>
       <w:r>
-        <w:t xml:space="preserve">33.6</w:t>
-      </w:r>
-      <w:r>
-        <w:t xml:space="preserve"> </w:t>
-      </w:r>
-      <w:hyperlink r:id="rId237">
+        <w:t xml:space="preserve">34.6</w:t>
+      </w:r>
+      <w:r>
+        <w:t xml:space="preserve"> </w:t>
+      </w:r>
+      <w:hyperlink r:id="rId239">
         <w:r>
           <w:rPr>
             <w:rStyle w:val="VerbatimChar"/>
@@ -32100,7 +32318,7 @@
       <w:pPr>
         <w:pStyle w:val="FirstParagraph"/>
       </w:pPr>
-      <w:hyperlink r:id="rId237">
+      <w:hyperlink r:id="rId239">
         <w:r>
           <w:rPr>
             <w:rStyle w:val="VerbatimChar"/>
@@ -32139,29 +32357,29 @@
         <w:t xml:space="preserve">designed to simplify writing and debugging C++ extensions for R.</w:t>
       </w:r>
     </w:p>
-    <w:bookmarkEnd w:id="238"/>
-    <w:bookmarkEnd w:id="239"/>
-    <w:bookmarkStart w:id="248" w:name="system-and-process"/>
+    <w:bookmarkEnd w:id="240"/>
+    <w:bookmarkEnd w:id="241"/>
+    <w:bookmarkStart w:id="250" w:name="system-and-process"/>
     <w:p>
       <w:pPr>
         <w:pStyle w:val="Heading2"/>
       </w:pPr>
       <w:r>
-        <w:t xml:space="preserve">34 System and Process</w:t>
-      </w:r>
-    </w:p>
-    <w:bookmarkStart w:id="241" w:name="sec-fs"/>
+        <w:t xml:space="preserve">35 System and Process</w:t>
+      </w:r>
+    </w:p>
+    <w:bookmarkStart w:id="243" w:name="sec-fs"/>
     <w:p>
       <w:pPr>
         <w:pStyle w:val="Heading3"/>
       </w:pPr>
       <w:r>
-        <w:t xml:space="preserve">34.1</w:t>
-      </w:r>
-      <w:r>
-        <w:t xml:space="preserve"> </w:t>
-      </w:r>
-      <w:hyperlink r:id="rId240">
+        <w:t xml:space="preserve">35.1</w:t>
+      </w:r>
+      <w:r>
+        <w:t xml:space="preserve"> </w:t>
+      </w:r>
+      <w:hyperlink r:id="rId242">
         <w:r>
           <w:rPr>
             <w:rStyle w:val="VerbatimChar"/>
@@ -32174,7 +32392,7 @@
       <w:pPr>
         <w:pStyle w:val="FirstParagraph"/>
       </w:pPr>
-      <w:hyperlink r:id="rId240">
+      <w:hyperlink r:id="rId242">
         <w:r>
           <w:rPr>
             <w:rStyle w:val="VerbatimChar"/>
@@ -32246,19 +32464,19 @@
         <w:t xml:space="preserve">functions that always return character vectors.</w:t>
       </w:r>
     </w:p>
-    <w:bookmarkEnd w:id="241"/>
-    <w:bookmarkStart w:id="243" w:name="sec-processx"/>
+    <w:bookmarkEnd w:id="243"/>
+    <w:bookmarkStart w:id="245" w:name="sec-processx"/>
     <w:p>
       <w:pPr>
         <w:pStyle w:val="Heading3"/>
       </w:pPr>
       <w:r>
-        <w:t xml:space="preserve">34.2</w:t>
-      </w:r>
-      <w:r>
-        <w:t xml:space="preserve"> </w:t>
-      </w:r>
-      <w:hyperlink r:id="rId242">
+        <w:t xml:space="preserve">35.2</w:t>
+      </w:r>
+      <w:r>
+        <w:t xml:space="preserve"> </w:t>
+      </w:r>
+      <w:hyperlink r:id="rId244">
         <w:r>
           <w:rPr>
             <w:rStyle w:val="VerbatimChar"/>
@@ -32271,7 +32489,7 @@
       <w:pPr>
         <w:pStyle w:val="FirstParagraph"/>
       </w:pPr>
-      <w:hyperlink r:id="rId242">
+      <w:hyperlink r:id="rId244">
         <w:r>
           <w:rPr>
             <w:rStyle w:val="VerbatimChar"/>
@@ -32322,19 +32540,19 @@
         <w:t xml:space="preserve">.</w:t>
       </w:r>
     </w:p>
-    <w:bookmarkEnd w:id="243"/>
-    <w:bookmarkStart w:id="245" w:name="sec-callr"/>
+    <w:bookmarkEnd w:id="245"/>
+    <w:bookmarkStart w:id="247" w:name="sec-callr"/>
     <w:p>
       <w:pPr>
         <w:pStyle w:val="Heading3"/>
       </w:pPr>
       <w:r>
-        <w:t xml:space="preserve">34.3</w:t>
-      </w:r>
-      <w:r>
-        <w:t xml:space="preserve"> </w:t>
-      </w:r>
-      <w:hyperlink r:id="rId244">
+        <w:t xml:space="preserve">35.3</w:t>
+      </w:r>
+      <w:r>
+        <w:t xml:space="preserve"> </w:t>
+      </w:r>
+      <w:hyperlink r:id="rId246">
         <w:r>
           <w:rPr>
             <w:rStyle w:val="VerbatimChar"/>
@@ -32347,7 +32565,7 @@
       <w:pPr>
         <w:pStyle w:val="FirstParagraph"/>
       </w:pPr>
-      <w:hyperlink r:id="rId244">
+      <w:hyperlink r:id="rId246">
         <w:r>
           <w:rPr>
             <w:rStyle w:val="VerbatimChar"/>
@@ -32386,19 +32604,19 @@
         <w:t xml:space="preserve">.</w:t>
       </w:r>
     </w:p>
-    <w:bookmarkEnd w:id="245"/>
-    <w:bookmarkStart w:id="247" w:name="sec-ps"/>
+    <w:bookmarkEnd w:id="247"/>
+    <w:bookmarkStart w:id="249" w:name="sec-ps"/>
     <w:p>
       <w:pPr>
         <w:pStyle w:val="Heading3"/>
       </w:pPr>
       <w:r>
-        <w:t xml:space="preserve">34.4</w:t>
-      </w:r>
-      <w:r>
-        <w:t xml:space="preserve"> </w:t>
-      </w:r>
-      <w:hyperlink r:id="rId246">
+        <w:t xml:space="preserve">35.4</w:t>
+      </w:r>
+      <w:r>
+        <w:t xml:space="preserve"> </w:t>
+      </w:r>
+      <w:hyperlink r:id="rId248">
         <w:r>
           <w:rPr>
             <w:rStyle w:val="VerbatimChar"/>
@@ -32411,7 +32629,7 @@
       <w:pPr>
         <w:pStyle w:val="FirstParagraph"/>
       </w:pPr>
-      <w:hyperlink r:id="rId246">
+      <w:hyperlink r:id="rId248">
         <w:r>
           <w:rPr>
             <w:rStyle w:val="VerbatimChar"/>
@@ -32465,29 +32683,29 @@
         <w:t xml:space="preserve">.</w:t>
       </w:r>
     </w:p>
-    <w:bookmarkEnd w:id="247"/>
-    <w:bookmarkEnd w:id="248"/>
-    <w:bookmarkStart w:id="257" w:name="http-and-web"/>
+    <w:bookmarkEnd w:id="249"/>
+    <w:bookmarkEnd w:id="250"/>
+    <w:bookmarkStart w:id="259" w:name="http-and-web"/>
     <w:p>
       <w:pPr>
         <w:pStyle w:val="Heading2"/>
       </w:pPr>
       <w:r>
-        <w:t xml:space="preserve">35 HTTP and Web</w:t>
-      </w:r>
-    </w:p>
-    <w:bookmarkStart w:id="250" w:name="sec-httr2"/>
+        <w:t xml:space="preserve">36 HTTP and Web</w:t>
+      </w:r>
+    </w:p>
+    <w:bookmarkStart w:id="252" w:name="sec-httr2"/>
     <w:p>
       <w:pPr>
         <w:pStyle w:val="Heading3"/>
       </w:pPr>
       <w:r>
-        <w:t xml:space="preserve">35.1</w:t>
-      </w:r>
-      <w:r>
-        <w:t xml:space="preserve"> </w:t>
-      </w:r>
-      <w:hyperlink r:id="rId249">
+        <w:t xml:space="preserve">36.1</w:t>
+      </w:r>
+      <w:r>
+        <w:t xml:space="preserve"> </w:t>
+      </w:r>
+      <w:hyperlink r:id="rId251">
         <w:r>
           <w:rPr>
             <w:rStyle w:val="VerbatimChar"/>
@@ -32500,7 +32718,7 @@
       <w:pPr>
         <w:pStyle w:val="FirstParagraph"/>
       </w:pPr>
-      <w:hyperlink r:id="rId249">
+      <w:hyperlink r:id="rId251">
         <w:r>
           <w:rPr>
             <w:rStyle w:val="VerbatimChar"/>
@@ -32548,19 +32766,19 @@
         <w:t xml:space="preserve">Preferred for new code.</w:t>
       </w:r>
     </w:p>
-    <w:bookmarkEnd w:id="250"/>
-    <w:bookmarkStart w:id="252" w:name="sec-httr"/>
+    <w:bookmarkEnd w:id="252"/>
+    <w:bookmarkStart w:id="254" w:name="sec-httr"/>
     <w:p>
       <w:pPr>
         <w:pStyle w:val="Heading3"/>
       </w:pPr>
       <w:r>
-        <w:t xml:space="preserve">35.2</w:t>
-      </w:r>
-      <w:r>
-        <w:t xml:space="preserve"> </w:t>
-      </w:r>
-      <w:hyperlink r:id="rId251">
+        <w:t xml:space="preserve">36.2</w:t>
+      </w:r>
+      <w:r>
+        <w:t xml:space="preserve"> </w:t>
+      </w:r>
+      <w:hyperlink r:id="rId253">
         <w:r>
           <w:rPr>
             <w:rStyle w:val="VerbatimChar"/>
@@ -32573,7 +32791,7 @@
       <w:pPr>
         <w:pStyle w:val="FirstParagraph"/>
       </w:pPr>
-      <w:hyperlink r:id="rId251">
+      <w:hyperlink r:id="rId253">
         <w:r>
           <w:rPr>
             <w:rStyle w:val="VerbatimChar"/>
@@ -32657,19 +32875,19 @@
         <w:t xml:space="preserve">for new development.</w:t>
       </w:r>
     </w:p>
-    <w:bookmarkEnd w:id="252"/>
-    <w:bookmarkStart w:id="254" w:name="sec-gh"/>
+    <w:bookmarkEnd w:id="254"/>
+    <w:bookmarkStart w:id="256" w:name="sec-gh"/>
     <w:p>
       <w:pPr>
         <w:pStyle w:val="Heading3"/>
       </w:pPr>
       <w:r>
-        <w:t xml:space="preserve">35.3</w:t>
-      </w:r>
-      <w:r>
-        <w:t xml:space="preserve"> </w:t>
-      </w:r>
-      <w:hyperlink r:id="rId253">
+        <w:t xml:space="preserve">36.3</w:t>
+      </w:r>
+      <w:r>
+        <w:t xml:space="preserve"> </w:t>
+      </w:r>
+      <w:hyperlink r:id="rId255">
         <w:r>
           <w:rPr>
             <w:rStyle w:val="VerbatimChar"/>
@@ -32682,7 +32900,7 @@
       <w:pPr>
         <w:pStyle w:val="FirstParagraph"/>
       </w:pPr>
-      <w:hyperlink r:id="rId253">
+      <w:hyperlink r:id="rId255">
         <w:r>
           <w:rPr>
             <w:rStyle w:val="VerbatimChar"/>
@@ -32718,19 +32936,19 @@
         <w:t xml:space="preserve">for GitHub operations.</w:t>
       </w:r>
     </w:p>
-    <w:bookmarkEnd w:id="254"/>
-    <w:bookmarkStart w:id="256" w:name="sec-gargle"/>
+    <w:bookmarkEnd w:id="256"/>
+    <w:bookmarkStart w:id="258" w:name="sec-gargle"/>
     <w:p>
       <w:pPr>
         <w:pStyle w:val="Heading3"/>
       </w:pPr>
       <w:r>
-        <w:t xml:space="preserve">35.4</w:t>
-      </w:r>
-      <w:r>
-        <w:t xml:space="preserve"> </w:t>
-      </w:r>
-      <w:hyperlink r:id="rId255">
+        <w:t xml:space="preserve">36.4</w:t>
+      </w:r>
+      <w:r>
+        <w:t xml:space="preserve"> </w:t>
+      </w:r>
+      <w:hyperlink r:id="rId257">
         <w:r>
           <w:rPr>
             <w:rStyle w:val="VerbatimChar"/>
@@ -32743,7 +32961,7 @@
       <w:pPr>
         <w:pStyle w:val="FirstParagraph"/>
       </w:pPr>
-      <w:hyperlink r:id="rId255">
+      <w:hyperlink r:id="rId257">
         <w:r>
           <w:rPr>
             <w:rStyle w:val="VerbatimChar"/>
@@ -32794,29 +33012,29 @@
         <w:t xml:space="preserve">, and other Google-backed R packages.</w:t>
       </w:r>
     </w:p>
-    <w:bookmarkEnd w:id="256"/>
-    <w:bookmarkEnd w:id="257"/>
-    <w:bookmarkStart w:id="279" w:name="utilities"/>
+    <w:bookmarkEnd w:id="258"/>
+    <w:bookmarkEnd w:id="259"/>
+    <w:bookmarkStart w:id="281" w:name="utilities"/>
     <w:p>
       <w:pPr>
         <w:pStyle w:val="Heading2"/>
       </w:pPr>
       <w:r>
-        <w:t xml:space="preserve">36 Utilities</w:t>
-      </w:r>
-    </w:p>
-    <w:bookmarkStart w:id="259" w:name="sec-here-pkg"/>
+        <w:t xml:space="preserve">37 Utilities</w:t>
+      </w:r>
+    </w:p>
+    <w:bookmarkStart w:id="261" w:name="sec-here-pkg"/>
     <w:p>
       <w:pPr>
         <w:pStyle w:val="Heading3"/>
       </w:pPr>
       <w:r>
-        <w:t xml:space="preserve">36.1</w:t>
-      </w:r>
-      <w:r>
-        <w:t xml:space="preserve"> </w:t>
-      </w:r>
-      <w:hyperlink r:id="rId258">
+        <w:t xml:space="preserve">37.1</w:t>
+      </w:r>
+      <w:r>
+        <w:t xml:space="preserve"> </w:t>
+      </w:r>
+      <w:hyperlink r:id="rId260">
         <w:r>
           <w:rPr>
             <w:rStyle w:val="VerbatimChar"/>
@@ -32829,7 +33047,7 @@
       <w:pPr>
         <w:pStyle w:val="FirstParagraph"/>
       </w:pPr>
-      <w:hyperlink r:id="rId258">
+      <w:hyperlink r:id="rId260">
         <w:r>
           <w:rPr>
             <w:rStyle w:val="VerbatimChar"/>
@@ -32878,21 +33096,21 @@
           <w:rPr>
             <w:rStyle w:val="Hyperlink"/>
           </w:rPr>
-          <w:t xml:space="preserve">Section 28</w:t>
+          <w:t xml:space="preserve">Section 29</w:t>
         </w:r>
       </w:hyperlink>
       <w:r>
         <w:t xml:space="preserve">).</w:t>
       </w:r>
     </w:p>
-    <w:bookmarkEnd w:id="259"/>
-    <w:bookmarkStart w:id="260" w:name="sec-memoise"/>
+    <w:bookmarkEnd w:id="261"/>
+    <w:bookmarkStart w:id="262" w:name="sec-memoise"/>
     <w:p>
       <w:pPr>
         <w:pStyle w:val="Heading3"/>
       </w:pPr>
       <w:r>
-        <w:t xml:space="preserve">36.2</w:t>
+        <w:t xml:space="preserve">37.2</w:t>
       </w:r>
       <w:r>
         <w:t xml:space="preserve"> </w:t>
@@ -33153,19 +33371,19 @@
         <w:t xml:space="preserve">silently collapsing random variability by returning stale cached draws.</w:t>
       </w:r>
     </w:p>
-    <w:bookmarkEnd w:id="260"/>
-    <w:bookmarkStart w:id="263" w:name="sec-scales"/>
+    <w:bookmarkEnd w:id="262"/>
+    <w:bookmarkStart w:id="265" w:name="sec-scales"/>
     <w:p>
       <w:pPr>
         <w:pStyle w:val="Heading3"/>
       </w:pPr>
       <w:r>
-        <w:t xml:space="preserve">36.3</w:t>
-      </w:r>
-      <w:r>
-        <w:t xml:space="preserve"> </w:t>
-      </w:r>
-      <w:hyperlink r:id="rId261">
+        <w:t xml:space="preserve">37.3</w:t>
+      </w:r>
+      <w:r>
+        <w:t xml:space="preserve"> </w:t>
+      </w:r>
+      <w:hyperlink r:id="rId263">
         <w:r>
           <w:rPr>
             <w:rStyle w:val="VerbatimChar"/>
@@ -33178,7 +33396,7 @@
       <w:pPr>
         <w:pStyle w:val="FirstParagraph"/>
       </w:pPr>
-      <w:hyperlink r:id="rId261">
+      <w:hyperlink r:id="rId263">
         <w:r>
           <w:rPr>
             <w:rStyle w:val="VerbatimChar"/>
@@ -33207,7 +33425,7 @@
       <w:r>
         <w:t xml:space="preserve"> </w:t>
       </w:r>
-      <w:hyperlink r:id="rId262">
+      <w:hyperlink r:id="rId264">
         <w:r>
           <w:rPr>
             <w:rStyle w:val="VerbatimChar"/>
@@ -33219,19 +33437,19 @@
         <w:t xml:space="preserve">.</w:t>
       </w:r>
     </w:p>
-    <w:bookmarkEnd w:id="263"/>
-    <w:bookmarkStart w:id="265" w:name="sec-sessioninfo"/>
+    <w:bookmarkEnd w:id="265"/>
+    <w:bookmarkStart w:id="267" w:name="sec-sessioninfo"/>
     <w:p>
       <w:pPr>
         <w:pStyle w:val="Heading3"/>
       </w:pPr>
       <w:r>
-        <w:t xml:space="preserve">36.4</w:t>
-      </w:r>
-      <w:r>
-        <w:t xml:space="preserve"> </w:t>
-      </w:r>
-      <w:hyperlink r:id="rId264">
+        <w:t xml:space="preserve">37.4</w:t>
+      </w:r>
+      <w:r>
+        <w:t xml:space="preserve"> </w:t>
+      </w:r>
+      <w:hyperlink r:id="rId266">
         <w:r>
           <w:rPr>
             <w:rStyle w:val="VerbatimChar"/>
@@ -33244,7 +33462,7 @@
       <w:pPr>
         <w:pStyle w:val="FirstParagraph"/>
       </w:pPr>
-      <w:hyperlink r:id="rId264">
+      <w:hyperlink r:id="rId266">
         <w:r>
           <w:rPr>
             <w:rStyle w:val="VerbatimChar"/>
@@ -33283,19 +33501,19 @@
         <w:t xml:space="preserve">.</w:t>
       </w:r>
     </w:p>
-    <w:bookmarkEnd w:id="265"/>
-    <w:bookmarkStart w:id="267" w:name="sec-downlit"/>
+    <w:bookmarkEnd w:id="267"/>
+    <w:bookmarkStart w:id="269" w:name="sec-downlit"/>
     <w:p>
       <w:pPr>
         <w:pStyle w:val="Heading3"/>
       </w:pPr>
       <w:r>
-        <w:t xml:space="preserve">36.5</w:t>
-      </w:r>
-      <w:r>
-        <w:t xml:space="preserve"> </w:t>
-      </w:r>
-      <w:hyperlink r:id="rId266">
+        <w:t xml:space="preserve">37.5</w:t>
+      </w:r>
+      <w:r>
+        <w:t xml:space="preserve"> </w:t>
+      </w:r>
+      <w:hyperlink r:id="rId268">
         <w:r>
           <w:rPr>
             <w:rStyle w:val="VerbatimChar"/>
@@ -33308,7 +33526,7 @@
       <w:pPr>
         <w:pStyle w:val="FirstParagraph"/>
       </w:pPr>
-      <w:hyperlink r:id="rId266">
+      <w:hyperlink r:id="rId268">
         <w:r>
           <w:rPr>
             <w:rStyle w:val="VerbatimChar"/>
@@ -33350,19 +33568,19 @@
         <w:t xml:space="preserve">and Quarto for rendering R code in documentation websites.</w:t>
       </w:r>
     </w:p>
-    <w:bookmarkEnd w:id="267"/>
-    <w:bookmarkStart w:id="269" w:name="sec-prettyunits"/>
+    <w:bookmarkEnd w:id="269"/>
+    <w:bookmarkStart w:id="271" w:name="sec-prettyunits"/>
     <w:p>
       <w:pPr>
         <w:pStyle w:val="Heading3"/>
       </w:pPr>
       <w:r>
-        <w:t xml:space="preserve">36.6</w:t>
-      </w:r>
-      <w:r>
-        <w:t xml:space="preserve"> </w:t>
-      </w:r>
-      <w:hyperlink r:id="rId268">
+        <w:t xml:space="preserve">37.6</w:t>
+      </w:r>
+      <w:r>
+        <w:t xml:space="preserve"> </w:t>
+      </w:r>
+      <w:hyperlink r:id="rId270">
         <w:r>
           <w:rPr>
             <w:rStyle w:val="VerbatimChar"/>
@@ -33375,7 +33593,7 @@
       <w:pPr>
         <w:pStyle w:val="FirstParagraph"/>
       </w:pPr>
-      <w:hyperlink r:id="rId268">
+      <w:hyperlink r:id="rId270">
         <w:r>
           <w:rPr>
             <w:rStyle w:val="VerbatimChar"/>
@@ -33426,19 +33644,19 @@
         <w:t xml:space="preserve">, and progress-reporting packages.</w:t>
       </w:r>
     </w:p>
-    <w:bookmarkEnd w:id="269"/>
-    <w:bookmarkStart w:id="271" w:name="sec-lobstr"/>
+    <w:bookmarkEnd w:id="271"/>
+    <w:bookmarkStart w:id="273" w:name="sec-lobstr"/>
     <w:p>
       <w:pPr>
         <w:pStyle w:val="Heading3"/>
       </w:pPr>
       <w:r>
-        <w:t xml:space="preserve">36.7</w:t>
-      </w:r>
-      <w:r>
-        <w:t xml:space="preserve"> </w:t>
-      </w:r>
-      <w:hyperlink r:id="rId270">
+        <w:t xml:space="preserve">37.7</w:t>
+      </w:r>
+      <w:r>
+        <w:t xml:space="preserve"> </w:t>
+      </w:r>
+      <w:hyperlink r:id="rId272">
         <w:r>
           <w:rPr>
             <w:rStyle w:val="VerbatimChar"/>
@@ -33451,7 +33669,7 @@
       <w:pPr>
         <w:pStyle w:val="FirstParagraph"/>
       </w:pPr>
-      <w:hyperlink r:id="rId270">
+      <w:hyperlink r:id="rId272">
         <w:r>
           <w:rPr>
             <w:rStyle w:val="VerbatimChar"/>
@@ -33511,19 +33729,19 @@
         <w:t xml:space="preserve">It is a useful learning and debugging tool.</w:t>
       </w:r>
     </w:p>
-    <w:bookmarkEnd w:id="271"/>
-    <w:bookmarkStart w:id="273" w:name="sec-crayon"/>
+    <w:bookmarkEnd w:id="273"/>
+    <w:bookmarkStart w:id="275" w:name="sec-crayon"/>
     <w:p>
       <w:pPr>
         <w:pStyle w:val="Heading3"/>
       </w:pPr>
       <w:r>
-        <w:t xml:space="preserve">36.8</w:t>
-      </w:r>
-      <w:r>
-        <w:t xml:space="preserve"> </w:t>
-      </w:r>
-      <w:hyperlink r:id="rId272">
+        <w:t xml:space="preserve">37.8</w:t>
+      </w:r>
+      <w:r>
+        <w:t xml:space="preserve"> </w:t>
+      </w:r>
+      <w:hyperlink r:id="rId274">
         <w:r>
           <w:rPr>
             <w:rStyle w:val="VerbatimChar"/>
@@ -33536,7 +33754,7 @@
       <w:pPr>
         <w:pStyle w:val="FirstParagraph"/>
       </w:pPr>
-      <w:hyperlink r:id="rId272">
+      <w:hyperlink r:id="rId274">
         <w:r>
           <w:rPr>
             <w:rStyle w:val="VerbatimChar"/>
@@ -33572,19 +33790,19 @@
         <w:t xml:space="preserve">but remains widely used in older code and packages.</w:t>
       </w:r>
     </w:p>
-    <w:bookmarkEnd w:id="273"/>
-    <w:bookmarkStart w:id="275" w:name="sec-styler"/>
+    <w:bookmarkEnd w:id="275"/>
+    <w:bookmarkStart w:id="277" w:name="sec-styler"/>
     <w:p>
       <w:pPr>
         <w:pStyle w:val="Heading3"/>
       </w:pPr>
       <w:r>
-        <w:t xml:space="preserve">36.9</w:t>
-      </w:r>
-      <w:r>
-        <w:t xml:space="preserve"> </w:t>
-      </w:r>
-      <w:hyperlink r:id="rId274">
+        <w:t xml:space="preserve">37.9</w:t>
+      </w:r>
+      <w:r>
+        <w:t xml:space="preserve"> </w:t>
+      </w:r>
+      <w:hyperlink r:id="rId276">
         <w:r>
           <w:rPr>
             <w:rStyle w:val="VerbatimChar"/>
@@ -33597,7 +33815,7 @@
       <w:pPr>
         <w:pStyle w:val="FirstParagraph"/>
       </w:pPr>
-      <w:hyperlink r:id="rId274">
+      <w:hyperlink r:id="rId276">
         <w:r>
           <w:rPr>
             <w:rStyle w:val="VerbatimChar"/>
@@ -33647,19 +33865,19 @@
         <w:t xml:space="preserve">for more details.</w:t>
       </w:r>
     </w:p>
-    <w:bookmarkEnd w:id="275"/>
-    <w:bookmarkStart w:id="278" w:name="sec-rex"/>
+    <w:bookmarkEnd w:id="277"/>
+    <w:bookmarkStart w:id="280" w:name="sec-rex"/>
     <w:p>
       <w:pPr>
         <w:pStyle w:val="Heading3"/>
       </w:pPr>
       <w:r>
-        <w:t xml:space="preserve">36.10</w:t>
-      </w:r>
-      <w:r>
-        <w:t xml:space="preserve"> </w:t>
-      </w:r>
-      <w:hyperlink r:id="rId276">
+        <w:t xml:space="preserve">37.10</w:t>
+      </w:r>
+      <w:r>
+        <w:t xml:space="preserve"> </w:t>
+      </w:r>
+      <w:hyperlink r:id="rId278">
         <w:r>
           <w:rPr>
             <w:rStyle w:val="VerbatimChar"/>
@@ -33672,7 +33890,7 @@
       <w:pPr>
         <w:pStyle w:val="FirstParagraph"/>
       </w:pPr>
-      <w:hyperlink r:id="rId276">
+      <w:hyperlink r:id="rId278">
         <w:r>
           <w:rPr>
             <w:rStyle w:val="VerbatimChar"/>
@@ -33775,7 +33993,7 @@
         <w:pStyle w:val="Compact"/>
         <w:numPr>
           <w:ilvl w:val="0"/>
-          <w:numId w:val="1061"/>
+          <w:numId w:val="1062"/>
         </w:numPr>
       </w:pPr>
       <w:r>
@@ -33829,7 +34047,7 @@
         <w:pStyle w:val="Compact"/>
         <w:numPr>
           <w:ilvl w:val="0"/>
-          <w:numId w:val="1061"/>
+          <w:numId w:val="1062"/>
         </w:numPr>
       </w:pPr>
       <w:r>
@@ -33901,7 +34119,7 @@
         <w:pStyle w:val="Compact"/>
         <w:numPr>
           <w:ilvl w:val="0"/>
-          <w:numId w:val="1061"/>
+          <w:numId w:val="1062"/>
         </w:numPr>
       </w:pPr>
       <w:r>
@@ -33949,7 +34167,7 @@
       <w:r>
         <w:t xml:space="preserve"> </w:t>
       </w:r>
-      <w:hyperlink r:id="rId277">
+      <w:hyperlink r:id="rId279">
         <w:r>
           <w:rPr>
             <w:rStyle w:val="VerbatimChar"/>
@@ -33964,29 +34182,29 @@
         <w:t xml:space="preserve">functions.</w:t>
       </w:r>
     </w:p>
-    <w:bookmarkEnd w:id="278"/>
-    <w:bookmarkEnd w:id="279"/>
-    <w:bookmarkStart w:id="282" w:name="github-actions"/>
+    <w:bookmarkEnd w:id="280"/>
+    <w:bookmarkEnd w:id="281"/>
+    <w:bookmarkStart w:id="284" w:name="github-actions"/>
     <w:p>
       <w:pPr>
         <w:pStyle w:val="Heading2"/>
       </w:pPr>
       <w:r>
-        <w:t xml:space="preserve">37 GitHub Actions</w:t>
-      </w:r>
-    </w:p>
-    <w:bookmarkStart w:id="281" w:name="sec-r-lib-actions"/>
+        <w:t xml:space="preserve">38 GitHub Actions</w:t>
+      </w:r>
+    </w:p>
+    <w:bookmarkStart w:id="283" w:name="sec-r-lib-actions"/>
     <w:p>
       <w:pPr>
         <w:pStyle w:val="Heading3"/>
       </w:pPr>
       <w:r>
-        <w:t xml:space="preserve">37.1</w:t>
-      </w:r>
-      <w:r>
-        <w:t xml:space="preserve"> </w:t>
-      </w:r>
-      <w:hyperlink r:id="rId280">
+        <w:t xml:space="preserve">38.1</w:t>
+      </w:r>
+      <w:r>
+        <w:t xml:space="preserve"> </w:t>
+      </w:r>
+      <w:hyperlink r:id="rId282">
         <w:r>
           <w:rPr>
             <w:rStyle w:val="Hyperlink"/>
@@ -34005,7 +34223,7 @@
       <w:r>
         <w:t xml:space="preserve"> </w:t>
       </w:r>
-      <w:hyperlink r:id="rId280">
+      <w:hyperlink r:id="rId282">
         <w:r>
           <w:rPr>
             <w:rStyle w:val="VerbatimChar"/>
@@ -34037,7 +34255,7 @@
         <w:pStyle w:val="Compact"/>
         <w:numPr>
           <w:ilvl w:val="0"/>
-          <w:numId w:val="1062"/>
+          <w:numId w:val="1063"/>
         </w:numPr>
       </w:pPr>
       <w:r>
@@ -34058,7 +34276,7 @@
         <w:pStyle w:val="Compact"/>
         <w:numPr>
           <w:ilvl w:val="0"/>
-          <w:numId w:val="1062"/>
+          <w:numId w:val="1063"/>
         </w:numPr>
       </w:pPr>
       <w:r>
@@ -34094,7 +34312,7 @@
         <w:pStyle w:val="Compact"/>
         <w:numPr>
           <w:ilvl w:val="0"/>
-          <w:numId w:val="1062"/>
+          <w:numId w:val="1063"/>
         </w:numPr>
       </w:pPr>
       <w:r>
@@ -34124,7 +34342,7 @@
         <w:pStyle w:val="Compact"/>
         <w:numPr>
           <w:ilvl w:val="0"/>
-          <w:numId w:val="1062"/>
+          <w:numId w:val="1063"/>
         </w:numPr>
       </w:pPr>
       <w:r>
@@ -34148,15 +34366,15 @@
         <w:t xml:space="preserve">These actions are widely used across R packages hosted on GitHub.</w:t>
       </w:r>
     </w:p>
-    <w:bookmarkEnd w:id="281"/>
-    <w:bookmarkEnd w:id="282"/>
-    <w:bookmarkStart w:id="285" w:name="sec-tidyverse"/>
+    <w:bookmarkEnd w:id="283"/>
+    <w:bookmarkEnd w:id="284"/>
+    <w:bookmarkStart w:id="287" w:name="sec-tidyverse"/>
     <w:p>
       <w:pPr>
         <w:pStyle w:val="Heading2"/>
       </w:pPr>
       <w:r>
-        <w:t xml:space="preserve">38 Tidyverse</w:t>
+        <w:t xml:space="preserve">39 Tidyverse</w:t>
       </w:r>
     </w:p>
     <w:p>
@@ -34199,7 +34417,7 @@
       <w:r>
         <w:t xml:space="preserve"> </w:t>
       </w:r>
-      <w:hyperlink r:id="rId283">
+      <w:hyperlink r:id="rId285">
         <w:r>
           <w:rPr>
             <w:rStyle w:val="Hyperlink"/>
@@ -34234,7 +34452,7 @@
       <w:r>
         <w:t xml:space="preserve"> </w:t>
       </w:r>
-      <w:hyperlink r:id="rId284">
+      <w:hyperlink r:id="rId286">
         <w:r>
           <w:rPr>
             <w:rStyle w:val="VerbatimChar"/>
@@ -34278,14 +34496,14 @@
         <w:t xml:space="preserve">which leans heavily on many Tidyverse packages and may be worth checking out.</w:t>
       </w:r>
     </w:p>
-    <w:bookmarkEnd w:id="285"/>
-    <w:bookmarkStart w:id="304" w:name="core-tidyverse-packages"/>
+    <w:bookmarkEnd w:id="287"/>
+    <w:bookmarkStart w:id="306" w:name="core-tidyverse-packages"/>
     <w:p>
       <w:pPr>
         <w:pStyle w:val="Heading2"/>
       </w:pPr>
       <w:r>
-        <w:t xml:space="preserve">39 Core Tidyverse Packages</w:t>
+        <w:t xml:space="preserve">40 Core Tidyverse Packages</w:t>
       </w:r>
     </w:p>
     <w:p>
@@ -34298,7 +34516,7 @@
       <w:r>
         <w:t xml:space="preserve"> </w:t>
       </w:r>
-      <w:hyperlink r:id="rId286">
+      <w:hyperlink r:id="rId288">
         <w:r>
           <w:rPr>
             <w:rStyle w:val="Hyperlink"/>
@@ -34349,18 +34567,18 @@
         <w:t xml:space="preserve">:</w:t>
       </w:r>
     </w:p>
-    <w:bookmarkStart w:id="287" w:name="sec-ggplot2"/>
+    <w:bookmarkStart w:id="289" w:name="sec-ggplot2"/>
     <w:p>
       <w:pPr>
         <w:pStyle w:val="Heading3"/>
       </w:pPr>
       <w:r>
-        <w:t xml:space="preserve">39.1</w:t>
-      </w:r>
-      <w:r>
-        <w:t xml:space="preserve"> </w:t>
-      </w:r>
-      <w:hyperlink r:id="rId262">
+        <w:t xml:space="preserve">40.1</w:t>
+      </w:r>
+      <w:r>
+        <w:t xml:space="preserve"> </w:t>
+      </w:r>
+      <w:hyperlink r:id="rId264">
         <w:r>
           <w:rPr>
             <w:rStyle w:val="Hyperlink"/>
@@ -34373,7 +34591,7 @@
       <w:pPr>
         <w:pStyle w:val="FirstParagraph"/>
       </w:pPr>
-      <w:hyperlink r:id="rId262">
+      <w:hyperlink r:id="rId264">
         <w:r>
           <w:rPr>
             <w:rStyle w:val="VerbatimChar"/>
@@ -34412,19 +34630,19 @@
         <w:t xml:space="preserve">and it takes care of the details.</w:t>
       </w:r>
     </w:p>
-    <w:bookmarkEnd w:id="287"/>
-    <w:bookmarkStart w:id="289" w:name="sec-dplyr"/>
+    <w:bookmarkEnd w:id="289"/>
+    <w:bookmarkStart w:id="291" w:name="sec-dplyr"/>
     <w:p>
       <w:pPr>
         <w:pStyle w:val="Heading3"/>
       </w:pPr>
       <w:r>
-        <w:t xml:space="preserve">39.2</w:t>
-      </w:r>
-      <w:r>
-        <w:t xml:space="preserve"> </w:t>
-      </w:r>
-      <w:hyperlink r:id="rId288">
+        <w:t xml:space="preserve">40.2</w:t>
+      </w:r>
+      <w:r>
+        <w:t xml:space="preserve"> </w:t>
+      </w:r>
+      <w:hyperlink r:id="rId290">
         <w:r>
           <w:rPr>
             <w:rStyle w:val="Hyperlink"/>
@@ -34437,7 +34655,7 @@
       <w:pPr>
         <w:pStyle w:val="FirstParagraph"/>
       </w:pPr>
-      <w:hyperlink r:id="rId288">
+      <w:hyperlink r:id="rId290">
         <w:r>
           <w:rPr>
             <w:rStyle w:val="VerbatimChar"/>
@@ -34524,19 +34742,19 @@
         <w:t xml:space="preserve">.</w:t>
       </w:r>
     </w:p>
-    <w:bookmarkEnd w:id="289"/>
-    <w:bookmarkStart w:id="292" w:name="sec-tidyr"/>
+    <w:bookmarkEnd w:id="291"/>
+    <w:bookmarkStart w:id="294" w:name="sec-tidyr"/>
     <w:p>
       <w:pPr>
         <w:pStyle w:val="Heading3"/>
       </w:pPr>
       <w:r>
-        <w:t xml:space="preserve">39.3</w:t>
-      </w:r>
-      <w:r>
-        <w:t xml:space="preserve"> </w:t>
-      </w:r>
-      <w:hyperlink r:id="rId290">
+        <w:t xml:space="preserve">40.3</w:t>
+      </w:r>
+      <w:r>
+        <w:t xml:space="preserve"> </w:t>
+      </w:r>
+      <w:hyperlink r:id="rId292">
         <w:r>
           <w:rPr>
             <w:rStyle w:val="Hyperlink"/>
@@ -34549,7 +34767,7 @@
       <w:pPr>
         <w:pStyle w:val="FirstParagraph"/>
       </w:pPr>
-      <w:hyperlink r:id="rId290">
+      <w:hyperlink r:id="rId292">
         <w:r>
           <w:rPr>
             <w:rStyle w:val="VerbatimChar"/>
@@ -34630,7 +34848,7 @@
         <w:t xml:space="preserve">.</w:t>
       </w:r>
     </w:p>
-    <w:bookmarkStart w:id="291" w:name="when-to-use-dplyr-vs-tidyr"/>
+    <w:bookmarkStart w:id="293" w:name="when-to-use-dplyr-vs-tidyr"/>
     <w:p>
       <w:pPr>
         <w:pStyle w:val="Heading4"/>
@@ -34649,7 +34867,7 @@
       <w:r>
         <w:t xml:space="preserve"> </w:t>
       </w:r>
-      <w:hyperlink r:id="rId288">
+      <w:hyperlink r:id="rId290">
         <w:r>
           <w:rPr>
             <w:rStyle w:val="VerbatimChar"/>
@@ -34666,7 +34884,7 @@
       <w:r>
         <w:t xml:space="preserve"> </w:t>
       </w:r>
-      <w:hyperlink r:id="rId290">
+      <w:hyperlink r:id="rId292">
         <w:r>
           <w:rPr>
             <w:rStyle w:val="VerbatimChar"/>
@@ -34691,7 +34909,7 @@
       <w:pPr>
         <w:numPr>
           <w:ilvl w:val="0"/>
-          <w:numId w:val="1063"/>
+          <w:numId w:val="1064"/>
         </w:numPr>
       </w:pPr>
       <w:r>
@@ -34724,7 +34942,7 @@
       <w:pPr>
         <w:numPr>
           <w:ilvl w:val="0"/>
-          <w:numId w:val="1063"/>
+          <w:numId w:val="1064"/>
         </w:numPr>
       </w:pPr>
       <w:r>
@@ -34842,20 +35060,20 @@
         <w:t xml:space="preserve">then use dplyr to manipulate and analyze it.</w:t>
       </w:r>
     </w:p>
-    <w:bookmarkEnd w:id="291"/>
-    <w:bookmarkEnd w:id="292"/>
-    <w:bookmarkStart w:id="294" w:name="sec-readr"/>
+    <w:bookmarkEnd w:id="293"/>
+    <w:bookmarkEnd w:id="294"/>
+    <w:bookmarkStart w:id="296" w:name="sec-readr"/>
     <w:p>
       <w:pPr>
         <w:pStyle w:val="Heading3"/>
       </w:pPr>
       <w:r>
-        <w:t xml:space="preserve">39.4</w:t>
-      </w:r>
-      <w:r>
-        <w:t xml:space="preserve"> </w:t>
-      </w:r>
-      <w:hyperlink r:id="rId293">
+        <w:t xml:space="preserve">40.4</w:t>
+      </w:r>
+      <w:r>
+        <w:t xml:space="preserve"> </w:t>
+      </w:r>
+      <w:hyperlink r:id="rId295">
         <w:r>
           <w:rPr>
             <w:rStyle w:val="Hyperlink"/>
@@ -34868,7 +35086,7 @@
       <w:pPr>
         <w:pStyle w:val="FirstParagraph"/>
       </w:pPr>
-      <w:hyperlink r:id="rId293">
+      <w:hyperlink r:id="rId295">
         <w:r>
           <w:rPr>
             <w:rStyle w:val="VerbatimChar"/>
@@ -34901,14 +35119,14 @@
         <w:t xml:space="preserve">while still cleanly failing when data unexpectedly changes.</w:t>
       </w:r>
     </w:p>
-    <w:bookmarkEnd w:id="294"/>
-    <w:bookmarkStart w:id="296" w:name="sec-purrr"/>
+    <w:bookmarkEnd w:id="296"/>
+    <w:bookmarkStart w:id="298" w:name="sec-purrr"/>
     <w:p>
       <w:pPr>
         <w:pStyle w:val="Heading3"/>
       </w:pPr>
       <w:r>
-        <w:t xml:space="preserve">39.5</w:t>
+        <w:t xml:space="preserve">40.5</w:t>
       </w:r>
       <w:r>
         <w:t xml:space="preserve"> </w:t>
@@ -34943,7 +35161,7 @@
       <w:r>
         <w:t xml:space="preserve"> </w:t>
       </w:r>
-      <w:hyperlink r:id="rId295">
+      <w:hyperlink r:id="rId297">
         <w:r>
           <w:rPr>
             <w:rStyle w:val="Hyperlink"/>
@@ -34999,19 +35217,19 @@
         <w:t xml:space="preserve">for more details on using purrr.</w:t>
       </w:r>
     </w:p>
-    <w:bookmarkEnd w:id="296"/>
-    <w:bookmarkStart w:id="298" w:name="sec-tibble"/>
+    <w:bookmarkEnd w:id="298"/>
+    <w:bookmarkStart w:id="300" w:name="sec-tibble"/>
     <w:p>
       <w:pPr>
         <w:pStyle w:val="Heading3"/>
       </w:pPr>
       <w:r>
-        <w:t xml:space="preserve">39.6</w:t>
-      </w:r>
-      <w:r>
-        <w:t xml:space="preserve"> </w:t>
-      </w:r>
-      <w:hyperlink r:id="rId297">
+        <w:t xml:space="preserve">40.6</w:t>
+      </w:r>
+      <w:r>
+        <w:t xml:space="preserve"> </w:t>
+      </w:r>
+      <w:hyperlink r:id="rId299">
         <w:r>
           <w:rPr>
             <w:rStyle w:val="Hyperlink"/>
@@ -35024,7 +35242,7 @@
       <w:pPr>
         <w:pStyle w:val="FirstParagraph"/>
       </w:pPr>
-      <w:hyperlink r:id="rId297">
+      <w:hyperlink r:id="rId299">
         <w:r>
           <w:rPr>
             <w:rStyle w:val="VerbatimChar"/>
@@ -35069,19 +35287,19 @@
         <w:t xml:space="preserve">typically leading to cleaner, more expressive code.</w:t>
       </w:r>
     </w:p>
-    <w:bookmarkEnd w:id="298"/>
-    <w:bookmarkStart w:id="299" w:name="sec-stringr"/>
+    <w:bookmarkEnd w:id="300"/>
+    <w:bookmarkStart w:id="301" w:name="sec-stringr"/>
     <w:p>
       <w:pPr>
         <w:pStyle w:val="Heading3"/>
       </w:pPr>
       <w:r>
-        <w:t xml:space="preserve">39.7</w:t>
-      </w:r>
-      <w:r>
-        <w:t xml:space="preserve"> </w:t>
-      </w:r>
-      <w:hyperlink r:id="rId277">
+        <w:t xml:space="preserve">40.7</w:t>
+      </w:r>
+      <w:r>
+        <w:t xml:space="preserve"> </w:t>
+      </w:r>
+      <w:hyperlink r:id="rId279">
         <w:r>
           <w:rPr>
             <w:rStyle w:val="Hyperlink"/>
@@ -35094,7 +35312,7 @@
       <w:pPr>
         <w:pStyle w:val="FirstParagraph"/>
       </w:pPr>
-      <w:hyperlink r:id="rId277">
+      <w:hyperlink r:id="rId279">
         <w:r>
           <w:rPr>
             <w:rStyle w:val="VerbatimChar"/>
@@ -35133,19 +35351,19 @@
         <w:t xml:space="preserve">correct implementations of common string manipulations.</w:t>
       </w:r>
     </w:p>
-    <w:bookmarkEnd w:id="299"/>
-    <w:bookmarkStart w:id="301" w:name="sec-forcats"/>
+    <w:bookmarkEnd w:id="301"/>
+    <w:bookmarkStart w:id="303" w:name="sec-forcats"/>
     <w:p>
       <w:pPr>
         <w:pStyle w:val="Heading3"/>
       </w:pPr>
       <w:r>
-        <w:t xml:space="preserve">39.8</w:t>
-      </w:r>
-      <w:r>
-        <w:t xml:space="preserve"> </w:t>
-      </w:r>
-      <w:hyperlink r:id="rId300">
+        <w:t xml:space="preserve">40.8</w:t>
+      </w:r>
+      <w:r>
+        <w:t xml:space="preserve"> </w:t>
+      </w:r>
+      <w:hyperlink r:id="rId302">
         <w:r>
           <w:rPr>
             <w:rStyle w:val="Hyperlink"/>
@@ -35158,7 +35376,7 @@
       <w:pPr>
         <w:pStyle w:val="FirstParagraph"/>
       </w:pPr>
-      <w:hyperlink r:id="rId300">
+      <w:hyperlink r:id="rId302">
         <w:r>
           <w:rPr>
             <w:rStyle w:val="VerbatimChar"/>
@@ -35191,19 +35409,19 @@
         <w:t xml:space="preserve">variables that have a fixed and known set of possible values.</w:t>
       </w:r>
     </w:p>
-    <w:bookmarkEnd w:id="301"/>
-    <w:bookmarkStart w:id="303" w:name="sec-lubridate"/>
+    <w:bookmarkEnd w:id="303"/>
+    <w:bookmarkStart w:id="305" w:name="sec-lubridate"/>
     <w:p>
       <w:pPr>
         <w:pStyle w:val="Heading3"/>
       </w:pPr>
       <w:r>
-        <w:t xml:space="preserve">39.9</w:t>
-      </w:r>
-      <w:r>
-        <w:t xml:space="preserve"> </w:t>
-      </w:r>
-      <w:hyperlink r:id="rId302">
+        <w:t xml:space="preserve">40.9</w:t>
+      </w:r>
+      <w:r>
+        <w:t xml:space="preserve"> </w:t>
+      </w:r>
+      <w:hyperlink r:id="rId304">
         <w:r>
           <w:rPr>
             <w:rStyle w:val="Hyperlink"/>
@@ -35216,7 +35434,7 @@
       <w:pPr>
         <w:pStyle w:val="FirstParagraph"/>
       </w:pPr>
-      <w:hyperlink r:id="rId302">
+      <w:hyperlink r:id="rId304">
         <w:r>
           <w:rPr>
             <w:rStyle w:val="VerbatimChar"/>
@@ -35327,15 +35545,15 @@
         <w:t xml:space="preserve">for extracting components.</w:t>
       </w:r>
     </w:p>
-    <w:bookmarkEnd w:id="303"/>
-    <w:bookmarkEnd w:id="304"/>
-    <w:bookmarkStart w:id="306" w:name="base-r-to-tidyverse-translation"/>
+    <w:bookmarkEnd w:id="305"/>
+    <w:bookmarkEnd w:id="306"/>
+    <w:bookmarkStart w:id="308" w:name="base-r-to-tidyverse-translation"/>
     <w:p>
       <w:pPr>
         <w:pStyle w:val="Heading2"/>
       </w:pPr>
       <w:r>
-        <w:t xml:space="preserve">40 Base R to Tidyverse Translation</w:t>
+        <w:t xml:space="preserve">41 Base R to Tidyverse Translation</w:t>
       </w:r>
     </w:p>
     <w:p>
@@ -36244,7 +36462,7 @@
       <w:r>
         <w:t xml:space="preserve"> </w:t>
       </w:r>
-      <w:hyperlink r:id="rId305">
+      <w:hyperlink r:id="rId307">
         <w:r>
           <w:rPr>
             <w:rStyle w:val="Hyperlink"/>
@@ -36256,14 +36474,14 @@
         <w:t xml:space="preserve">.</w:t>
       </w:r>
     </w:p>
-    <w:bookmarkEnd w:id="306"/>
-    <w:bookmarkStart w:id="315" w:name="programming-with-tidyverse"/>
+    <w:bookmarkEnd w:id="308"/>
+    <w:bookmarkStart w:id="317" w:name="programming-with-tidyverse"/>
     <w:p>
       <w:pPr>
         <w:pStyle w:val="Heading2"/>
       </w:pPr>
       <w:r>
-        <w:t xml:space="preserve">41 Programming with Tidyverse</w:t>
+        <w:t xml:space="preserve">42 Programming with Tidyverse</w:t>
       </w:r>
     </w:p>
     <w:p>
@@ -36297,10 +36515,10 @@
         <w:pStyle w:val="Compact"/>
         <w:numPr>
           <w:ilvl w:val="0"/>
-          <w:numId w:val="1064"/>
+          <w:numId w:val="1065"/>
         </w:numPr>
       </w:pPr>
-      <w:hyperlink r:id="rId307">
+      <w:hyperlink r:id="rId309">
         <w:r>
           <w:rPr>
             <w:rStyle w:val="Hyperlink"/>
@@ -36320,10 +36538,10 @@
         <w:pStyle w:val="Compact"/>
         <w:numPr>
           <w:ilvl w:val="0"/>
-          <w:numId w:val="1064"/>
+          <w:numId w:val="1065"/>
         </w:numPr>
       </w:pPr>
-      <w:hyperlink r:id="rId308">
+      <w:hyperlink r:id="rId310">
         <w:r>
           <w:rPr>
             <w:rStyle w:val="Hyperlink"/>
@@ -36343,10 +36561,10 @@
         <w:pStyle w:val="Compact"/>
         <w:numPr>
           <w:ilvl w:val="0"/>
-          <w:numId w:val="1064"/>
+          <w:numId w:val="1065"/>
         </w:numPr>
       </w:pPr>
-      <w:hyperlink r:id="rId309">
+      <w:hyperlink r:id="rId311">
         <w:r>
           <w:rPr>
             <w:rStyle w:val="Hyperlink"/>
@@ -36366,10 +36584,10 @@
         <w:pStyle w:val="Compact"/>
         <w:numPr>
           <w:ilvl w:val="0"/>
-          <w:numId w:val="1064"/>
+          <w:numId w:val="1065"/>
         </w:numPr>
       </w:pPr>
-      <w:hyperlink r:id="rId310">
+      <w:hyperlink r:id="rId312">
         <w:r>
           <w:rPr>
             <w:rStyle w:val="Hyperlink"/>
@@ -36389,10 +36607,10 @@
         <w:pStyle w:val="Compact"/>
         <w:numPr>
           <w:ilvl w:val="0"/>
-          <w:numId w:val="1064"/>
+          <w:numId w:val="1065"/>
         </w:numPr>
       </w:pPr>
-      <w:hyperlink r:id="rId311">
+      <w:hyperlink r:id="rId313">
         <w:r>
           <w:rPr>
             <w:rStyle w:val="Hyperlink"/>
@@ -36412,10 +36630,10 @@
         <w:pStyle w:val="Compact"/>
         <w:numPr>
           <w:ilvl w:val="0"/>
-          <w:numId w:val="1064"/>
+          <w:numId w:val="1065"/>
         </w:numPr>
       </w:pPr>
-      <w:hyperlink r:id="rId312">
+      <w:hyperlink r:id="rId314">
         <w:r>
           <w:rPr>
             <w:rStyle w:val="Hyperlink"/>
@@ -36435,10 +36653,10 @@
         <w:pStyle w:val="Compact"/>
         <w:numPr>
           <w:ilvl w:val="0"/>
-          <w:numId w:val="1064"/>
+          <w:numId w:val="1065"/>
         </w:numPr>
       </w:pPr>
-      <w:hyperlink r:id="rId313">
+      <w:hyperlink r:id="rId315">
         <w:r>
           <w:rPr>
             <w:rStyle w:val="Hyperlink"/>
@@ -36463,7 +36681,7 @@
       <w:r>
         <w:t xml:space="preserve"> </w:t>
       </w:r>
-      <w:hyperlink r:id="rId314">
+      <w:hyperlink r:id="rId316">
         <w:r>
           <w:rPr>
             <w:rStyle w:val="Hyperlink"/>
@@ -36472,14 +36690,14 @@
         </w:r>
       </w:hyperlink>
     </w:p>
-    <w:bookmarkEnd w:id="315"/>
-    <w:bookmarkStart w:id="318" w:name="sec-coding-with-r-and-python"/>
+    <w:bookmarkEnd w:id="317"/>
+    <w:bookmarkStart w:id="320" w:name="sec-coding-with-r-and-python"/>
     <w:p>
       <w:pPr>
         <w:pStyle w:val="Heading2"/>
       </w:pPr>
       <w:r>
-        <w:t xml:space="preserve">42 Coding with R and Python</w:t>
+        <w:t xml:space="preserve">43 Coding with R and Python</w:t>
       </w:r>
     </w:p>
     <w:p>
@@ -36492,7 +36710,7 @@
       <w:r>
         <w:t xml:space="preserve"> </w:t>
       </w:r>
-      <w:hyperlink r:id="rId316">
+      <w:hyperlink r:id="rId318">
         <w:r>
           <w:rPr>
             <w:rStyle w:val="Hyperlink"/>
@@ -36509,7 +36727,7 @@
       <w:r>
         <w:t xml:space="preserve"> </w:t>
       </w:r>
-      <w:hyperlink r:id="rId317">
+      <w:hyperlink r:id="rId319">
         <w:r>
           <w:rPr>
             <w:rStyle w:val="Hyperlink"/>
@@ -36521,14 +36739,14 @@
         <w:t xml:space="preserve">.</w:t>
       </w:r>
     </w:p>
-    <w:bookmarkEnd w:id="318"/>
-    <w:bookmarkStart w:id="324" w:name="X06dce33c5a777f8322711dde05e81eef8b1d1f6"/>
+    <w:bookmarkEnd w:id="320"/>
+    <w:bookmarkStart w:id="326" w:name="X06dce33c5a777f8322711dde05e81eef8b1d1f6"/>
     <w:p>
       <w:pPr>
         <w:pStyle w:val="Heading2"/>
       </w:pPr>
       <w:r>
-        <w:t xml:space="preserve">43 Repeating analyses with different variations</w:t>
+        <w:t xml:space="preserve">44 Repeating analyses with different variations</w:t>
       </w:r>
     </w:p>
     <w:p>
@@ -36577,13 +36795,13 @@
         <w:t xml:space="preserve">Fortunately, R has some functions which implement looping in a compact form to help repeating your analyses with different variations (subgroups, outcomes, covariate sets, etc.) with better performances.</w:t>
       </w:r>
     </w:p>
-    <w:bookmarkStart w:id="319" w:name="lapply-and-sapply-1"/>
+    <w:bookmarkStart w:id="321" w:name="lapply-and-sapply-1"/>
     <w:p>
       <w:pPr>
         <w:pStyle w:val="Heading3"/>
       </w:pPr>
       <w:r>
-        <w:t xml:space="preserve">43.1</w:t>
+        <w:t xml:space="preserve">44.1</w:t>
       </w:r>
       <w:r>
         <w:t xml:space="preserve"> </w:t>
@@ -36700,14 +36918,14 @@
         <w:t xml:space="preserve">will simplify the output to the simplest data structure possible, which will usually be a vector.</w:t>
       </w:r>
     </w:p>
-    <w:bookmarkEnd w:id="319"/>
-    <w:bookmarkStart w:id="320" w:name="mapply-and-pmap"/>
+    <w:bookmarkEnd w:id="321"/>
+    <w:bookmarkStart w:id="322" w:name="mapply-and-pmap"/>
     <w:p>
       <w:pPr>
         <w:pStyle w:val="Heading3"/>
       </w:pPr>
       <w:r>
-        <w:t xml:space="preserve">43.2</w:t>
+        <w:t xml:space="preserve">44.2</w:t>
       </w:r>
       <w:r>
         <w:t xml:space="preserve"> </w:t>
@@ -37627,14 +37845,14 @@
         <w:t xml:space="preserve">to combine them.</w:t>
       </w:r>
     </w:p>
-    <w:bookmarkEnd w:id="320"/>
-    <w:bookmarkStart w:id="323" w:name="Xf551672fa8f1190aa44df63554b00ab4edf5974"/>
+    <w:bookmarkEnd w:id="322"/>
+    <w:bookmarkStart w:id="325" w:name="Xf551672fa8f1190aa44df63554b00ab4edf5974"/>
     <w:p>
       <w:pPr>
         <w:pStyle w:val="Heading3"/>
       </w:pPr>
       <w:r>
-        <w:t xml:space="preserve">43.3 Parallel processing with</w:t>
+        <w:t xml:space="preserve">44.3 Parallel processing with</w:t>
       </w:r>
       <w:r>
         <w:t xml:space="preserve"> </w:t>
@@ -37847,7 +38065,7 @@
         <w:t xml:space="preserve">into smaller chunks and apply the function to each element of the several chunks in parallel in different cores to significantly reduce the run time.</w:t>
       </w:r>
     </w:p>
-    <w:bookmarkStart w:id="321" w:name="parlapply"/>
+    <w:bookmarkStart w:id="323" w:name="parlapply"/>
     <w:p>
       <w:pPr>
         <w:pStyle w:val="Heading4"/>
@@ -38131,8 +38349,8 @@
         <w:t xml:space="preserve">again.</w:t>
       </w:r>
     </w:p>
-    <w:bookmarkEnd w:id="321"/>
-    <w:bookmarkStart w:id="322" w:name="future_lapply"/>
+    <w:bookmarkEnd w:id="323"/>
+    <w:bookmarkStart w:id="324" w:name="future_lapply"/>
     <w:p>
       <w:pPr>
         <w:pStyle w:val="Heading4"/>
@@ -38339,16 +38557,16 @@
         <w:t xml:space="preserve">.</w:t>
       </w:r>
     </w:p>
-    <w:bookmarkEnd w:id="322"/>
-    <w:bookmarkEnd w:id="323"/>
     <w:bookmarkEnd w:id="324"/>
-    <w:bookmarkStart w:id="333" w:name="sec-reviewing-code"/>
+    <w:bookmarkEnd w:id="325"/>
+    <w:bookmarkEnd w:id="326"/>
+    <w:bookmarkStart w:id="335" w:name="sec-reviewing-code"/>
     <w:p>
       <w:pPr>
         <w:pStyle w:val="Heading2"/>
       </w:pPr>
       <w:r>
-        <w:t xml:space="preserve">44 Reviewing Code</w:t>
+        <w:t xml:space="preserve">45 Reviewing Code</w:t>
       </w:r>
     </w:p>
     <w:p>
@@ -38385,7 +38603,7 @@
       <w:r>
         <w:t xml:space="preserve"> </w:t>
       </w:r>
-      <w:hyperlink r:id="rId325">
+      <w:hyperlink r:id="rId327">
         <w:r>
           <w:rPr>
             <w:rStyle w:val="Hyperlink"/>
@@ -38397,13 +38615,13 @@
         <w:t xml:space="preserve">.</w:t>
       </w:r>
     </w:p>
-    <w:bookmarkStart w:id="326" w:name="sec-why-review-code"/>
+    <w:bookmarkStart w:id="328" w:name="sec-why-review-code"/>
     <w:p>
       <w:pPr>
         <w:pStyle w:val="Heading3"/>
       </w:pPr>
       <w:r>
-        <w:t xml:space="preserve">44.1 Why We Review Code</w:t>
+        <w:t xml:space="preserve">45.1 Why We Review Code</w:t>
       </w:r>
     </w:p>
     <w:p>
@@ -38412,124 +38630,6 @@
       </w:pPr>
       <w:r>
         <w:t xml:space="preserve">Code review serves several vital purposes:</w:t>
-      </w:r>
-    </w:p>
-    <w:p>
-      <w:pPr>
-        <w:pStyle w:val="Compact"/>
-        <w:numPr>
-          <w:ilvl w:val="0"/>
-          <w:numId w:val="1065"/>
-        </w:numPr>
-      </w:pPr>
-      <w:r>
-        <w:rPr>
-          <w:b/>
-          <w:bCs/>
-        </w:rPr>
-        <w:t xml:space="preserve">Error prevention</w:t>
-      </w:r>
-      <w:r>
-        <w:t xml:space="preserve">: Catching data processing and analytical bugs early,</w:t>
-      </w:r>
-      <w:r>
-        <w:t xml:space="preserve"> </w:t>
-      </w:r>
-      <w:r>
-        <w:t xml:space="preserve">before findings enter manuscripts or reports.</w:t>
-      </w:r>
-    </w:p>
-    <w:p>
-      <w:pPr>
-        <w:pStyle w:val="Compact"/>
-        <w:numPr>
-          <w:ilvl w:val="0"/>
-          <w:numId w:val="1065"/>
-        </w:numPr>
-      </w:pPr>
-      <w:r>
-        <w:rPr>
-          <w:b/>
-          <w:bCs/>
-        </w:rPr>
-        <w:t xml:space="preserve">Reproducibility</w:t>
-      </w:r>
-      <w:r>
-        <w:t xml:space="preserve">: Verifying that scripts execute cleanly from scratch</w:t>
-      </w:r>
-      <w:r>
-        <w:t xml:space="preserve"> </w:t>
-      </w:r>
-      <w:r>
-        <w:t xml:space="preserve">without undocumented manual interventions or environment-specific dependencies.</w:t>
-      </w:r>
-    </w:p>
-    <w:p>
-      <w:pPr>
-        <w:pStyle w:val="Compact"/>
-        <w:numPr>
-          <w:ilvl w:val="0"/>
-          <w:numId w:val="1065"/>
-        </w:numPr>
-      </w:pPr>
-      <w:r>
-        <w:rPr>
-          <w:b/>
-          <w:bCs/>
-        </w:rPr>
-        <w:t xml:space="preserve">Knowledge transfer</w:t>
-      </w:r>
-      <w:r>
-        <w:t xml:space="preserve">: Sharing analytical methods, R idioms,</w:t>
-      </w:r>
-      <w:r>
-        <w:t xml:space="preserve"> </w:t>
-      </w:r>
-      <w:r>
-        <w:t xml:space="preserve">and package features across the team.</w:t>
-      </w:r>
-    </w:p>
-    <w:p>
-      <w:pPr>
-        <w:pStyle w:val="Compact"/>
-        <w:numPr>
-          <w:ilvl w:val="0"/>
-          <w:numId w:val="1065"/>
-        </w:numPr>
-      </w:pPr>
-      <w:r>
-        <w:rPr>
-          <w:b/>
-          <w:bCs/>
-        </w:rPr>
-        <w:t xml:space="preserve">Maintainability</w:t>
-      </w:r>
-      <w:r>
-        <w:t xml:space="preserve">: Ensuring that analysis pipelines can be understood,</w:t>
-      </w:r>
-      <w:r>
-        <w:t xml:space="preserve"> </w:t>
-      </w:r>
-      <w:r>
-        <w:t xml:space="preserve">modified, and extended by other team members in the future.</w:t>
-      </w:r>
-    </w:p>
-    <w:bookmarkEnd w:id="326"/>
-    <w:bookmarkStart w:id="330" w:name="sec-what-to-look-for"/>
-    <w:p>
-      <w:pPr>
-        <w:pStyle w:val="Heading3"/>
-      </w:pPr>
-      <w:r>
-        <w:t xml:space="preserve">44.2 What Reviewers Look For</w:t>
-      </w:r>
-    </w:p>
-    <w:p>
-      <w:pPr>
-        <w:pStyle w:val="FirstParagraph"/>
-      </w:pPr>
-      <w:r>
-        <w:t xml:space="preserve">When reviewing a colleague’s code, evaluate these key dimensions:</w:t>
       </w:r>
     </w:p>
     <w:p>
@@ -38545,6 +38645,124 @@
           <w:b/>
           <w:bCs/>
         </w:rPr>
+        <w:t xml:space="preserve">Error prevention</w:t>
+      </w:r>
+      <w:r>
+        <w:t xml:space="preserve">: Catching data processing and analytical bugs early,</w:t>
+      </w:r>
+      <w:r>
+        <w:t xml:space="preserve"> </w:t>
+      </w:r>
+      <w:r>
+        <w:t xml:space="preserve">before findings enter manuscripts or reports.</w:t>
+      </w:r>
+    </w:p>
+    <w:p>
+      <w:pPr>
+        <w:pStyle w:val="Compact"/>
+        <w:numPr>
+          <w:ilvl w:val="0"/>
+          <w:numId w:val="1066"/>
+        </w:numPr>
+      </w:pPr>
+      <w:r>
+        <w:rPr>
+          <w:b/>
+          <w:bCs/>
+        </w:rPr>
+        <w:t xml:space="preserve">Reproducibility</w:t>
+      </w:r>
+      <w:r>
+        <w:t xml:space="preserve">: Verifying that scripts execute cleanly from scratch</w:t>
+      </w:r>
+      <w:r>
+        <w:t xml:space="preserve"> </w:t>
+      </w:r>
+      <w:r>
+        <w:t xml:space="preserve">without undocumented manual interventions or environment-specific dependencies.</w:t>
+      </w:r>
+    </w:p>
+    <w:p>
+      <w:pPr>
+        <w:pStyle w:val="Compact"/>
+        <w:numPr>
+          <w:ilvl w:val="0"/>
+          <w:numId w:val="1066"/>
+        </w:numPr>
+      </w:pPr>
+      <w:r>
+        <w:rPr>
+          <w:b/>
+          <w:bCs/>
+        </w:rPr>
+        <w:t xml:space="preserve">Knowledge transfer</w:t>
+      </w:r>
+      <w:r>
+        <w:t xml:space="preserve">: Sharing analytical methods, R idioms,</w:t>
+      </w:r>
+      <w:r>
+        <w:t xml:space="preserve"> </w:t>
+      </w:r>
+      <w:r>
+        <w:t xml:space="preserve">and package features across the team.</w:t>
+      </w:r>
+    </w:p>
+    <w:p>
+      <w:pPr>
+        <w:pStyle w:val="Compact"/>
+        <w:numPr>
+          <w:ilvl w:val="0"/>
+          <w:numId w:val="1066"/>
+        </w:numPr>
+      </w:pPr>
+      <w:r>
+        <w:rPr>
+          <w:b/>
+          <w:bCs/>
+        </w:rPr>
+        <w:t xml:space="preserve">Maintainability</w:t>
+      </w:r>
+      <w:r>
+        <w:t xml:space="preserve">: Ensuring that analysis pipelines can be understood,</w:t>
+      </w:r>
+      <w:r>
+        <w:t xml:space="preserve"> </w:t>
+      </w:r>
+      <w:r>
+        <w:t xml:space="preserve">modified, and extended by other team members in the future.</w:t>
+      </w:r>
+    </w:p>
+    <w:bookmarkEnd w:id="328"/>
+    <w:bookmarkStart w:id="332" w:name="sec-what-to-look-for"/>
+    <w:p>
+      <w:pPr>
+        <w:pStyle w:val="Heading3"/>
+      </w:pPr>
+      <w:r>
+        <w:t xml:space="preserve">45.2 What Reviewers Look For</w:t>
+      </w:r>
+    </w:p>
+    <w:p>
+      <w:pPr>
+        <w:pStyle w:val="FirstParagraph"/>
+      </w:pPr>
+      <w:r>
+        <w:t xml:space="preserve">When reviewing a colleague’s code, evaluate these key dimensions:</w:t>
+      </w:r>
+    </w:p>
+    <w:p>
+      <w:pPr>
+        <w:pStyle w:val="Compact"/>
+        <w:numPr>
+          <w:ilvl w:val="0"/>
+          <w:numId w:val="1067"/>
+        </w:numPr>
+      </w:pPr>
+      <w:r>
+        <w:rPr>
+          <w:b/>
+          <w:bCs/>
+        </w:rPr>
         <w:t xml:space="preserve">Reproducibility</w:t>
       </w:r>
       <w:r>
@@ -38556,7 +38774,7 @@
         <w:pStyle w:val="Compact"/>
         <w:numPr>
           <w:ilvl w:val="1"/>
-          <w:numId w:val="1067"/>
+          <w:numId w:val="1068"/>
         </w:numPr>
       </w:pPr>
       <w:r>
@@ -38568,7 +38786,7 @@
         <w:pStyle w:val="Compact"/>
         <w:numPr>
           <w:ilvl w:val="1"/>
-          <w:numId w:val="1067"/>
+          <w:numId w:val="1068"/>
         </w:numPr>
       </w:pPr>
       <w:r>
@@ -38577,7 +38795,7 @@
       <w:r>
         <w:t xml:space="preserve"> </w:t>
       </w:r>
-      <w:hyperlink r:id="rId327">
+      <w:hyperlink r:id="rId329">
         <w:r>
           <w:rPr>
             <w:rStyle w:val="VerbatimChar"/>
@@ -38594,7 +38812,7 @@
       <w:r>
         <w:t xml:space="preserve"> </w:t>
       </w:r>
-      <w:hyperlink r:id="rId328">
+      <w:hyperlink r:id="rId330">
         <w:r>
           <w:rPr>
             <w:rStyle w:val="Hyperlink"/>
@@ -38611,7 +38829,7 @@
         <w:pStyle w:val="Compact"/>
         <w:numPr>
           <w:ilvl w:val="1"/>
-          <w:numId w:val="1067"/>
+          <w:numId w:val="1068"/>
         </w:numPr>
       </w:pPr>
       <w:r>
@@ -38620,7 +38838,7 @@
       <w:r>
         <w:t xml:space="preserve"> </w:t>
       </w:r>
-      <w:hyperlink r:id="rId258">
+      <w:hyperlink r:id="rId260">
         <w:r>
           <w:rPr>
             <w:rStyle w:val="VerbatimChar"/>
@@ -38642,7 +38860,7 @@
           <w:rPr>
             <w:rStyle w:val="Hyperlink"/>
           </w:rPr>
-          <w:t xml:space="preserve">Section 28</w:t>
+          <w:t xml:space="preserve">Section 29</w:t>
         </w:r>
       </w:hyperlink>
       <w:r>
@@ -38660,7 +38878,7 @@
         <w:pStyle w:val="Compact"/>
         <w:numPr>
           <w:ilvl w:val="0"/>
-          <w:numId w:val="1066"/>
+          <w:numId w:val="1067"/>
         </w:numPr>
       </w:pPr>
       <w:r>
@@ -38679,7 +38897,7 @@
         <w:pStyle w:val="Compact"/>
         <w:numPr>
           <w:ilvl w:val="1"/>
-          <w:numId w:val="1068"/>
+          <w:numId w:val="1069"/>
         </w:numPr>
       </w:pPr>
       <w:r>
@@ -38691,7 +38909,7 @@
         <w:pStyle w:val="Compact"/>
         <w:numPr>
           <w:ilvl w:val="1"/>
-          <w:numId w:val="1068"/>
+          <w:numId w:val="1069"/>
         </w:numPr>
       </w:pPr>
       <w:r>
@@ -38712,7 +38930,7 @@
         <w:pStyle w:val="Compact"/>
         <w:numPr>
           <w:ilvl w:val="1"/>
-          <w:numId w:val="1068"/>
+          <w:numId w:val="1069"/>
         </w:numPr>
       </w:pPr>
       <w:r>
@@ -38738,7 +38956,7 @@
         <w:pStyle w:val="Compact"/>
         <w:numPr>
           <w:ilvl w:val="0"/>
-          <w:numId w:val="1066"/>
+          <w:numId w:val="1067"/>
         </w:numPr>
       </w:pPr>
       <w:r>
@@ -38757,7 +38975,7 @@
         <w:pStyle w:val="Compact"/>
         <w:numPr>
           <w:ilvl w:val="1"/>
-          <w:numId w:val="1069"/>
+          <w:numId w:val="1070"/>
         </w:numPr>
       </w:pPr>
       <w:r>
@@ -38766,7 +38984,7 @@
       <w:r>
         <w:t xml:space="preserve"> </w:t>
       </w:r>
-      <w:hyperlink r:id="rId329">
+      <w:hyperlink r:id="rId331">
         <w:r>
           <w:rPr>
             <w:rStyle w:val="Hyperlink"/>
@@ -38783,7 +39001,7 @@
         <w:pStyle w:val="Compact"/>
         <w:numPr>
           <w:ilvl w:val="1"/>
-          <w:numId w:val="1069"/>
+          <w:numId w:val="1070"/>
         </w:numPr>
       </w:pPr>
       <w:r>
@@ -38809,7 +39027,7 @@
         <w:pStyle w:val="Compact"/>
         <w:numPr>
           <w:ilvl w:val="1"/>
-          <w:numId w:val="1069"/>
+          <w:numId w:val="1070"/>
         </w:numPr>
       </w:pPr>
       <w:r>
@@ -38835,7 +39053,7 @@
         <w:pStyle w:val="Compact"/>
         <w:numPr>
           <w:ilvl w:val="0"/>
-          <w:numId w:val="1066"/>
+          <w:numId w:val="1067"/>
         </w:numPr>
       </w:pPr>
       <w:r>
@@ -38854,7 +39072,7 @@
         <w:pStyle w:val="Compact"/>
         <w:numPr>
           <w:ilvl w:val="1"/>
-          <w:numId w:val="1070"/>
+          <w:numId w:val="1071"/>
         </w:numPr>
       </w:pPr>
       <w:r>
@@ -38880,7 +39098,7 @@
         <w:pStyle w:val="Compact"/>
         <w:numPr>
           <w:ilvl w:val="1"/>
-          <w:numId w:val="1070"/>
+          <w:numId w:val="1071"/>
         </w:numPr>
       </w:pPr>
       <w:r>
@@ -38901,14 +39119,14 @@
         <w:t xml:space="preserve">)?</w:t>
       </w:r>
     </w:p>
-    <w:bookmarkEnd w:id="330"/>
-    <w:bookmarkStart w:id="331" w:name="sec-constructive-feedback"/>
+    <w:bookmarkEnd w:id="332"/>
+    <w:bookmarkStart w:id="333" w:name="sec-constructive-feedback"/>
     <w:p>
       <w:pPr>
         <w:pStyle w:val="Heading3"/>
       </w:pPr>
       <w:r>
-        <w:t xml:space="preserve">44.3 How to Give Constructive Feedback</w:t>
+        <w:t xml:space="preserve">45.3 How to Give Constructive Feedback</w:t>
       </w:r>
     </w:p>
     <w:p>
@@ -38917,130 +39135,6 @@
       </w:pPr>
       <w:r>
         <w:t xml:space="preserve">Effective code review builds a supportive, high-trust research culture:</w:t>
-      </w:r>
-    </w:p>
-    <w:p>
-      <w:pPr>
-        <w:pStyle w:val="Compact"/>
-        <w:numPr>
-          <w:ilvl w:val="0"/>
-          <w:numId w:val="1071"/>
-        </w:numPr>
-      </w:pPr>
-      <w:r>
-        <w:rPr>
-          <w:b/>
-          <w:bCs/>
-        </w:rPr>
-        <w:t xml:space="preserve">Be kind and respectful</w:t>
-      </w:r>
-      <w:r>
-        <w:t xml:space="preserve">: Critique the code, not the author.</w:t>
-      </w:r>
-      <w:r>
-        <w:t xml:space="preserve"> </w:t>
-      </w:r>
-      <w:r>
-        <w:t xml:space="preserve">Assume positive intent and acknowledge elegant solutions or clear documentation.</w:t>
-      </w:r>
-    </w:p>
-    <w:p>
-      <w:pPr>
-        <w:pStyle w:val="Compact"/>
-        <w:numPr>
-          <w:ilvl w:val="0"/>
-          <w:numId w:val="1071"/>
-        </w:numPr>
-      </w:pPr>
-      <w:r>
-        <w:rPr>
-          <w:b/>
-          <w:bCs/>
-        </w:rPr>
-        <w:t xml:space="preserve">Be specific and actionable</w:t>
-      </w:r>
-      <w:r>
-        <w:t xml:space="preserve">: Explain why a change is recommended</w:t>
-      </w:r>
-      <w:r>
-        <w:t xml:space="preserve"> </w:t>
-      </w:r>
-      <w:r>
-        <w:t xml:space="preserve">and provide concrete code suggestions or examples where possible.</w:t>
-      </w:r>
-    </w:p>
-    <w:p>
-      <w:pPr>
-        <w:pStyle w:val="Compact"/>
-        <w:numPr>
-          <w:ilvl w:val="0"/>
-          <w:numId w:val="1071"/>
-        </w:numPr>
-      </w:pPr>
-      <w:r>
-        <w:rPr>
-          <w:b/>
-          <w:bCs/>
-        </w:rPr>
-        <w:t xml:space="preserve">Distinguish blocking vs. non-blocking comments</w:t>
-      </w:r>
-      <w:r>
-        <w:t xml:space="preserve">:</w:t>
-      </w:r>
-      <w:r>
-        <w:t xml:space="preserve"> </w:t>
-      </w:r>
-      <w:r>
-        <w:t xml:space="preserve">Clearly separate essential correctness or reproducibility issues (blocking)</w:t>
-      </w:r>
-      <w:r>
-        <w:t xml:space="preserve"> </w:t>
-      </w:r>
-      <w:r>
-        <w:t xml:space="preserve">from optional stylistic preferences or ideas for future exploration (non-blocking nits).</w:t>
-      </w:r>
-    </w:p>
-    <w:p>
-      <w:pPr>
-        <w:pStyle w:val="Compact"/>
-        <w:numPr>
-          <w:ilvl w:val="0"/>
-          <w:numId w:val="1071"/>
-        </w:numPr>
-      </w:pPr>
-      <w:r>
-        <w:rPr>
-          <w:b/>
-          <w:bCs/>
-        </w:rPr>
-        <w:t xml:space="preserve">Ask clarifying questions</w:t>
-      </w:r>
-      <w:r>
-        <w:t xml:space="preserve">: When logic is unclear,</w:t>
-      </w:r>
-      <w:r>
-        <w:t xml:space="preserve"> </w:t>
-      </w:r>
-      <w:r>
-        <w:t xml:space="preserve">ask the author to explain their intent before proposing a rewrite.</w:t>
-      </w:r>
-    </w:p>
-    <w:bookmarkEnd w:id="331"/>
-    <w:bookmarkStart w:id="332" w:name="sec-when-to-approve"/>
-    <w:p>
-      <w:pPr>
-        <w:pStyle w:val="Heading3"/>
-      </w:pPr>
-      <w:r>
-        <w:t xml:space="preserve">44.4 When to Approve</w:t>
-      </w:r>
-    </w:p>
-    <w:p>
-      <w:pPr>
-        <w:pStyle w:val="FirstParagraph"/>
-      </w:pPr>
-      <w:r>
-        <w:t xml:space="preserve">Approve a pull request when:</w:t>
       </w:r>
     </w:p>
     <w:p>
@@ -39052,7 +39146,20 @@
         </w:numPr>
       </w:pPr>
       <w:r>
-        <w:t xml:space="preserve">All automated CI checks and workflows pass cleanly.</w:t>
+        <w:rPr>
+          <w:b/>
+          <w:bCs/>
+        </w:rPr>
+        <w:t xml:space="preserve">Be kind and respectful</w:t>
+      </w:r>
+      <w:r>
+        <w:t xml:space="preserve">: Critique the code, not the author.</w:t>
+      </w:r>
+      <w:r>
+        <w:t xml:space="preserve"> </w:t>
+      </w:r>
+      <w:r>
+        <w:t xml:space="preserve">Assume positive intent and acknowledge elegant solutions or clear documentation.</w:t>
       </w:r>
     </w:p>
     <w:p>
@@ -39064,7 +39171,20 @@
         </w:numPr>
       </w:pPr>
       <w:r>
-        <w:t xml:space="preserve">The code runs end-to-end and produces expected outputs.</w:t>
+        <w:rPr>
+          <w:b/>
+          <w:bCs/>
+        </w:rPr>
+        <w:t xml:space="preserve">Be specific and actionable</w:t>
+      </w:r>
+      <w:r>
+        <w:t xml:space="preserve">: Explain why a change is recommended</w:t>
+      </w:r>
+      <w:r>
+        <w:t xml:space="preserve"> </w:t>
+      </w:r>
+      <w:r>
+        <w:t xml:space="preserve">and provide concrete code suggestions or examples where possible.</w:t>
       </w:r>
     </w:p>
     <w:p>
@@ -39076,7 +39196,26 @@
         </w:numPr>
       </w:pPr>
       <w:r>
-        <w:t xml:space="preserve">All blocking review findings have been resolved or explicitly deferred to a tracked follow-up issue.</w:t>
+        <w:rPr>
+          <w:b/>
+          <w:bCs/>
+        </w:rPr>
+        <w:t xml:space="preserve">Distinguish blocking vs. non-blocking comments</w:t>
+      </w:r>
+      <w:r>
+        <w:t xml:space="preserve">:</w:t>
+      </w:r>
+      <w:r>
+        <w:t xml:space="preserve"> </w:t>
+      </w:r>
+      <w:r>
+        <w:t xml:space="preserve">Clearly separate essential correctness or reproducibility issues (blocking)</w:t>
+      </w:r>
+      <w:r>
+        <w:t xml:space="preserve"> </w:t>
+      </w:r>
+      <w:r>
+        <w:t xml:space="preserve">from optional stylistic preferences or ideas for future exploration (non-blocking nits).</w:t>
       </w:r>
     </w:p>
     <w:p>
@@ -39085,6 +39224,85 @@
         <w:numPr>
           <w:ilvl w:val="0"/>
           <w:numId w:val="1072"/>
+        </w:numPr>
+      </w:pPr>
+      <w:r>
+        <w:rPr>
+          <w:b/>
+          <w:bCs/>
+        </w:rPr>
+        <w:t xml:space="preserve">Ask clarifying questions</w:t>
+      </w:r>
+      <w:r>
+        <w:t xml:space="preserve">: When logic is unclear,</w:t>
+      </w:r>
+      <w:r>
+        <w:t xml:space="preserve"> </w:t>
+      </w:r>
+      <w:r>
+        <w:t xml:space="preserve">ask the author to explain their intent before proposing a rewrite.</w:t>
+      </w:r>
+    </w:p>
+    <w:bookmarkEnd w:id="333"/>
+    <w:bookmarkStart w:id="334" w:name="sec-when-to-approve"/>
+    <w:p>
+      <w:pPr>
+        <w:pStyle w:val="Heading3"/>
+      </w:pPr>
+      <w:r>
+        <w:t xml:space="preserve">45.4 When to Approve</w:t>
+      </w:r>
+    </w:p>
+    <w:p>
+      <w:pPr>
+        <w:pStyle w:val="FirstParagraph"/>
+      </w:pPr>
+      <w:r>
+        <w:t xml:space="preserve">Approve a pull request when:</w:t>
+      </w:r>
+    </w:p>
+    <w:p>
+      <w:pPr>
+        <w:pStyle w:val="Compact"/>
+        <w:numPr>
+          <w:ilvl w:val="0"/>
+          <w:numId w:val="1073"/>
+        </w:numPr>
+      </w:pPr>
+      <w:r>
+        <w:t xml:space="preserve">All automated CI checks and workflows pass cleanly.</w:t>
+      </w:r>
+    </w:p>
+    <w:p>
+      <w:pPr>
+        <w:pStyle w:val="Compact"/>
+        <w:numPr>
+          <w:ilvl w:val="0"/>
+          <w:numId w:val="1073"/>
+        </w:numPr>
+      </w:pPr>
+      <w:r>
+        <w:t xml:space="preserve">The code runs end-to-end and produces expected outputs.</w:t>
+      </w:r>
+    </w:p>
+    <w:p>
+      <w:pPr>
+        <w:pStyle w:val="Compact"/>
+        <w:numPr>
+          <w:ilvl w:val="0"/>
+          <w:numId w:val="1073"/>
+        </w:numPr>
+      </w:pPr>
+      <w:r>
+        <w:t xml:space="preserve">All blocking review findings have been resolved or explicitly deferred to a tracked follow-up issue.</w:t>
+      </w:r>
+    </w:p>
+    <w:p>
+      <w:pPr>
+        <w:pStyle w:val="Compact"/>
+        <w:numPr>
+          <w:ilvl w:val="0"/>
+          <w:numId w:val="1073"/>
         </w:numPr>
       </w:pPr>
       <w:r>
@@ -39105,15 +39323,15 @@
         <w:t xml:space="preserve">.</w:t>
       </w:r>
     </w:p>
-    <w:bookmarkEnd w:id="332"/>
-    <w:bookmarkEnd w:id="333"/>
-    <w:bookmarkStart w:id="336" w:name="sec-getting-help-with-code"/>
+    <w:bookmarkEnd w:id="334"/>
+    <w:bookmarkEnd w:id="335"/>
+    <w:bookmarkStart w:id="338" w:name="sec-getting-help-with-code"/>
     <w:p>
       <w:pPr>
         <w:pStyle w:val="Heading2"/>
       </w:pPr>
       <w:r>
-        <w:t xml:space="preserve">45 Getting Help with Code</w:t>
+        <w:t xml:space="preserve">46 Getting Help with Code</w:t>
       </w:r>
     </w:p>
     <w:p>
@@ -39199,95 +39417,6 @@
       </w:r>
       <w:r>
         <w:t xml:space="preserve">:</w:t>
-      </w:r>
-    </w:p>
-    <w:p>
-      <w:pPr>
-        <w:pStyle w:val="Compact"/>
-        <w:numPr>
-          <w:ilvl w:val="0"/>
-          <w:numId w:val="1073"/>
-        </w:numPr>
-      </w:pPr>
-      <w:r>
-        <w:t xml:space="preserve">Is</w:t>
-      </w:r>
-      <w:r>
-        <w:t xml:space="preserve"> </w:t>
-      </w:r>
-      <w:r>
-        <w:rPr>
-          <w:b/>
-          <w:bCs/>
-        </w:rPr>
-        <w:t xml:space="preserve">reproducible</w:t>
-      </w:r>
-      <w:r>
-        <w:t xml:space="preserve">: Contains all necessary code, including</w:t>
-      </w:r>
-      <w:r>
-        <w:t xml:space="preserve"> </w:t>
-      </w:r>
-      <w:r>
-        <w:rPr>
-          <w:rStyle w:val="VerbatimChar"/>
-        </w:rPr>
-        <w:t xml:space="preserve">library()</w:t>
-      </w:r>
-      <w:r>
-        <w:t xml:space="preserve"> </w:t>
-      </w:r>
-      <w:r>
-        <w:t xml:space="preserve">calls and data</w:t>
-      </w:r>
-    </w:p>
-    <w:p>
-      <w:pPr>
-        <w:pStyle w:val="Compact"/>
-        <w:numPr>
-          <w:ilvl w:val="0"/>
-          <w:numId w:val="1073"/>
-        </w:numPr>
-      </w:pPr>
-      <w:r>
-        <w:t xml:space="preserve">Is</w:t>
-      </w:r>
-      <w:r>
-        <w:t xml:space="preserve"> </w:t>
-      </w:r>
-      <w:r>
-        <w:rPr>
-          <w:b/>
-          <w:bCs/>
-        </w:rPr>
-        <w:t xml:space="preserve">minimal</w:t>
-      </w:r>
-      <w:r>
-        <w:t xml:space="preserve">: Strips away everything not directly related to your problem</w:t>
-      </w:r>
-    </w:p>
-    <w:p>
-      <w:pPr>
-        <w:pStyle w:val="Compact"/>
-        <w:numPr>
-          <w:ilvl w:val="0"/>
-          <w:numId w:val="1073"/>
-        </w:numPr>
-      </w:pPr>
-      <w:r>
-        <w:t xml:space="preserve">Uses small, simple example data (often built-in datasets)</w:t>
-      </w:r>
-    </w:p>
-    <w:p>
-      <w:pPr>
-        <w:pStyle w:val="FirstParagraph"/>
-      </w:pPr>
-      <w:r>
-        <w:rPr>
-          <w:b/>
-          <w:bCs/>
-        </w:rPr>
-        <w:t xml:space="preserve">Why create a reprex:</w:t>
       </w:r>
     </w:p>
     <w:p>
@@ -39299,7 +39428,35 @@
         </w:numPr>
       </w:pPr>
       <w:r>
-        <w:t xml:space="preserve">80% of the time, creating a reprex helps you discover the solution yourself</w:t>
+        <w:t xml:space="preserve">Is</w:t>
+      </w:r>
+      <w:r>
+        <w:t xml:space="preserve"> </w:t>
+      </w:r>
+      <w:r>
+        <w:rPr>
+          <w:b/>
+          <w:bCs/>
+        </w:rPr>
+        <w:t xml:space="preserve">reproducible</w:t>
+      </w:r>
+      <w:r>
+        <w:t xml:space="preserve">: Contains all necessary code, including</w:t>
+      </w:r>
+      <w:r>
+        <w:t xml:space="preserve"> </w:t>
+      </w:r>
+      <w:r>
+        <w:rPr>
+          <w:rStyle w:val="VerbatimChar"/>
+        </w:rPr>
+        <w:t xml:space="preserve">library()</w:t>
+      </w:r>
+      <w:r>
+        <w:t xml:space="preserve"> </w:t>
+      </w:r>
+      <w:r>
+        <w:t xml:space="preserve">calls and data</w:t>
       </w:r>
     </w:p>
     <w:p>
@@ -39311,7 +39468,20 @@
         </w:numPr>
       </w:pPr>
       <w:r>
-        <w:t xml:space="preserve">20% of the time, you’ll have a clear example that makes it easy for others to help you</w:t>
+        <w:t xml:space="preserve">Is</w:t>
+      </w:r>
+      <w:r>
+        <w:t xml:space="preserve"> </w:t>
+      </w:r>
+      <w:r>
+        <w:rPr>
+          <w:b/>
+          <w:bCs/>
+        </w:rPr>
+        <w:t xml:space="preserve">minimal</w:t>
+      </w:r>
+      <w:r>
+        <w:t xml:space="preserve">: Strips away everything not directly related to your problem</w:t>
       </w:r>
     </w:p>
     <w:p>
@@ -39323,7 +39493,7 @@
         </w:numPr>
       </w:pPr>
       <w:r>
-        <w:t xml:space="preserve">It respects others’ time by making your problem easy to understand and reproduce</w:t>
+        <w:t xml:space="preserve">Uses small, simple example data (often built-in datasets)</w:t>
       </w:r>
     </w:p>
     <w:p>
@@ -39335,7 +39505,7 @@
           <w:b/>
           <w:bCs/>
         </w:rPr>
-        <w:t xml:space="preserve">Resources:</w:t>
+        <w:t xml:space="preserve">Why create a reprex:</w:t>
       </w:r>
     </w:p>
     <w:p>
@@ -39346,7 +39516,55 @@
           <w:numId w:val="1075"/>
         </w:numPr>
       </w:pPr>
-      <w:hyperlink r:id="rId334">
+      <w:r>
+        <w:t xml:space="preserve">80% of the time, creating a reprex helps you discover the solution yourself</w:t>
+      </w:r>
+    </w:p>
+    <w:p>
+      <w:pPr>
+        <w:pStyle w:val="Compact"/>
+        <w:numPr>
+          <w:ilvl w:val="0"/>
+          <w:numId w:val="1075"/>
+        </w:numPr>
+      </w:pPr>
+      <w:r>
+        <w:t xml:space="preserve">20% of the time, you’ll have a clear example that makes it easy for others to help you</w:t>
+      </w:r>
+    </w:p>
+    <w:p>
+      <w:pPr>
+        <w:pStyle w:val="Compact"/>
+        <w:numPr>
+          <w:ilvl w:val="0"/>
+          <w:numId w:val="1075"/>
+        </w:numPr>
+      </w:pPr>
+      <w:r>
+        <w:t xml:space="preserve">It respects others’ time by making your problem easy to understand and reproduce</w:t>
+      </w:r>
+    </w:p>
+    <w:p>
+      <w:pPr>
+        <w:pStyle w:val="FirstParagraph"/>
+      </w:pPr>
+      <w:r>
+        <w:rPr>
+          <w:b/>
+          <w:bCs/>
+        </w:rPr>
+        <w:t xml:space="preserve">Resources:</w:t>
+      </w:r>
+    </w:p>
+    <w:p>
+      <w:pPr>
+        <w:pStyle w:val="Compact"/>
+        <w:numPr>
+          <w:ilvl w:val="0"/>
+          <w:numId w:val="1076"/>
+        </w:numPr>
+      </w:pPr>
+      <w:hyperlink r:id="rId336">
         <w:r>
           <w:rPr>
             <w:rStyle w:val="VerbatimChar"/>
@@ -39366,10 +39584,10 @@
         <w:pStyle w:val="Compact"/>
         <w:numPr>
           <w:ilvl w:val="0"/>
-          <w:numId w:val="1075"/>
+          <w:numId w:val="1076"/>
         </w:numPr>
       </w:pPr>
-      <w:hyperlink r:id="rId335">
+      <w:hyperlink r:id="rId337">
         <w:r>
           <w:rPr>
             <w:rStyle w:val="Hyperlink"/>
@@ -39387,23 +39605,23 @@
         <w:t xml:space="preserve">: Step-by-step guide to creating effective reproducible examples</w:t>
       </w:r>
     </w:p>
-    <w:bookmarkEnd w:id="336"/>
-    <w:bookmarkStart w:id="390" w:name="sec-r-resources"/>
+    <w:bookmarkEnd w:id="338"/>
+    <w:bookmarkStart w:id="392" w:name="sec-r-resources"/>
     <w:p>
       <w:pPr>
         <w:pStyle w:val="Heading2"/>
       </w:pPr>
       <w:r>
-        <w:t xml:space="preserve">46 Additional Resources</w:t>
-      </w:r>
-    </w:p>
-    <w:bookmarkStart w:id="343" w:name="learning-r"/>
+        <w:t xml:space="preserve">47 Additional Resources</w:t>
+      </w:r>
+    </w:p>
+    <w:bookmarkStart w:id="345" w:name="learning-r"/>
     <w:p>
       <w:pPr>
         <w:pStyle w:val="Heading3"/>
       </w:pPr>
       <w:r>
-        <w:t xml:space="preserve">46.1 Learning R</w:t>
+        <w:t xml:space="preserve">47.1 Learning R</w:t>
       </w:r>
     </w:p>
     <w:p>
@@ -39411,7 +39629,7 @@
         <w:pStyle w:val="Compact"/>
         <w:numPr>
           <w:ilvl w:val="0"/>
-          <w:numId w:val="1076"/>
+          <w:numId w:val="1077"/>
         </w:numPr>
       </w:pPr>
       <w:r>
@@ -39435,10 +39653,10 @@
         <w:pStyle w:val="Compact"/>
         <w:numPr>
           <w:ilvl w:val="0"/>
-          <w:numId w:val="1076"/>
+          <w:numId w:val="1077"/>
         </w:numPr>
       </w:pPr>
-      <w:hyperlink r:id="rId337">
+      <w:hyperlink r:id="rId339">
         <w:r>
           <w:rPr>
             <w:rStyle w:val="Hyperlink"/>
@@ -39458,10 +39676,10 @@
         <w:pStyle w:val="Compact"/>
         <w:numPr>
           <w:ilvl w:val="0"/>
-          <w:numId w:val="1076"/>
+          <w:numId w:val="1077"/>
         </w:numPr>
       </w:pPr>
-      <w:hyperlink r:id="rId338">
+      <w:hyperlink r:id="rId340">
         <w:r>
           <w:rPr>
             <w:rStyle w:val="Hyperlink"/>
@@ -39481,10 +39699,10 @@
         <w:pStyle w:val="Compact"/>
         <w:numPr>
           <w:ilvl w:val="0"/>
-          <w:numId w:val="1076"/>
+          <w:numId w:val="1077"/>
         </w:numPr>
       </w:pPr>
-      <w:hyperlink r:id="rId339">
+      <w:hyperlink r:id="rId341">
         <w:r>
           <w:rPr>
             <w:rStyle w:val="Hyperlink"/>
@@ -39519,10 +39737,10 @@
         <w:pStyle w:val="Compact"/>
         <w:numPr>
           <w:ilvl w:val="0"/>
-          <w:numId w:val="1076"/>
+          <w:numId w:val="1077"/>
         </w:numPr>
       </w:pPr>
-      <w:hyperlink r:id="rId340">
+      <w:hyperlink r:id="rId342">
         <w:r>
           <w:rPr>
             <w:rStyle w:val="Hyperlink"/>
@@ -39542,10 +39760,10 @@
         <w:pStyle w:val="Compact"/>
         <w:numPr>
           <w:ilvl w:val="0"/>
-          <w:numId w:val="1076"/>
+          <w:numId w:val="1077"/>
         </w:numPr>
       </w:pPr>
-      <w:hyperlink r:id="rId341">
+      <w:hyperlink r:id="rId343">
         <w:r>
           <w:rPr>
             <w:rStyle w:val="Hyperlink"/>
@@ -39565,10 +39783,10 @@
         <w:pStyle w:val="Compact"/>
         <w:numPr>
           <w:ilvl w:val="0"/>
-          <w:numId w:val="1076"/>
+          <w:numId w:val="1077"/>
         </w:numPr>
       </w:pPr>
-      <w:hyperlink r:id="rId342">
+      <w:hyperlink r:id="rId344">
         <w:r>
           <w:rPr>
             <w:rStyle w:val="Hyperlink"/>
@@ -39583,14 +39801,14 @@
         <w:t xml:space="preserve">- short, task-focused R code snippets</w:t>
       </w:r>
     </w:p>
-    <w:bookmarkEnd w:id="343"/>
-    <w:bookmarkStart w:id="345" w:name="learning-python"/>
+    <w:bookmarkEnd w:id="345"/>
+    <w:bookmarkStart w:id="347" w:name="learning-python"/>
     <w:p>
       <w:pPr>
         <w:pStyle w:val="Heading3"/>
       </w:pPr>
       <w:r>
-        <w:t xml:space="preserve">46.2 Learning Python</w:t>
+        <w:t xml:space="preserve">47.2 Learning Python</w:t>
       </w:r>
     </w:p>
     <w:p>
@@ -39598,10 +39816,10 @@
         <w:pStyle w:val="Compact"/>
         <w:numPr>
           <w:ilvl w:val="0"/>
-          <w:numId w:val="1077"/>
+          <w:numId w:val="1078"/>
         </w:numPr>
       </w:pPr>
-      <w:hyperlink r:id="rId344">
+      <w:hyperlink r:id="rId346">
         <w:r>
           <w:rPr>
             <w:rStyle w:val="Hyperlink"/>
@@ -39628,14 +39846,14 @@
         <w:t xml:space="preserve">it visualizes Python, Java, C, C++ and JavaScript (not R) and limits program length, so use it on small examples</w:t>
       </w:r>
     </w:p>
-    <w:bookmarkEnd w:id="345"/>
-    <w:bookmarkStart w:id="350" w:name="coming-to-r-from-sas"/>
+    <w:bookmarkEnd w:id="347"/>
+    <w:bookmarkStart w:id="352" w:name="coming-to-r-from-sas"/>
     <w:p>
       <w:pPr>
         <w:pStyle w:val="Heading3"/>
       </w:pPr>
       <w:r>
-        <w:t xml:space="preserve">46.3 Coming to R from SAS</w:t>
+        <w:t xml:space="preserve">47.3 Coming to R from SAS</w:t>
       </w:r>
     </w:p>
     <w:p>
@@ -39643,10 +39861,10 @@
         <w:pStyle w:val="Compact"/>
         <w:numPr>
           <w:ilvl w:val="0"/>
-          <w:numId w:val="1078"/>
+          <w:numId w:val="1079"/>
         </w:numPr>
       </w:pPr>
-      <w:hyperlink r:id="rId346">
+      <w:hyperlink r:id="rId348">
         <w:r>
           <w:rPr>
             <w:rStyle w:val="Hyperlink"/>
@@ -39669,7 +39887,7 @@
       <w:r>
         <w:t xml:space="preserve"> </w:t>
       </w:r>
-      <w:hyperlink r:id="rId347">
+      <w:hyperlink r:id="rId349">
         <w:r>
           <w:rPr>
             <w:rStyle w:val="VerbatimChar"/>
@@ -39743,10 +39961,10 @@
         <w:pStyle w:val="Compact"/>
         <w:numPr>
           <w:ilvl w:val="0"/>
-          <w:numId w:val="1078"/>
+          <w:numId w:val="1079"/>
         </w:numPr>
       </w:pPr>
-      <w:hyperlink r:id="rId348">
+      <w:hyperlink r:id="rId350">
         <w:r>
           <w:rPr>
             <w:rStyle w:val="Hyperlink"/>
@@ -39766,10 +39984,10 @@
         <w:pStyle w:val="Compact"/>
         <w:numPr>
           <w:ilvl w:val="0"/>
-          <w:numId w:val="1078"/>
+          <w:numId w:val="1079"/>
         </w:numPr>
       </w:pPr>
-      <w:hyperlink r:id="rId349">
+      <w:hyperlink r:id="rId351">
         <w:r>
           <w:rPr>
             <w:rStyle w:val="Hyperlink"/>
@@ -39784,14 +40002,14 @@
         <w:t xml:space="preserve">(Kleinman and Horton) - side-by-side SAS and R code for data management and analysis</w:t>
       </w:r>
     </w:p>
-    <w:bookmarkEnd w:id="350"/>
-    <w:bookmarkStart w:id="357" w:name="general-r-programming"/>
+    <w:bookmarkEnd w:id="352"/>
+    <w:bookmarkStart w:id="359" w:name="general-r-programming"/>
     <w:p>
       <w:pPr>
         <w:pStyle w:val="Heading3"/>
       </w:pPr>
       <w:r>
-        <w:t xml:space="preserve">46.4 General R Programming</w:t>
+        <w:t xml:space="preserve">47.4 General R Programming</w:t>
       </w:r>
     </w:p>
     <w:p>
@@ -39799,7 +40017,7 @@
         <w:pStyle w:val="Compact"/>
         <w:numPr>
           <w:ilvl w:val="0"/>
-          <w:numId w:val="1079"/>
+          <w:numId w:val="1080"/>
         </w:numPr>
       </w:pPr>
       <w:r>
@@ -39820,7 +40038,7 @@
       <w:r>
         <w:t xml:space="preserve"> </w:t>
       </w:r>
-      <w:hyperlink r:id="rId351">
+      <w:hyperlink r:id="rId353">
         <w:r>
           <w:rPr>
             <w:rStyle w:val="Hyperlink"/>
@@ -39834,7 +40052,7 @@
       <w:r>
         <w:t xml:space="preserve"> </w:t>
       </w:r>
-      <w:hyperlink r:id="rId352">
+      <w:hyperlink r:id="rId354">
         <w:r>
           <w:rPr>
             <w:rStyle w:val="Hyperlink"/>
@@ -39854,7 +40072,7 @@
       <w:r>
         <w:t xml:space="preserve"> </w:t>
       </w:r>
-      <w:hyperlink r:id="rId353">
+      <w:hyperlink r:id="rId355">
         <w:r>
           <w:rPr>
             <w:rStyle w:val="Hyperlink"/>
@@ -39868,10 +40086,10 @@
         <w:pStyle w:val="Compact"/>
         <w:numPr>
           <w:ilvl w:val="0"/>
-          <w:numId w:val="1079"/>
+          <w:numId w:val="1080"/>
         </w:numPr>
       </w:pPr>
-      <w:hyperlink r:id="rId354">
+      <w:hyperlink r:id="rId356">
         <w:r>
           <w:rPr>
             <w:rStyle w:val="Hyperlink"/>
@@ -39897,10 +40115,10 @@
         <w:pStyle w:val="Compact"/>
         <w:numPr>
           <w:ilvl w:val="0"/>
-          <w:numId w:val="1079"/>
+          <w:numId w:val="1080"/>
         </w:numPr>
       </w:pPr>
-      <w:hyperlink r:id="rId355">
+      <w:hyperlink r:id="rId357">
         <w:r>
           <w:rPr>
             <w:rStyle w:val="Hyperlink"/>
@@ -39974,10 +40192,10 @@
         <w:pStyle w:val="Compact"/>
         <w:numPr>
           <w:ilvl w:val="0"/>
-          <w:numId w:val="1079"/>
+          <w:numId w:val="1080"/>
         </w:numPr>
       </w:pPr>
-      <w:hyperlink r:id="rId356">
+      <w:hyperlink r:id="rId358">
         <w:r>
           <w:rPr>
             <w:rStyle w:val="Hyperlink"/>
@@ -39992,14 +40210,14 @@
         <w:t xml:space="preserve">- spatial data analysis in R</w:t>
       </w:r>
     </w:p>
-    <w:bookmarkEnd w:id="357"/>
-    <w:bookmarkStart w:id="360" w:name="summary-tables"/>
+    <w:bookmarkEnd w:id="359"/>
+    <w:bookmarkStart w:id="362" w:name="summary-tables"/>
     <w:p>
       <w:pPr>
         <w:pStyle w:val="Heading3"/>
       </w:pPr>
       <w:r>
-        <w:t xml:space="preserve">46.5 Summary tables</w:t>
+        <w:t xml:space="preserve">47.5 Summary tables</w:t>
       </w:r>
     </w:p>
     <w:p>
@@ -40007,7 +40225,7 @@
         <w:pStyle w:val="Compact"/>
         <w:numPr>
           <w:ilvl w:val="0"/>
-          <w:numId w:val="1080"/>
+          <w:numId w:val="1081"/>
         </w:numPr>
       </w:pPr>
       <w:hyperlink r:id="rId140">
@@ -40030,10 +40248,10 @@
         <w:pStyle w:val="Compact"/>
         <w:numPr>
           <w:ilvl w:val="0"/>
-          <w:numId w:val="1080"/>
+          <w:numId w:val="1081"/>
         </w:numPr>
       </w:pPr>
-      <w:hyperlink r:id="rId358">
+      <w:hyperlink r:id="rId360">
         <w:r>
           <w:rPr>
             <w:rStyle w:val="VerbatimChar"/>
@@ -40065,10 +40283,10 @@
         <w:pStyle w:val="Compact"/>
         <w:numPr>
           <w:ilvl w:val="0"/>
-          <w:numId w:val="1080"/>
+          <w:numId w:val="1081"/>
         </w:numPr>
       </w:pPr>
-      <w:hyperlink r:id="rId359">
+      <w:hyperlink r:id="rId361">
         <w:r>
           <w:rPr>
             <w:rStyle w:val="VerbatimChar"/>
@@ -40088,7 +40306,7 @@
         <w:pStyle w:val="Compact"/>
         <w:numPr>
           <w:ilvl w:val="0"/>
-          <w:numId w:val="1080"/>
+          <w:numId w:val="1081"/>
         </w:numPr>
       </w:pPr>
       <w:r>
@@ -40116,14 +40334,14 @@
         <w:t xml:space="preserve">above) - SAS-style frequency and means tables</w:t>
       </w:r>
     </w:p>
-    <w:bookmarkEnd w:id="360"/>
-    <w:bookmarkStart w:id="365" w:name="r-package-development"/>
+    <w:bookmarkEnd w:id="362"/>
+    <w:bookmarkStart w:id="367" w:name="r-package-development"/>
     <w:p>
       <w:pPr>
         <w:pStyle w:val="Heading3"/>
       </w:pPr>
       <w:r>
-        <w:t xml:space="preserve">46.6 R Package Development</w:t>
+        <w:t xml:space="preserve">47.6 R Package Development</w:t>
       </w:r>
     </w:p>
     <w:p>
@@ -40131,7 +40349,7 @@
         <w:pStyle w:val="Compact"/>
         <w:numPr>
           <w:ilvl w:val="0"/>
-          <w:numId w:val="1081"/>
+          <w:numId w:val="1082"/>
         </w:numPr>
       </w:pPr>
       <w:r>
@@ -40155,7 +40373,7 @@
         <w:pStyle w:val="Compact"/>
         <w:numPr>
           <w:ilvl w:val="0"/>
-          <w:numId w:val="1081"/>
+          <w:numId w:val="1082"/>
         </w:numPr>
       </w:pPr>
       <w:r>
@@ -40179,7 +40397,7 @@
         <w:pStyle w:val="Compact"/>
         <w:numPr>
           <w:ilvl w:val="0"/>
-          <w:numId w:val="1081"/>
+          <w:numId w:val="1082"/>
         </w:numPr>
       </w:pPr>
       <w:hyperlink r:id="rId36">
@@ -40202,7 +40420,7 @@
         <w:pStyle w:val="Compact"/>
         <w:numPr>
           <w:ilvl w:val="0"/>
-          <w:numId w:val="1081"/>
+          <w:numId w:val="1082"/>
         </w:numPr>
       </w:pPr>
       <w:hyperlink r:id="rId37">
@@ -40225,7 +40443,7 @@
         <w:pStyle w:val="Compact"/>
         <w:numPr>
           <w:ilvl w:val="0"/>
-          <w:numId w:val="1081"/>
+          <w:numId w:val="1082"/>
         </w:numPr>
       </w:pPr>
       <w:hyperlink r:id="rId23">
@@ -40248,7 +40466,7 @@
         <w:pStyle w:val="Compact"/>
         <w:numPr>
           <w:ilvl w:val="0"/>
-          <w:numId w:val="1081"/>
+          <w:numId w:val="1082"/>
         </w:numPr>
       </w:pPr>
       <w:hyperlink r:id="rId39">
@@ -40271,10 +40489,10 @@
         <w:pStyle w:val="Compact"/>
         <w:numPr>
           <w:ilvl w:val="0"/>
-          <w:numId w:val="1081"/>
+          <w:numId w:val="1082"/>
         </w:numPr>
       </w:pPr>
-      <w:hyperlink r:id="rId361">
+      <w:hyperlink r:id="rId363">
         <w:r>
           <w:rPr>
             <w:rStyle w:val="Hyperlink"/>
@@ -40291,7 +40509,7 @@
       <w:r>
         <w:t xml:space="preserve"> </w:t>
       </w:r>
-      <w:hyperlink r:id="rId362">
+      <w:hyperlink r:id="rId364">
         <w:r>
           <w:rPr>
             <w:rStyle w:val="Hyperlink"/>
@@ -40314,7 +40532,7 @@
       <w:r>
         <w:t xml:space="preserve"> </w:t>
       </w:r>
-      <w:hyperlink r:id="rId363">
+      <w:hyperlink r:id="rId365">
         <w:r>
           <w:rPr>
             <w:rStyle w:val="Hyperlink"/>
@@ -40331,10 +40549,10 @@
         <w:pStyle w:val="Compact"/>
         <w:numPr>
           <w:ilvl w:val="0"/>
-          <w:numId w:val="1081"/>
+          <w:numId w:val="1082"/>
         </w:numPr>
       </w:pPr>
-      <w:hyperlink r:id="rId364">
+      <w:hyperlink r:id="rId366">
         <w:r>
           <w:rPr>
             <w:rStyle w:val="Hyperlink"/>
@@ -40349,72 +40567,14 @@
         <w:t xml:space="preserve">- getting involved with base R itself</w:t>
       </w:r>
     </w:p>
-    <w:bookmarkEnd w:id="365"/>
-    <w:bookmarkStart w:id="366" w:name="shiny-development"/>
+    <w:bookmarkEnd w:id="367"/>
+    <w:bookmarkStart w:id="368" w:name="shiny-development"/>
     <w:p>
       <w:pPr>
         <w:pStyle w:val="Heading3"/>
       </w:pPr>
       <w:r>
-        <w:t xml:space="preserve">46.7 Shiny Development</w:t>
-      </w:r>
-    </w:p>
-    <w:p>
-      <w:pPr>
-        <w:pStyle w:val="Compact"/>
-        <w:numPr>
-          <w:ilvl w:val="0"/>
-          <w:numId w:val="1082"/>
-        </w:numPr>
-      </w:pPr>
-      <w:r>
-        <w:t xml:space="preserve">Mastering Shiny</w:t>
-      </w:r>
-      <w:r>
-        <w:t xml:space="preserve"> </w:t>
-      </w:r>
-      <w:r>
-        <w:t xml:space="preserve">(Wickham 2021)</w:t>
-      </w:r>
-      <w:r>
-        <w:t xml:space="preserve"> </w:t>
-      </w:r>
-      <w:r>
-        <w:t xml:space="preserve">- comprehensive guide to building web applications with Shiny</w:t>
-      </w:r>
-    </w:p>
-    <w:p>
-      <w:pPr>
-        <w:pStyle w:val="Compact"/>
-        <w:numPr>
-          <w:ilvl w:val="0"/>
-          <w:numId w:val="1082"/>
-        </w:numPr>
-      </w:pPr>
-      <w:r>
-        <w:t xml:space="preserve">Engineering Production-Grade Shiny Apps</w:t>
-      </w:r>
-      <w:r>
-        <w:t xml:space="preserve"> </w:t>
-      </w:r>
-      <w:r>
-        <w:t xml:space="preserve">(Fay et al. 2021)</w:t>
-      </w:r>
-      <w:r>
-        <w:t xml:space="preserve"> </w:t>
-      </w:r>
-      <w:r>
-        <w:t xml:space="preserve">- best practices for production Shiny applications</w:t>
-      </w:r>
-    </w:p>
-    <w:bookmarkEnd w:id="366"/>
-    <w:bookmarkStart w:id="389" w:name="git-and-version-control"/>
-    <w:p>
-      <w:pPr>
-        <w:pStyle w:val="Heading3"/>
-      </w:pPr>
-      <w:r>
-        <w:t xml:space="preserve">46.8 Git and Version Control</w:t>
+        <w:t xml:space="preserve">47.7 Shiny Development</w:t>
       </w:r>
     </w:p>
     <w:p>
@@ -40426,19 +40586,19 @@
         </w:numPr>
       </w:pPr>
       <w:r>
-        <w:t xml:space="preserve">Happy Git and GitHub for the useR</w:t>
-      </w:r>
-      <w:r>
-        <w:t xml:space="preserve"> </w:t>
-      </w:r>
-      <w:r>
-        <w:t xml:space="preserve">(Bryan 2023)</w:t>
-      </w:r>
-      <w:r>
-        <w:t xml:space="preserve"> </w:t>
-      </w:r>
-      <w:r>
-        <w:t xml:space="preserve">- essential guide to using Git and GitHub with R</w:t>
+        <w:t xml:space="preserve">Mastering Shiny</w:t>
+      </w:r>
+      <w:r>
+        <w:t xml:space="preserve"> </w:t>
+      </w:r>
+      <w:r>
+        <w:t xml:space="preserve">(Wickham 2021)</w:t>
+      </w:r>
+      <w:r>
+        <w:t xml:space="preserve"> </w:t>
+      </w:r>
+      <w:r>
+        <w:t xml:space="preserve">- comprehensive guide to building web applications with Shiny</w:t>
       </w:r>
     </w:p>
     <w:p>
@@ -40449,7 +40609,65 @@
           <w:numId w:val="1083"/>
         </w:numPr>
       </w:pPr>
-      <w:hyperlink r:id="rId367">
+      <w:r>
+        <w:t xml:space="preserve">Engineering Production-Grade Shiny Apps</w:t>
+      </w:r>
+      <w:r>
+        <w:t xml:space="preserve"> </w:t>
+      </w:r>
+      <w:r>
+        <w:t xml:space="preserve">(Fay et al. 2021)</w:t>
+      </w:r>
+      <w:r>
+        <w:t xml:space="preserve"> </w:t>
+      </w:r>
+      <w:r>
+        <w:t xml:space="preserve">- best practices for production Shiny applications</w:t>
+      </w:r>
+    </w:p>
+    <w:bookmarkEnd w:id="368"/>
+    <w:bookmarkStart w:id="391" w:name="git-and-version-control"/>
+    <w:p>
+      <w:pPr>
+        <w:pStyle w:val="Heading3"/>
+      </w:pPr>
+      <w:r>
+        <w:t xml:space="preserve">47.8 Git and Version Control</w:t>
+      </w:r>
+    </w:p>
+    <w:p>
+      <w:pPr>
+        <w:pStyle w:val="Compact"/>
+        <w:numPr>
+          <w:ilvl w:val="0"/>
+          <w:numId w:val="1084"/>
+        </w:numPr>
+      </w:pPr>
+      <w:r>
+        <w:t xml:space="preserve">Happy Git and GitHub for the useR</w:t>
+      </w:r>
+      <w:r>
+        <w:t xml:space="preserve"> </w:t>
+      </w:r>
+      <w:r>
+        <w:t xml:space="preserve">(Bryan 2023)</w:t>
+      </w:r>
+      <w:r>
+        <w:t xml:space="preserve"> </w:t>
+      </w:r>
+      <w:r>
+        <w:t xml:space="preserve">- essential guide to using Git and GitHub with R</w:t>
+      </w:r>
+    </w:p>
+    <w:p>
+      <w:pPr>
+        <w:pStyle w:val="Compact"/>
+        <w:numPr>
+          <w:ilvl w:val="0"/>
+          <w:numId w:val="1084"/>
+        </w:numPr>
+      </w:pPr>
+      <w:hyperlink r:id="rId369">
         <w:r>
           <w:rPr>
             <w:rStyle w:val="Hyperlink"/>
@@ -40496,10 +40714,10 @@
         <w:pStyle w:val="Compact"/>
         <w:numPr>
           <w:ilvl w:val="0"/>
-          <w:numId w:val="1083"/>
+          <w:numId w:val="1084"/>
         </w:numPr>
       </w:pPr>
-      <w:hyperlink r:id="rId368">
+      <w:hyperlink r:id="rId370">
         <w:r>
           <w:rPr>
             <w:rStyle w:val="Hyperlink"/>
@@ -40519,10 +40737,10 @@
         <w:pStyle w:val="Compact"/>
         <w:numPr>
           <w:ilvl w:val="0"/>
-          <w:numId w:val="1083"/>
+          <w:numId w:val="1084"/>
         </w:numPr>
       </w:pPr>
-      <w:hyperlink r:id="rId369">
+      <w:hyperlink r:id="rId371">
         <w:r>
           <w:rPr>
             <w:rStyle w:val="VerbatimChar"/>
@@ -40542,10 +40760,10 @@
         <w:pStyle w:val="Compact"/>
         <w:numPr>
           <w:ilvl w:val="0"/>
-          <w:numId w:val="1083"/>
+          <w:numId w:val="1084"/>
         </w:numPr>
       </w:pPr>
-      <w:hyperlink r:id="rId370">
+      <w:hyperlink r:id="rId372">
         <w:r>
           <w:rPr>
             <w:rStyle w:val="Hyperlink"/>
@@ -40557,7 +40775,7 @@
         <w:t xml:space="preserve"> </w:t>
       </w:r>
       <w:r>
-        <w:t xml:space="preserve">- a short, free Git book</w:t>
+        <w:t xml:space="preserve">- source repository of a short, free Git book</w:t>
       </w:r>
     </w:p>
     <w:p>
@@ -40565,10 +40783,10 @@
         <w:pStyle w:val="Compact"/>
         <w:numPr>
           <w:ilvl w:val="0"/>
-          <w:numId w:val="1083"/>
+          <w:numId w:val="1084"/>
         </w:numPr>
       </w:pPr>
-      <w:hyperlink r:id="rId371">
+      <w:hyperlink r:id="rId373">
         <w:r>
           <w:rPr>
             <w:rStyle w:val="VerbatimChar"/>
@@ -40589,8 +40807,8 @@
         <w:t xml:space="preserve">organized by patterns like tags or issues</w:t>
       </w:r>
     </w:p>
-    <w:bookmarkStart w:id="388" w:name="refs"/>
-    <w:bookmarkStart w:id="373" w:name="ref-bryan2023happygit"/>
+    <w:bookmarkStart w:id="390" w:name="refs"/>
+    <w:bookmarkStart w:id="375" w:name="ref-bryan2023happygit"/>
     <w:p>
       <w:pPr>
         <w:pStyle w:val="Bibliography"/>
@@ -40614,7 +40832,7 @@
       <w:r>
         <w:t xml:space="preserve"> </w:t>
       </w:r>
-      <w:hyperlink r:id="rId372">
+      <w:hyperlink r:id="rId374">
         <w:r>
           <w:rPr>
             <w:rStyle w:val="Hyperlink"/>
@@ -40626,8 +40844,8 @@
         <w:t xml:space="preserve">.</w:t>
       </w:r>
     </w:p>
-    <w:bookmarkEnd w:id="373"/>
-    <w:bookmarkStart w:id="374" w:name="ref-reprex"/>
+    <w:bookmarkEnd w:id="375"/>
+    <w:bookmarkStart w:id="376" w:name="ref-reprex"/>
     <w:p>
       <w:pPr>
         <w:pStyle w:val="Bibliography"/>
@@ -40651,7 +40869,7 @@
       <w:r>
         <w:t xml:space="preserve"> </w:t>
       </w:r>
-      <w:hyperlink r:id="rId334">
+      <w:hyperlink r:id="rId336">
         <w:r>
           <w:rPr>
             <w:rStyle w:val="Hyperlink"/>
@@ -40663,8 +40881,8 @@
         <w:t xml:space="preserve">.</w:t>
       </w:r>
     </w:p>
-    <w:bookmarkEnd w:id="374"/>
-    <w:bookmarkStart w:id="376" w:name="ref-fay2021engineering"/>
+    <w:bookmarkEnd w:id="376"/>
+    <w:bookmarkStart w:id="378" w:name="ref-fay2021engineering"/>
     <w:p>
       <w:pPr>
         <w:pStyle w:val="Bibliography"/>
@@ -40688,7 +40906,7 @@
       <w:r>
         <w:t xml:space="preserve"> </w:t>
       </w:r>
-      <w:hyperlink r:id="rId375">
+      <w:hyperlink r:id="rId377">
         <w:r>
           <w:rPr>
             <w:rStyle w:val="Hyperlink"/>
@@ -40700,8 +40918,8 @@
         <w:t xml:space="preserve">.</w:t>
       </w:r>
     </w:p>
-    <w:bookmarkEnd w:id="376"/>
-    <w:bookmarkStart w:id="378" w:name="ref-wickham2019advr"/>
+    <w:bookmarkEnd w:id="378"/>
+    <w:bookmarkStart w:id="380" w:name="ref-wickham2019advr"/>
     <w:p>
       <w:pPr>
         <w:pStyle w:val="Bibliography"/>
@@ -40725,7 +40943,7 @@
       <w:r>
         <w:t xml:space="preserve"> </w:t>
       </w:r>
-      <w:hyperlink r:id="rId377">
+      <w:hyperlink r:id="rId379">
         <w:r>
           <w:rPr>
             <w:rStyle w:val="Hyperlink"/>
@@ -40737,8 +40955,8 @@
         <w:t xml:space="preserve">.</w:t>
       </w:r>
     </w:p>
-    <w:bookmarkEnd w:id="378"/>
-    <w:bookmarkStart w:id="380" w:name="ref-wickham2021shiny"/>
+    <w:bookmarkEnd w:id="380"/>
+    <w:bookmarkStart w:id="382" w:name="ref-wickham2021shiny"/>
     <w:p>
       <w:pPr>
         <w:pStyle w:val="Bibliography"/>
@@ -40762,7 +40980,7 @@
       <w:r>
         <w:t xml:space="preserve"> </w:t>
       </w:r>
-      <w:hyperlink r:id="rId379">
+      <w:hyperlink r:id="rId381">
         <w:r>
           <w:rPr>
             <w:rStyle w:val="Hyperlink"/>
@@ -40774,8 +40992,8 @@
         <w:t xml:space="preserve">.</w:t>
       </w:r>
     </w:p>
-    <w:bookmarkEnd w:id="380"/>
-    <w:bookmarkStart w:id="382" w:name="ref-wickham2023tidydesign"/>
+    <w:bookmarkEnd w:id="382"/>
+    <w:bookmarkStart w:id="384" w:name="ref-wickham2023tidydesign"/>
     <w:p>
       <w:pPr>
         <w:pStyle w:val="Bibliography"/>
@@ -40799,7 +41017,7 @@
       <w:r>
         <w:t xml:space="preserve"> </w:t>
       </w:r>
-      <w:hyperlink r:id="rId381">
+      <w:hyperlink r:id="rId383">
         <w:r>
           <w:rPr>
             <w:rStyle w:val="Hyperlink"/>
@@ -40811,8 +41029,8 @@
         <w:t xml:space="preserve">.</w:t>
       </w:r>
     </w:p>
-    <w:bookmarkEnd w:id="382"/>
-    <w:bookmarkStart w:id="384" w:name="ref-wickham2023rpkgs"/>
+    <w:bookmarkEnd w:id="384"/>
+    <w:bookmarkStart w:id="386" w:name="ref-wickham2023rpkgs"/>
     <w:p>
       <w:pPr>
         <w:pStyle w:val="Bibliography"/>
@@ -40836,7 +41054,7 @@
       <w:r>
         <w:t xml:space="preserve"> </w:t>
       </w:r>
-      <w:hyperlink r:id="rId383">
+      <w:hyperlink r:id="rId385">
         <w:r>
           <w:rPr>
             <w:rStyle w:val="Hyperlink"/>
@@ -40848,8 +41066,8 @@
         <w:t xml:space="preserve">.</w:t>
       </w:r>
     </w:p>
-    <w:bookmarkEnd w:id="384"/>
-    <w:bookmarkStart w:id="386" w:name="ref-wickham2023r4ds"/>
+    <w:bookmarkEnd w:id="386"/>
+    <w:bookmarkStart w:id="388" w:name="ref-wickham2023r4ds"/>
     <w:p>
       <w:pPr>
         <w:pStyle w:val="Bibliography"/>
@@ -40873,7 +41091,7 @@
       <w:r>
         <w:t xml:space="preserve"> </w:t>
       </w:r>
-      <w:hyperlink r:id="rId385">
+      <w:hyperlink r:id="rId387">
         <w:r>
           <w:rPr>
             <w:rStyle w:val="Hyperlink"/>
@@ -40885,8 +41103,8 @@
         <w:t xml:space="preserve">.</w:t>
       </w:r>
     </w:p>
-    <w:bookmarkEnd w:id="386"/>
-    <w:bookmarkStart w:id="387" w:name="ref-R-roxygen2"/>
+    <w:bookmarkEnd w:id="388"/>
+    <w:bookmarkStart w:id="389" w:name="ref-R-roxygen2"/>
     <w:p>
       <w:pPr>
         <w:pStyle w:val="Bibliography"/>
@@ -40922,10 +41140,10 @@
         <w:t xml:space="preserve">.</w:t>
       </w:r>
     </w:p>
-    <w:bookmarkEnd w:id="387"/>
-    <w:bookmarkEnd w:id="388"/>
     <w:bookmarkEnd w:id="389"/>
     <w:bookmarkEnd w:id="390"/>
+    <w:bookmarkEnd w:id="391"/>
+    <w:bookmarkEnd w:id="392"/>
     <w:sectPr>
       <w:footnotePr>
         <w:numRestart w:val="eachSect"/>
@@ -41586,6 +41804,9 @@
     <w:abstractNumId w:val="991"/>
   </w:num>
   <w:num w:numId="1059">
+    <w:abstractNumId w:val="991"/>
+  </w:num>
+  <w:num w:numId="1060">
     <w:abstractNumId w:val="99411"/>
     <w:lvlOverride w:ilvl="0">
       <w:startOverride w:val="1"/>
@@ -41615,9 +41836,6 @@
       <w:startOverride w:val="1"/>
     </w:lvlOverride>
   </w:num>
-  <w:num w:numId="1060">
-    <w:abstractNumId w:val="991"/>
-  </w:num>
   <w:num w:numId="1061">
     <w:abstractNumId w:val="991"/>
   </w:num>
@@ -41634,6 +41852,9 @@
     <w:abstractNumId w:val="991"/>
   </w:num>
   <w:num w:numId="1066">
+    <w:abstractNumId w:val="991"/>
+  </w:num>
+  <w:num w:numId="1067">
     <w:abstractNumId w:val="99411"/>
     <w:lvlOverride w:ilvl="0">
       <w:startOverride w:val="1"/>
@@ -41662,9 +41883,6 @@
     <w:lvlOverride w:ilvl="8">
       <w:startOverride w:val="1"/>
     </w:lvlOverride>
-  </w:num>
-  <w:num w:numId="1067">
-    <w:abstractNumId w:val="991"/>
   </w:num>
   <w:num w:numId="1068">
     <w:abstractNumId w:val="991"/>
@@ -41712,6 +41930,9 @@
     <w:abstractNumId w:val="991"/>
   </w:num>
   <w:num w:numId="1083">
+    <w:abstractNumId w:val="991"/>
+  </w:num>
+  <w:num w:numId="1084">
     <w:abstractNumId w:val="991"/>
   </w:num>
 </w:numbering>

--- a/pr-preview/pr-52/chapters/coding-practices-tracked-changes.docx
+++ b/pr-preview/pr-52/chapters/coding-practices-tracked-changes.docx
@@ -16,7 +16,7 @@
       </w:pPr>
       <w:del w:id="1" w:author="PR Preview" w:date="2026-01-01T00:00:00Z">
         <w:r>
-          <w:delText xml:space="preserve">Last modified: 2026-10-25 19:23:43 (PDT)</w:delText>
+          <w:delText xml:space="preserve">Last modified: 2026-10-25 19:34:45 (PDT)</w:delText>
         </w:r>
       </w:del>
     </w:p>
@@ -26,7 +26,7 @@
       </w:pPr>
       <w:ins w:id="2" w:author="PR Preview" w:date="2026-01-01T00:00:00Z">
         <w:r>
-          <w:t xml:space="preserve">Last modified: 2026-10-25 19:24:46 (PDT)</w:t>
+          <w:t xml:space="preserve">Last modified: 2026-10-25 19:34:58 (PDT)</w:t>
         </w:r>
       </w:ins>
     </w:p>
@@ -8623,7 +8623,7 @@
           <w:rPr>
             <w:rStyle w:val="Hyperlink"/>
           </w:rPr>
-          <w:t xml:space="preserve">Section 18</w:t>
+          <w:t xml:space="preserve">Section 19</w:t>
         </w:r>
       </w:hyperlink>
       <w:r>
@@ -17233,7 +17233,7 @@
           <w:rPr>
             <w:rStyle w:val="Hyperlink"/>
           </w:rPr>
-          <w:t xml:space="preserve">Section 37.2</w:t>
+          <w:t xml:space="preserve">Section 38.2</w:t>
         </w:r>
       </w:hyperlink>
       <w:r>
@@ -26750,39 +26750,113 @@
       </w:r>
     </w:p>
     <w:bookmarkEnd w:id="158"/>
-    <w:bookmarkStart w:id="159" w:name="sec-function-decomposition"/>
+    <w:bookmarkStart w:id="163" w:name="sec-modular-design"/>
     <w:p>
       <w:pPr>
         <w:pStyle w:val="Heading2"/>
       </w:pPr>
       <w:r>
-        <w:t xml:space="preserve">18 Function decomposition</w:t>
+        <w:t xml:space="preserve">18 Modular design</w:t>
       </w:r>
     </w:p>
     <w:p>
       <w:pPr>
         <w:pStyle w:val="FirstParagraph"/>
       </w:pPr>
-      <w:r>
-        <w:t xml:space="preserve">Function decomposition improves code readability and maintainability</w:t>
-      </w:r>
-      <w:r>
-        <w:t xml:space="preserve"> </w:t>
-      </w:r>
-      <w:r>
-        <w:t xml:space="preserve">by breaking complex logic into focused, reusable units.</w:t>
-      </w:r>
-      <w:r>
-        <w:t xml:space="preserve"> </w:t>
-      </w:r>
-      <w:r>
-        <w:t xml:space="preserve">When a function becomes too long or handles too many concerns,</w:t>
-      </w:r>
-      <w:r>
-        <w:t xml:space="preserve"> </w:t>
-      </w:r>
-      <w:r>
-        <w:t xml:space="preserve">split it into smaller helper functions with clear responsibilities.</w:t>
+      <w:hyperlink r:id="rId159">
+        <w:r>
+          <w:rPr>
+            <w:rStyle w:val="Hyperlink"/>
+          </w:rPr>
+          <w:t xml:space="preserve">Modular programming</w:t>
+        </w:r>
+      </w:hyperlink>
+      <w:r>
+        <w:t xml:space="preserve"> </w:t>
+      </w:r>
+      <w:r>
+        <w:t xml:space="preserve">splits a program into separate</w:t>
+      </w:r>
+      <w:r>
+        <w:t xml:space="preserve"> </w:t>
+      </w:r>
+      <w:r>
+        <w:rPr>
+          <w:b/>
+          <w:bCs/>
+        </w:rPr>
+        <w:t xml:space="preserve">modules</w:t>
+      </w:r>
+      <w:r>
+        <w:t xml:space="preserve">,</w:t>
+      </w:r>
+      <w:r>
+        <w:t xml:space="preserve"> </w:t>
+      </w:r>
+      <w:r>
+        <w:t xml:space="preserve">each of which does one job and can be understood, tested and changed on its own.</w:t>
+      </w:r>
+      <w:r>
+        <w:t xml:space="preserve"> </w:t>
+      </w:r>
+      <w:r>
+        <w:t xml:space="preserve">In R and Python, a module can be a function, a file or a package.</w:t>
+      </w:r>
+      <w:r>
+        <w:t xml:space="preserve"> </w:t>
+      </w:r>
+      <w:r>
+        <w:t xml:space="preserve">Splitting a problem into such parts is called</w:t>
+      </w:r>
+      <w:r>
+        <w:t xml:space="preserve"> </w:t>
+      </w:r>
+      <w:hyperlink r:id="rId160">
+        <w:r>
+          <w:rPr>
+            <w:rStyle w:val="Hyperlink"/>
+          </w:rPr>
+          <w:t xml:space="preserve">decomposition</w:t>
+        </w:r>
+      </w:hyperlink>
+      <w:r>
+        <w:t xml:space="preserve">.</w:t>
+      </w:r>
+      <w:r>
+        <w:t xml:space="preserve"> </w:t>
+      </w:r>
+      <w:r>
+        <w:t xml:space="preserve">Guides to scientific computing recommend it:</w:t>
+      </w:r>
+      <w:r>
+        <w:t xml:space="preserve"> </w:t>
+      </w:r>
+      <w:r>
+        <w:t xml:space="preserve">Wilson et al. (2014)</w:t>
+      </w:r>
+      <w:r>
+        <w:t xml:space="preserve"> </w:t>
+      </w:r>
+      <w:r>
+        <w:t xml:space="preserve">advise modularizing code rather than copying and pasting it,</w:t>
+      </w:r>
+      <w:r>
+        <w:t xml:space="preserve"> </w:t>
+      </w:r>
+      <w:r>
+        <w:t xml:space="preserve">and</w:t>
+      </w:r>
+      <w:r>
+        <w:t xml:space="preserve"> </w:t>
+      </w:r>
+      <w:r>
+        <w:t xml:space="preserve">Wilson et al. (2017)</w:t>
+      </w:r>
+      <w:r>
+        <w:t xml:space="preserve"> </w:t>
+      </w:r>
+      <w:r>
+        <w:t xml:space="preserve">advise decomposing programs into functions.</w:t>
       </w:r>
     </w:p>
     <w:p>
@@ -26790,7 +26864,104 @@
         <w:pStyle w:val="BodyText"/>
       </w:pPr>
       <w:r>
-        <w:t xml:space="preserve">Key goals of decomposition include:</w:t>
+        <w:t xml:space="preserve">Each module has an</w:t>
+      </w:r>
+      <w:r>
+        <w:t xml:space="preserve"> </w:t>
+      </w:r>
+      <w:r>
+        <w:rPr>
+          <w:b/>
+          <w:bCs/>
+        </w:rPr>
+        <w:t xml:space="preserve">interface</w:t>
+      </w:r>
+      <w:r>
+        <w:t xml:space="preserve"> </w:t>
+      </w:r>
+      <w:r>
+        <w:t xml:space="preserve">and an</w:t>
+      </w:r>
+      <w:r>
+        <w:t xml:space="preserve"> </w:t>
+      </w:r>
+      <w:r>
+        <w:rPr>
+          <w:b/>
+          <w:bCs/>
+        </w:rPr>
+        <w:t xml:space="preserve">implementation</w:t>
+      </w:r>
+      <w:r>
+        <w:t xml:space="preserve">.</w:t>
+      </w:r>
+      <w:r>
+        <w:t xml:space="preserve"> </w:t>
+      </w:r>
+      <w:r>
+        <w:t xml:space="preserve">The interface is what other code may rely on:</w:t>
+      </w:r>
+      <w:r>
+        <w:t xml:space="preserve"> </w:t>
+      </w:r>
+      <w:r>
+        <w:t xml:space="preserve">for an R function, its name, arguments and return value;</w:t>
+      </w:r>
+      <w:r>
+        <w:t xml:space="preserve"> </w:t>
+      </w:r>
+      <w:r>
+        <w:t xml:space="preserve">for a package, its exported functions</w:t>
+      </w:r>
+      <w:r>
+        <w:t xml:space="preserve"> </w:t>
+      </w:r>
+      <w:r>
+        <w:t xml:space="preserve">(Wickham and Bryan 2023)</w:t>
+      </w:r>
+      <w:r>
+        <w:t xml:space="preserve">.</w:t>
+      </w:r>
+      <w:r>
+        <w:t xml:space="preserve"> </w:t>
+      </w:r>
+      <w:r>
+        <w:t xml:space="preserve">The implementation is everything else.</w:t>
+      </w:r>
+      <w:r>
+        <w:t xml:space="preserve"> </w:t>
+      </w:r>
+      <w:r>
+        <w:t xml:space="preserve">Code that calls a module depends only on its interface,</w:t>
+      </w:r>
+      <w:r>
+        <w:t xml:space="preserve"> </w:t>
+      </w:r>
+      <w:r>
+        <w:t xml:space="preserve">so the smaller the interface,</w:t>
+      </w:r>
+      <w:r>
+        <w:t xml:space="preserve"> </w:t>
+      </w:r>
+      <w:r>
+        <w:t xml:space="preserve">the more of the module you can change without changing that code.</w:t>
+      </w:r>
+    </w:p>
+    <w:p>
+      <w:pPr>
+        <w:pStyle w:val="BodyText"/>
+      </w:pPr>
+      <w:r>
+        <w:t xml:space="preserve">Two properties describe how well a program is divided</w:t>
+      </w:r>
+      <w:r>
+        <w:t xml:space="preserve"> </w:t>
+      </w:r>
+      <w:r>
+        <w:t xml:space="preserve">(Stevens et al. 1974)</w:t>
+      </w:r>
+      <w:r>
+        <w:t xml:space="preserve">:</w:t>
       </w:r>
     </w:p>
     <w:p>
@@ -26802,7 +26973,50 @@
         </w:numPr>
       </w:pPr>
       <w:r>
-        <w:t xml:space="preserve">Breaking a big problem into smaller subproblems that are easier to reason about</w:t>
+        <w:rPr>
+          <w:b/>
+          <w:bCs/>
+        </w:rPr>
+        <w:t xml:space="preserve">Cohesion</w:t>
+      </w:r>
+      <w:r>
+        <w:t xml:space="preserve"> </w:t>
+      </w:r>
+      <w:r>
+        <w:t xml:space="preserve">is how closely the parts inside one module belong together.</w:t>
+      </w:r>
+      <w:r>
+        <w:t xml:space="preserve"> </w:t>
+      </w:r>
+      <w:r>
+        <w:t xml:space="preserve">Aim for high cohesion:</w:t>
+      </w:r>
+      <w:r>
+        <w:t xml:space="preserve"> </w:t>
+      </w:r>
+      <w:r>
+        <w:t xml:space="preserve">a file that cleans one dataset is more cohesive</w:t>
+      </w:r>
+      <w:r>
+        <w:t xml:space="preserve"> </w:t>
+      </w:r>
+      <w:r>
+        <w:t xml:space="preserve">than a</w:t>
+      </w:r>
+      <w:r>
+        <w:t xml:space="preserve"> </w:t>
+      </w:r>
+      <w:r>
+        <w:rPr>
+          <w:rStyle w:val="VerbatimChar"/>
+        </w:rPr>
+        <w:t xml:space="preserve">utils.R</w:t>
+      </w:r>
+      <w:r>
+        <w:t xml:space="preserve"> </w:t>
+      </w:r>
+      <w:r>
+        <w:t xml:space="preserve">file that holds every helper in the project.</w:t>
       </w:r>
     </w:p>
     <w:p>
@@ -26814,41 +27028,68 @@
         </w:numPr>
       </w:pPr>
       <w:r>
-        <w:t xml:space="preserve">Making code easier to read, review, and test</w:t>
-      </w:r>
-    </w:p>
-    <w:p>
-      <w:pPr>
-        <w:pStyle w:val="Compact"/>
-        <w:numPr>
-          <w:ilvl w:val="0"/>
-          <w:numId w:val="1054"/>
-        </w:numPr>
-      </w:pPr>
-      <w:r>
-        <w:t xml:space="preserve">Pushing low-level complexity</w:t>
-      </w:r>
-      <w:r>
-        <w:t xml:space="preserve"> </w:t>
-      </w:r>
-      <w:r>
-        <w:t xml:space="preserve">“downward”</w:t>
-      </w:r>
-      <w:r>
-        <w:t xml:space="preserve"> </w:t>
-      </w:r>
-      <w:r>
-        <w:t xml:space="preserve">into helper functions so the main workflow stays clear</w:t>
-      </w:r>
-    </w:p>
-    <w:bookmarkEnd w:id="159"/>
-    <w:bookmarkStart w:id="160" w:name="when-to-decompose-a-function"/>
-    <w:p>
-      <w:pPr>
-        <w:pStyle w:val="Heading2"/>
-      </w:pPr>
-      <w:r>
-        <w:t xml:space="preserve">19 When to decompose a function</w:t>
+        <w:rPr>
+          <w:b/>
+          <w:bCs/>
+        </w:rPr>
+        <w:t xml:space="preserve">Coupling</w:t>
+      </w:r>
+      <w:r>
+        <w:t xml:space="preserve"> </w:t>
+      </w:r>
+      <w:r>
+        <w:t xml:space="preserve">is how strongly one module depends on another,</w:t>
+      </w:r>
+      <w:r>
+        <w:t xml:space="preserve"> </w:t>
+      </w:r>
+      <w:r>
+        <w:t xml:space="preserve">for example on its internal details or on shared global state.</w:t>
+      </w:r>
+      <w:r>
+        <w:t xml:space="preserve"> </w:t>
+      </w:r>
+      <w:r>
+        <w:t xml:space="preserve">Aim for low coupling:</w:t>
+      </w:r>
+      <w:r>
+        <w:t xml:space="preserve"> </w:t>
+      </w:r>
+      <w:r>
+        <w:t xml:space="preserve">a script that calls a function from another file</w:t>
+      </w:r>
+      <w:r>
+        <w:t xml:space="preserve"> </w:t>
+      </w:r>
+      <w:r>
+        <w:t xml:space="preserve">is less coupled than one that</w:t>
+      </w:r>
+      <w:r>
+        <w:t xml:space="preserve"> </w:t>
+      </w:r>
+      <w:r>
+        <w:rPr>
+          <w:rStyle w:val="VerbatimChar"/>
+        </w:rPr>
+        <w:t xml:space="preserve">source()</w:t>
+      </w:r>
+      <w:r>
+        <w:t xml:space="preserve">s that file</w:t>
+      </w:r>
+      <w:r>
+        <w:t xml:space="preserve"> </w:t>
+      </w:r>
+      <w:r>
+        <w:t xml:space="preserve">and then uses the intermediate objects it created.</w:t>
+      </w:r>
+    </w:p>
+    <w:bookmarkStart w:id="161" w:name="decide-what-each-module-hides"/>
+    <w:p>
+      <w:pPr>
+        <w:pStyle w:val="Heading3"/>
+      </w:pPr>
+      <w:r>
+        <w:t xml:space="preserve">18.1 Decide what each module hides</w:t>
       </w:r>
     </w:p>
     <w:p>
@@ -26856,7 +27097,76 @@
         <w:pStyle w:val="FirstParagraph"/>
       </w:pPr>
       <w:r>
-        <w:t xml:space="preserve">Consider decomposition when one or more of these are true:</w:t>
+        <w:t xml:space="preserve">Parnas (1972)</w:t>
+      </w:r>
+      <w:r>
+        <w:t xml:space="preserve"> </w:t>
+      </w:r>
+      <w:r>
+        <w:t xml:space="preserve">described two ways to split the same program into modules.</w:t>
+      </w:r>
+      <w:r>
+        <w:t xml:space="preserve"> </w:t>
+      </w:r>
+      <w:r>
+        <w:t xml:space="preserve">One split followed the steps of the program in order.</w:t>
+      </w:r>
+      <w:r>
+        <w:t xml:space="preserve"> </w:t>
+      </w:r>
+      <w:r>
+        <w:t xml:space="preserve">The other gave each module one design decision that was likely to change,</w:t>
+      </w:r>
+      <w:r>
+        <w:t xml:space="preserve"> </w:t>
+      </w:r>
+      <w:r>
+        <w:t xml:space="preserve">such as a file format or a data structure,</w:t>
+      </w:r>
+      <w:r>
+        <w:t xml:space="preserve"> </w:t>
+      </w:r>
+      <w:r>
+        <w:t xml:space="preserve">and hid that decision behind the module’s interface.</w:t>
+      </w:r>
+      <w:r>
+        <w:t xml:space="preserve"> </w:t>
+      </w:r>
+      <w:r>
+        <w:t xml:space="preserve">Parnas argued that the second split is easier to change,</w:t>
+      </w:r>
+      <w:r>
+        <w:t xml:space="preserve"> </w:t>
+      </w:r>
+      <w:r>
+        <w:t xml:space="preserve">because a change to one of those decisions touches only one module.</w:t>
+      </w:r>
+      <w:r>
+        <w:t xml:space="preserve"> </w:t>
+      </w:r>
+      <w:r>
+        <w:t xml:space="preserve">This approach is called</w:t>
+      </w:r>
+      <w:r>
+        <w:t xml:space="preserve"> </w:t>
+      </w:r>
+      <w:r>
+        <w:rPr>
+          <w:b/>
+          <w:bCs/>
+        </w:rPr>
+        <w:t xml:space="preserve">information hiding</w:t>
+      </w:r>
+      <w:r>
+        <w:t xml:space="preserve">.</w:t>
+      </w:r>
+    </w:p>
+    <w:p>
+      <w:pPr>
+        <w:pStyle w:val="BodyText"/>
+      </w:pPr>
+      <w:r>
+        <w:t xml:space="preserve">In a data analysis, decisions that often change include:</w:t>
       </w:r>
     </w:p>
     <w:p>
@@ -26868,7 +27178,7 @@
         </w:numPr>
       </w:pPr>
       <w:r>
-        <w:t xml:space="preserve">A function is doing multiple jobs (validation, transformation, modeling, and formatting)</w:t>
+        <w:t xml:space="preserve">the format and location of the raw data;</w:t>
       </w:r>
     </w:p>
     <w:p>
@@ -26880,40 +27190,7 @@
         </w:numPr>
       </w:pPr>
       <w:r>
-        <w:t xml:space="preserve">Most of the function body is a single</w:t>
-      </w:r>
-      <w:r>
-        <w:t xml:space="preserve"> </w:t>
-      </w:r>
-      <w:r>
-        <w:rPr>
-          <w:rStyle w:val="VerbatimChar"/>
-        </w:rPr>
-        <w:t xml:space="preserve">if</w:t>
-      </w:r>
-      <w:r>
-        <w:t xml:space="preserve">-</w:t>
-      </w:r>
-      <w:r>
-        <w:rPr>
-          <w:rStyle w:val="VerbatimChar"/>
-        </w:rPr>
-        <w:t xml:space="preserve">else</w:t>
-      </w:r>
-      <w:r>
-        <w:t xml:space="preserve">;</w:t>
-      </w:r>
-      <w:r>
-        <w:t xml:space="preserve"> </w:t>
-      </w:r>
-      <w:r>
-        <w:t xml:space="preserve">split the two cases into separate functions</w:t>
-      </w:r>
-      <w:r>
-        <w:t xml:space="preserve"> </w:t>
-      </w:r>
-      <w:r>
-        <w:t xml:space="preserve">so each path has a clear name and contract</w:t>
+        <w:t xml:space="preserve">how a variable is coded or cleaned;</w:t>
       </w:r>
     </w:p>
     <w:p>
@@ -26925,53 +27202,385 @@
         </w:numPr>
       </w:pPr>
       <w:r>
-        <w:t xml:space="preserve">You need comments to explain every few lines just to follow the logic</w:t>
-      </w:r>
-    </w:p>
-    <w:p>
-      <w:pPr>
-        <w:pStyle w:val="Compact"/>
-        <w:numPr>
-          <w:ilvl w:val="0"/>
-          <w:numId w:val="1055"/>
-        </w:numPr>
-      </w:pPr>
-      <w:r>
-        <w:t xml:space="preserve">You are repeating the same block in multiple places</w:t>
-      </w:r>
-    </w:p>
-    <w:p>
-      <w:pPr>
-        <w:pStyle w:val="Compact"/>
-        <w:numPr>
-          <w:ilvl w:val="0"/>
-          <w:numId w:val="1055"/>
-        </w:numPr>
-      </w:pPr>
-      <w:r>
-        <w:t xml:space="preserve">You want to test one part of a workflow independently of the rest</w:t>
-      </w:r>
-    </w:p>
-    <w:p>
-      <w:pPr>
-        <w:pStyle w:val="Compact"/>
-        <w:numPr>
-          <w:ilvl w:val="0"/>
-          <w:numId w:val="1055"/>
-        </w:numPr>
-      </w:pPr>
-      <w:r>
-        <w:t xml:space="preserve">The current function is hard to scan because implementation details hide the main idea</w:t>
-      </w:r>
-    </w:p>
-    <w:bookmarkEnd w:id="160"/>
-    <w:bookmarkStart w:id="161" w:name="sec-decompose-in-practice"/>
+        <w:t xml:space="preserve">which model is fitted.</w:t>
+      </w:r>
+    </w:p>
+    <w:p>
+      <w:pPr>
+        <w:pStyle w:val="FirstParagraph"/>
+      </w:pPr>
+      <w:r>
+        <w:t xml:space="preserve">Give each decision its own function or file.</w:t>
+      </w:r>
+      <w:r>
+        <w:t xml:space="preserve"> </w:t>
+      </w:r>
+      <w:r>
+        <w:t xml:space="preserve">For example, suppose that only</w:t>
+      </w:r>
+      <w:r>
+        <w:t xml:space="preserve"> </w:t>
+      </w:r>
+      <w:r>
+        <w:rPr>
+          <w:rStyle w:val="VerbatimChar"/>
+        </w:rPr>
+        <w:t xml:space="preserve">read_survey_data()</w:t>
+      </w:r>
+      <w:r>
+        <w:t xml:space="preserve"> </w:t>
+      </w:r>
+      <w:r>
+        <w:t xml:space="preserve">knows that the survey arrives as a CSV file:</w:t>
+      </w:r>
+    </w:p>
+    <w:p>
+      <w:pPr>
+        <w:pStyle w:val="SourceCode"/>
+      </w:pPr>
+      <w:r>
+        <w:rPr>
+          <w:rStyle w:val="NormalTok"/>
+        </w:rPr>
+        <w:t xml:space="preserve">read_survey_data </w:t>
+      </w:r>
+      <w:r>
+        <w:rPr>
+          <w:rStyle w:val="OtherTok"/>
+        </w:rPr>
+        <w:t xml:space="preserve">&lt;-</w:t>
+      </w:r>
+      <w:r>
+        <w:rPr>
+          <w:rStyle w:val="NormalTok"/>
+        </w:rPr>
+        <w:t xml:space="preserve"> </w:t>
+      </w:r>
+      <w:r>
+        <w:rPr>
+          <w:rStyle w:val="ControlFlowTok"/>
+        </w:rPr>
+        <w:t xml:space="preserve">function</w:t>
+      </w:r>
+      <w:r>
+        <w:rPr>
+          <w:rStyle w:val="NormalTok"/>
+        </w:rPr>
+        <w:t xml:space="preserve">(path) {</w:t>
+      </w:r>
+      <w:r>
+        <w:br/>
+      </w:r>
+      <w:r>
+        <w:rPr>
+          <w:rStyle w:val="NormalTok"/>
+        </w:rPr>
+        <w:t xml:space="preserve">  readr</w:t>
+      </w:r>
+      <w:r>
+        <w:rPr>
+          <w:rStyle w:val="SpecialCharTok"/>
+        </w:rPr>
+        <w:t xml:space="preserve">::</w:t>
+      </w:r>
+      <w:r>
+        <w:rPr>
+          <w:rStyle w:val="FunctionTok"/>
+        </w:rPr>
+        <w:t xml:space="preserve">read_csv</w:t>
+      </w:r>
+      <w:r>
+        <w:rPr>
+          <w:rStyle w:val="NormalTok"/>
+        </w:rPr>
+        <w:t xml:space="preserve">(path, </w:t>
+      </w:r>
+      <w:r>
+        <w:rPr>
+          <w:rStyle w:val="AttributeTok"/>
+        </w:rPr>
+        <w:t xml:space="preserve">show_col_types =</w:t>
+      </w:r>
+      <w:r>
+        <w:rPr>
+          <w:rStyle w:val="NormalTok"/>
+        </w:rPr>
+        <w:t xml:space="preserve"> </w:t>
+      </w:r>
+      <w:r>
+        <w:rPr>
+          <w:rStyle w:val="ConstantTok"/>
+        </w:rPr>
+        <w:t xml:space="preserve">FALSE</w:t>
+      </w:r>
+      <w:r>
+        <w:rPr>
+          <w:rStyle w:val="NormalTok"/>
+        </w:rPr>
+        <w:t xml:space="preserve">)</w:t>
+      </w:r>
+      <w:r>
+        <w:br/>
+      </w:r>
+      <w:r>
+        <w:rPr>
+          <w:rStyle w:val="NormalTok"/>
+        </w:rPr>
+        <w:t xml:space="preserve">}</w:t>
+      </w:r>
+    </w:p>
+    <w:p>
+      <w:pPr>
+        <w:pStyle w:val="FirstParagraph"/>
+      </w:pPr>
+      <w:r>
+        <w:t xml:space="preserve">If the survey later moves into a database,</w:t>
+      </w:r>
+      <w:r>
+        <w:t xml:space="preserve"> </w:t>
+      </w:r>
+      <w:r>
+        <w:t xml:space="preserve">you change only</w:t>
+      </w:r>
+      <w:r>
+        <w:t xml:space="preserve"> </w:t>
+      </w:r>
+      <w:r>
+        <w:rPr>
+          <w:rStyle w:val="VerbatimChar"/>
+        </w:rPr>
+        <w:t xml:space="preserve">read_survey_data()</w:t>
+      </w:r>
+      <w:r>
+        <w:t xml:space="preserve">,</w:t>
+      </w:r>
+      <w:r>
+        <w:t xml:space="preserve"> </w:t>
+      </w:r>
+      <w:r>
+        <w:t xml:space="preserve">and the code that calls it keeps working:</w:t>
+      </w:r>
+    </w:p>
+    <w:p>
+      <w:pPr>
+        <w:pStyle w:val="SourceCode"/>
+      </w:pPr>
+      <w:r>
+        <w:rPr>
+          <w:rStyle w:val="NormalTok"/>
+        </w:rPr>
+        <w:t xml:space="preserve">raw_data </w:t>
+      </w:r>
+      <w:r>
+        <w:rPr>
+          <w:rStyle w:val="OtherTok"/>
+        </w:rPr>
+        <w:t xml:space="preserve">&lt;-</w:t>
+      </w:r>
+      <w:r>
+        <w:rPr>
+          <w:rStyle w:val="NormalTok"/>
+        </w:rPr>
+        <w:t xml:space="preserve"> </w:t>
+      </w:r>
+      <w:r>
+        <w:rPr>
+          <w:rStyle w:val="FunctionTok"/>
+        </w:rPr>
+        <w:t xml:space="preserve">read_survey_data</w:t>
+      </w:r>
+      <w:r>
+        <w:rPr>
+          <w:rStyle w:val="NormalTok"/>
+        </w:rPr>
+        <w:t xml:space="preserve">(here</w:t>
+      </w:r>
+      <w:r>
+        <w:rPr>
+          <w:rStyle w:val="SpecialCharTok"/>
+        </w:rPr>
+        <w:t xml:space="preserve">::</w:t>
+      </w:r>
+      <w:r>
+        <w:rPr>
+          <w:rStyle w:val="FunctionTok"/>
+        </w:rPr>
+        <w:t xml:space="preserve">here</w:t>
+      </w:r>
+      <w:r>
+        <w:rPr>
+          <w:rStyle w:val="NormalTok"/>
+        </w:rPr>
+        <w:t xml:space="preserve">(</w:t>
+      </w:r>
+      <w:r>
+        <w:rPr>
+          <w:rStyle w:val="StringTok"/>
+        </w:rPr>
+        <w:t xml:space="preserve">"data"</w:t>
+      </w:r>
+      <w:r>
+        <w:rPr>
+          <w:rStyle w:val="NormalTok"/>
+        </w:rPr>
+        <w:t xml:space="preserve">, </w:t>
+      </w:r>
+      <w:r>
+        <w:rPr>
+          <w:rStyle w:val="StringTok"/>
+        </w:rPr>
+        <w:t xml:space="preserve">"survey.csv"</w:t>
+      </w:r>
+      <w:r>
+        <w:rPr>
+          <w:rStyle w:val="NormalTok"/>
+        </w:rPr>
+        <w:t xml:space="preserve">))</w:t>
+      </w:r>
+      <w:r>
+        <w:br/>
+      </w:r>
+      <w:r>
+        <w:rPr>
+          <w:rStyle w:val="NormalTok"/>
+        </w:rPr>
+        <w:t xml:space="preserve">clean_data </w:t>
+      </w:r>
+      <w:r>
+        <w:rPr>
+          <w:rStyle w:val="OtherTok"/>
+        </w:rPr>
+        <w:t xml:space="preserve">&lt;-</w:t>
+      </w:r>
+      <w:r>
+        <w:rPr>
+          <w:rStyle w:val="NormalTok"/>
+        </w:rPr>
+        <w:t xml:space="preserve"> </w:t>
+      </w:r>
+      <w:r>
+        <w:rPr>
+          <w:rStyle w:val="FunctionTok"/>
+        </w:rPr>
+        <w:t xml:space="preserve">clean_survey_data</w:t>
+      </w:r>
+      <w:r>
+        <w:rPr>
+          <w:rStyle w:val="NormalTok"/>
+        </w:rPr>
+        <w:t xml:space="preserve">(raw_data)</w:t>
+      </w:r>
+      <w:r>
+        <w:br/>
+      </w:r>
+      <w:r>
+        <w:rPr>
+          <w:rStyle w:val="NormalTok"/>
+        </w:rPr>
+        <w:t xml:space="preserve">model </w:t>
+      </w:r>
+      <w:r>
+        <w:rPr>
+          <w:rStyle w:val="OtherTok"/>
+        </w:rPr>
+        <w:t xml:space="preserve">&lt;-</w:t>
+      </w:r>
+      <w:r>
+        <w:rPr>
+          <w:rStyle w:val="NormalTok"/>
+        </w:rPr>
+        <w:t xml:space="preserve"> </w:t>
+      </w:r>
+      <w:r>
+        <w:rPr>
+          <w:rStyle w:val="FunctionTok"/>
+        </w:rPr>
+        <w:t xml:space="preserve">fit_coverage_model</w:t>
+      </w:r>
+      <w:r>
+        <w:rPr>
+          <w:rStyle w:val="NormalTok"/>
+        </w:rPr>
+        <w:t xml:space="preserve">(clean_data)</w:t>
+      </w:r>
+    </w:p>
+    <w:bookmarkEnd w:id="161"/>
+    <w:bookmarkStart w:id="162" w:name="when-to-make-something-a-module"/>
+    <w:p>
+      <w:pPr>
+        <w:pStyle w:val="Heading3"/>
+      </w:pPr>
+      <w:r>
+        <w:t xml:space="preserve">18.2 When to make something a module</w:t>
+      </w:r>
+    </w:p>
+    <w:p>
+      <w:pPr>
+        <w:pStyle w:val="FirstParagraph"/>
+      </w:pPr>
+      <w:r>
+        <w:t xml:space="preserve">A useful test is whether you can state the code’s job in one sentence</w:t>
+      </w:r>
+      <w:r>
+        <w:t xml:space="preserve"> </w:t>
+      </w:r>
+      <w:r>
+        <w:t xml:space="preserve">and name its inputs and outputs.</w:t>
+      </w:r>
+      <w:r>
+        <w:t xml:space="preserve"> </w:t>
+      </w:r>
+      <w:r>
+        <w:t xml:space="preserve">If you can, it is a candidate for its own function.</w:t>
+      </w:r>
+      <w:r>
+        <w:t xml:space="preserve"> </w:t>
+      </w:r>
+      <w:r>
+        <w:t xml:space="preserve">Move a set of functions into a package</w:t>
+      </w:r>
+      <w:r>
+        <w:t xml:space="preserve"> </w:t>
+      </w:r>
+      <w:r>
+        <w:t xml:space="preserve">only once several projects use them,</w:t>
+      </w:r>
+      <w:r>
+        <w:t xml:space="preserve"> </w:t>
+      </w:r>
+      <w:r>
+        <w:t xml:space="preserve">since a package adds documentation, tests and releases to maintain</w:t>
+      </w:r>
+      <w:r>
+        <w:t xml:space="preserve"> </w:t>
+      </w:r>
+      <w:r>
+        <w:t xml:space="preserve">(see</w:t>
+      </w:r>
+      <w:r>
+        <w:t xml:space="preserve"> </w:t>
+      </w:r>
+      <w:hyperlink w:anchor="sec-r-workflow">
+        <w:r>
+          <w:rPr>
+            <w:rStyle w:val="Hyperlink"/>
+          </w:rPr>
+          <w:t xml:space="preserve">Complete Package Development Workflow</w:t>
+        </w:r>
+      </w:hyperlink>
+      <w:r>
+        <w:t xml:space="preserve">).</w:t>
+      </w:r>
+    </w:p>
+    <w:bookmarkEnd w:id="162"/>
+    <w:bookmarkEnd w:id="163"/>
+    <w:bookmarkStart w:id="164" w:name="sec-function-decomposition"/>
     <w:p>
       <w:pPr>
         <w:pStyle w:val="Heading2"/>
       </w:pPr>
       <w:r>
-        <w:t xml:space="preserve">20 How to decompose in practice</w:t>
+        <w:t xml:space="preserve">19 Function decomposition</w:t>
       </w:r>
     </w:p>
     <w:p>
@@ -26979,7 +27588,33 @@
         <w:pStyle w:val="FirstParagraph"/>
       </w:pPr>
       <w:r>
-        <w:t xml:space="preserve">A practical sequence is:</w:t>
+        <w:t xml:space="preserve">Function decomposition improves code readability and maintainability</w:t>
+      </w:r>
+      <w:r>
+        <w:t xml:space="preserve"> </w:t>
+      </w:r>
+      <w:r>
+        <w:t xml:space="preserve">by breaking complex logic into focused, reusable units.</w:t>
+      </w:r>
+      <w:r>
+        <w:t xml:space="preserve"> </w:t>
+      </w:r>
+      <w:r>
+        <w:t xml:space="preserve">When a function becomes too long or handles too many concerns,</w:t>
+      </w:r>
+      <w:r>
+        <w:t xml:space="preserve"> </w:t>
+      </w:r>
+      <w:r>
+        <w:t xml:space="preserve">split it into smaller helper functions with clear responsibilities.</w:t>
+      </w:r>
+    </w:p>
+    <w:p>
+      <w:pPr>
+        <w:pStyle w:val="BodyText"/>
+      </w:pPr>
+      <w:r>
+        <w:t xml:space="preserve">Key goals of decomposition include:</w:t>
       </w:r>
     </w:p>
     <w:p>
@@ -26991,7 +27626,7 @@
         </w:numPr>
       </w:pPr>
       <w:r>
-        <w:t xml:space="preserve">Write down the top-level steps in plain language.</w:t>
+        <w:t xml:space="preserve">Breaking a big problem into smaller subproblems that are easier to reason about</w:t>
       </w:r>
     </w:p>
     <w:p>
@@ -27003,7 +27638,7 @@
         </w:numPr>
       </w:pPr>
       <w:r>
-        <w:t xml:space="preserve">Extract one step at a time into a helper function.</w:t>
+        <w:t xml:space="preserve">Making code easier to read, review, and test</w:t>
       </w:r>
     </w:p>
     <w:p>
@@ -27015,7 +27650,37 @@
         </w:numPr>
       </w:pPr>
       <w:r>
-        <w:t xml:space="preserve">Give each helper a single, specific contract (inputs, outputs, and assumptions).</w:t>
+        <w:t xml:space="preserve">Pushing low-level complexity</w:t>
+      </w:r>
+      <w:r>
+        <w:t xml:space="preserve"> </w:t>
+      </w:r>
+      <w:r>
+        <w:t xml:space="preserve">“downward”</w:t>
+      </w:r>
+      <w:r>
+        <w:t xml:space="preserve"> </w:t>
+      </w:r>
+      <w:r>
+        <w:t xml:space="preserve">into helper functions so the main workflow stays clear</w:t>
+      </w:r>
+    </w:p>
+    <w:bookmarkEnd w:id="164"/>
+    <w:bookmarkStart w:id="165" w:name="when-to-decompose-a-function"/>
+    <w:p>
+      <w:pPr>
+        <w:pStyle w:val="Heading2"/>
+      </w:pPr>
+      <w:r>
+        <w:t xml:space="preserve">20 When to decompose a function</w:t>
+      </w:r>
+    </w:p>
+    <w:p>
+      <w:pPr>
+        <w:pStyle w:val="FirstParagraph"/>
+      </w:pPr>
+      <w:r>
+        <w:t xml:space="preserve">Consider decomposition when one or more of these are true:</w:t>
       </w:r>
     </w:p>
     <w:p>
@@ -27023,11 +27688,11 @@
         <w:pStyle w:val="Compact"/>
         <w:numPr>
           <w:ilvl w:val="0"/>
-          <w:numId w:val="1056"/>
+          <w:numId w:val="1057"/>
         </w:numPr>
       </w:pPr>
       <w:r>
-        <w:t xml:space="preserve">Keep the orchestration function short, so it reads like a workflow outline.</w:t>
+        <w:t xml:space="preserve">A function is doing multiple jobs (validation, transformation, modeling, and formatting)</w:t>
       </w:r>
     </w:p>
     <w:p>
@@ -27035,21 +27700,180 @@
         <w:pStyle w:val="Compact"/>
         <w:numPr>
           <w:ilvl w:val="0"/>
-          <w:numId w:val="1056"/>
+          <w:numId w:val="1057"/>
         </w:numPr>
       </w:pPr>
       <w:r>
+        <w:t xml:space="preserve">Most of the function body is a single</w:t>
+      </w:r>
+      <w:r>
+        <w:t xml:space="preserve"> </w:t>
+      </w:r>
+      <w:r>
+        <w:rPr>
+          <w:rStyle w:val="VerbatimChar"/>
+        </w:rPr>
+        <w:t xml:space="preserve">if</w:t>
+      </w:r>
+      <w:r>
+        <w:t xml:space="preserve">-</w:t>
+      </w:r>
+      <w:r>
+        <w:rPr>
+          <w:rStyle w:val="VerbatimChar"/>
+        </w:rPr>
+        <w:t xml:space="preserve">else</w:t>
+      </w:r>
+      <w:r>
+        <w:t xml:space="preserve">;</w:t>
+      </w:r>
+      <w:r>
+        <w:t xml:space="preserve"> </w:t>
+      </w:r>
+      <w:r>
+        <w:t xml:space="preserve">split the two cases into separate functions</w:t>
+      </w:r>
+      <w:r>
+        <w:t xml:space="preserve"> </w:t>
+      </w:r>
+      <w:r>
+        <w:t xml:space="preserve">so each path has a clear name and contract</w:t>
+      </w:r>
+    </w:p>
+    <w:p>
+      <w:pPr>
+        <w:pStyle w:val="Compact"/>
+        <w:numPr>
+          <w:ilvl w:val="0"/>
+          <w:numId w:val="1057"/>
+        </w:numPr>
+      </w:pPr>
+      <w:r>
+        <w:t xml:space="preserve">You need comments to explain every few lines just to follow the logic</w:t>
+      </w:r>
+    </w:p>
+    <w:p>
+      <w:pPr>
+        <w:pStyle w:val="Compact"/>
+        <w:numPr>
+          <w:ilvl w:val="0"/>
+          <w:numId w:val="1057"/>
+        </w:numPr>
+      </w:pPr>
+      <w:r>
+        <w:t xml:space="preserve">You are repeating the same block in multiple places</w:t>
+      </w:r>
+    </w:p>
+    <w:p>
+      <w:pPr>
+        <w:pStyle w:val="Compact"/>
+        <w:numPr>
+          <w:ilvl w:val="0"/>
+          <w:numId w:val="1057"/>
+        </w:numPr>
+      </w:pPr>
+      <w:r>
+        <w:t xml:space="preserve">You want to test one part of a workflow independently of the rest</w:t>
+      </w:r>
+    </w:p>
+    <w:p>
+      <w:pPr>
+        <w:pStyle w:val="Compact"/>
+        <w:numPr>
+          <w:ilvl w:val="0"/>
+          <w:numId w:val="1057"/>
+        </w:numPr>
+      </w:pPr>
+      <w:r>
+        <w:t xml:space="preserve">The current function is hard to scan because implementation details hide the main idea</w:t>
+      </w:r>
+    </w:p>
+    <w:bookmarkEnd w:id="165"/>
+    <w:bookmarkStart w:id="166" w:name="sec-decompose-in-practice"/>
+    <w:p>
+      <w:pPr>
+        <w:pStyle w:val="Heading2"/>
+      </w:pPr>
+      <w:r>
+        <w:t xml:space="preserve">21 How to decompose in practice</w:t>
+      </w:r>
+    </w:p>
+    <w:p>
+      <w:pPr>
+        <w:pStyle w:val="FirstParagraph"/>
+      </w:pPr>
+      <w:r>
+        <w:t xml:space="preserve">A practical sequence is:</w:t>
+      </w:r>
+    </w:p>
+    <w:p>
+      <w:pPr>
+        <w:pStyle w:val="Compact"/>
+        <w:numPr>
+          <w:ilvl w:val="0"/>
+          <w:numId w:val="1058"/>
+        </w:numPr>
+      </w:pPr>
+      <w:r>
+        <w:t xml:space="preserve">Write down the top-level steps in plain language.</w:t>
+      </w:r>
+    </w:p>
+    <w:p>
+      <w:pPr>
+        <w:pStyle w:val="Compact"/>
+        <w:numPr>
+          <w:ilvl w:val="0"/>
+          <w:numId w:val="1058"/>
+        </w:numPr>
+      </w:pPr>
+      <w:r>
+        <w:t xml:space="preserve">Extract one step at a time into a helper function.</w:t>
+      </w:r>
+    </w:p>
+    <w:p>
+      <w:pPr>
+        <w:pStyle w:val="Compact"/>
+        <w:numPr>
+          <w:ilvl w:val="0"/>
+          <w:numId w:val="1058"/>
+        </w:numPr>
+      </w:pPr>
+      <w:r>
+        <w:t xml:space="preserve">Give each helper a single, specific contract (inputs, outputs, and assumptions).</w:t>
+      </w:r>
+    </w:p>
+    <w:p>
+      <w:pPr>
+        <w:pStyle w:val="Compact"/>
+        <w:numPr>
+          <w:ilvl w:val="0"/>
+          <w:numId w:val="1058"/>
+        </w:numPr>
+      </w:pPr>
+      <w:r>
+        <w:t xml:space="preserve">Keep the orchestration function short, so it reads like a workflow outline.</w:t>
+      </w:r>
+    </w:p>
+    <w:p>
+      <w:pPr>
+        <w:pStyle w:val="Compact"/>
+        <w:numPr>
+          <w:ilvl w:val="0"/>
+          <w:numId w:val="1058"/>
+        </w:numPr>
+      </w:pPr>
+      <w:r>
         <w:t xml:space="preserve">Add or update tests around each helper and the top-level function.</w:t>
       </w:r>
     </w:p>
-    <w:bookmarkEnd w:id="161"/>
-    <w:bookmarkStart w:id="163" w:name="top-down-and-bottom-up-design"/>
+    <w:bookmarkEnd w:id="166"/>
+    <w:bookmarkStart w:id="168" w:name="top-down-and-bottom-up-design"/>
     <w:p>
       <w:pPr>
         <w:pStyle w:val="Heading2"/>
       </w:pPr>
       <w:r>
-        <w:t xml:space="preserve">21 Top-down and bottom-up design</w:t>
+        <w:t xml:space="preserve">22 Top-down and bottom-up design</w:t>
       </w:r>
     </w:p>
     <w:p>
@@ -27127,7 +27951,7 @@
       <w:r>
         <w:t xml:space="preserve"> </w:t>
       </w:r>
-      <w:hyperlink r:id="rId162">
+      <w:hyperlink r:id="rId167">
         <w:r>
           <w:rPr>
             <w:rStyle w:val="Hyperlink"/>
@@ -27161,7 +27985,7 @@
         <w:pStyle w:val="Compact"/>
         <w:numPr>
           <w:ilvl w:val="0"/>
-          <w:numId w:val="1057"/>
+          <w:numId w:val="1059"/>
         </w:numPr>
       </w:pPr>
       <w:r>
@@ -27203,7 +28027,7 @@
         <w:pStyle w:val="Compact"/>
         <w:numPr>
           <w:ilvl w:val="0"/>
-          <w:numId w:val="1057"/>
+          <w:numId w:val="1059"/>
         </w:numPr>
       </w:pPr>
       <w:r>
@@ -27260,14 +28084,14 @@
         <w:t xml:space="preserve">wherever one already does a step.</w:t>
       </w:r>
     </w:p>
-    <w:bookmarkEnd w:id="163"/>
-    <w:bookmarkStart w:id="164" w:name="sec-decompose-validation"/>
+    <w:bookmarkEnd w:id="168"/>
+    <w:bookmarkStart w:id="169" w:name="sec-decompose-validation"/>
     <w:p>
       <w:pPr>
         <w:pStyle w:val="Heading2"/>
       </w:pPr>
       <w:r>
-        <w:t xml:space="preserve">22 Decomposing validation blocks</w:t>
+        <w:t xml:space="preserve">23 Decomposing validation blocks</w:t>
       </w:r>
     </w:p>
     <w:p>
@@ -28499,7 +29323,7 @@
         <w:pStyle w:val="Compact"/>
         <w:numPr>
           <w:ilvl w:val="0"/>
-          <w:numId w:val="1058"/>
+          <w:numId w:val="1060"/>
         </w:numPr>
       </w:pPr>
       <w:r>
@@ -28541,7 +29365,7 @@
         <w:pStyle w:val="Compact"/>
         <w:numPr>
           <w:ilvl w:val="0"/>
-          <w:numId w:val="1058"/>
+          <w:numId w:val="1060"/>
         </w:numPr>
       </w:pPr>
       <w:r>
@@ -28553,7 +29377,7 @@
         <w:pStyle w:val="Compact"/>
         <w:numPr>
           <w:ilvl w:val="0"/>
-          <w:numId w:val="1058"/>
+          <w:numId w:val="1060"/>
         </w:numPr>
       </w:pPr>
       <w:r>
@@ -28565,7 +29389,7 @@
         <w:pStyle w:val="Compact"/>
         <w:numPr>
           <w:ilvl w:val="0"/>
-          <w:numId w:val="1058"/>
+          <w:numId w:val="1060"/>
         </w:numPr>
       </w:pPr>
       <w:r>
@@ -28590,7 +29414,7 @@
           <w:rPr>
             <w:rStyle w:val="Hyperlink"/>
           </w:rPr>
-          <w:t xml:space="preserve">Section 25</w:t>
+          <w:t xml:space="preserve">Section 26</w:t>
         </w:r>
       </w:hyperlink>
       <w:r>
@@ -28603,14 +29427,14 @@
         <w:t xml:space="preserve">not above or below the caller in the same file.</w:t>
       </w:r>
     </w:p>
-    <w:bookmarkEnd w:id="164"/>
-    <w:bookmarkStart w:id="167" w:name="examples-borrowed-from-package-prs"/>
+    <w:bookmarkEnd w:id="169"/>
+    <w:bookmarkStart w:id="172" w:name="examples-borrowed-from-package-prs"/>
     <w:p>
       <w:pPr>
         <w:pStyle w:val="Heading2"/>
       </w:pPr>
       <w:r>
-        <w:t xml:space="preserve">23 Examples borrowed from package PRs</w:t>
+        <w:t xml:space="preserve">24 Examples borrowed from package PRs</w:t>
       </w:r>
     </w:p>
     <w:p>
@@ -28623,7 +29447,7 @@
       <w:r>
         <w:t xml:space="preserve"> </w:t>
       </w:r>
-      <w:hyperlink r:id="rId165">
+      <w:hyperlink r:id="rId170">
         <w:r>
           <w:rPr>
             <w:rStyle w:val="VerbatimChar"/>
@@ -28705,7 +29529,7 @@
       <w:r>
         <w:t xml:space="preserve"> </w:t>
       </w:r>
-      <w:hyperlink r:id="rId166">
+      <w:hyperlink r:id="rId171">
         <w:r>
           <w:rPr>
             <w:rStyle w:val="VerbatimChar"/>
@@ -28747,14 +29571,14 @@
         <w:t xml:space="preserve">single-purpose, testable package functions.</w:t>
       </w:r>
     </w:p>
-    <w:bookmarkEnd w:id="167"/>
-    <w:bookmarkStart w:id="171" w:name="related-references"/>
+    <w:bookmarkEnd w:id="172"/>
+    <w:bookmarkStart w:id="175" w:name="related-references"/>
     <w:p>
       <w:pPr>
         <w:pStyle w:val="Heading2"/>
       </w:pPr>
       <w:r>
-        <w:t xml:space="preserve">24 Related references</w:t>
+        <w:t xml:space="preserve">25 Related references</w:t>
       </w:r>
     </w:p>
     <w:p>
@@ -28773,12 +29597,12 @@
       <w:r>
         <w:t xml:space="preserve"> </w:t>
       </w:r>
-      <w:hyperlink r:id="rId168">
+      <w:hyperlink w:anchor="sec-modular-design">
         <w:r>
           <w:rPr>
             <w:rStyle w:val="Hyperlink"/>
           </w:rPr>
-          <w:t xml:space="preserve">Decomposition (computer science)</w:t>
+          <w:t xml:space="preserve">Modular design</w:t>
         </w:r>
       </w:hyperlink>
       <w:r>
@@ -28787,7 +29611,7 @@
       <w:r>
         <w:t xml:space="preserve"> </w:t>
       </w:r>
-      <w:hyperlink r:id="rId169">
+      <w:hyperlink r:id="rId173">
         <w:r>
           <w:rPr>
             <w:rStyle w:val="Hyperlink"/>
@@ -28807,7 +29631,7 @@
       <w:r>
         <w:t xml:space="preserve"> </w:t>
       </w:r>
-      <w:hyperlink r:id="rId170">
+      <w:hyperlink r:id="rId174">
         <w:r>
           <w:rPr>
             <w:rStyle w:val="Hyperlink"/>
@@ -28819,14 +29643,14 @@
         <w:t xml:space="preserve">.</w:t>
       </w:r>
     </w:p>
-    <w:bookmarkEnd w:id="171"/>
-    <w:bookmarkStart w:id="176" w:name="sec-one-function-per-file"/>
+    <w:bookmarkEnd w:id="175"/>
+    <w:bookmarkStart w:id="180" w:name="sec-one-function-per-file"/>
     <w:p>
       <w:pPr>
         <w:pStyle w:val="Heading2"/>
       </w:pPr>
       <w:r>
-        <w:t xml:space="preserve">25 One function per file</w:t>
+        <w:t xml:space="preserve">26 One function per file</w:t>
       </w:r>
     </w:p>
     <w:p>
@@ -28867,13 +29691,13 @@
         <w:t xml:space="preserve">that is inseparable from its caller.</w:t>
       </w:r>
     </w:p>
-    <w:bookmarkStart w:id="172" w:name="r-packages"/>
+    <w:bookmarkStart w:id="176" w:name="r-packages"/>
     <w:p>
       <w:pPr>
         <w:pStyle w:val="Heading3"/>
       </w:pPr>
       <w:r>
-        <w:t xml:space="preserve">25.1 R packages</w:t>
+        <w:t xml:space="preserve">26.1 R packages</w:t>
       </w:r>
     </w:p>
     <w:p>
@@ -28941,14 +29765,14 @@
         <w:t xml:space="preserve">even if only one caller uses it.</w:t>
       </w:r>
     </w:p>
-    <w:bookmarkEnd w:id="172"/>
-    <w:bookmarkStart w:id="173" w:name="why"/>
+    <w:bookmarkEnd w:id="176"/>
+    <w:bookmarkStart w:id="177" w:name="why"/>
     <w:p>
       <w:pPr>
         <w:pStyle w:val="Heading3"/>
       </w:pPr>
       <w:r>
-        <w:t xml:space="preserve">25.2 Why</w:t>
+        <w:t xml:space="preserve">26.2 Why</w:t>
       </w:r>
     </w:p>
     <w:p>
@@ -29028,14 +29852,14 @@
         <w:t xml:space="preserve">accumulates unrelated concerns over time.</w:t>
       </w:r>
     </w:p>
-    <w:bookmarkEnd w:id="173"/>
-    <w:bookmarkStart w:id="174" w:name="X82cb167292354e6d55f501d979db1106686a1af"/>
+    <w:bookmarkEnd w:id="177"/>
+    <w:bookmarkStart w:id="178" w:name="X82cb167292354e6d55f501d979db1106686a1af"/>
     <w:p>
       <w:pPr>
         <w:pStyle w:val="Heading3"/>
       </w:pPr>
       <w:r>
-        <w:t xml:space="preserve">25.3 Adding to an existing multi-function file</w:t>
+        <w:t xml:space="preserve">26.3 Adding to an existing multi-function file</w:t>
       </w:r>
     </w:p>
     <w:p>
@@ -29092,14 +29916,14 @@
         <w:t xml:space="preserve">is a separate, larger refactor.</w:t>
       </w:r>
     </w:p>
-    <w:bookmarkEnd w:id="174"/>
-    <w:bookmarkStart w:id="175" w:name="relationship-to-function-decomposition"/>
+    <w:bookmarkEnd w:id="178"/>
+    <w:bookmarkStart w:id="179" w:name="relationship-to-function-decomposition"/>
     <w:p>
       <w:pPr>
         <w:pStyle w:val="Heading3"/>
       </w:pPr>
       <w:r>
-        <w:t xml:space="preserve">25.4 Relationship to function decomposition</w:t>
+        <w:t xml:space="preserve">26.4 Relationship to function decomposition</w:t>
       </w:r>
     </w:p>
     <w:p>
@@ -29120,7 +29944,7 @@
           <w:rPr>
             <w:rStyle w:val="Hyperlink"/>
           </w:rPr>
-          <w:t xml:space="preserve">Section 18</w:t>
+          <w:t xml:space="preserve">Section 19</w:t>
         </w:r>
       </w:hyperlink>
       <w:r>
@@ -29151,15 +29975,15 @@
         <w:t xml:space="preserve">and each helper is independently findable and testable.</w:t>
       </w:r>
     </w:p>
-    <w:bookmarkEnd w:id="175"/>
-    <w:bookmarkEnd w:id="176"/>
-    <w:bookmarkStart w:id="182" w:name="sec-function-length-limits"/>
+    <w:bookmarkEnd w:id="179"/>
+    <w:bookmarkEnd w:id="180"/>
+    <w:bookmarkStart w:id="186" w:name="sec-function-length-limits"/>
     <w:p>
       <w:pPr>
         <w:pStyle w:val="Heading2"/>
       </w:pPr>
       <w:r>
-        <w:t xml:space="preserve">26 Function length limits</w:t>
+        <w:t xml:space="preserve">27 Function length limits</w:t>
       </w:r>
     </w:p>
     <w:p>
@@ -29219,10 +30043,10 @@
         <w:pStyle w:val="Compact"/>
         <w:numPr>
           <w:ilvl w:val="0"/>
-          <w:numId w:val="1059"/>
+          <w:numId w:val="1061"/>
         </w:numPr>
       </w:pPr>
-      <w:hyperlink r:id="rId177">
+      <w:hyperlink r:id="rId181">
         <w:r>
           <w:rPr>
             <w:rStyle w:val="Hyperlink"/>
@@ -29251,10 +30075,10 @@
         <w:pStyle w:val="Compact"/>
         <w:numPr>
           <w:ilvl w:val="0"/>
-          <w:numId w:val="1059"/>
+          <w:numId w:val="1061"/>
         </w:numPr>
       </w:pPr>
-      <w:hyperlink r:id="rId178">
+      <w:hyperlink r:id="rId182">
         <w:r>
           <w:rPr>
             <w:rStyle w:val="Hyperlink"/>
@@ -29289,10 +30113,10 @@
         <w:pStyle w:val="Compact"/>
         <w:numPr>
           <w:ilvl w:val="0"/>
-          <w:numId w:val="1059"/>
+          <w:numId w:val="1061"/>
         </w:numPr>
       </w:pPr>
-      <w:hyperlink r:id="rId179">
+      <w:hyperlink r:id="rId183">
         <w:r>
           <w:rPr>
             <w:rStyle w:val="Hyperlink"/>
@@ -29321,7 +30145,7 @@
       <w:r>
         <w:t xml:space="preserve"> </w:t>
       </w:r>
-      <w:hyperlink r:id="rId180">
+      <w:hyperlink r:id="rId184">
         <w:r>
           <w:rPr>
             <w:rStyle w:val="Hyperlink"/>
@@ -29368,10 +30192,10 @@
         <w:pStyle w:val="Compact"/>
         <w:numPr>
           <w:ilvl w:val="0"/>
-          <w:numId w:val="1059"/>
+          <w:numId w:val="1061"/>
         </w:numPr>
       </w:pPr>
-      <w:hyperlink r:id="rId181">
+      <w:hyperlink r:id="rId185">
         <w:r>
           <w:rPr>
             <w:rStyle w:val="Hyperlink"/>
@@ -29420,7 +30244,7 @@
         <w:pStyle w:val="Compact"/>
         <w:numPr>
           <w:ilvl w:val="0"/>
-          <w:numId w:val="1060"/>
+          <w:numId w:val="1062"/>
         </w:numPr>
       </w:pPr>
       <w:r>
@@ -29447,7 +30271,7 @@
         <w:pStyle w:val="Compact"/>
         <w:numPr>
           <w:ilvl w:val="0"/>
-          <w:numId w:val="1060"/>
+          <w:numId w:val="1062"/>
         </w:numPr>
       </w:pPr>
       <w:r>
@@ -29459,7 +30283,7 @@
         <w:pStyle w:val="Compact"/>
         <w:numPr>
           <w:ilvl w:val="0"/>
-          <w:numId w:val="1060"/>
+          <w:numId w:val="1062"/>
         </w:numPr>
       </w:pPr>
       <w:r>
@@ -29471,21 +30295,21 @@
         <w:pStyle w:val="Compact"/>
         <w:numPr>
           <w:ilvl w:val="0"/>
-          <w:numId w:val="1060"/>
+          <w:numId w:val="1062"/>
         </w:numPr>
       </w:pPr>
       <w:r>
         <w:t xml:space="preserve">Decompose when the top-level story is hard to follow or hard to test.</w:t>
       </w:r>
     </w:p>
-    <w:bookmarkEnd w:id="182"/>
-    <w:bookmarkStart w:id="185" w:name="sec-kiss"/>
+    <w:bookmarkEnd w:id="186"/>
+    <w:bookmarkStart w:id="189" w:name="sec-kiss"/>
     <w:p>
       <w:pPr>
         <w:pStyle w:val="Heading2"/>
       </w:pPr>
       <w:r>
-        <w:t xml:space="preserve">27 Keep It Short and Simple (KISS)</w:t>
+        <w:t xml:space="preserve">28 Keep It Short and Simple (KISS)</w:t>
       </w:r>
     </w:p>
     <w:p>
@@ -29498,7 +30322,7 @@
       <w:r>
         <w:t xml:space="preserve"> </w:t>
       </w:r>
-      <w:hyperlink r:id="rId183">
+      <w:hyperlink r:id="rId187">
         <w:r>
           <w:rPr>
             <w:rStyle w:val="Hyperlink"/>
@@ -29633,7 +30457,7 @@
         <w:pStyle w:val="Compact"/>
         <w:numPr>
           <w:ilvl w:val="0"/>
-          <w:numId w:val="1061"/>
+          <w:numId w:val="1063"/>
         </w:numPr>
       </w:pPr>
       <w:r>
@@ -29661,7 +30485,7 @@
         <w:pStyle w:val="Compact"/>
         <w:numPr>
           <w:ilvl w:val="0"/>
-          <w:numId w:val="1061"/>
+          <w:numId w:val="1063"/>
         </w:numPr>
       </w:pPr>
       <w:r>
@@ -29689,7 +30513,7 @@
         <w:pStyle w:val="Compact"/>
         <w:numPr>
           <w:ilvl w:val="0"/>
-          <w:numId w:val="1061"/>
+          <w:numId w:val="1063"/>
         </w:numPr>
       </w:pPr>
       <w:r>
@@ -29717,7 +30541,7 @@
         <w:pStyle w:val="Compact"/>
         <w:numPr>
           <w:ilvl w:val="0"/>
-          <w:numId w:val="1061"/>
+          <w:numId w:val="1063"/>
         </w:numPr>
       </w:pPr>
       <w:r>
@@ -29774,7 +30598,7 @@
       <w:r>
         <w:t xml:space="preserve"> </w:t>
       </w:r>
-      <w:hyperlink r:id="rId184">
+      <w:hyperlink r:id="rId188">
         <w:r>
           <w:rPr>
             <w:rStyle w:val="Hyperlink"/>
@@ -29792,14 +30616,14 @@
         <w:t xml:space="preserve">are concrete applications of this principle.</w:t>
       </w:r>
     </w:p>
-    <w:bookmarkEnd w:id="185"/>
-    <w:bookmarkStart w:id="186" w:name="sec-decompose-qmd-chunks"/>
+    <w:bookmarkEnd w:id="189"/>
+    <w:bookmarkStart w:id="190" w:name="sec-decompose-qmd-chunks"/>
     <w:p>
       <w:pPr>
         <w:pStyle w:val="Heading2"/>
       </w:pPr>
       <w:r>
-        <w:t xml:space="preserve">28 Decomposing Code Chunks in Quarto Documents</w:t>
+        <w:t xml:space="preserve">29 Decomposing Code Chunks in Quarto Documents</w:t>
       </w:r>
     </w:p>
     <w:p>
@@ -29876,7 +30700,7 @@
           <w:rPr>
             <w:rStyle w:val="Hyperlink"/>
           </w:rPr>
-          <w:t xml:space="preserve">Section 18</w:t>
+          <w:t xml:space="preserve">Section 19</w:t>
         </w:r>
       </w:hyperlink>
       <w:r>
@@ -29893,7 +30717,7 @@
           <w:rPr>
             <w:rStyle w:val="Hyperlink"/>
           </w:rPr>
-          <w:t xml:space="preserve">Section 25</w:t>
+          <w:t xml:space="preserve">Section 26</w:t>
         </w:r>
       </w:hyperlink>
       <w:r>
@@ -29910,7 +30734,7 @@
           <w:rPr>
             <w:rStyle w:val="Hyperlink"/>
           </w:rPr>
-          <w:t xml:space="preserve">Section 26</w:t>
+          <w:t xml:space="preserve">Section 27</w:t>
         </w:r>
       </w:hyperlink>
       <w:r>
@@ -30166,14 +30990,14 @@
         <w:t xml:space="preserve">and leave the chunk calling it.</w:t>
       </w:r>
     </w:p>
-    <w:bookmarkEnd w:id="186"/>
-    <w:bookmarkStart w:id="189" w:name="sec-here-package-practices"/>
+    <w:bookmarkEnd w:id="190"/>
+    <w:bookmarkStart w:id="193" w:name="sec-here-package-practices"/>
     <w:p>
       <w:pPr>
         <w:pStyle w:val="Heading2"/>
       </w:pPr>
       <w:r>
-        <w:t xml:space="preserve">29 The here package</w:t>
+        <w:t xml:space="preserve">30 The here package</w:t>
       </w:r>
     </w:p>
     <w:p>
@@ -30264,7 +31088,7 @@
       <w:r>
         <w:t xml:space="preserve"> </w:t>
       </w:r>
-      <w:hyperlink r:id="rId187">
+      <w:hyperlink r:id="rId191">
         <w:r>
           <w:rPr>
             <w:rStyle w:val="Hyperlink"/>
@@ -30294,7 +31118,7 @@
         </w:rPr>
         <w:t xml:space="preserve"> </w:t>
       </w:r>
-      <w:hyperlink r:id="rId188">
+      <w:hyperlink r:id="rId192">
         <w:r>
           <w:rPr>
             <w:rStyle w:val="Hyperlink"/>
@@ -30319,14 +31143,14 @@
         <w:t xml:space="preserve">for code style guidelines on using the here package.</w:t>
       </w:r>
     </w:p>
-    <w:bookmarkEnd w:id="189"/>
-    <w:bookmarkStart w:id="195" w:name="sec-integrating-box-and-dropbox"/>
+    <w:bookmarkEnd w:id="193"/>
+    <w:bookmarkStart w:id="199" w:name="sec-integrating-box-and-dropbox"/>
     <w:p>
       <w:pPr>
         <w:pStyle w:val="Heading2"/>
       </w:pPr>
       <w:r>
-        <w:t xml:space="preserve">30 Integrating Box and Dropbox</w:t>
+        <w:t xml:space="preserve">31 Integrating Box and Dropbox</w:t>
       </w:r>
     </w:p>
     <w:p>
@@ -30353,13 +31177,13 @@
         <w:t xml:space="preserve">Make sure to authenticate before reading and writing from either Box or Dropbox. The authentication commands should go in the configuration file; it only needs to be done once. This will prompt you to give your login credentials for Box and Dropbox and will allow your application to access your shared folders.</w:t>
       </w:r>
     </w:p>
-    <w:bookmarkStart w:id="192" w:name="box"/>
+    <w:bookmarkStart w:id="196" w:name="box"/>
     <w:p>
       <w:pPr>
         <w:pStyle w:val="Heading3"/>
       </w:pPr>
       <w:r>
-        <w:t xml:space="preserve">30.1 Box</w:t>
+        <w:t xml:space="preserve">31.1 Box</w:t>
       </w:r>
     </w:p>
     <w:p>
@@ -30402,7 +31226,7 @@
       <w:r>
         <w:t xml:space="preserve"> </w:t>
       </w:r>
-      <w:hyperlink r:id="rId190">
+      <w:hyperlink r:id="rId194">
         <w:r>
           <w:rPr>
             <w:rStyle w:val="Hyperlink"/>
@@ -30469,7 +31293,7 @@
       <w:r>
         <w:t xml:space="preserve"> </w:t>
       </w:r>
-      <w:hyperlink r:id="rId191">
+      <w:hyperlink r:id="rId195">
         <w:r>
           <w:rPr>
             <w:rStyle w:val="Hyperlink"/>
@@ -30481,14 +31305,14 @@
         <w:t xml:space="preserve">.</w:t>
       </w:r>
     </w:p>
-    <w:bookmarkEnd w:id="192"/>
-    <w:bookmarkStart w:id="194" w:name="dropbox"/>
+    <w:bookmarkEnd w:id="196"/>
+    <w:bookmarkStart w:id="198" w:name="dropbox"/>
     <w:p>
       <w:pPr>
         <w:pStyle w:val="Heading3"/>
       </w:pPr>
       <w:r>
-        <w:t xml:space="preserve">30.2 Dropbox</w:t>
+        <w:t xml:space="preserve">31.2 Dropbox</w:t>
       </w:r>
     </w:p>
     <w:p>
@@ -30501,7 +31325,7 @@
       <w:r>
         <w:t xml:space="preserve"> </w:t>
       </w:r>
-      <w:hyperlink r:id="rId193">
+      <w:hyperlink r:id="rId197">
         <w:r>
           <w:rPr>
             <w:rStyle w:val="Hyperlink"/>
@@ -30646,15 +31470,15 @@
         <w:t xml:space="preserve">drop_auth(rdstoken = "/path/to/tokenfile.RDS")</w:t>
       </w:r>
     </w:p>
-    <w:bookmarkEnd w:id="194"/>
-    <w:bookmarkEnd w:id="195"/>
-    <w:bookmarkStart w:id="197" w:name="sec-r-lib-packages"/>
+    <w:bookmarkEnd w:id="198"/>
+    <w:bookmarkEnd w:id="199"/>
+    <w:bookmarkStart w:id="201" w:name="sec-r-lib-packages"/>
     <w:p>
       <w:pPr>
         <w:pStyle w:val="Heading2"/>
       </w:pPr>
       <w:r>
-        <w:t xml:space="preserve">31 r-lib Packages</w:t>
+        <w:t xml:space="preserve">32 r-lib Packages</w:t>
       </w:r>
     </w:p>
     <w:p>
@@ -30667,7 +31491,7 @@
       <w:r>
         <w:t xml:space="preserve"> </w:t>
       </w:r>
-      <w:hyperlink r:id="rId196">
+      <w:hyperlink r:id="rId200">
         <w:r>
           <w:rPr>
             <w:rStyle w:val="Hyperlink"/>
@@ -30694,23 +31518,23 @@
         <w:t xml:space="preserve">These packages underpin much of the modern R ecosystem.</w:t>
       </w:r>
     </w:p>
-    <w:bookmarkEnd w:id="197"/>
-    <w:bookmarkStart w:id="220" w:name="package-development"/>
+    <w:bookmarkEnd w:id="201"/>
+    <w:bookmarkStart w:id="224" w:name="package-development"/>
     <w:p>
       <w:pPr>
         <w:pStyle w:val="Heading2"/>
       </w:pPr>
       <w:r>
-        <w:t xml:space="preserve">32 Package Development</w:t>
-      </w:r>
-    </w:p>
-    <w:bookmarkStart w:id="198" w:name="sec-usethis"/>
+        <w:t xml:space="preserve">33 Package Development</w:t>
+      </w:r>
+    </w:p>
+    <w:bookmarkStart w:id="202" w:name="sec-usethis"/>
     <w:p>
       <w:pPr>
         <w:pStyle w:val="Heading3"/>
       </w:pPr>
       <w:r>
-        <w:t xml:space="preserve">32.1</w:t>
+        <w:t xml:space="preserve">33.1</w:t>
       </w:r>
       <w:r>
         <w:t xml:space="preserve"> </w:t>
@@ -30773,14 +31597,14 @@
         <w:t xml:space="preserve">.</w:t>
       </w:r>
     </w:p>
-    <w:bookmarkEnd w:id="198"/>
-    <w:bookmarkStart w:id="199" w:name="sec-devtools"/>
+    <w:bookmarkEnd w:id="202"/>
+    <w:bookmarkStart w:id="203" w:name="sec-devtools"/>
     <w:p>
       <w:pPr>
         <w:pStyle w:val="Heading3"/>
       </w:pPr>
       <w:r>
-        <w:t xml:space="preserve">32.2</w:t>
+        <w:t xml:space="preserve">33.2</w:t>
       </w:r>
       <w:r>
         <w:t xml:space="preserve"> </w:t>
@@ -30924,14 +31748,14 @@
         <w:t xml:space="preserve">.</w:t>
       </w:r>
     </w:p>
-    <w:bookmarkEnd w:id="199"/>
-    <w:bookmarkStart w:id="200" w:name="sec-roxygen2"/>
+    <w:bookmarkEnd w:id="203"/>
+    <w:bookmarkStart w:id="204" w:name="sec-roxygen2"/>
     <w:p>
       <w:pPr>
         <w:pStyle w:val="Heading3"/>
       </w:pPr>
       <w:r>
-        <w:t xml:space="preserve">32.3</w:t>
+        <w:t xml:space="preserve">33.3</w:t>
       </w:r>
       <w:r>
         <w:t xml:space="preserve"> </w:t>
@@ -31039,14 +31863,14 @@
         <w:t xml:space="preserve">It is the standard approach to R package documentation.</w:t>
       </w:r>
     </w:p>
-    <w:bookmarkEnd w:id="200"/>
-    <w:bookmarkStart w:id="201" w:name="sec-pkgdown"/>
+    <w:bookmarkEnd w:id="204"/>
+    <w:bookmarkStart w:id="205" w:name="sec-pkgdown"/>
     <w:p>
       <w:pPr>
         <w:pStyle w:val="Heading3"/>
       </w:pPr>
       <w:r>
-        <w:t xml:space="preserve">32.4</w:t>
+        <w:t xml:space="preserve">33.4</w:t>
       </w:r>
       <w:r>
         <w:t xml:space="preserve"> </w:t>
@@ -31103,19 +31927,19 @@
         <w:t xml:space="preserve">and integrates with GitHub Actions for automatic deployment.</w:t>
       </w:r>
     </w:p>
-    <w:bookmarkEnd w:id="201"/>
-    <w:bookmarkStart w:id="203" w:name="sec-pkgload"/>
+    <w:bookmarkEnd w:id="205"/>
+    <w:bookmarkStart w:id="207" w:name="sec-pkgload"/>
     <w:p>
       <w:pPr>
         <w:pStyle w:val="Heading3"/>
       </w:pPr>
       <w:r>
-        <w:t xml:space="preserve">32.5</w:t>
-      </w:r>
-      <w:r>
-        <w:t xml:space="preserve"> </w:t>
-      </w:r>
-      <w:hyperlink r:id="rId202">
+        <w:t xml:space="preserve">33.5</w:t>
+      </w:r>
+      <w:r>
+        <w:t xml:space="preserve"> </w:t>
+      </w:r>
+      <w:hyperlink r:id="rId206">
         <w:r>
           <w:rPr>
             <w:rStyle w:val="VerbatimChar"/>
@@ -31128,7 +31952,7 @@
       <w:pPr>
         <w:pStyle w:val="FirstParagraph"/>
       </w:pPr>
-      <w:hyperlink r:id="rId202">
+      <w:hyperlink r:id="rId206">
         <w:r>
           <w:rPr>
             <w:rStyle w:val="VerbatimChar"/>
@@ -31167,19 +31991,19 @@
         <w:t xml:space="preserve">.</w:t>
       </w:r>
     </w:p>
-    <w:bookmarkEnd w:id="203"/>
-    <w:bookmarkStart w:id="205" w:name="sec-pkgbuild"/>
+    <w:bookmarkEnd w:id="207"/>
+    <w:bookmarkStart w:id="209" w:name="sec-pkgbuild"/>
     <w:p>
       <w:pPr>
         <w:pStyle w:val="Heading3"/>
       </w:pPr>
       <w:r>
-        <w:t xml:space="preserve">32.6</w:t>
-      </w:r>
-      <w:r>
-        <w:t xml:space="preserve"> </w:t>
-      </w:r>
-      <w:hyperlink r:id="rId204">
+        <w:t xml:space="preserve">33.6</w:t>
+      </w:r>
+      <w:r>
+        <w:t xml:space="preserve"> </w:t>
+      </w:r>
+      <w:hyperlink r:id="rId208">
         <w:r>
           <w:rPr>
             <w:rStyle w:val="VerbatimChar"/>
@@ -31192,7 +32016,7 @@
       <w:pPr>
         <w:pStyle w:val="FirstParagraph"/>
       </w:pPr>
-      <w:hyperlink r:id="rId204">
+      <w:hyperlink r:id="rId208">
         <w:r>
           <w:rPr>
             <w:rStyle w:val="VerbatimChar"/>
@@ -31213,19 +32037,19 @@
         <w:t xml:space="preserve">and checking whether a build environment (such as Rtools on Windows) is available.</w:t>
       </w:r>
     </w:p>
-    <w:bookmarkEnd w:id="205"/>
-    <w:bookmarkStart w:id="207" w:name="sec-rcmdcheck"/>
+    <w:bookmarkEnd w:id="209"/>
+    <w:bookmarkStart w:id="211" w:name="sec-rcmdcheck"/>
     <w:p>
       <w:pPr>
         <w:pStyle w:val="Heading3"/>
       </w:pPr>
       <w:r>
-        <w:t xml:space="preserve">32.7</w:t>
-      </w:r>
-      <w:r>
-        <w:t xml:space="preserve"> </w:t>
-      </w:r>
-      <w:hyperlink r:id="rId206">
+        <w:t xml:space="preserve">33.7</w:t>
+      </w:r>
+      <w:r>
+        <w:t xml:space="preserve"> </w:t>
+      </w:r>
+      <w:hyperlink r:id="rId210">
         <w:r>
           <w:rPr>
             <w:rStyle w:val="VerbatimChar"/>
@@ -31238,7 +32062,7 @@
       <w:pPr>
         <w:pStyle w:val="FirstParagraph"/>
       </w:pPr>
-      <w:hyperlink r:id="rId206">
+      <w:hyperlink r:id="rId210">
         <w:r>
           <w:rPr>
             <w:rStyle w:val="VerbatimChar"/>
@@ -31292,19 +32116,19 @@
         <w:t xml:space="preserve">.</w:t>
       </w:r>
     </w:p>
-    <w:bookmarkEnd w:id="207"/>
-    <w:bookmarkStart w:id="209" w:name="sec-remotes"/>
+    <w:bookmarkEnd w:id="211"/>
+    <w:bookmarkStart w:id="213" w:name="sec-remotes"/>
     <w:p>
       <w:pPr>
         <w:pStyle w:val="Heading3"/>
       </w:pPr>
       <w:r>
-        <w:t xml:space="preserve">32.8</w:t>
-      </w:r>
-      <w:r>
-        <w:t xml:space="preserve"> </w:t>
-      </w:r>
-      <w:hyperlink r:id="rId208">
+        <w:t xml:space="preserve">33.8</w:t>
+      </w:r>
+      <w:r>
+        <w:t xml:space="preserve"> </w:t>
+      </w:r>
+      <w:hyperlink r:id="rId212">
         <w:r>
           <w:rPr>
             <w:rStyle w:val="VerbatimChar"/>
@@ -31317,7 +32141,7 @@
       <w:pPr>
         <w:pStyle w:val="FirstParagraph"/>
       </w:pPr>
-      <w:hyperlink r:id="rId208">
+      <w:hyperlink r:id="rId212">
         <w:r>
           <w:rPr>
             <w:rStyle w:val="VerbatimChar"/>
@@ -31356,19 +32180,19 @@
         <w:t xml:space="preserve">.</w:t>
       </w:r>
     </w:p>
-    <w:bookmarkEnd w:id="209"/>
-    <w:bookmarkStart w:id="211" w:name="sec-pak"/>
+    <w:bookmarkEnd w:id="213"/>
+    <w:bookmarkStart w:id="215" w:name="sec-pak"/>
     <w:p>
       <w:pPr>
         <w:pStyle w:val="Heading3"/>
       </w:pPr>
       <w:r>
-        <w:t xml:space="preserve">32.9</w:t>
-      </w:r>
-      <w:r>
-        <w:t xml:space="preserve"> </w:t>
-      </w:r>
-      <w:hyperlink r:id="rId210">
+        <w:t xml:space="preserve">33.9</w:t>
+      </w:r>
+      <w:r>
+        <w:t xml:space="preserve"> </w:t>
+      </w:r>
+      <w:hyperlink r:id="rId214">
         <w:r>
           <w:rPr>
             <w:rStyle w:val="VerbatimChar"/>
@@ -31381,7 +32205,7 @@
       <w:pPr>
         <w:pStyle w:val="FirstParagraph"/>
       </w:pPr>
-      <w:hyperlink r:id="rId210">
+      <w:hyperlink r:id="rId214">
         <w:r>
           <w:rPr>
             <w:rStyle w:val="VerbatimChar"/>
@@ -31438,19 +32262,19 @@
         <w:t xml:space="preserve">for interactive use.</w:t>
       </w:r>
     </w:p>
-    <w:bookmarkEnd w:id="211"/>
-    <w:bookmarkStart w:id="213" w:name="sec-revdepcheck"/>
+    <w:bookmarkEnd w:id="215"/>
+    <w:bookmarkStart w:id="217" w:name="sec-revdepcheck"/>
     <w:p>
       <w:pPr>
         <w:pStyle w:val="Heading3"/>
       </w:pPr>
       <w:r>
-        <w:t xml:space="preserve">32.10</w:t>
-      </w:r>
-      <w:r>
-        <w:t xml:space="preserve"> </w:t>
-      </w:r>
-      <w:hyperlink r:id="rId212">
+        <w:t xml:space="preserve">33.10</w:t>
+      </w:r>
+      <w:r>
+        <w:t xml:space="preserve"> </w:t>
+      </w:r>
+      <w:hyperlink r:id="rId216">
         <w:r>
           <w:rPr>
             <w:rStyle w:val="VerbatimChar"/>
@@ -31463,7 +32287,7 @@
       <w:pPr>
         <w:pStyle w:val="FirstParagraph"/>
       </w:pPr>
-      <w:hyperlink r:id="rId212">
+      <w:hyperlink r:id="rId216">
         <w:r>
           <w:rPr>
             <w:rStyle w:val="VerbatimChar"/>
@@ -31490,19 +32314,19 @@
         <w:t xml:space="preserve">It is used by package maintainers before CRAN releases.</w:t>
       </w:r>
     </w:p>
-    <w:bookmarkEnd w:id="213"/>
-    <w:bookmarkStart w:id="215" w:name="sec-desc"/>
+    <w:bookmarkEnd w:id="217"/>
+    <w:bookmarkStart w:id="219" w:name="sec-desc"/>
     <w:p>
       <w:pPr>
         <w:pStyle w:val="Heading3"/>
       </w:pPr>
       <w:r>
-        <w:t xml:space="preserve">32.11</w:t>
-      </w:r>
-      <w:r>
-        <w:t xml:space="preserve"> </w:t>
-      </w:r>
-      <w:hyperlink r:id="rId214">
+        <w:t xml:space="preserve">33.11</w:t>
+      </w:r>
+      <w:r>
+        <w:t xml:space="preserve"> </w:t>
+      </w:r>
+      <w:hyperlink r:id="rId218">
         <w:r>
           <w:rPr>
             <w:rStyle w:val="VerbatimChar"/>
@@ -31515,7 +32339,7 @@
       <w:pPr>
         <w:pStyle w:val="FirstParagraph"/>
       </w:pPr>
-      <w:hyperlink r:id="rId214">
+      <w:hyperlink r:id="rId218">
         <w:r>
           <w:rPr>
             <w:rStyle w:val="VerbatimChar"/>
@@ -31566,19 +32390,19 @@
         <w:t xml:space="preserve">and other developer-facing tools.</w:t>
       </w:r>
     </w:p>
-    <w:bookmarkEnd w:id="215"/>
-    <w:bookmarkStart w:id="217" w:name="sec-pkgcache"/>
+    <w:bookmarkEnd w:id="219"/>
+    <w:bookmarkStart w:id="221" w:name="sec-pkgcache"/>
     <w:p>
       <w:pPr>
         <w:pStyle w:val="Heading3"/>
       </w:pPr>
       <w:r>
-        <w:t xml:space="preserve">32.12</w:t>
-      </w:r>
-      <w:r>
-        <w:t xml:space="preserve"> </w:t>
-      </w:r>
-      <w:hyperlink r:id="rId216">
+        <w:t xml:space="preserve">33.12</w:t>
+      </w:r>
+      <w:r>
+        <w:t xml:space="preserve"> </w:t>
+      </w:r>
+      <w:hyperlink r:id="rId220">
         <w:r>
           <w:rPr>
             <w:rStyle w:val="VerbatimChar"/>
@@ -31591,7 +32415,7 @@
       <w:pPr>
         <w:pStyle w:val="FirstParagraph"/>
       </w:pPr>
-      <w:hyperlink r:id="rId216">
+      <w:hyperlink r:id="rId220">
         <w:r>
           <w:rPr>
             <w:rStyle w:val="VerbatimChar"/>
@@ -31630,19 +32454,19 @@
         <w:t xml:space="preserve">.</w:t>
       </w:r>
     </w:p>
-    <w:bookmarkEnd w:id="217"/>
-    <w:bookmarkStart w:id="219" w:name="sec-lifecycle"/>
+    <w:bookmarkEnd w:id="221"/>
+    <w:bookmarkStart w:id="223" w:name="sec-lifecycle"/>
     <w:p>
       <w:pPr>
         <w:pStyle w:val="Heading3"/>
       </w:pPr>
       <w:r>
-        <w:t xml:space="preserve">32.13</w:t>
-      </w:r>
-      <w:r>
-        <w:t xml:space="preserve"> </w:t>
-      </w:r>
-      <w:hyperlink r:id="rId218">
+        <w:t xml:space="preserve">33.13</w:t>
+      </w:r>
+      <w:r>
+        <w:t xml:space="preserve"> </w:t>
+      </w:r>
+      <w:hyperlink r:id="rId222">
         <w:r>
           <w:rPr>
             <w:rStyle w:val="VerbatimChar"/>
@@ -31655,7 +32479,7 @@
       <w:pPr>
         <w:pStyle w:val="FirstParagraph"/>
       </w:pPr>
-      <w:hyperlink r:id="rId218">
+      <w:hyperlink r:id="rId222">
         <w:r>
           <w:rPr>
             <w:rStyle w:val="VerbatimChar"/>
@@ -31682,24 +32506,24 @@
         <w:t xml:space="preserve">used across the tidyverse and r-lib ecosystems.</w:t>
       </w:r>
     </w:p>
-    <w:bookmarkEnd w:id="219"/>
-    <w:bookmarkEnd w:id="220"/>
-    <w:bookmarkStart w:id="228" w:name="testing-and-quality"/>
+    <w:bookmarkEnd w:id="223"/>
+    <w:bookmarkEnd w:id="224"/>
+    <w:bookmarkStart w:id="232" w:name="testing-and-quality"/>
     <w:p>
       <w:pPr>
         <w:pStyle w:val="Heading2"/>
       </w:pPr>
       <w:r>
-        <w:t xml:space="preserve">33 Testing and Quality</w:t>
-      </w:r>
-    </w:p>
-    <w:bookmarkStart w:id="221" w:name="sec-testthat"/>
+        <w:t xml:space="preserve">34 Testing and Quality</w:t>
+      </w:r>
+    </w:p>
+    <w:bookmarkStart w:id="225" w:name="sec-testthat"/>
     <w:p>
       <w:pPr>
         <w:pStyle w:val="Heading3"/>
       </w:pPr>
       <w:r>
-        <w:t xml:space="preserve">33.1</w:t>
+        <w:t xml:space="preserve">34.1</w:t>
       </w:r>
       <w:r>
         <w:t xml:space="preserve"> </w:t>
@@ -31780,19 +32604,19 @@
         <w:t xml:space="preserve">.</w:t>
       </w:r>
     </w:p>
-    <w:bookmarkEnd w:id="221"/>
-    <w:bookmarkStart w:id="223" w:name="sec-covr"/>
+    <w:bookmarkEnd w:id="225"/>
+    <w:bookmarkStart w:id="227" w:name="sec-covr"/>
     <w:p>
       <w:pPr>
         <w:pStyle w:val="Heading3"/>
       </w:pPr>
       <w:r>
-        <w:t xml:space="preserve">33.2</w:t>
-      </w:r>
-      <w:r>
-        <w:t xml:space="preserve"> </w:t>
-      </w:r>
-      <w:hyperlink r:id="rId222">
+        <w:t xml:space="preserve">34.2</w:t>
+      </w:r>
+      <w:r>
+        <w:t xml:space="preserve"> </w:t>
+      </w:r>
+      <w:hyperlink r:id="rId226">
         <w:r>
           <w:rPr>
             <w:rStyle w:val="VerbatimChar"/>
@@ -31805,7 +32629,7 @@
       <w:pPr>
         <w:pStyle w:val="FirstParagraph"/>
       </w:pPr>
-      <w:hyperlink r:id="rId222">
+      <w:hyperlink r:id="rId226">
         <w:r>
           <w:rPr>
             <w:rStyle w:val="VerbatimChar"/>
@@ -31832,19 +32656,19 @@
         <w:t xml:space="preserve">and is commonly integrated into CI pipelines.</w:t>
       </w:r>
     </w:p>
-    <w:bookmarkEnd w:id="223"/>
-    <w:bookmarkStart w:id="225" w:name="sec-waldo"/>
+    <w:bookmarkEnd w:id="227"/>
+    <w:bookmarkStart w:id="229" w:name="sec-waldo"/>
     <w:p>
       <w:pPr>
         <w:pStyle w:val="Heading3"/>
       </w:pPr>
       <w:r>
-        <w:t xml:space="preserve">33.3</w:t>
-      </w:r>
-      <w:r>
-        <w:t xml:space="preserve"> </w:t>
-      </w:r>
-      <w:hyperlink r:id="rId224">
+        <w:t xml:space="preserve">34.3</w:t>
+      </w:r>
+      <w:r>
+        <w:t xml:space="preserve"> </w:t>
+      </w:r>
+      <w:hyperlink r:id="rId228">
         <w:r>
           <w:rPr>
             <w:rStyle w:val="VerbatimChar"/>
@@ -31857,7 +32681,7 @@
       <w:pPr>
         <w:pStyle w:val="FirstParagraph"/>
       </w:pPr>
-      <w:hyperlink r:id="rId224">
+      <w:hyperlink r:id="rId228">
         <w:r>
           <w:rPr>
             <w:rStyle w:val="VerbatimChar"/>
@@ -31926,19 +32750,19 @@
         <w:t xml:space="preserve">to display test failures.</w:t>
       </w:r>
     </w:p>
-    <w:bookmarkEnd w:id="225"/>
-    <w:bookmarkStart w:id="227" w:name="sec-lintr"/>
+    <w:bookmarkEnd w:id="229"/>
+    <w:bookmarkStart w:id="231" w:name="sec-lintr"/>
     <w:p>
       <w:pPr>
         <w:pStyle w:val="Heading3"/>
       </w:pPr>
       <w:r>
-        <w:t xml:space="preserve">33.4</w:t>
-      </w:r>
-      <w:r>
-        <w:t xml:space="preserve"> </w:t>
-      </w:r>
-      <w:hyperlink r:id="rId226">
+        <w:t xml:space="preserve">34.4</w:t>
+      </w:r>
+      <w:r>
+        <w:t xml:space="preserve"> </w:t>
+      </w:r>
+      <w:hyperlink r:id="rId230">
         <w:r>
           <w:rPr>
             <w:rStyle w:val="VerbatimChar"/>
@@ -31951,7 +32775,7 @@
       <w:pPr>
         <w:pStyle w:val="FirstParagraph"/>
       </w:pPr>
-      <w:hyperlink r:id="rId226">
+      <w:hyperlink r:id="rId230">
         <w:r>
           <w:rPr>
             <w:rStyle w:val="VerbatimChar"/>
@@ -31978,29 +32802,29 @@
         <w:t xml:space="preserve">and integrates with RStudio, VS Code, and CI pipelines.</w:t>
       </w:r>
     </w:p>
-    <w:bookmarkEnd w:id="227"/>
-    <w:bookmarkEnd w:id="228"/>
-    <w:bookmarkStart w:id="241" w:name="core-language-and-infrastructure"/>
+    <w:bookmarkEnd w:id="231"/>
+    <w:bookmarkEnd w:id="232"/>
+    <w:bookmarkStart w:id="245" w:name="core-language-and-infrastructure"/>
     <w:p>
       <w:pPr>
         <w:pStyle w:val="Heading2"/>
       </w:pPr>
       <w:r>
-        <w:t xml:space="preserve">34 Core Language and Infrastructure</w:t>
-      </w:r>
-    </w:p>
-    <w:bookmarkStart w:id="230" w:name="sec-rlang"/>
+        <w:t xml:space="preserve">35 Core Language and Infrastructure</w:t>
+      </w:r>
+    </w:p>
+    <w:bookmarkStart w:id="234" w:name="sec-rlang"/>
     <w:p>
       <w:pPr>
         <w:pStyle w:val="Heading3"/>
       </w:pPr>
       <w:r>
-        <w:t xml:space="preserve">34.1</w:t>
-      </w:r>
-      <w:r>
-        <w:t xml:space="preserve"> </w:t>
-      </w:r>
-      <w:hyperlink r:id="rId229">
+        <w:t xml:space="preserve">35.1</w:t>
+      </w:r>
+      <w:r>
+        <w:t xml:space="preserve"> </w:t>
+      </w:r>
+      <w:hyperlink r:id="rId233">
         <w:r>
           <w:rPr>
             <w:rStyle w:val="VerbatimChar"/>
@@ -32013,7 +32837,7 @@
       <w:pPr>
         <w:pStyle w:val="FirstParagraph"/>
       </w:pPr>
-      <w:hyperlink r:id="rId229">
+      <w:hyperlink r:id="rId233">
         <w:r>
           <w:rPr>
             <w:rStyle w:val="VerbatimChar"/>
@@ -32040,19 +32864,19 @@
         <w:t xml:space="preserve">It is a foundational dependency for tidyverse packages and tidy eval programming.</w:t>
       </w:r>
     </w:p>
-    <w:bookmarkEnd w:id="230"/>
-    <w:bookmarkStart w:id="232" w:name="sec-vctrs"/>
+    <w:bookmarkEnd w:id="234"/>
+    <w:bookmarkStart w:id="236" w:name="sec-vctrs"/>
     <w:p>
       <w:pPr>
         <w:pStyle w:val="Heading3"/>
       </w:pPr>
       <w:r>
-        <w:t xml:space="preserve">34.2</w:t>
-      </w:r>
-      <w:r>
-        <w:t xml:space="preserve"> </w:t>
-      </w:r>
-      <w:hyperlink r:id="rId231">
+        <w:t xml:space="preserve">35.2</w:t>
+      </w:r>
+      <w:r>
+        <w:t xml:space="preserve"> </w:t>
+      </w:r>
+      <w:hyperlink r:id="rId235">
         <w:r>
           <w:rPr>
             <w:rStyle w:val="VerbatimChar"/>
@@ -32065,7 +32889,7 @@
       <w:pPr>
         <w:pStyle w:val="FirstParagraph"/>
       </w:pPr>
-      <w:hyperlink r:id="rId231">
+      <w:hyperlink r:id="rId235">
         <w:r>
           <w:rPr>
             <w:rStyle w:val="VerbatimChar"/>
@@ -32122,19 +32946,19 @@
         <w:t xml:space="preserve">across vector types.</w:t>
       </w:r>
     </w:p>
-    <w:bookmarkEnd w:id="232"/>
-    <w:bookmarkStart w:id="234" w:name="sec-withr"/>
+    <w:bookmarkEnd w:id="236"/>
+    <w:bookmarkStart w:id="238" w:name="sec-withr"/>
     <w:p>
       <w:pPr>
         <w:pStyle w:val="Heading3"/>
       </w:pPr>
       <w:r>
-        <w:t xml:space="preserve">34.3</w:t>
-      </w:r>
-      <w:r>
-        <w:t xml:space="preserve"> </w:t>
-      </w:r>
-      <w:hyperlink r:id="rId233">
+        <w:t xml:space="preserve">35.3</w:t>
+      </w:r>
+      <w:r>
+        <w:t xml:space="preserve"> </w:t>
+      </w:r>
+      <w:hyperlink r:id="rId237">
         <w:r>
           <w:rPr>
             <w:rStyle w:val="VerbatimChar"/>
@@ -32147,7 +32971,7 @@
       <w:pPr>
         <w:pStyle w:val="FirstParagraph"/>
       </w:pPr>
-      <w:hyperlink r:id="rId233">
+      <w:hyperlink r:id="rId237">
         <w:r>
           <w:rPr>
             <w:rStyle w:val="VerbatimChar"/>
@@ -32180,19 +33004,19 @@
         <w:t xml:space="preserve">Essential for writing side-effect-free tests.</w:t>
       </w:r>
     </w:p>
-    <w:bookmarkEnd w:id="234"/>
-    <w:bookmarkStart w:id="236" w:name="sec-cli"/>
+    <w:bookmarkEnd w:id="238"/>
+    <w:bookmarkStart w:id="240" w:name="sec-cli"/>
     <w:p>
       <w:pPr>
         <w:pStyle w:val="Heading3"/>
       </w:pPr>
       <w:r>
-        <w:t xml:space="preserve">34.4</w:t>
-      </w:r>
-      <w:r>
-        <w:t xml:space="preserve"> </w:t>
-      </w:r>
-      <w:hyperlink r:id="rId235">
+        <w:t xml:space="preserve">35.4</w:t>
+      </w:r>
+      <w:r>
+        <w:t xml:space="preserve"> </w:t>
+      </w:r>
+      <w:hyperlink r:id="rId239">
         <w:r>
           <w:rPr>
             <w:rStyle w:val="VerbatimChar"/>
@@ -32205,7 +33029,7 @@
       <w:pPr>
         <w:pStyle w:val="FirstParagraph"/>
       </w:pPr>
-      <w:hyperlink r:id="rId235">
+      <w:hyperlink r:id="rId239">
         <w:r>
           <w:rPr>
             <w:rStyle w:val="VerbatimChar"/>
@@ -32247,19 +33071,19 @@
         <w:t xml:space="preserve">and is used throughout the tidyverse.</w:t>
       </w:r>
     </w:p>
-    <w:bookmarkEnd w:id="236"/>
-    <w:bookmarkStart w:id="238" w:name="sec-R6"/>
+    <w:bookmarkEnd w:id="240"/>
+    <w:bookmarkStart w:id="242" w:name="sec-R6"/>
     <w:p>
       <w:pPr>
         <w:pStyle w:val="Heading3"/>
       </w:pPr>
       <w:r>
-        <w:t xml:space="preserve">34.5</w:t>
-      </w:r>
-      <w:r>
-        <w:t xml:space="preserve"> </w:t>
-      </w:r>
-      <w:hyperlink r:id="rId237">
+        <w:t xml:space="preserve">35.5</w:t>
+      </w:r>
+      <w:r>
+        <w:t xml:space="preserve"> </w:t>
+      </w:r>
+      <w:hyperlink r:id="rId241">
         <w:r>
           <w:rPr>
             <w:rStyle w:val="VerbatimChar"/>
@@ -32272,7 +33096,7 @@
       <w:pPr>
         <w:pStyle w:val="FirstParagraph"/>
       </w:pPr>
-      <w:hyperlink r:id="rId237">
+      <w:hyperlink r:id="rId241">
         <w:r>
           <w:rPr>
             <w:rStyle w:val="VerbatimChar"/>
@@ -32293,19 +33117,19 @@
         <w:t xml:space="preserve">Unlike S3 or S4, R6 classes support mutable state and inheritance in a style familiar from Python or Java.</w:t>
       </w:r>
     </w:p>
-    <w:bookmarkEnd w:id="238"/>
-    <w:bookmarkStart w:id="240" w:name="sec-cpp11"/>
+    <w:bookmarkEnd w:id="242"/>
+    <w:bookmarkStart w:id="244" w:name="sec-cpp11"/>
     <w:p>
       <w:pPr>
         <w:pStyle w:val="Heading3"/>
       </w:pPr>
       <w:r>
-        <w:t xml:space="preserve">34.6</w:t>
-      </w:r>
-      <w:r>
-        <w:t xml:space="preserve"> </w:t>
-      </w:r>
-      <w:hyperlink r:id="rId239">
+        <w:t xml:space="preserve">35.6</w:t>
+      </w:r>
+      <w:r>
+        <w:t xml:space="preserve"> </w:t>
+      </w:r>
+      <w:hyperlink r:id="rId243">
         <w:r>
           <w:rPr>
             <w:rStyle w:val="VerbatimChar"/>
@@ -32318,7 +33142,7 @@
       <w:pPr>
         <w:pStyle w:val="FirstParagraph"/>
       </w:pPr>
-      <w:hyperlink r:id="rId239">
+      <w:hyperlink r:id="rId243">
         <w:r>
           <w:rPr>
             <w:rStyle w:val="VerbatimChar"/>
@@ -32357,29 +33181,29 @@
         <w:t xml:space="preserve">designed to simplify writing and debugging C++ extensions for R.</w:t>
       </w:r>
     </w:p>
-    <w:bookmarkEnd w:id="240"/>
-    <w:bookmarkEnd w:id="241"/>
-    <w:bookmarkStart w:id="250" w:name="system-and-process"/>
+    <w:bookmarkEnd w:id="244"/>
+    <w:bookmarkEnd w:id="245"/>
+    <w:bookmarkStart w:id="254" w:name="system-and-process"/>
     <w:p>
       <w:pPr>
         <w:pStyle w:val="Heading2"/>
       </w:pPr>
       <w:r>
-        <w:t xml:space="preserve">35 System and Process</w:t>
-      </w:r>
-    </w:p>
-    <w:bookmarkStart w:id="243" w:name="sec-fs"/>
+        <w:t xml:space="preserve">36 System and Process</w:t>
+      </w:r>
+    </w:p>
+    <w:bookmarkStart w:id="247" w:name="sec-fs"/>
     <w:p>
       <w:pPr>
         <w:pStyle w:val="Heading3"/>
       </w:pPr>
       <w:r>
-        <w:t xml:space="preserve">35.1</w:t>
-      </w:r>
-      <w:r>
-        <w:t xml:space="preserve"> </w:t>
-      </w:r>
-      <w:hyperlink r:id="rId242">
+        <w:t xml:space="preserve">36.1</w:t>
+      </w:r>
+      <w:r>
+        <w:t xml:space="preserve"> </w:t>
+      </w:r>
+      <w:hyperlink r:id="rId246">
         <w:r>
           <w:rPr>
             <w:rStyle w:val="VerbatimChar"/>
@@ -32392,7 +33216,7 @@
       <w:pPr>
         <w:pStyle w:val="FirstParagraph"/>
       </w:pPr>
-      <w:hyperlink r:id="rId242">
+      <w:hyperlink r:id="rId246">
         <w:r>
           <w:rPr>
             <w:rStyle w:val="VerbatimChar"/>
@@ -32464,19 +33288,19 @@
         <w:t xml:space="preserve">functions that always return character vectors.</w:t>
       </w:r>
     </w:p>
-    <w:bookmarkEnd w:id="243"/>
-    <w:bookmarkStart w:id="245" w:name="sec-processx"/>
+    <w:bookmarkEnd w:id="247"/>
+    <w:bookmarkStart w:id="249" w:name="sec-processx"/>
     <w:p>
       <w:pPr>
         <w:pStyle w:val="Heading3"/>
       </w:pPr>
       <w:r>
-        <w:t xml:space="preserve">35.2</w:t>
-      </w:r>
-      <w:r>
-        <w:t xml:space="preserve"> </w:t>
-      </w:r>
-      <w:hyperlink r:id="rId244">
+        <w:t xml:space="preserve">36.2</w:t>
+      </w:r>
+      <w:r>
+        <w:t xml:space="preserve"> </w:t>
+      </w:r>
+      <w:hyperlink r:id="rId248">
         <w:r>
           <w:rPr>
             <w:rStyle w:val="VerbatimChar"/>
@@ -32489,7 +33313,7 @@
       <w:pPr>
         <w:pStyle w:val="FirstParagraph"/>
       </w:pPr>
-      <w:hyperlink r:id="rId244">
+      <w:hyperlink r:id="rId248">
         <w:r>
           <w:rPr>
             <w:rStyle w:val="VerbatimChar"/>
@@ -32540,19 +33364,19 @@
         <w:t xml:space="preserve">.</w:t>
       </w:r>
     </w:p>
-    <w:bookmarkEnd w:id="245"/>
-    <w:bookmarkStart w:id="247" w:name="sec-callr"/>
+    <w:bookmarkEnd w:id="249"/>
+    <w:bookmarkStart w:id="251" w:name="sec-callr"/>
     <w:p>
       <w:pPr>
         <w:pStyle w:val="Heading3"/>
       </w:pPr>
       <w:r>
-        <w:t xml:space="preserve">35.3</w:t>
-      </w:r>
-      <w:r>
-        <w:t xml:space="preserve"> </w:t>
-      </w:r>
-      <w:hyperlink r:id="rId246">
+        <w:t xml:space="preserve">36.3</w:t>
+      </w:r>
+      <w:r>
+        <w:t xml:space="preserve"> </w:t>
+      </w:r>
+      <w:hyperlink r:id="rId250">
         <w:r>
           <w:rPr>
             <w:rStyle w:val="VerbatimChar"/>
@@ -32565,7 +33389,7 @@
       <w:pPr>
         <w:pStyle w:val="FirstParagraph"/>
       </w:pPr>
-      <w:hyperlink r:id="rId246">
+      <w:hyperlink r:id="rId250">
         <w:r>
           <w:rPr>
             <w:rStyle w:val="VerbatimChar"/>
@@ -32604,19 +33428,19 @@
         <w:t xml:space="preserve">.</w:t>
       </w:r>
     </w:p>
-    <w:bookmarkEnd w:id="247"/>
-    <w:bookmarkStart w:id="249" w:name="sec-ps"/>
+    <w:bookmarkEnd w:id="251"/>
+    <w:bookmarkStart w:id="253" w:name="sec-ps"/>
     <w:p>
       <w:pPr>
         <w:pStyle w:val="Heading3"/>
       </w:pPr>
       <w:r>
-        <w:t xml:space="preserve">35.4</w:t>
-      </w:r>
-      <w:r>
-        <w:t xml:space="preserve"> </w:t>
-      </w:r>
-      <w:hyperlink r:id="rId248">
+        <w:t xml:space="preserve">36.4</w:t>
+      </w:r>
+      <w:r>
+        <w:t xml:space="preserve"> </w:t>
+      </w:r>
+      <w:hyperlink r:id="rId252">
         <w:r>
           <w:rPr>
             <w:rStyle w:val="VerbatimChar"/>
@@ -32629,7 +33453,7 @@
       <w:pPr>
         <w:pStyle w:val="FirstParagraph"/>
       </w:pPr>
-      <w:hyperlink r:id="rId248">
+      <w:hyperlink r:id="rId252">
         <w:r>
           <w:rPr>
             <w:rStyle w:val="VerbatimChar"/>
@@ -32683,29 +33507,29 @@
         <w:t xml:space="preserve">.</w:t>
       </w:r>
     </w:p>
-    <w:bookmarkEnd w:id="249"/>
-    <w:bookmarkEnd w:id="250"/>
-    <w:bookmarkStart w:id="259" w:name="http-and-web"/>
+    <w:bookmarkEnd w:id="253"/>
+    <w:bookmarkEnd w:id="254"/>
+    <w:bookmarkStart w:id="263" w:name="http-and-web"/>
     <w:p>
       <w:pPr>
         <w:pStyle w:val="Heading2"/>
       </w:pPr>
       <w:r>
-        <w:t xml:space="preserve">36 HTTP and Web</w:t>
-      </w:r>
-    </w:p>
-    <w:bookmarkStart w:id="252" w:name="sec-httr2"/>
+        <w:t xml:space="preserve">37 HTTP and Web</w:t>
+      </w:r>
+    </w:p>
+    <w:bookmarkStart w:id="256" w:name="sec-httr2"/>
     <w:p>
       <w:pPr>
         <w:pStyle w:val="Heading3"/>
       </w:pPr>
       <w:r>
-        <w:t xml:space="preserve">36.1</w:t>
-      </w:r>
-      <w:r>
-        <w:t xml:space="preserve"> </w:t>
-      </w:r>
-      <w:hyperlink r:id="rId251">
+        <w:t xml:space="preserve">37.1</w:t>
+      </w:r>
+      <w:r>
+        <w:t xml:space="preserve"> </w:t>
+      </w:r>
+      <w:hyperlink r:id="rId255">
         <w:r>
           <w:rPr>
             <w:rStyle w:val="VerbatimChar"/>
@@ -32718,7 +33542,7 @@
       <w:pPr>
         <w:pStyle w:val="FirstParagraph"/>
       </w:pPr>
-      <w:hyperlink r:id="rId251">
+      <w:hyperlink r:id="rId255">
         <w:r>
           <w:rPr>
             <w:rStyle w:val="VerbatimChar"/>
@@ -32766,19 +33590,19 @@
         <w:t xml:space="preserve">Preferred for new code.</w:t>
       </w:r>
     </w:p>
-    <w:bookmarkEnd w:id="252"/>
-    <w:bookmarkStart w:id="254" w:name="sec-httr"/>
+    <w:bookmarkEnd w:id="256"/>
+    <w:bookmarkStart w:id="258" w:name="sec-httr"/>
     <w:p>
       <w:pPr>
         <w:pStyle w:val="Heading3"/>
       </w:pPr>
       <w:r>
-        <w:t xml:space="preserve">36.2</w:t>
-      </w:r>
-      <w:r>
-        <w:t xml:space="preserve"> </w:t>
-      </w:r>
-      <w:hyperlink r:id="rId253">
+        <w:t xml:space="preserve">37.2</w:t>
+      </w:r>
+      <w:r>
+        <w:t xml:space="preserve"> </w:t>
+      </w:r>
+      <w:hyperlink r:id="rId257">
         <w:r>
           <w:rPr>
             <w:rStyle w:val="VerbatimChar"/>
@@ -32791,7 +33615,7 @@
       <w:pPr>
         <w:pStyle w:val="FirstParagraph"/>
       </w:pPr>
-      <w:hyperlink r:id="rId253">
+      <w:hyperlink r:id="rId257">
         <w:r>
           <w:rPr>
             <w:rStyle w:val="VerbatimChar"/>
@@ -32875,19 +33699,19 @@
         <w:t xml:space="preserve">for new development.</w:t>
       </w:r>
     </w:p>
-    <w:bookmarkEnd w:id="254"/>
-    <w:bookmarkStart w:id="256" w:name="sec-gh"/>
+    <w:bookmarkEnd w:id="258"/>
+    <w:bookmarkStart w:id="260" w:name="sec-gh"/>
     <w:p>
       <w:pPr>
         <w:pStyle w:val="Heading3"/>
       </w:pPr>
       <w:r>
-        <w:t xml:space="preserve">36.3</w:t>
-      </w:r>
-      <w:r>
-        <w:t xml:space="preserve"> </w:t>
-      </w:r>
-      <w:hyperlink r:id="rId255">
+        <w:t xml:space="preserve">37.3</w:t>
+      </w:r>
+      <w:r>
+        <w:t xml:space="preserve"> </w:t>
+      </w:r>
+      <w:hyperlink r:id="rId259">
         <w:r>
           <w:rPr>
             <w:rStyle w:val="VerbatimChar"/>
@@ -32900,7 +33724,7 @@
       <w:pPr>
         <w:pStyle w:val="FirstParagraph"/>
       </w:pPr>
-      <w:hyperlink r:id="rId255">
+      <w:hyperlink r:id="rId259">
         <w:r>
           <w:rPr>
             <w:rStyle w:val="VerbatimChar"/>
@@ -32936,19 +33760,19 @@
         <w:t xml:space="preserve">for GitHub operations.</w:t>
       </w:r>
     </w:p>
-    <w:bookmarkEnd w:id="256"/>
-    <w:bookmarkStart w:id="258" w:name="sec-gargle"/>
+    <w:bookmarkEnd w:id="260"/>
+    <w:bookmarkStart w:id="262" w:name="sec-gargle"/>
     <w:p>
       <w:pPr>
         <w:pStyle w:val="Heading3"/>
       </w:pPr>
       <w:r>
-        <w:t xml:space="preserve">36.4</w:t>
-      </w:r>
-      <w:r>
-        <w:t xml:space="preserve"> </w:t>
-      </w:r>
-      <w:hyperlink r:id="rId257">
+        <w:t xml:space="preserve">37.4</w:t>
+      </w:r>
+      <w:r>
+        <w:t xml:space="preserve"> </w:t>
+      </w:r>
+      <w:hyperlink r:id="rId261">
         <w:r>
           <w:rPr>
             <w:rStyle w:val="VerbatimChar"/>
@@ -32961,7 +33785,7 @@
       <w:pPr>
         <w:pStyle w:val="FirstParagraph"/>
       </w:pPr>
-      <w:hyperlink r:id="rId257">
+      <w:hyperlink r:id="rId261">
         <w:r>
           <w:rPr>
             <w:rStyle w:val="VerbatimChar"/>
@@ -33012,29 +33836,29 @@
         <w:t xml:space="preserve">, and other Google-backed R packages.</w:t>
       </w:r>
     </w:p>
-    <w:bookmarkEnd w:id="258"/>
-    <w:bookmarkEnd w:id="259"/>
-    <w:bookmarkStart w:id="281" w:name="utilities"/>
+    <w:bookmarkEnd w:id="262"/>
+    <w:bookmarkEnd w:id="263"/>
+    <w:bookmarkStart w:id="285" w:name="utilities"/>
     <w:p>
       <w:pPr>
         <w:pStyle w:val="Heading2"/>
       </w:pPr>
       <w:r>
-        <w:t xml:space="preserve">37 Utilities</w:t>
-      </w:r>
-    </w:p>
-    <w:bookmarkStart w:id="261" w:name="sec-here-pkg"/>
+        <w:t xml:space="preserve">38 Utilities</w:t>
+      </w:r>
+    </w:p>
+    <w:bookmarkStart w:id="265" w:name="sec-here-pkg"/>
     <w:p>
       <w:pPr>
         <w:pStyle w:val="Heading3"/>
       </w:pPr>
       <w:r>
-        <w:t xml:space="preserve">37.1</w:t>
-      </w:r>
-      <w:r>
-        <w:t xml:space="preserve"> </w:t>
-      </w:r>
-      <w:hyperlink r:id="rId260">
+        <w:t xml:space="preserve">38.1</w:t>
+      </w:r>
+      <w:r>
+        <w:t xml:space="preserve"> </w:t>
+      </w:r>
+      <w:hyperlink r:id="rId264">
         <w:r>
           <w:rPr>
             <w:rStyle w:val="VerbatimChar"/>
@@ -33047,7 +33871,7 @@
       <w:pPr>
         <w:pStyle w:val="FirstParagraph"/>
       </w:pPr>
-      <w:hyperlink r:id="rId260">
+      <w:hyperlink r:id="rId264">
         <w:r>
           <w:rPr>
             <w:rStyle w:val="VerbatimChar"/>
@@ -33096,21 +33920,21 @@
           <w:rPr>
             <w:rStyle w:val="Hyperlink"/>
           </w:rPr>
-          <w:t xml:space="preserve">Section 29</w:t>
+          <w:t xml:space="preserve">Section 30</w:t>
         </w:r>
       </w:hyperlink>
       <w:r>
         <w:t xml:space="preserve">).</w:t>
       </w:r>
     </w:p>
-    <w:bookmarkEnd w:id="261"/>
-    <w:bookmarkStart w:id="262" w:name="sec-memoise"/>
+    <w:bookmarkEnd w:id="265"/>
+    <w:bookmarkStart w:id="266" w:name="sec-memoise"/>
     <w:p>
       <w:pPr>
         <w:pStyle w:val="Heading3"/>
       </w:pPr>
       <w:r>
-        <w:t xml:space="preserve">37.2</w:t>
+        <w:t xml:space="preserve">38.2</w:t>
       </w:r>
       <w:r>
         <w:t xml:space="preserve"> </w:t>
@@ -33371,19 +34195,19 @@
         <w:t xml:space="preserve">silently collapsing random variability by returning stale cached draws.</w:t>
       </w:r>
     </w:p>
-    <w:bookmarkEnd w:id="262"/>
-    <w:bookmarkStart w:id="265" w:name="sec-scales"/>
+    <w:bookmarkEnd w:id="266"/>
+    <w:bookmarkStart w:id="269" w:name="sec-scales"/>
     <w:p>
       <w:pPr>
         <w:pStyle w:val="Heading3"/>
       </w:pPr>
       <w:r>
-        <w:t xml:space="preserve">37.3</w:t>
-      </w:r>
-      <w:r>
-        <w:t xml:space="preserve"> </w:t>
-      </w:r>
-      <w:hyperlink r:id="rId263">
+        <w:t xml:space="preserve">38.3</w:t>
+      </w:r>
+      <w:r>
+        <w:t xml:space="preserve"> </w:t>
+      </w:r>
+      <w:hyperlink r:id="rId267">
         <w:r>
           <w:rPr>
             <w:rStyle w:val="VerbatimChar"/>
@@ -33396,7 +34220,7 @@
       <w:pPr>
         <w:pStyle w:val="FirstParagraph"/>
       </w:pPr>
-      <w:hyperlink r:id="rId263">
+      <w:hyperlink r:id="rId267">
         <w:r>
           <w:rPr>
             <w:rStyle w:val="VerbatimChar"/>
@@ -33425,7 +34249,7 @@
       <w:r>
         <w:t xml:space="preserve"> </w:t>
       </w:r>
-      <w:hyperlink r:id="rId264">
+      <w:hyperlink r:id="rId268">
         <w:r>
           <w:rPr>
             <w:rStyle w:val="VerbatimChar"/>
@@ -33437,19 +34261,19 @@
         <w:t xml:space="preserve">.</w:t>
       </w:r>
     </w:p>
-    <w:bookmarkEnd w:id="265"/>
-    <w:bookmarkStart w:id="267" w:name="sec-sessioninfo"/>
+    <w:bookmarkEnd w:id="269"/>
+    <w:bookmarkStart w:id="271" w:name="sec-sessioninfo"/>
     <w:p>
       <w:pPr>
         <w:pStyle w:val="Heading3"/>
       </w:pPr>
       <w:r>
-        <w:t xml:space="preserve">37.4</w:t>
-      </w:r>
-      <w:r>
-        <w:t xml:space="preserve"> </w:t>
-      </w:r>
-      <w:hyperlink r:id="rId266">
+        <w:t xml:space="preserve">38.4</w:t>
+      </w:r>
+      <w:r>
+        <w:t xml:space="preserve"> </w:t>
+      </w:r>
+      <w:hyperlink r:id="rId270">
         <w:r>
           <w:rPr>
             <w:rStyle w:val="VerbatimChar"/>
@@ -33462,7 +34286,7 @@
       <w:pPr>
         <w:pStyle w:val="FirstParagraph"/>
       </w:pPr>
-      <w:hyperlink r:id="rId266">
+      <w:hyperlink r:id="rId270">
         <w:r>
           <w:rPr>
             <w:rStyle w:val="VerbatimChar"/>
@@ -33501,19 +34325,19 @@
         <w:t xml:space="preserve">.</w:t>
       </w:r>
     </w:p>
-    <w:bookmarkEnd w:id="267"/>
-    <w:bookmarkStart w:id="269" w:name="sec-downlit"/>
+    <w:bookmarkEnd w:id="271"/>
+    <w:bookmarkStart w:id="273" w:name="sec-downlit"/>
     <w:p>
       <w:pPr>
         <w:pStyle w:val="Heading3"/>
       </w:pPr>
       <w:r>
-        <w:t xml:space="preserve">37.5</w:t>
-      </w:r>
-      <w:r>
-        <w:t xml:space="preserve"> </w:t>
-      </w:r>
-      <w:hyperlink r:id="rId268">
+        <w:t xml:space="preserve">38.5</w:t>
+      </w:r>
+      <w:r>
+        <w:t xml:space="preserve"> </w:t>
+      </w:r>
+      <w:hyperlink r:id="rId272">
         <w:r>
           <w:rPr>
             <w:rStyle w:val="VerbatimChar"/>
@@ -33526,7 +34350,7 @@
       <w:pPr>
         <w:pStyle w:val="FirstParagraph"/>
       </w:pPr>
-      <w:hyperlink r:id="rId268">
+      <w:hyperlink r:id="rId272">
         <w:r>
           <w:rPr>
             <w:rStyle w:val="VerbatimChar"/>
@@ -33568,19 +34392,19 @@
         <w:t xml:space="preserve">and Quarto for rendering R code in documentation websites.</w:t>
       </w:r>
     </w:p>
-    <w:bookmarkEnd w:id="269"/>
-    <w:bookmarkStart w:id="271" w:name="sec-prettyunits"/>
+    <w:bookmarkEnd w:id="273"/>
+    <w:bookmarkStart w:id="275" w:name="sec-prettyunits"/>
     <w:p>
       <w:pPr>
         <w:pStyle w:val="Heading3"/>
       </w:pPr>
       <w:r>
-        <w:t xml:space="preserve">37.6</w:t>
-      </w:r>
-      <w:r>
-        <w:t xml:space="preserve"> </w:t>
-      </w:r>
-      <w:hyperlink r:id="rId270">
+        <w:t xml:space="preserve">38.6</w:t>
+      </w:r>
+      <w:r>
+        <w:t xml:space="preserve"> </w:t>
+      </w:r>
+      <w:hyperlink r:id="rId274">
         <w:r>
           <w:rPr>
             <w:rStyle w:val="VerbatimChar"/>
@@ -33593,7 +34417,7 @@
       <w:pPr>
         <w:pStyle w:val="FirstParagraph"/>
       </w:pPr>
-      <w:hyperlink r:id="rId270">
+      <w:hyperlink r:id="rId274">
         <w:r>
           <w:rPr>
             <w:rStyle w:val="VerbatimChar"/>
@@ -33644,19 +34468,19 @@
         <w:t xml:space="preserve">, and progress-reporting packages.</w:t>
       </w:r>
     </w:p>
-    <w:bookmarkEnd w:id="271"/>
-    <w:bookmarkStart w:id="273" w:name="sec-lobstr"/>
+    <w:bookmarkEnd w:id="275"/>
+    <w:bookmarkStart w:id="277" w:name="sec-lobstr"/>
     <w:p>
       <w:pPr>
         <w:pStyle w:val="Heading3"/>
       </w:pPr>
       <w:r>
-        <w:t xml:space="preserve">37.7</w:t>
-      </w:r>
-      <w:r>
-        <w:t xml:space="preserve"> </w:t>
-      </w:r>
-      <w:hyperlink r:id="rId272">
+        <w:t xml:space="preserve">38.7</w:t>
+      </w:r>
+      <w:r>
+        <w:t xml:space="preserve"> </w:t>
+      </w:r>
+      <w:hyperlink r:id="rId276">
         <w:r>
           <w:rPr>
             <w:rStyle w:val="VerbatimChar"/>
@@ -33669,7 +34493,7 @@
       <w:pPr>
         <w:pStyle w:val="FirstParagraph"/>
       </w:pPr>
-      <w:hyperlink r:id="rId272">
+      <w:hyperlink r:id="rId276">
         <w:r>
           <w:rPr>
             <w:rStyle w:val="VerbatimChar"/>
@@ -33729,19 +34553,19 @@
         <w:t xml:space="preserve">It is a useful learning and debugging tool.</w:t>
       </w:r>
     </w:p>
-    <w:bookmarkEnd w:id="273"/>
-    <w:bookmarkStart w:id="275" w:name="sec-crayon"/>
+    <w:bookmarkEnd w:id="277"/>
+    <w:bookmarkStart w:id="279" w:name="sec-crayon"/>
     <w:p>
       <w:pPr>
         <w:pStyle w:val="Heading3"/>
       </w:pPr>
       <w:r>
-        <w:t xml:space="preserve">37.8</w:t>
-      </w:r>
-      <w:r>
-        <w:t xml:space="preserve"> </w:t>
-      </w:r>
-      <w:hyperlink r:id="rId274">
+        <w:t xml:space="preserve">38.8</w:t>
+      </w:r>
+      <w:r>
+        <w:t xml:space="preserve"> </w:t>
+      </w:r>
+      <w:hyperlink r:id="rId278">
         <w:r>
           <w:rPr>
             <w:rStyle w:val="VerbatimChar"/>
@@ -33754,7 +34578,7 @@
       <w:pPr>
         <w:pStyle w:val="FirstParagraph"/>
       </w:pPr>
-      <w:hyperlink r:id="rId274">
+      <w:hyperlink r:id="rId278">
         <w:r>
           <w:rPr>
             <w:rStyle w:val="VerbatimChar"/>
@@ -33790,19 +34614,19 @@
         <w:t xml:space="preserve">but remains widely used in older code and packages.</w:t>
       </w:r>
     </w:p>
-    <w:bookmarkEnd w:id="275"/>
-    <w:bookmarkStart w:id="277" w:name="sec-styler"/>
+    <w:bookmarkEnd w:id="279"/>
+    <w:bookmarkStart w:id="281" w:name="sec-styler"/>
     <w:p>
       <w:pPr>
         <w:pStyle w:val="Heading3"/>
       </w:pPr>
       <w:r>
-        <w:t xml:space="preserve">37.9</w:t>
-      </w:r>
-      <w:r>
-        <w:t xml:space="preserve"> </w:t>
-      </w:r>
-      <w:hyperlink r:id="rId276">
+        <w:t xml:space="preserve">38.9</w:t>
+      </w:r>
+      <w:r>
+        <w:t xml:space="preserve"> </w:t>
+      </w:r>
+      <w:hyperlink r:id="rId280">
         <w:r>
           <w:rPr>
             <w:rStyle w:val="VerbatimChar"/>
@@ -33815,7 +34639,7 @@
       <w:pPr>
         <w:pStyle w:val="FirstParagraph"/>
       </w:pPr>
-      <w:hyperlink r:id="rId276">
+      <w:hyperlink r:id="rId280">
         <w:r>
           <w:rPr>
             <w:rStyle w:val="VerbatimChar"/>
@@ -33865,19 +34689,19 @@
         <w:t xml:space="preserve">for more details.</w:t>
       </w:r>
     </w:p>
-    <w:bookmarkEnd w:id="277"/>
-    <w:bookmarkStart w:id="280" w:name="sec-rex"/>
+    <w:bookmarkEnd w:id="281"/>
+    <w:bookmarkStart w:id="284" w:name="sec-rex"/>
     <w:p>
       <w:pPr>
         <w:pStyle w:val="Heading3"/>
       </w:pPr>
       <w:r>
-        <w:t xml:space="preserve">37.10</w:t>
-      </w:r>
-      <w:r>
-        <w:t xml:space="preserve"> </w:t>
-      </w:r>
-      <w:hyperlink r:id="rId278">
+        <w:t xml:space="preserve">38.10</w:t>
+      </w:r>
+      <w:r>
+        <w:t xml:space="preserve"> </w:t>
+      </w:r>
+      <w:hyperlink r:id="rId282">
         <w:r>
           <w:rPr>
             <w:rStyle w:val="VerbatimChar"/>
@@ -33890,7 +34714,7 @@
       <w:pPr>
         <w:pStyle w:val="FirstParagraph"/>
       </w:pPr>
-      <w:hyperlink r:id="rId278">
+      <w:hyperlink r:id="rId282">
         <w:r>
           <w:rPr>
             <w:rStyle w:val="VerbatimChar"/>
@@ -33993,7 +34817,7 @@
         <w:pStyle w:val="Compact"/>
         <w:numPr>
           <w:ilvl w:val="0"/>
-          <w:numId w:val="1062"/>
+          <w:numId w:val="1064"/>
         </w:numPr>
       </w:pPr>
       <w:r>
@@ -34047,7 +34871,7 @@
         <w:pStyle w:val="Compact"/>
         <w:numPr>
           <w:ilvl w:val="0"/>
-          <w:numId w:val="1062"/>
+          <w:numId w:val="1064"/>
         </w:numPr>
       </w:pPr>
       <w:r>
@@ -34119,7 +34943,7 @@
         <w:pStyle w:val="Compact"/>
         <w:numPr>
           <w:ilvl w:val="0"/>
-          <w:numId w:val="1062"/>
+          <w:numId w:val="1064"/>
         </w:numPr>
       </w:pPr>
       <w:r>
@@ -34167,7 +34991,7 @@
       <w:r>
         <w:t xml:space="preserve"> </w:t>
       </w:r>
-      <w:hyperlink r:id="rId279">
+      <w:hyperlink r:id="rId283">
         <w:r>
           <w:rPr>
             <w:rStyle w:val="VerbatimChar"/>
@@ -34182,29 +35006,29 @@
         <w:t xml:space="preserve">functions.</w:t>
       </w:r>
     </w:p>
-    <w:bookmarkEnd w:id="280"/>
-    <w:bookmarkEnd w:id="281"/>
-    <w:bookmarkStart w:id="284" w:name="github-actions"/>
+    <w:bookmarkEnd w:id="284"/>
+    <w:bookmarkEnd w:id="285"/>
+    <w:bookmarkStart w:id="288" w:name="github-actions"/>
     <w:p>
       <w:pPr>
         <w:pStyle w:val="Heading2"/>
       </w:pPr>
       <w:r>
-        <w:t xml:space="preserve">38 GitHub Actions</w:t>
-      </w:r>
-    </w:p>
-    <w:bookmarkStart w:id="283" w:name="sec-r-lib-actions"/>
+        <w:t xml:space="preserve">39 GitHub Actions</w:t>
+      </w:r>
+    </w:p>
+    <w:bookmarkStart w:id="287" w:name="sec-r-lib-actions"/>
     <w:p>
       <w:pPr>
         <w:pStyle w:val="Heading3"/>
       </w:pPr>
       <w:r>
-        <w:t xml:space="preserve">38.1</w:t>
-      </w:r>
-      <w:r>
-        <w:t xml:space="preserve"> </w:t>
-      </w:r>
-      <w:hyperlink r:id="rId282">
+        <w:t xml:space="preserve">39.1</w:t>
+      </w:r>
+      <w:r>
+        <w:t xml:space="preserve"> </w:t>
+      </w:r>
+      <w:hyperlink r:id="rId286">
         <w:r>
           <w:rPr>
             <w:rStyle w:val="Hyperlink"/>
@@ -34223,7 +35047,7 @@
       <w:r>
         <w:t xml:space="preserve"> </w:t>
       </w:r>
-      <w:hyperlink r:id="rId282">
+      <w:hyperlink r:id="rId286">
         <w:r>
           <w:rPr>
             <w:rStyle w:val="VerbatimChar"/>
@@ -34255,7 +35079,7 @@
         <w:pStyle w:val="Compact"/>
         <w:numPr>
           <w:ilvl w:val="0"/>
-          <w:numId w:val="1063"/>
+          <w:numId w:val="1065"/>
         </w:numPr>
       </w:pPr>
       <w:r>
@@ -34276,7 +35100,7 @@
         <w:pStyle w:val="Compact"/>
         <w:numPr>
           <w:ilvl w:val="0"/>
-          <w:numId w:val="1063"/>
+          <w:numId w:val="1065"/>
         </w:numPr>
       </w:pPr>
       <w:r>
@@ -34312,7 +35136,7 @@
         <w:pStyle w:val="Compact"/>
         <w:numPr>
           <w:ilvl w:val="0"/>
-          <w:numId w:val="1063"/>
+          <w:numId w:val="1065"/>
         </w:numPr>
       </w:pPr>
       <w:r>
@@ -34342,7 +35166,7 @@
         <w:pStyle w:val="Compact"/>
         <w:numPr>
           <w:ilvl w:val="0"/>
-          <w:numId w:val="1063"/>
+          <w:numId w:val="1065"/>
         </w:numPr>
       </w:pPr>
       <w:r>
@@ -34366,15 +35190,15 @@
         <w:t xml:space="preserve">These actions are widely used across R packages hosted on GitHub.</w:t>
       </w:r>
     </w:p>
-    <w:bookmarkEnd w:id="283"/>
-    <w:bookmarkEnd w:id="284"/>
-    <w:bookmarkStart w:id="287" w:name="sec-tidyverse"/>
+    <w:bookmarkEnd w:id="287"/>
+    <w:bookmarkEnd w:id="288"/>
+    <w:bookmarkStart w:id="291" w:name="sec-tidyverse"/>
     <w:p>
       <w:pPr>
         <w:pStyle w:val="Heading2"/>
       </w:pPr>
       <w:r>
-        <w:t xml:space="preserve">39 Tidyverse</w:t>
+        <w:t xml:space="preserve">40 Tidyverse</w:t>
       </w:r>
     </w:p>
     <w:p>
@@ -34417,7 +35241,7 @@
       <w:r>
         <w:t xml:space="preserve"> </w:t>
       </w:r>
-      <w:hyperlink r:id="rId285">
+      <w:hyperlink r:id="rId289">
         <w:r>
           <w:rPr>
             <w:rStyle w:val="Hyperlink"/>
@@ -34452,7 +35276,7 @@
       <w:r>
         <w:t xml:space="preserve"> </w:t>
       </w:r>
-      <w:hyperlink r:id="rId286">
+      <w:hyperlink r:id="rId290">
         <w:r>
           <w:rPr>
             <w:rStyle w:val="VerbatimChar"/>
@@ -34496,14 +35320,14 @@
         <w:t xml:space="preserve">which leans heavily on many Tidyverse packages and may be worth checking out.</w:t>
       </w:r>
     </w:p>
-    <w:bookmarkEnd w:id="287"/>
-    <w:bookmarkStart w:id="306" w:name="core-tidyverse-packages"/>
+    <w:bookmarkEnd w:id="291"/>
+    <w:bookmarkStart w:id="310" w:name="core-tidyverse-packages"/>
     <w:p>
       <w:pPr>
         <w:pStyle w:val="Heading2"/>
       </w:pPr>
       <w:r>
-        <w:t xml:space="preserve">40 Core Tidyverse Packages</w:t>
+        <w:t xml:space="preserve">41 Core Tidyverse Packages</w:t>
       </w:r>
     </w:p>
     <w:p>
@@ -34516,7 +35340,7 @@
       <w:r>
         <w:t xml:space="preserve"> </w:t>
       </w:r>
-      <w:hyperlink r:id="rId288">
+      <w:hyperlink r:id="rId292">
         <w:r>
           <w:rPr>
             <w:rStyle w:val="Hyperlink"/>
@@ -34567,18 +35391,18 @@
         <w:t xml:space="preserve">:</w:t>
       </w:r>
     </w:p>
-    <w:bookmarkStart w:id="289" w:name="sec-ggplot2"/>
+    <w:bookmarkStart w:id="293" w:name="sec-ggplot2"/>
     <w:p>
       <w:pPr>
         <w:pStyle w:val="Heading3"/>
       </w:pPr>
       <w:r>
-        <w:t xml:space="preserve">40.1</w:t>
-      </w:r>
-      <w:r>
-        <w:t xml:space="preserve"> </w:t>
-      </w:r>
-      <w:hyperlink r:id="rId264">
+        <w:t xml:space="preserve">41.1</w:t>
+      </w:r>
+      <w:r>
+        <w:t xml:space="preserve"> </w:t>
+      </w:r>
+      <w:hyperlink r:id="rId268">
         <w:r>
           <w:rPr>
             <w:rStyle w:val="Hyperlink"/>
@@ -34591,7 +35415,7 @@
       <w:pPr>
         <w:pStyle w:val="FirstParagraph"/>
       </w:pPr>
-      <w:hyperlink r:id="rId264">
+      <w:hyperlink r:id="rId268">
         <w:r>
           <w:rPr>
             <w:rStyle w:val="VerbatimChar"/>
@@ -34630,19 +35454,19 @@
         <w:t xml:space="preserve">and it takes care of the details.</w:t>
       </w:r>
     </w:p>
-    <w:bookmarkEnd w:id="289"/>
-    <w:bookmarkStart w:id="291" w:name="sec-dplyr"/>
+    <w:bookmarkEnd w:id="293"/>
+    <w:bookmarkStart w:id="295" w:name="sec-dplyr"/>
     <w:p>
       <w:pPr>
         <w:pStyle w:val="Heading3"/>
       </w:pPr>
       <w:r>
-        <w:t xml:space="preserve">40.2</w:t>
-      </w:r>
-      <w:r>
-        <w:t xml:space="preserve"> </w:t>
-      </w:r>
-      <w:hyperlink r:id="rId290">
+        <w:t xml:space="preserve">41.2</w:t>
+      </w:r>
+      <w:r>
+        <w:t xml:space="preserve"> </w:t>
+      </w:r>
+      <w:hyperlink r:id="rId294">
         <w:r>
           <w:rPr>
             <w:rStyle w:val="Hyperlink"/>
@@ -34655,7 +35479,7 @@
       <w:pPr>
         <w:pStyle w:val="FirstParagraph"/>
       </w:pPr>
-      <w:hyperlink r:id="rId290">
+      <w:hyperlink r:id="rId294">
         <w:r>
           <w:rPr>
             <w:rStyle w:val="VerbatimChar"/>
@@ -34742,19 +35566,19 @@
         <w:t xml:space="preserve">.</w:t>
       </w:r>
     </w:p>
-    <w:bookmarkEnd w:id="291"/>
-    <w:bookmarkStart w:id="294" w:name="sec-tidyr"/>
+    <w:bookmarkEnd w:id="295"/>
+    <w:bookmarkStart w:id="298" w:name="sec-tidyr"/>
     <w:p>
       <w:pPr>
         <w:pStyle w:val="Heading3"/>
       </w:pPr>
       <w:r>
-        <w:t xml:space="preserve">40.3</w:t>
-      </w:r>
-      <w:r>
-        <w:t xml:space="preserve"> </w:t>
-      </w:r>
-      <w:hyperlink r:id="rId292">
+        <w:t xml:space="preserve">41.3</w:t>
+      </w:r>
+      <w:r>
+        <w:t xml:space="preserve"> </w:t>
+      </w:r>
+      <w:hyperlink r:id="rId296">
         <w:r>
           <w:rPr>
             <w:rStyle w:val="Hyperlink"/>
@@ -34767,7 +35591,7 @@
       <w:pPr>
         <w:pStyle w:val="FirstParagraph"/>
       </w:pPr>
-      <w:hyperlink r:id="rId292">
+      <w:hyperlink r:id="rId296">
         <w:r>
           <w:rPr>
             <w:rStyle w:val="VerbatimChar"/>
@@ -34848,7 +35672,7 @@
         <w:t xml:space="preserve">.</w:t>
       </w:r>
     </w:p>
-    <w:bookmarkStart w:id="293" w:name="when-to-use-dplyr-vs-tidyr"/>
+    <w:bookmarkStart w:id="297" w:name="when-to-use-dplyr-vs-tidyr"/>
     <w:p>
       <w:pPr>
         <w:pStyle w:val="Heading4"/>
@@ -34867,7 +35691,7 @@
       <w:r>
         <w:t xml:space="preserve"> </w:t>
       </w:r>
-      <w:hyperlink r:id="rId290">
+      <w:hyperlink r:id="rId294">
         <w:r>
           <w:rPr>
             <w:rStyle w:val="VerbatimChar"/>
@@ -34884,7 +35708,7 @@
       <w:r>
         <w:t xml:space="preserve"> </w:t>
       </w:r>
-      <w:hyperlink r:id="rId292">
+      <w:hyperlink r:id="rId296">
         <w:r>
           <w:rPr>
             <w:rStyle w:val="VerbatimChar"/>
@@ -34909,7 +35733,7 @@
       <w:pPr>
         <w:numPr>
           <w:ilvl w:val="0"/>
-          <w:numId w:val="1064"/>
+          <w:numId w:val="1066"/>
         </w:numPr>
       </w:pPr>
       <w:r>
@@ -34942,7 +35766,7 @@
       <w:pPr>
         <w:numPr>
           <w:ilvl w:val="0"/>
-          <w:numId w:val="1064"/>
+          <w:numId w:val="1066"/>
         </w:numPr>
       </w:pPr>
       <w:r>
@@ -35060,20 +35884,20 @@
         <w:t xml:space="preserve">then use dplyr to manipulate and analyze it.</w:t>
       </w:r>
     </w:p>
-    <w:bookmarkEnd w:id="293"/>
-    <w:bookmarkEnd w:id="294"/>
-    <w:bookmarkStart w:id="296" w:name="sec-readr"/>
+    <w:bookmarkEnd w:id="297"/>
+    <w:bookmarkEnd w:id="298"/>
+    <w:bookmarkStart w:id="300" w:name="sec-readr"/>
     <w:p>
       <w:pPr>
         <w:pStyle w:val="Heading3"/>
       </w:pPr>
       <w:r>
-        <w:t xml:space="preserve">40.4</w:t>
-      </w:r>
-      <w:r>
-        <w:t xml:space="preserve"> </w:t>
-      </w:r>
-      <w:hyperlink r:id="rId295">
+        <w:t xml:space="preserve">41.4</w:t>
+      </w:r>
+      <w:r>
+        <w:t xml:space="preserve"> </w:t>
+      </w:r>
+      <w:hyperlink r:id="rId299">
         <w:r>
           <w:rPr>
             <w:rStyle w:val="Hyperlink"/>
@@ -35086,7 +35910,7 @@
       <w:pPr>
         <w:pStyle w:val="FirstParagraph"/>
       </w:pPr>
-      <w:hyperlink r:id="rId295">
+      <w:hyperlink r:id="rId299">
         <w:r>
           <w:rPr>
             <w:rStyle w:val="VerbatimChar"/>
@@ -35119,14 +35943,14 @@
         <w:t xml:space="preserve">while still cleanly failing when data unexpectedly changes.</w:t>
       </w:r>
     </w:p>
-    <w:bookmarkEnd w:id="296"/>
-    <w:bookmarkStart w:id="298" w:name="sec-purrr"/>
+    <w:bookmarkEnd w:id="300"/>
+    <w:bookmarkStart w:id="302" w:name="sec-purrr"/>
     <w:p>
       <w:pPr>
         <w:pStyle w:val="Heading3"/>
       </w:pPr>
       <w:r>
-        <w:t xml:space="preserve">40.5</w:t>
+        <w:t xml:space="preserve">41.5</w:t>
       </w:r>
       <w:r>
         <w:t xml:space="preserve"> </w:t>
@@ -35161,7 +35985,7 @@
       <w:r>
         <w:t xml:space="preserve"> </w:t>
       </w:r>
-      <w:hyperlink r:id="rId297">
+      <w:hyperlink r:id="rId301">
         <w:r>
           <w:rPr>
             <w:rStyle w:val="Hyperlink"/>
@@ -35217,19 +36041,19 @@
         <w:t xml:space="preserve">for more details on using purrr.</w:t>
       </w:r>
     </w:p>
-    <w:bookmarkEnd w:id="298"/>
-    <w:bookmarkStart w:id="300" w:name="sec-tibble"/>
+    <w:bookmarkEnd w:id="302"/>
+    <w:bookmarkStart w:id="304" w:name="sec-tibble"/>
     <w:p>
       <w:pPr>
         <w:pStyle w:val="Heading3"/>
       </w:pPr>
       <w:r>
-        <w:t xml:space="preserve">40.6</w:t>
-      </w:r>
-      <w:r>
-        <w:t xml:space="preserve"> </w:t>
-      </w:r>
-      <w:hyperlink r:id="rId299">
+        <w:t xml:space="preserve">41.6</w:t>
+      </w:r>
+      <w:r>
+        <w:t xml:space="preserve"> </w:t>
+      </w:r>
+      <w:hyperlink r:id="rId303">
         <w:r>
           <w:rPr>
             <w:rStyle w:val="Hyperlink"/>
@@ -35242,7 +36066,7 @@
       <w:pPr>
         <w:pStyle w:val="FirstParagraph"/>
       </w:pPr>
-      <w:hyperlink r:id="rId299">
+      <w:hyperlink r:id="rId303">
         <w:r>
           <w:rPr>
             <w:rStyle w:val="VerbatimChar"/>
@@ -35287,19 +36111,19 @@
         <w:t xml:space="preserve">typically leading to cleaner, more expressive code.</w:t>
       </w:r>
     </w:p>
-    <w:bookmarkEnd w:id="300"/>
-    <w:bookmarkStart w:id="301" w:name="sec-stringr"/>
+    <w:bookmarkEnd w:id="304"/>
+    <w:bookmarkStart w:id="305" w:name="sec-stringr"/>
     <w:p>
       <w:pPr>
         <w:pStyle w:val="Heading3"/>
       </w:pPr>
       <w:r>
-        <w:t xml:space="preserve">40.7</w:t>
-      </w:r>
-      <w:r>
-        <w:t xml:space="preserve"> </w:t>
-      </w:r>
-      <w:hyperlink r:id="rId279">
+        <w:t xml:space="preserve">41.7</w:t>
+      </w:r>
+      <w:r>
+        <w:t xml:space="preserve"> </w:t>
+      </w:r>
+      <w:hyperlink r:id="rId283">
         <w:r>
           <w:rPr>
             <w:rStyle w:val="Hyperlink"/>
@@ -35312,7 +36136,7 @@
       <w:pPr>
         <w:pStyle w:val="FirstParagraph"/>
       </w:pPr>
-      <w:hyperlink r:id="rId279">
+      <w:hyperlink r:id="rId283">
         <w:r>
           <w:rPr>
             <w:rStyle w:val="VerbatimChar"/>
@@ -35351,19 +36175,19 @@
         <w:t xml:space="preserve">correct implementations of common string manipulations.</w:t>
       </w:r>
     </w:p>
-    <w:bookmarkEnd w:id="301"/>
-    <w:bookmarkStart w:id="303" w:name="sec-forcats"/>
+    <w:bookmarkEnd w:id="305"/>
+    <w:bookmarkStart w:id="307" w:name="sec-forcats"/>
     <w:p>
       <w:pPr>
         <w:pStyle w:val="Heading3"/>
       </w:pPr>
       <w:r>
-        <w:t xml:space="preserve">40.8</w:t>
-      </w:r>
-      <w:r>
-        <w:t xml:space="preserve"> </w:t>
-      </w:r>
-      <w:hyperlink r:id="rId302">
+        <w:t xml:space="preserve">41.8</w:t>
+      </w:r>
+      <w:r>
+        <w:t xml:space="preserve"> </w:t>
+      </w:r>
+      <w:hyperlink r:id="rId306">
         <w:r>
           <w:rPr>
             <w:rStyle w:val="Hyperlink"/>
@@ -35376,7 +36200,7 @@
       <w:pPr>
         <w:pStyle w:val="FirstParagraph"/>
       </w:pPr>
-      <w:hyperlink r:id="rId302">
+      <w:hyperlink r:id="rId306">
         <w:r>
           <w:rPr>
             <w:rStyle w:val="VerbatimChar"/>
@@ -35409,19 +36233,19 @@
         <w:t xml:space="preserve">variables that have a fixed and known set of possible values.</w:t>
       </w:r>
     </w:p>
-    <w:bookmarkEnd w:id="303"/>
-    <w:bookmarkStart w:id="305" w:name="sec-lubridate"/>
+    <w:bookmarkEnd w:id="307"/>
+    <w:bookmarkStart w:id="309" w:name="sec-lubridate"/>
     <w:p>
       <w:pPr>
         <w:pStyle w:val="Heading3"/>
       </w:pPr>
       <w:r>
-        <w:t xml:space="preserve">40.9</w:t>
-      </w:r>
-      <w:r>
-        <w:t xml:space="preserve"> </w:t>
-      </w:r>
-      <w:hyperlink r:id="rId304">
+        <w:t xml:space="preserve">41.9</w:t>
+      </w:r>
+      <w:r>
+        <w:t xml:space="preserve"> </w:t>
+      </w:r>
+      <w:hyperlink r:id="rId308">
         <w:r>
           <w:rPr>
             <w:rStyle w:val="Hyperlink"/>
@@ -35434,7 +36258,7 @@
       <w:pPr>
         <w:pStyle w:val="FirstParagraph"/>
       </w:pPr>
-      <w:hyperlink r:id="rId304">
+      <w:hyperlink r:id="rId308">
         <w:r>
           <w:rPr>
             <w:rStyle w:val="VerbatimChar"/>
@@ -35545,15 +36369,15 @@
         <w:t xml:space="preserve">for extracting components.</w:t>
       </w:r>
     </w:p>
-    <w:bookmarkEnd w:id="305"/>
-    <w:bookmarkEnd w:id="306"/>
-    <w:bookmarkStart w:id="308" w:name="base-r-to-tidyverse-translation"/>
+    <w:bookmarkEnd w:id="309"/>
+    <w:bookmarkEnd w:id="310"/>
+    <w:bookmarkStart w:id="312" w:name="base-r-to-tidyverse-translation"/>
     <w:p>
       <w:pPr>
         <w:pStyle w:val="Heading2"/>
       </w:pPr>
       <w:r>
-        <w:t xml:space="preserve">41 Base R to Tidyverse Translation</w:t>
+        <w:t xml:space="preserve">42 Base R to Tidyverse Translation</w:t>
       </w:r>
     </w:p>
     <w:p>
@@ -36462,7 +37286,7 @@
       <w:r>
         <w:t xml:space="preserve"> </w:t>
       </w:r>
-      <w:hyperlink r:id="rId307">
+      <w:hyperlink r:id="rId311">
         <w:r>
           <w:rPr>
             <w:rStyle w:val="Hyperlink"/>
@@ -36474,14 +37298,14 @@
         <w:t xml:space="preserve">.</w:t>
       </w:r>
     </w:p>
-    <w:bookmarkEnd w:id="308"/>
-    <w:bookmarkStart w:id="317" w:name="programming-with-tidyverse"/>
+    <w:bookmarkEnd w:id="312"/>
+    <w:bookmarkStart w:id="321" w:name="programming-with-tidyverse"/>
     <w:p>
       <w:pPr>
         <w:pStyle w:val="Heading2"/>
       </w:pPr>
       <w:r>
-        <w:t xml:space="preserve">42 Programming with Tidyverse</w:t>
+        <w:t xml:space="preserve">43 Programming with Tidyverse</w:t>
       </w:r>
     </w:p>
     <w:p>
@@ -36515,10 +37339,10 @@
         <w:pStyle w:val="Compact"/>
         <w:numPr>
           <w:ilvl w:val="0"/>
-          <w:numId w:val="1065"/>
+          <w:numId w:val="1067"/>
         </w:numPr>
       </w:pPr>
-      <w:hyperlink r:id="rId309">
+      <w:hyperlink r:id="rId313">
         <w:r>
           <w:rPr>
             <w:rStyle w:val="Hyperlink"/>
@@ -36538,10 +37362,10 @@
         <w:pStyle w:val="Compact"/>
         <w:numPr>
           <w:ilvl w:val="0"/>
-          <w:numId w:val="1065"/>
+          <w:numId w:val="1067"/>
         </w:numPr>
       </w:pPr>
-      <w:hyperlink r:id="rId310">
+      <w:hyperlink r:id="rId314">
         <w:r>
           <w:rPr>
             <w:rStyle w:val="Hyperlink"/>
@@ -36561,10 +37385,10 @@
         <w:pStyle w:val="Compact"/>
         <w:numPr>
           <w:ilvl w:val="0"/>
-          <w:numId w:val="1065"/>
+          <w:numId w:val="1067"/>
         </w:numPr>
       </w:pPr>
-      <w:hyperlink r:id="rId311">
+      <w:hyperlink r:id="rId315">
         <w:r>
           <w:rPr>
             <w:rStyle w:val="Hyperlink"/>
@@ -36584,10 +37408,10 @@
         <w:pStyle w:val="Compact"/>
         <w:numPr>
           <w:ilvl w:val="0"/>
-          <w:numId w:val="1065"/>
+          <w:numId w:val="1067"/>
         </w:numPr>
       </w:pPr>
-      <w:hyperlink r:id="rId312">
+      <w:hyperlink r:id="rId316">
         <w:r>
           <w:rPr>
             <w:rStyle w:val="Hyperlink"/>
@@ -36607,10 +37431,10 @@
         <w:pStyle w:val="Compact"/>
         <w:numPr>
           <w:ilvl w:val="0"/>
-          <w:numId w:val="1065"/>
+          <w:numId w:val="1067"/>
         </w:numPr>
       </w:pPr>
-      <w:hyperlink r:id="rId313">
+      <w:hyperlink r:id="rId317">
         <w:r>
           <w:rPr>
             <w:rStyle w:val="Hyperlink"/>
@@ -36630,10 +37454,10 @@
         <w:pStyle w:val="Compact"/>
         <w:numPr>
           <w:ilvl w:val="0"/>
-          <w:numId w:val="1065"/>
+          <w:numId w:val="1067"/>
         </w:numPr>
       </w:pPr>
-      <w:hyperlink r:id="rId314">
+      <w:hyperlink r:id="rId318">
         <w:r>
           <w:rPr>
             <w:rStyle w:val="Hyperlink"/>
@@ -36653,10 +37477,10 @@
         <w:pStyle w:val="Compact"/>
         <w:numPr>
           <w:ilvl w:val="0"/>
-          <w:numId w:val="1065"/>
+          <w:numId w:val="1067"/>
         </w:numPr>
       </w:pPr>
-      <w:hyperlink r:id="rId315">
+      <w:hyperlink r:id="rId319">
         <w:r>
           <w:rPr>
             <w:rStyle w:val="Hyperlink"/>
@@ -36681,7 +37505,7 @@
       <w:r>
         <w:t xml:space="preserve"> </w:t>
       </w:r>
-      <w:hyperlink r:id="rId316">
+      <w:hyperlink r:id="rId320">
         <w:r>
           <w:rPr>
             <w:rStyle w:val="Hyperlink"/>
@@ -36690,14 +37514,14 @@
         </w:r>
       </w:hyperlink>
     </w:p>
-    <w:bookmarkEnd w:id="317"/>
-    <w:bookmarkStart w:id="320" w:name="sec-coding-with-r-and-python"/>
+    <w:bookmarkEnd w:id="321"/>
+    <w:bookmarkStart w:id="324" w:name="sec-coding-with-r-and-python"/>
     <w:p>
       <w:pPr>
         <w:pStyle w:val="Heading2"/>
       </w:pPr>
       <w:r>
-        <w:t xml:space="preserve">43 Coding with R and Python</w:t>
+        <w:t xml:space="preserve">44 Coding with R and Python</w:t>
       </w:r>
     </w:p>
     <w:p>
@@ -36710,7 +37534,7 @@
       <w:r>
         <w:t xml:space="preserve"> </w:t>
       </w:r>
-      <w:hyperlink r:id="rId318">
+      <w:hyperlink r:id="rId322">
         <w:r>
           <w:rPr>
             <w:rStyle w:val="Hyperlink"/>
@@ -36727,7 +37551,7 @@
       <w:r>
         <w:t xml:space="preserve"> </w:t>
       </w:r>
-      <w:hyperlink r:id="rId319">
+      <w:hyperlink r:id="rId323">
         <w:r>
           <w:rPr>
             <w:rStyle w:val="Hyperlink"/>
@@ -36739,14 +37563,14 @@
         <w:t xml:space="preserve">.</w:t>
       </w:r>
     </w:p>
-    <w:bookmarkEnd w:id="320"/>
-    <w:bookmarkStart w:id="326" w:name="X06dce33c5a777f8322711dde05e81eef8b1d1f6"/>
+    <w:bookmarkEnd w:id="324"/>
+    <w:bookmarkStart w:id="330" w:name="X06dce33c5a777f8322711dde05e81eef8b1d1f6"/>
     <w:p>
       <w:pPr>
         <w:pStyle w:val="Heading2"/>
       </w:pPr>
       <w:r>
-        <w:t xml:space="preserve">44 Repeating analyses with different variations</w:t>
+        <w:t xml:space="preserve">45 Repeating analyses with different variations</w:t>
       </w:r>
     </w:p>
     <w:p>
@@ -36795,13 +37619,13 @@
         <w:t xml:space="preserve">Fortunately, R has some functions which implement looping in a compact form to help repeating your analyses with different variations (subgroups, outcomes, covariate sets, etc.) with better performances.</w:t>
       </w:r>
     </w:p>
-    <w:bookmarkStart w:id="321" w:name="lapply-and-sapply-1"/>
+    <w:bookmarkStart w:id="325" w:name="lapply-and-sapply-1"/>
     <w:p>
       <w:pPr>
         <w:pStyle w:val="Heading3"/>
       </w:pPr>
       <w:r>
-        <w:t xml:space="preserve">44.1</w:t>
+        <w:t xml:space="preserve">45.1</w:t>
       </w:r>
       <w:r>
         <w:t xml:space="preserve"> </w:t>
@@ -36918,14 +37742,14 @@
         <w:t xml:space="preserve">will simplify the output to the simplest data structure possible, which will usually be a vector.</w:t>
       </w:r>
     </w:p>
-    <w:bookmarkEnd w:id="321"/>
-    <w:bookmarkStart w:id="322" w:name="mapply-and-pmap"/>
+    <w:bookmarkEnd w:id="325"/>
+    <w:bookmarkStart w:id="326" w:name="mapply-and-pmap"/>
     <w:p>
       <w:pPr>
         <w:pStyle w:val="Heading3"/>
       </w:pPr>
       <w:r>
-        <w:t xml:space="preserve">44.2</w:t>
+        <w:t xml:space="preserve">45.2</w:t>
       </w:r>
       <w:r>
         <w:t xml:space="preserve"> </w:t>
@@ -37845,14 +38669,14 @@
         <w:t xml:space="preserve">to combine them.</w:t>
       </w:r>
     </w:p>
-    <w:bookmarkEnd w:id="322"/>
-    <w:bookmarkStart w:id="325" w:name="Xf551672fa8f1190aa44df63554b00ab4edf5974"/>
+    <w:bookmarkEnd w:id="326"/>
+    <w:bookmarkStart w:id="329" w:name="Xf551672fa8f1190aa44df63554b00ab4edf5974"/>
     <w:p>
       <w:pPr>
         <w:pStyle w:val="Heading3"/>
       </w:pPr>
       <w:r>
-        <w:t xml:space="preserve">44.3 Parallel processing with</w:t>
+        <w:t xml:space="preserve">45.3 Parallel processing with</w:t>
       </w:r>
       <w:r>
         <w:t xml:space="preserve"> </w:t>
@@ -38065,7 +38889,7 @@
         <w:t xml:space="preserve">into smaller chunks and apply the function to each element of the several chunks in parallel in different cores to significantly reduce the run time.</w:t>
       </w:r>
     </w:p>
-    <w:bookmarkStart w:id="323" w:name="parlapply"/>
+    <w:bookmarkStart w:id="327" w:name="parlapply"/>
     <w:p>
       <w:pPr>
         <w:pStyle w:val="Heading4"/>
@@ -38349,8 +39173,8 @@
         <w:t xml:space="preserve">again.</w:t>
       </w:r>
     </w:p>
-    <w:bookmarkEnd w:id="323"/>
-    <w:bookmarkStart w:id="324" w:name="future_lapply"/>
+    <w:bookmarkEnd w:id="327"/>
+    <w:bookmarkStart w:id="328" w:name="future_lapply"/>
     <w:p>
       <w:pPr>
         <w:pStyle w:val="Heading4"/>
@@ -38557,16 +39381,16 @@
         <w:t xml:space="preserve">.</w:t>
       </w:r>
     </w:p>
-    <w:bookmarkEnd w:id="324"/>
-    <w:bookmarkEnd w:id="325"/>
-    <w:bookmarkEnd w:id="326"/>
-    <w:bookmarkStart w:id="335" w:name="sec-reviewing-code"/>
+    <w:bookmarkEnd w:id="328"/>
+    <w:bookmarkEnd w:id="329"/>
+    <w:bookmarkEnd w:id="330"/>
+    <w:bookmarkStart w:id="339" w:name="sec-reviewing-code"/>
     <w:p>
       <w:pPr>
         <w:pStyle w:val="Heading2"/>
       </w:pPr>
       <w:r>
-        <w:t xml:space="preserve">45 Reviewing Code</w:t>
+        <w:t xml:space="preserve">46 Reviewing Code</w:t>
       </w:r>
     </w:p>
     <w:p>
@@ -38603,7 +39427,7 @@
       <w:r>
         <w:t xml:space="preserve"> </w:t>
       </w:r>
-      <w:hyperlink r:id="rId327">
+      <w:hyperlink r:id="rId331">
         <w:r>
           <w:rPr>
             <w:rStyle w:val="Hyperlink"/>
@@ -38615,13 +39439,13 @@
         <w:t xml:space="preserve">.</w:t>
       </w:r>
     </w:p>
-    <w:bookmarkStart w:id="328" w:name="sec-why-review-code"/>
+    <w:bookmarkStart w:id="332" w:name="sec-why-review-code"/>
     <w:p>
       <w:pPr>
         <w:pStyle w:val="Heading3"/>
       </w:pPr>
       <w:r>
-        <w:t xml:space="preserve">45.1 Why We Review Code</w:t>
+        <w:t xml:space="preserve">46.1 Why We Review Code</w:t>
       </w:r>
     </w:p>
     <w:p>
@@ -38637,7 +39461,7 @@
         <w:pStyle w:val="Compact"/>
         <w:numPr>
           <w:ilvl w:val="0"/>
-          <w:numId w:val="1066"/>
+          <w:numId w:val="1068"/>
         </w:numPr>
       </w:pPr>
       <w:r>
@@ -38662,7 +39486,7 @@
         <w:pStyle w:val="Compact"/>
         <w:numPr>
           <w:ilvl w:val="0"/>
-          <w:numId w:val="1066"/>
+          <w:numId w:val="1068"/>
         </w:numPr>
       </w:pPr>
       <w:r>
@@ -38687,7 +39511,7 @@
         <w:pStyle w:val="Compact"/>
         <w:numPr>
           <w:ilvl w:val="0"/>
-          <w:numId w:val="1066"/>
+          <w:numId w:val="1068"/>
         </w:numPr>
       </w:pPr>
       <w:r>
@@ -38712,7 +39536,7 @@
         <w:pStyle w:val="Compact"/>
         <w:numPr>
           <w:ilvl w:val="0"/>
-          <w:numId w:val="1066"/>
+          <w:numId w:val="1068"/>
         </w:numPr>
       </w:pPr>
       <w:r>
@@ -38732,14 +39556,14 @@
         <w:t xml:space="preserve">modified, and extended by other team members in the future.</w:t>
       </w:r>
     </w:p>
-    <w:bookmarkEnd w:id="328"/>
-    <w:bookmarkStart w:id="332" w:name="sec-what-to-look-for"/>
+    <w:bookmarkEnd w:id="332"/>
+    <w:bookmarkStart w:id="336" w:name="sec-what-to-look-for"/>
     <w:p>
       <w:pPr>
         <w:pStyle w:val="Heading3"/>
       </w:pPr>
       <w:r>
-        <w:t xml:space="preserve">45.2 What Reviewers Look For</w:t>
+        <w:t xml:space="preserve">46.2 What Reviewers Look For</w:t>
       </w:r>
     </w:p>
     <w:p>
@@ -38755,7 +39579,7 @@
         <w:pStyle w:val="Compact"/>
         <w:numPr>
           <w:ilvl w:val="0"/>
-          <w:numId w:val="1067"/>
+          <w:numId w:val="1069"/>
         </w:numPr>
       </w:pPr>
       <w:r>
@@ -38774,7 +39598,7 @@
         <w:pStyle w:val="Compact"/>
         <w:numPr>
           <w:ilvl w:val="1"/>
-          <w:numId w:val="1068"/>
+          <w:numId w:val="1070"/>
         </w:numPr>
       </w:pPr>
       <w:r>
@@ -38786,7 +39610,7 @@
         <w:pStyle w:val="Compact"/>
         <w:numPr>
           <w:ilvl w:val="1"/>
-          <w:numId w:val="1068"/>
+          <w:numId w:val="1070"/>
         </w:numPr>
       </w:pPr>
       <w:r>
@@ -38795,7 +39619,7 @@
       <w:r>
         <w:t xml:space="preserve"> </w:t>
       </w:r>
-      <w:hyperlink r:id="rId329">
+      <w:hyperlink r:id="rId333">
         <w:r>
           <w:rPr>
             <w:rStyle w:val="VerbatimChar"/>
@@ -38812,7 +39636,7 @@
       <w:r>
         <w:t xml:space="preserve"> </w:t>
       </w:r>
-      <w:hyperlink r:id="rId330">
+      <w:hyperlink r:id="rId334">
         <w:r>
           <w:rPr>
             <w:rStyle w:val="Hyperlink"/>
@@ -38829,7 +39653,7 @@
         <w:pStyle w:val="Compact"/>
         <w:numPr>
           <w:ilvl w:val="1"/>
-          <w:numId w:val="1068"/>
+          <w:numId w:val="1070"/>
         </w:numPr>
       </w:pPr>
       <w:r>
@@ -38838,7 +39662,7 @@
       <w:r>
         <w:t xml:space="preserve"> </w:t>
       </w:r>
-      <w:hyperlink r:id="rId260">
+      <w:hyperlink r:id="rId264">
         <w:r>
           <w:rPr>
             <w:rStyle w:val="VerbatimChar"/>
@@ -38860,7 +39684,7 @@
           <w:rPr>
             <w:rStyle w:val="Hyperlink"/>
           </w:rPr>
-          <w:t xml:space="preserve">Section 29</w:t>
+          <w:t xml:space="preserve">Section 30</w:t>
         </w:r>
       </w:hyperlink>
       <w:r>
@@ -38878,7 +39702,7 @@
         <w:pStyle w:val="Compact"/>
         <w:numPr>
           <w:ilvl w:val="0"/>
-          <w:numId w:val="1067"/>
+          <w:numId w:val="1069"/>
         </w:numPr>
       </w:pPr>
       <w:r>
@@ -38897,7 +39721,7 @@
         <w:pStyle w:val="Compact"/>
         <w:numPr>
           <w:ilvl w:val="1"/>
-          <w:numId w:val="1069"/>
+          <w:numId w:val="1071"/>
         </w:numPr>
       </w:pPr>
       <w:r>
@@ -38909,7 +39733,7 @@
         <w:pStyle w:val="Compact"/>
         <w:numPr>
           <w:ilvl w:val="1"/>
-          <w:numId w:val="1069"/>
+          <w:numId w:val="1071"/>
         </w:numPr>
       </w:pPr>
       <w:r>
@@ -38930,7 +39754,7 @@
         <w:pStyle w:val="Compact"/>
         <w:numPr>
           <w:ilvl w:val="1"/>
-          <w:numId w:val="1069"/>
+          <w:numId w:val="1071"/>
         </w:numPr>
       </w:pPr>
       <w:r>
@@ -38956,7 +39780,7 @@
         <w:pStyle w:val="Compact"/>
         <w:numPr>
           <w:ilvl w:val="0"/>
-          <w:numId w:val="1067"/>
+          <w:numId w:val="1069"/>
         </w:numPr>
       </w:pPr>
       <w:r>
@@ -38975,7 +39799,7 @@
         <w:pStyle w:val="Compact"/>
         <w:numPr>
           <w:ilvl w:val="1"/>
-          <w:numId w:val="1070"/>
+          <w:numId w:val="1072"/>
         </w:numPr>
       </w:pPr>
       <w:r>
@@ -38984,7 +39808,7 @@
       <w:r>
         <w:t xml:space="preserve"> </w:t>
       </w:r>
-      <w:hyperlink r:id="rId331">
+      <w:hyperlink r:id="rId335">
         <w:r>
           <w:rPr>
             <w:rStyle w:val="Hyperlink"/>
@@ -39001,7 +39825,7 @@
         <w:pStyle w:val="Compact"/>
         <w:numPr>
           <w:ilvl w:val="1"/>
-          <w:numId w:val="1070"/>
+          <w:numId w:val="1072"/>
         </w:numPr>
       </w:pPr>
       <w:r>
@@ -39015,7 +39839,7 @@
           <w:rPr>
             <w:rStyle w:val="Hyperlink"/>
           </w:rPr>
-          <w:t xml:space="preserve">Section 18</w:t>
+          <w:t xml:space="preserve">Section 19</w:t>
         </w:r>
       </w:hyperlink>
       <w:r>
@@ -39027,7 +39851,7 @@
         <w:pStyle w:val="Compact"/>
         <w:numPr>
           <w:ilvl w:val="1"/>
-          <w:numId w:val="1070"/>
+          <w:numId w:val="1072"/>
         </w:numPr>
       </w:pPr>
       <w:r>
@@ -39053,7 +39877,7 @@
         <w:pStyle w:val="Compact"/>
         <w:numPr>
           <w:ilvl w:val="0"/>
-          <w:numId w:val="1067"/>
+          <w:numId w:val="1069"/>
         </w:numPr>
       </w:pPr>
       <w:r>
@@ -39072,7 +39896,7 @@
         <w:pStyle w:val="Compact"/>
         <w:numPr>
           <w:ilvl w:val="1"/>
-          <w:numId w:val="1071"/>
+          <w:numId w:val="1073"/>
         </w:numPr>
       </w:pPr>
       <w:r>
@@ -39098,7 +39922,7 @@
         <w:pStyle w:val="Compact"/>
         <w:numPr>
           <w:ilvl w:val="1"/>
-          <w:numId w:val="1071"/>
+          <w:numId w:val="1073"/>
         </w:numPr>
       </w:pPr>
       <w:r>
@@ -39119,14 +39943,14 @@
         <w:t xml:space="preserve">)?</w:t>
       </w:r>
     </w:p>
-    <w:bookmarkEnd w:id="332"/>
-    <w:bookmarkStart w:id="333" w:name="sec-constructive-feedback"/>
+    <w:bookmarkEnd w:id="336"/>
+    <w:bookmarkStart w:id="337" w:name="sec-constructive-feedback"/>
     <w:p>
       <w:pPr>
         <w:pStyle w:val="Heading3"/>
       </w:pPr>
       <w:r>
-        <w:t xml:space="preserve">45.3 How to Give Constructive Feedback</w:t>
+        <w:t xml:space="preserve">46.3 How to Give Constructive Feedback</w:t>
       </w:r>
     </w:p>
     <w:p>
@@ -39142,7 +39966,7 @@
         <w:pStyle w:val="Compact"/>
         <w:numPr>
           <w:ilvl w:val="0"/>
-          <w:numId w:val="1072"/>
+          <w:numId w:val="1074"/>
         </w:numPr>
       </w:pPr>
       <w:r>
@@ -39167,7 +39991,7 @@
         <w:pStyle w:val="Compact"/>
         <w:numPr>
           <w:ilvl w:val="0"/>
-          <w:numId w:val="1072"/>
+          <w:numId w:val="1074"/>
         </w:numPr>
       </w:pPr>
       <w:r>
@@ -39192,7 +40016,7 @@
         <w:pStyle w:val="Compact"/>
         <w:numPr>
           <w:ilvl w:val="0"/>
-          <w:numId w:val="1072"/>
+          <w:numId w:val="1074"/>
         </w:numPr>
       </w:pPr>
       <w:r>
@@ -39223,7 +40047,7 @@
         <w:pStyle w:val="Compact"/>
         <w:numPr>
           <w:ilvl w:val="0"/>
-          <w:numId w:val="1072"/>
+          <w:numId w:val="1074"/>
         </w:numPr>
       </w:pPr>
       <w:r>
@@ -39243,14 +40067,14 @@
         <w:t xml:space="preserve">ask the author to explain their intent before proposing a rewrite.</w:t>
       </w:r>
     </w:p>
-    <w:bookmarkEnd w:id="333"/>
-    <w:bookmarkStart w:id="334" w:name="sec-when-to-approve"/>
+    <w:bookmarkEnd w:id="337"/>
+    <w:bookmarkStart w:id="338" w:name="sec-when-to-approve"/>
     <w:p>
       <w:pPr>
         <w:pStyle w:val="Heading3"/>
       </w:pPr>
       <w:r>
-        <w:t xml:space="preserve">45.4 When to Approve</w:t>
+        <w:t xml:space="preserve">46.4 When to Approve</w:t>
       </w:r>
     </w:p>
     <w:p>
@@ -39266,7 +40090,7 @@
         <w:pStyle w:val="Compact"/>
         <w:numPr>
           <w:ilvl w:val="0"/>
-          <w:numId w:val="1073"/>
+          <w:numId w:val="1075"/>
         </w:numPr>
       </w:pPr>
       <w:r>
@@ -39278,7 +40102,7 @@
         <w:pStyle w:val="Compact"/>
         <w:numPr>
           <w:ilvl w:val="0"/>
-          <w:numId w:val="1073"/>
+          <w:numId w:val="1075"/>
         </w:numPr>
       </w:pPr>
       <w:r>
@@ -39290,7 +40114,7 @@
         <w:pStyle w:val="Compact"/>
         <w:numPr>
           <w:ilvl w:val="0"/>
-          <w:numId w:val="1073"/>
+          <w:numId w:val="1075"/>
         </w:numPr>
       </w:pPr>
       <w:r>
@@ -39302,7 +40126,7 @@
         <w:pStyle w:val="Compact"/>
         <w:numPr>
           <w:ilvl w:val="0"/>
-          <w:numId w:val="1073"/>
+          <w:numId w:val="1075"/>
         </w:numPr>
       </w:pPr>
       <w:r>
@@ -39323,15 +40147,15 @@
         <w:t xml:space="preserve">.</w:t>
       </w:r>
     </w:p>
-    <w:bookmarkEnd w:id="334"/>
-    <w:bookmarkEnd w:id="335"/>
-    <w:bookmarkStart w:id="338" w:name="sec-getting-help-with-code"/>
+    <w:bookmarkEnd w:id="338"/>
+    <w:bookmarkEnd w:id="339"/>
+    <w:bookmarkStart w:id="342" w:name="sec-getting-help-with-code"/>
     <w:p>
       <w:pPr>
         <w:pStyle w:val="Heading2"/>
       </w:pPr>
       <w:r>
-        <w:t xml:space="preserve">46 Getting Help with Code</w:t>
+        <w:t xml:space="preserve">47 Getting Help with Code</w:t>
       </w:r>
     </w:p>
     <w:p>
@@ -39417,143 +40241,6 @@
       </w:r>
       <w:r>
         <w:t xml:space="preserve">:</w:t>
-      </w:r>
-    </w:p>
-    <w:p>
-      <w:pPr>
-        <w:pStyle w:val="Compact"/>
-        <w:numPr>
-          <w:ilvl w:val="0"/>
-          <w:numId w:val="1074"/>
-        </w:numPr>
-      </w:pPr>
-      <w:r>
-        <w:t xml:space="preserve">Is</w:t>
-      </w:r>
-      <w:r>
-        <w:t xml:space="preserve"> </w:t>
-      </w:r>
-      <w:r>
-        <w:rPr>
-          <w:b/>
-          <w:bCs/>
-        </w:rPr>
-        <w:t xml:space="preserve">reproducible</w:t>
-      </w:r>
-      <w:r>
-        <w:t xml:space="preserve">: Contains all necessary code, including</w:t>
-      </w:r>
-      <w:r>
-        <w:t xml:space="preserve"> </w:t>
-      </w:r>
-      <w:r>
-        <w:rPr>
-          <w:rStyle w:val="VerbatimChar"/>
-        </w:rPr>
-        <w:t xml:space="preserve">library()</w:t>
-      </w:r>
-      <w:r>
-        <w:t xml:space="preserve"> </w:t>
-      </w:r>
-      <w:r>
-        <w:t xml:space="preserve">calls and data</w:t>
-      </w:r>
-    </w:p>
-    <w:p>
-      <w:pPr>
-        <w:pStyle w:val="Compact"/>
-        <w:numPr>
-          <w:ilvl w:val="0"/>
-          <w:numId w:val="1074"/>
-        </w:numPr>
-      </w:pPr>
-      <w:r>
-        <w:t xml:space="preserve">Is</w:t>
-      </w:r>
-      <w:r>
-        <w:t xml:space="preserve"> </w:t>
-      </w:r>
-      <w:r>
-        <w:rPr>
-          <w:b/>
-          <w:bCs/>
-        </w:rPr>
-        <w:t xml:space="preserve">minimal</w:t>
-      </w:r>
-      <w:r>
-        <w:t xml:space="preserve">: Strips away everything not directly related to your problem</w:t>
-      </w:r>
-    </w:p>
-    <w:p>
-      <w:pPr>
-        <w:pStyle w:val="Compact"/>
-        <w:numPr>
-          <w:ilvl w:val="0"/>
-          <w:numId w:val="1074"/>
-        </w:numPr>
-      </w:pPr>
-      <w:r>
-        <w:t xml:space="preserve">Uses small, simple example data (often built-in datasets)</w:t>
-      </w:r>
-    </w:p>
-    <w:p>
-      <w:pPr>
-        <w:pStyle w:val="FirstParagraph"/>
-      </w:pPr>
-      <w:r>
-        <w:rPr>
-          <w:b/>
-          <w:bCs/>
-        </w:rPr>
-        <w:t xml:space="preserve">Why create a reprex:</w:t>
-      </w:r>
-    </w:p>
-    <w:p>
-      <w:pPr>
-        <w:pStyle w:val="Compact"/>
-        <w:numPr>
-          <w:ilvl w:val="0"/>
-          <w:numId w:val="1075"/>
-        </w:numPr>
-      </w:pPr>
-      <w:r>
-        <w:t xml:space="preserve">80% of the time, creating a reprex helps you discover the solution yourself</w:t>
-      </w:r>
-    </w:p>
-    <w:p>
-      <w:pPr>
-        <w:pStyle w:val="Compact"/>
-        <w:numPr>
-          <w:ilvl w:val="0"/>
-          <w:numId w:val="1075"/>
-        </w:numPr>
-      </w:pPr>
-      <w:r>
-        <w:t xml:space="preserve">20% of the time, you’ll have a clear example that makes it easy for others to help you</w:t>
-      </w:r>
-    </w:p>
-    <w:p>
-      <w:pPr>
-        <w:pStyle w:val="Compact"/>
-        <w:numPr>
-          <w:ilvl w:val="0"/>
-          <w:numId w:val="1075"/>
-        </w:numPr>
-      </w:pPr>
-      <w:r>
-        <w:t xml:space="preserve">It respects others’ time by making your problem easy to understand and reproduce</w:t>
-      </w:r>
-    </w:p>
-    <w:p>
-      <w:pPr>
-        <w:pStyle w:val="FirstParagraph"/>
-      </w:pPr>
-      <w:r>
-        <w:rPr>
-          <w:b/>
-          <w:bCs/>
-        </w:rPr>
-        <w:t xml:space="preserve">Resources:</w:t>
       </w:r>
     </w:p>
     <w:p>
@@ -39564,7 +40251,144 @@
           <w:numId w:val="1076"/>
         </w:numPr>
       </w:pPr>
-      <w:hyperlink r:id="rId336">
+      <w:r>
+        <w:t xml:space="preserve">Is</w:t>
+      </w:r>
+      <w:r>
+        <w:t xml:space="preserve"> </w:t>
+      </w:r>
+      <w:r>
+        <w:rPr>
+          <w:b/>
+          <w:bCs/>
+        </w:rPr>
+        <w:t xml:space="preserve">reproducible</w:t>
+      </w:r>
+      <w:r>
+        <w:t xml:space="preserve">: Contains all necessary code, including</w:t>
+      </w:r>
+      <w:r>
+        <w:t xml:space="preserve"> </w:t>
+      </w:r>
+      <w:r>
+        <w:rPr>
+          <w:rStyle w:val="VerbatimChar"/>
+        </w:rPr>
+        <w:t xml:space="preserve">library()</w:t>
+      </w:r>
+      <w:r>
+        <w:t xml:space="preserve"> </w:t>
+      </w:r>
+      <w:r>
+        <w:t xml:space="preserve">calls and data</w:t>
+      </w:r>
+    </w:p>
+    <w:p>
+      <w:pPr>
+        <w:pStyle w:val="Compact"/>
+        <w:numPr>
+          <w:ilvl w:val="0"/>
+          <w:numId w:val="1076"/>
+        </w:numPr>
+      </w:pPr>
+      <w:r>
+        <w:t xml:space="preserve">Is</w:t>
+      </w:r>
+      <w:r>
+        <w:t xml:space="preserve"> </w:t>
+      </w:r>
+      <w:r>
+        <w:rPr>
+          <w:b/>
+          <w:bCs/>
+        </w:rPr>
+        <w:t xml:space="preserve">minimal</w:t>
+      </w:r>
+      <w:r>
+        <w:t xml:space="preserve">: Strips away everything not directly related to your problem</w:t>
+      </w:r>
+    </w:p>
+    <w:p>
+      <w:pPr>
+        <w:pStyle w:val="Compact"/>
+        <w:numPr>
+          <w:ilvl w:val="0"/>
+          <w:numId w:val="1076"/>
+        </w:numPr>
+      </w:pPr>
+      <w:r>
+        <w:t xml:space="preserve">Uses small, simple example data (often built-in datasets)</w:t>
+      </w:r>
+    </w:p>
+    <w:p>
+      <w:pPr>
+        <w:pStyle w:val="FirstParagraph"/>
+      </w:pPr>
+      <w:r>
+        <w:rPr>
+          <w:b/>
+          <w:bCs/>
+        </w:rPr>
+        <w:t xml:space="preserve">Why create a reprex:</w:t>
+      </w:r>
+    </w:p>
+    <w:p>
+      <w:pPr>
+        <w:pStyle w:val="Compact"/>
+        <w:numPr>
+          <w:ilvl w:val="0"/>
+          <w:numId w:val="1077"/>
+        </w:numPr>
+      </w:pPr>
+      <w:r>
+        <w:t xml:space="preserve">80% of the time, creating a reprex helps you discover the solution yourself</w:t>
+      </w:r>
+    </w:p>
+    <w:p>
+      <w:pPr>
+        <w:pStyle w:val="Compact"/>
+        <w:numPr>
+          <w:ilvl w:val="0"/>
+          <w:numId w:val="1077"/>
+        </w:numPr>
+      </w:pPr>
+      <w:r>
+        <w:t xml:space="preserve">20% of the time, you’ll have a clear example that makes it easy for others to help you</w:t>
+      </w:r>
+    </w:p>
+    <w:p>
+      <w:pPr>
+        <w:pStyle w:val="Compact"/>
+        <w:numPr>
+          <w:ilvl w:val="0"/>
+          <w:numId w:val="1077"/>
+        </w:numPr>
+      </w:pPr>
+      <w:r>
+        <w:t xml:space="preserve">It respects others’ time by making your problem easy to understand and reproduce</w:t>
+      </w:r>
+    </w:p>
+    <w:p>
+      <w:pPr>
+        <w:pStyle w:val="FirstParagraph"/>
+      </w:pPr>
+      <w:r>
+        <w:rPr>
+          <w:b/>
+          <w:bCs/>
+        </w:rPr>
+        <w:t xml:space="preserve">Resources:</w:t>
+      </w:r>
+    </w:p>
+    <w:p>
+      <w:pPr>
+        <w:pStyle w:val="Compact"/>
+        <w:numPr>
+          <w:ilvl w:val="0"/>
+          <w:numId w:val="1078"/>
+        </w:numPr>
+      </w:pPr>
+      <w:hyperlink r:id="rId340">
         <w:r>
           <w:rPr>
             <w:rStyle w:val="VerbatimChar"/>
@@ -39584,10 +40408,10 @@
         <w:pStyle w:val="Compact"/>
         <w:numPr>
           <w:ilvl w:val="0"/>
-          <w:numId w:val="1076"/>
+          <w:numId w:val="1078"/>
         </w:numPr>
       </w:pPr>
-      <w:hyperlink r:id="rId337">
+      <w:hyperlink r:id="rId341">
         <w:r>
           <w:rPr>
             <w:rStyle w:val="Hyperlink"/>
@@ -39605,23 +40429,23 @@
         <w:t xml:space="preserve">: Step-by-step guide to creating effective reproducible examples</w:t>
       </w:r>
     </w:p>
-    <w:bookmarkEnd w:id="338"/>
-    <w:bookmarkStart w:id="392" w:name="sec-r-resources"/>
+    <w:bookmarkEnd w:id="342"/>
+    <w:bookmarkStart w:id="404" w:name="sec-r-resources"/>
     <w:p>
       <w:pPr>
         <w:pStyle w:val="Heading2"/>
       </w:pPr>
       <w:r>
-        <w:t xml:space="preserve">47 Additional Resources</w:t>
-      </w:r>
-    </w:p>
-    <w:bookmarkStart w:id="345" w:name="learning-r"/>
+        <w:t xml:space="preserve">48 Additional Resources</w:t>
+      </w:r>
+    </w:p>
+    <w:bookmarkStart w:id="349" w:name="learning-r"/>
     <w:p>
       <w:pPr>
         <w:pStyle w:val="Heading3"/>
       </w:pPr>
       <w:r>
-        <w:t xml:space="preserve">47.1 Learning R</w:t>
+        <w:t xml:space="preserve">48.1 Learning R</w:t>
       </w:r>
     </w:p>
     <w:p>
@@ -39629,7 +40453,7 @@
         <w:pStyle w:val="Compact"/>
         <w:numPr>
           <w:ilvl w:val="0"/>
-          <w:numId w:val="1077"/>
+          <w:numId w:val="1079"/>
         </w:numPr>
       </w:pPr>
       <w:r>
@@ -39653,10 +40477,10 @@
         <w:pStyle w:val="Compact"/>
         <w:numPr>
           <w:ilvl w:val="0"/>
-          <w:numId w:val="1077"/>
+          <w:numId w:val="1079"/>
         </w:numPr>
       </w:pPr>
-      <w:hyperlink r:id="rId339">
+      <w:hyperlink r:id="rId343">
         <w:r>
           <w:rPr>
             <w:rStyle w:val="Hyperlink"/>
@@ -39676,10 +40500,10 @@
         <w:pStyle w:val="Compact"/>
         <w:numPr>
           <w:ilvl w:val="0"/>
-          <w:numId w:val="1077"/>
+          <w:numId w:val="1079"/>
         </w:numPr>
       </w:pPr>
-      <w:hyperlink r:id="rId340">
+      <w:hyperlink r:id="rId344">
         <w:r>
           <w:rPr>
             <w:rStyle w:val="Hyperlink"/>
@@ -39699,10 +40523,10 @@
         <w:pStyle w:val="Compact"/>
         <w:numPr>
           <w:ilvl w:val="0"/>
-          <w:numId w:val="1077"/>
+          <w:numId w:val="1079"/>
         </w:numPr>
       </w:pPr>
-      <w:hyperlink r:id="rId341">
+      <w:hyperlink r:id="rId345">
         <w:r>
           <w:rPr>
             <w:rStyle w:val="Hyperlink"/>
@@ -39737,10 +40561,10 @@
         <w:pStyle w:val="Compact"/>
         <w:numPr>
           <w:ilvl w:val="0"/>
-          <w:numId w:val="1077"/>
+          <w:numId w:val="1079"/>
         </w:numPr>
       </w:pPr>
-      <w:hyperlink r:id="rId342">
+      <w:hyperlink r:id="rId346">
         <w:r>
           <w:rPr>
             <w:rStyle w:val="Hyperlink"/>
@@ -39760,10 +40584,10 @@
         <w:pStyle w:val="Compact"/>
         <w:numPr>
           <w:ilvl w:val="0"/>
-          <w:numId w:val="1077"/>
+          <w:numId w:val="1079"/>
         </w:numPr>
       </w:pPr>
-      <w:hyperlink r:id="rId343">
+      <w:hyperlink r:id="rId347">
         <w:r>
           <w:rPr>
             <w:rStyle w:val="Hyperlink"/>
@@ -39783,10 +40607,10 @@
         <w:pStyle w:val="Compact"/>
         <w:numPr>
           <w:ilvl w:val="0"/>
-          <w:numId w:val="1077"/>
+          <w:numId w:val="1079"/>
         </w:numPr>
       </w:pPr>
-      <w:hyperlink r:id="rId344">
+      <w:hyperlink r:id="rId348">
         <w:r>
           <w:rPr>
             <w:rStyle w:val="Hyperlink"/>
@@ -39801,14 +40625,14 @@
         <w:t xml:space="preserve">- short, task-focused R code snippets</w:t>
       </w:r>
     </w:p>
-    <w:bookmarkEnd w:id="345"/>
-    <w:bookmarkStart w:id="347" w:name="learning-python"/>
+    <w:bookmarkEnd w:id="349"/>
+    <w:bookmarkStart w:id="351" w:name="learning-python"/>
     <w:p>
       <w:pPr>
         <w:pStyle w:val="Heading3"/>
       </w:pPr>
       <w:r>
-        <w:t xml:space="preserve">47.2 Learning Python</w:t>
+        <w:t xml:space="preserve">48.2 Learning Python</w:t>
       </w:r>
     </w:p>
     <w:p>
@@ -39816,10 +40640,10 @@
         <w:pStyle w:val="Compact"/>
         <w:numPr>
           <w:ilvl w:val="0"/>
-          <w:numId w:val="1078"/>
+          <w:numId w:val="1080"/>
         </w:numPr>
       </w:pPr>
-      <w:hyperlink r:id="rId346">
+      <w:hyperlink r:id="rId350">
         <w:r>
           <w:rPr>
             <w:rStyle w:val="Hyperlink"/>
@@ -39846,14 +40670,14 @@
         <w:t xml:space="preserve">it visualizes Python, Java, C, C++ and JavaScript (not R) and limits program length, so use it on small examples</w:t>
       </w:r>
     </w:p>
-    <w:bookmarkEnd w:id="347"/>
-    <w:bookmarkStart w:id="352" w:name="coming-to-r-from-sas"/>
+    <w:bookmarkEnd w:id="351"/>
+    <w:bookmarkStart w:id="356" w:name="coming-to-r-from-sas"/>
     <w:p>
       <w:pPr>
         <w:pStyle w:val="Heading3"/>
       </w:pPr>
       <w:r>
-        <w:t xml:space="preserve">47.3 Coming to R from SAS</w:t>
+        <w:t xml:space="preserve">48.3 Coming to R from SAS</w:t>
       </w:r>
     </w:p>
     <w:p>
@@ -39861,10 +40685,10 @@
         <w:pStyle w:val="Compact"/>
         <w:numPr>
           <w:ilvl w:val="0"/>
-          <w:numId w:val="1079"/>
+          <w:numId w:val="1081"/>
         </w:numPr>
       </w:pPr>
-      <w:hyperlink r:id="rId348">
+      <w:hyperlink r:id="rId352">
         <w:r>
           <w:rPr>
             <w:rStyle w:val="Hyperlink"/>
@@ -39887,7 +40711,7 @@
       <w:r>
         <w:t xml:space="preserve"> </w:t>
       </w:r>
-      <w:hyperlink r:id="rId349">
+      <w:hyperlink r:id="rId353">
         <w:r>
           <w:rPr>
             <w:rStyle w:val="VerbatimChar"/>
@@ -39961,10 +40785,10 @@
         <w:pStyle w:val="Compact"/>
         <w:numPr>
           <w:ilvl w:val="0"/>
-          <w:numId w:val="1079"/>
+          <w:numId w:val="1081"/>
         </w:numPr>
       </w:pPr>
-      <w:hyperlink r:id="rId350">
+      <w:hyperlink r:id="rId354">
         <w:r>
           <w:rPr>
             <w:rStyle w:val="Hyperlink"/>
@@ -39984,10 +40808,10 @@
         <w:pStyle w:val="Compact"/>
         <w:numPr>
           <w:ilvl w:val="0"/>
-          <w:numId w:val="1079"/>
+          <w:numId w:val="1081"/>
         </w:numPr>
       </w:pPr>
-      <w:hyperlink r:id="rId351">
+      <w:hyperlink r:id="rId355">
         <w:r>
           <w:rPr>
             <w:rStyle w:val="Hyperlink"/>
@@ -40002,14 +40826,14 @@
         <w:t xml:space="preserve">(Kleinman and Horton) - side-by-side SAS and R code for data management and analysis</w:t>
       </w:r>
     </w:p>
-    <w:bookmarkEnd w:id="352"/>
-    <w:bookmarkStart w:id="359" w:name="general-r-programming"/>
+    <w:bookmarkEnd w:id="356"/>
+    <w:bookmarkStart w:id="363" w:name="general-r-programming"/>
     <w:p>
       <w:pPr>
         <w:pStyle w:val="Heading3"/>
       </w:pPr>
       <w:r>
-        <w:t xml:space="preserve">47.4 General R Programming</w:t>
+        <w:t xml:space="preserve">48.4 General R Programming</w:t>
       </w:r>
     </w:p>
     <w:p>
@@ -40017,7 +40841,7 @@
         <w:pStyle w:val="Compact"/>
         <w:numPr>
           <w:ilvl w:val="0"/>
-          <w:numId w:val="1080"/>
+          <w:numId w:val="1082"/>
         </w:numPr>
       </w:pPr>
       <w:r>
@@ -40038,7 +40862,7 @@
       <w:r>
         <w:t xml:space="preserve"> </w:t>
       </w:r>
-      <w:hyperlink r:id="rId353">
+      <w:hyperlink r:id="rId357">
         <w:r>
           <w:rPr>
             <w:rStyle w:val="Hyperlink"/>
@@ -40052,7 +40876,7 @@
       <w:r>
         <w:t xml:space="preserve"> </w:t>
       </w:r>
-      <w:hyperlink r:id="rId354">
+      <w:hyperlink r:id="rId358">
         <w:r>
           <w:rPr>
             <w:rStyle w:val="Hyperlink"/>
@@ -40072,7 +40896,7 @@
       <w:r>
         <w:t xml:space="preserve"> </w:t>
       </w:r>
-      <w:hyperlink r:id="rId355">
+      <w:hyperlink r:id="rId359">
         <w:r>
           <w:rPr>
             <w:rStyle w:val="Hyperlink"/>
@@ -40086,10 +40910,10 @@
         <w:pStyle w:val="Compact"/>
         <w:numPr>
           <w:ilvl w:val="0"/>
-          <w:numId w:val="1080"/>
+          <w:numId w:val="1082"/>
         </w:numPr>
       </w:pPr>
-      <w:hyperlink r:id="rId356">
+      <w:hyperlink r:id="rId360">
         <w:r>
           <w:rPr>
             <w:rStyle w:val="Hyperlink"/>
@@ -40115,10 +40939,10 @@
         <w:pStyle w:val="Compact"/>
         <w:numPr>
           <w:ilvl w:val="0"/>
-          <w:numId w:val="1080"/>
+          <w:numId w:val="1082"/>
         </w:numPr>
       </w:pPr>
-      <w:hyperlink r:id="rId357">
+      <w:hyperlink r:id="rId361">
         <w:r>
           <w:rPr>
             <w:rStyle w:val="Hyperlink"/>
@@ -40192,10 +41016,10 @@
         <w:pStyle w:val="Compact"/>
         <w:numPr>
           <w:ilvl w:val="0"/>
-          <w:numId w:val="1080"/>
+          <w:numId w:val="1082"/>
         </w:numPr>
       </w:pPr>
-      <w:hyperlink r:id="rId358">
+      <w:hyperlink r:id="rId362">
         <w:r>
           <w:rPr>
             <w:rStyle w:val="Hyperlink"/>
@@ -40210,14 +41034,14 @@
         <w:t xml:space="preserve">- spatial data analysis in R</w:t>
       </w:r>
     </w:p>
-    <w:bookmarkEnd w:id="359"/>
-    <w:bookmarkStart w:id="362" w:name="summary-tables"/>
+    <w:bookmarkEnd w:id="363"/>
+    <w:bookmarkStart w:id="366" w:name="summary-tables"/>
     <w:p>
       <w:pPr>
         <w:pStyle w:val="Heading3"/>
       </w:pPr>
       <w:r>
-        <w:t xml:space="preserve">47.5 Summary tables</w:t>
+        <w:t xml:space="preserve">48.5 Summary tables</w:t>
       </w:r>
     </w:p>
     <w:p>
@@ -40225,7 +41049,7 @@
         <w:pStyle w:val="Compact"/>
         <w:numPr>
           <w:ilvl w:val="0"/>
-          <w:numId w:val="1081"/>
+          <w:numId w:val="1083"/>
         </w:numPr>
       </w:pPr>
       <w:hyperlink r:id="rId140">
@@ -40248,10 +41072,10 @@
         <w:pStyle w:val="Compact"/>
         <w:numPr>
           <w:ilvl w:val="0"/>
-          <w:numId w:val="1081"/>
+          <w:numId w:val="1083"/>
         </w:numPr>
       </w:pPr>
-      <w:hyperlink r:id="rId360">
+      <w:hyperlink r:id="rId364">
         <w:r>
           <w:rPr>
             <w:rStyle w:val="VerbatimChar"/>
@@ -40283,10 +41107,10 @@
         <w:pStyle w:val="Compact"/>
         <w:numPr>
           <w:ilvl w:val="0"/>
-          <w:numId w:val="1081"/>
+          <w:numId w:val="1083"/>
         </w:numPr>
       </w:pPr>
-      <w:hyperlink r:id="rId361">
+      <w:hyperlink r:id="rId365">
         <w:r>
           <w:rPr>
             <w:rStyle w:val="VerbatimChar"/>
@@ -40306,7 +41130,7 @@
         <w:pStyle w:val="Compact"/>
         <w:numPr>
           <w:ilvl w:val="0"/>
-          <w:numId w:val="1081"/>
+          <w:numId w:val="1083"/>
         </w:numPr>
       </w:pPr>
       <w:r>
@@ -40334,14 +41158,14 @@
         <w:t xml:space="preserve">above) - SAS-style frequency and means tables</w:t>
       </w:r>
     </w:p>
-    <w:bookmarkEnd w:id="362"/>
-    <w:bookmarkStart w:id="367" w:name="r-package-development"/>
+    <w:bookmarkEnd w:id="366"/>
+    <w:bookmarkStart w:id="371" w:name="r-package-development"/>
     <w:p>
       <w:pPr>
         <w:pStyle w:val="Heading3"/>
       </w:pPr>
       <w:r>
-        <w:t xml:space="preserve">47.6 R Package Development</w:t>
+        <w:t xml:space="preserve">48.6 R Package Development</w:t>
       </w:r>
     </w:p>
     <w:p>
@@ -40349,7 +41173,7 @@
         <w:pStyle w:val="Compact"/>
         <w:numPr>
           <w:ilvl w:val="0"/>
-          <w:numId w:val="1082"/>
+          <w:numId w:val="1084"/>
         </w:numPr>
       </w:pPr>
       <w:r>
@@ -40373,7 +41197,7 @@
         <w:pStyle w:val="Compact"/>
         <w:numPr>
           <w:ilvl w:val="0"/>
-          <w:numId w:val="1082"/>
+          <w:numId w:val="1084"/>
         </w:numPr>
       </w:pPr>
       <w:r>
@@ -40397,7 +41221,7 @@
         <w:pStyle w:val="Compact"/>
         <w:numPr>
           <w:ilvl w:val="0"/>
-          <w:numId w:val="1082"/>
+          <w:numId w:val="1084"/>
         </w:numPr>
       </w:pPr>
       <w:hyperlink r:id="rId36">
@@ -40420,7 +41244,7 @@
         <w:pStyle w:val="Compact"/>
         <w:numPr>
           <w:ilvl w:val="0"/>
-          <w:numId w:val="1082"/>
+          <w:numId w:val="1084"/>
         </w:numPr>
       </w:pPr>
       <w:hyperlink r:id="rId37">
@@ -40443,7 +41267,7 @@
         <w:pStyle w:val="Compact"/>
         <w:numPr>
           <w:ilvl w:val="0"/>
-          <w:numId w:val="1082"/>
+          <w:numId w:val="1084"/>
         </w:numPr>
       </w:pPr>
       <w:hyperlink r:id="rId23">
@@ -40466,7 +41290,7 @@
         <w:pStyle w:val="Compact"/>
         <w:numPr>
           <w:ilvl w:val="0"/>
-          <w:numId w:val="1082"/>
+          <w:numId w:val="1084"/>
         </w:numPr>
       </w:pPr>
       <w:hyperlink r:id="rId39">
@@ -40489,10 +41313,10 @@
         <w:pStyle w:val="Compact"/>
         <w:numPr>
           <w:ilvl w:val="0"/>
-          <w:numId w:val="1082"/>
+          <w:numId w:val="1084"/>
         </w:numPr>
       </w:pPr>
-      <w:hyperlink r:id="rId363">
+      <w:hyperlink r:id="rId367">
         <w:r>
           <w:rPr>
             <w:rStyle w:val="Hyperlink"/>
@@ -40509,7 +41333,7 @@
       <w:r>
         <w:t xml:space="preserve"> </w:t>
       </w:r>
-      <w:hyperlink r:id="rId364">
+      <w:hyperlink r:id="rId368">
         <w:r>
           <w:rPr>
             <w:rStyle w:val="Hyperlink"/>
@@ -40532,7 +41356,7 @@
       <w:r>
         <w:t xml:space="preserve"> </w:t>
       </w:r>
-      <w:hyperlink r:id="rId365">
+      <w:hyperlink r:id="rId369">
         <w:r>
           <w:rPr>
             <w:rStyle w:val="Hyperlink"/>
@@ -40549,10 +41373,10 @@
         <w:pStyle w:val="Compact"/>
         <w:numPr>
           <w:ilvl w:val="0"/>
-          <w:numId w:val="1082"/>
+          <w:numId w:val="1084"/>
         </w:numPr>
       </w:pPr>
-      <w:hyperlink r:id="rId366">
+      <w:hyperlink r:id="rId370">
         <w:r>
           <w:rPr>
             <w:rStyle w:val="Hyperlink"/>
@@ -40567,14 +41391,14 @@
         <w:t xml:space="preserve">- getting involved with base R itself</w:t>
       </w:r>
     </w:p>
-    <w:bookmarkEnd w:id="367"/>
-    <w:bookmarkStart w:id="368" w:name="shiny-development"/>
+    <w:bookmarkEnd w:id="371"/>
+    <w:bookmarkStart w:id="372" w:name="shiny-development"/>
     <w:p>
       <w:pPr>
         <w:pStyle w:val="Heading3"/>
       </w:pPr>
       <w:r>
-        <w:t xml:space="preserve">47.7 Shiny Development</w:t>
+        <w:t xml:space="preserve">48.7 Shiny Development</w:t>
       </w:r>
     </w:p>
     <w:p>
@@ -40582,7 +41406,7 @@
         <w:pStyle w:val="Compact"/>
         <w:numPr>
           <w:ilvl w:val="0"/>
-          <w:numId w:val="1083"/>
+          <w:numId w:val="1085"/>
         </w:numPr>
       </w:pPr>
       <w:r>
@@ -40606,7 +41430,7 @@
         <w:pStyle w:val="Compact"/>
         <w:numPr>
           <w:ilvl w:val="0"/>
-          <w:numId w:val="1083"/>
+          <w:numId w:val="1085"/>
         </w:numPr>
       </w:pPr>
       <w:r>
@@ -40625,14 +41449,14 @@
         <w:t xml:space="preserve">- best practices for production Shiny applications</w:t>
       </w:r>
     </w:p>
-    <w:bookmarkEnd w:id="368"/>
-    <w:bookmarkStart w:id="391" w:name="git-and-version-control"/>
+    <w:bookmarkEnd w:id="372"/>
+    <w:bookmarkStart w:id="403" w:name="git-and-version-control"/>
     <w:p>
       <w:pPr>
         <w:pStyle w:val="Heading3"/>
       </w:pPr>
       <w:r>
-        <w:t xml:space="preserve">47.8 Git and Version Control</w:t>
+        <w:t xml:space="preserve">48.8 Git and Version Control</w:t>
       </w:r>
     </w:p>
     <w:p>
@@ -40640,7 +41464,7 @@
         <w:pStyle w:val="Compact"/>
         <w:numPr>
           <w:ilvl w:val="0"/>
-          <w:numId w:val="1084"/>
+          <w:numId w:val="1086"/>
         </w:numPr>
       </w:pPr>
       <w:r>
@@ -40664,10 +41488,10 @@
         <w:pStyle w:val="Compact"/>
         <w:numPr>
           <w:ilvl w:val="0"/>
-          <w:numId w:val="1084"/>
+          <w:numId w:val="1086"/>
         </w:numPr>
       </w:pPr>
-      <w:hyperlink r:id="rId369">
+      <w:hyperlink r:id="rId373">
         <w:r>
           <w:rPr>
             <w:rStyle w:val="Hyperlink"/>
@@ -40714,10 +41538,10 @@
         <w:pStyle w:val="Compact"/>
         <w:numPr>
           <w:ilvl w:val="0"/>
-          <w:numId w:val="1084"/>
+          <w:numId w:val="1086"/>
         </w:numPr>
       </w:pPr>
-      <w:hyperlink r:id="rId370">
+      <w:hyperlink r:id="rId374">
         <w:r>
           <w:rPr>
             <w:rStyle w:val="Hyperlink"/>
@@ -40737,10 +41561,10 @@
         <w:pStyle w:val="Compact"/>
         <w:numPr>
           <w:ilvl w:val="0"/>
-          <w:numId w:val="1084"/>
+          <w:numId w:val="1086"/>
         </w:numPr>
       </w:pPr>
-      <w:hyperlink r:id="rId371">
+      <w:hyperlink r:id="rId375">
         <w:r>
           <w:rPr>
             <w:rStyle w:val="VerbatimChar"/>
@@ -40760,10 +41584,10 @@
         <w:pStyle w:val="Compact"/>
         <w:numPr>
           <w:ilvl w:val="0"/>
-          <w:numId w:val="1084"/>
+          <w:numId w:val="1086"/>
         </w:numPr>
       </w:pPr>
-      <w:hyperlink r:id="rId372">
+      <w:hyperlink r:id="rId376">
         <w:r>
           <w:rPr>
             <w:rStyle w:val="Hyperlink"/>
@@ -40783,10 +41607,10 @@
         <w:pStyle w:val="Compact"/>
         <w:numPr>
           <w:ilvl w:val="0"/>
-          <w:numId w:val="1084"/>
+          <w:numId w:val="1086"/>
         </w:numPr>
       </w:pPr>
-      <w:hyperlink r:id="rId373">
+      <w:hyperlink r:id="rId377">
         <w:r>
           <w:rPr>
             <w:rStyle w:val="VerbatimChar"/>
@@ -40807,8 +41631,8 @@
         <w:t xml:space="preserve">organized by patterns like tags or issues</w:t>
       </w:r>
     </w:p>
-    <w:bookmarkStart w:id="390" w:name="refs"/>
-    <w:bookmarkStart w:id="375" w:name="ref-bryan2023happygit"/>
+    <w:bookmarkStart w:id="402" w:name="refs"/>
+    <w:bookmarkStart w:id="379" w:name="ref-bryan2023happygit"/>
     <w:p>
       <w:pPr>
         <w:pStyle w:val="Bibliography"/>
@@ -40832,7 +41656,7 @@
       <w:r>
         <w:t xml:space="preserve"> </w:t>
       </w:r>
-      <w:hyperlink r:id="rId374">
+      <w:hyperlink r:id="rId378">
         <w:r>
           <w:rPr>
             <w:rStyle w:val="Hyperlink"/>
@@ -40844,8 +41668,8 @@
         <w:t xml:space="preserve">.</w:t>
       </w:r>
     </w:p>
-    <w:bookmarkEnd w:id="375"/>
-    <w:bookmarkStart w:id="376" w:name="ref-reprex"/>
+    <w:bookmarkEnd w:id="379"/>
+    <w:bookmarkStart w:id="380" w:name="ref-reprex"/>
     <w:p>
       <w:pPr>
         <w:pStyle w:val="Bibliography"/>
@@ -40869,7 +41693,7 @@
       <w:r>
         <w:t xml:space="preserve"> </w:t>
       </w:r>
-      <w:hyperlink r:id="rId336">
+      <w:hyperlink r:id="rId340">
         <w:r>
           <w:rPr>
             <w:rStyle w:val="Hyperlink"/>
@@ -40881,8 +41705,8 @@
         <w:t xml:space="preserve">.</w:t>
       </w:r>
     </w:p>
-    <w:bookmarkEnd w:id="376"/>
-    <w:bookmarkStart w:id="378" w:name="ref-fay2021engineering"/>
+    <w:bookmarkEnd w:id="380"/>
+    <w:bookmarkStart w:id="382" w:name="ref-fay2021engineering"/>
     <w:p>
       <w:pPr>
         <w:pStyle w:val="Bibliography"/>
@@ -40906,7 +41730,7 @@
       <w:r>
         <w:t xml:space="preserve"> </w:t>
       </w:r>
-      <w:hyperlink r:id="rId377">
+      <w:hyperlink r:id="rId381">
         <w:r>
           <w:rPr>
             <w:rStyle w:val="Hyperlink"/>
@@ -40918,14 +41742,20 @@
         <w:t xml:space="preserve">.</w:t>
       </w:r>
     </w:p>
-    <w:bookmarkEnd w:id="378"/>
-    <w:bookmarkStart w:id="380" w:name="ref-wickham2019advr"/>
+    <w:bookmarkEnd w:id="382"/>
+    <w:bookmarkStart w:id="384" w:name="ref-parnas1972criteria"/>
     <w:p>
       <w:pPr>
         <w:pStyle w:val="Bibliography"/>
       </w:pPr>
       <w:r>
-        <w:t xml:space="preserve">Wickham, Hadley. 2019.</w:t>
+        <w:t xml:space="preserve">Parnas, D. L. 1972.</w:t>
+      </w:r>
+      <w:r>
+        <w:t xml:space="preserve"> </w:t>
+      </w:r>
+      <w:r>
+        <w:t xml:space="preserve">“On the Criteria to Be Used in Decomposing Systems into Modules.”</w:t>
       </w:r>
       <w:r>
         <w:t xml:space="preserve"> </w:t>
@@ -40935,6 +41765,92 @@
           <w:i/>
           <w:iCs/>
         </w:rPr>
+        <w:t xml:space="preserve">Communications of the ACM</w:t>
+      </w:r>
+      <w:r>
+        <w:t xml:space="preserve"> </w:t>
+      </w:r>
+      <w:r>
+        <w:t xml:space="preserve">15 (12): 1053–58.</w:t>
+      </w:r>
+      <w:r>
+        <w:t xml:space="preserve"> </w:t>
+      </w:r>
+      <w:hyperlink r:id="rId383">
+        <w:r>
+          <w:rPr>
+            <w:rStyle w:val="Hyperlink"/>
+          </w:rPr>
+          <w:t xml:space="preserve">https://doi.org/10.1145/361598.361623</w:t>
+        </w:r>
+      </w:hyperlink>
+      <w:r>
+        <w:t xml:space="preserve">.</w:t>
+      </w:r>
+    </w:p>
+    <w:bookmarkEnd w:id="384"/>
+    <w:bookmarkStart w:id="386" w:name="ref-stevens1974structured"/>
+    <w:p>
+      <w:pPr>
+        <w:pStyle w:val="Bibliography"/>
+      </w:pPr>
+      <w:r>
+        <w:t xml:space="preserve">Stevens, W. P., G. J. Myers, and L. L. Constantine. 1974.</w:t>
+      </w:r>
+      <w:r>
+        <w:t xml:space="preserve"> </w:t>
+      </w:r>
+      <w:r>
+        <w:t xml:space="preserve">“Structured Design.”</w:t>
+      </w:r>
+      <w:r>
+        <w:t xml:space="preserve"> </w:t>
+      </w:r>
+      <w:r>
+        <w:rPr>
+          <w:i/>
+          <w:iCs/>
+        </w:rPr>
+        <w:t xml:space="preserve">IBM Systems Journal</w:t>
+      </w:r>
+      <w:r>
+        <w:t xml:space="preserve"> </w:t>
+      </w:r>
+      <w:r>
+        <w:t xml:space="preserve">13 (2): 115–39.</w:t>
+      </w:r>
+      <w:r>
+        <w:t xml:space="preserve"> </w:t>
+      </w:r>
+      <w:hyperlink r:id="rId385">
+        <w:r>
+          <w:rPr>
+            <w:rStyle w:val="Hyperlink"/>
+          </w:rPr>
+          <w:t xml:space="preserve">https://doi.org/10.1147/sj.132.0115</w:t>
+        </w:r>
+      </w:hyperlink>
+      <w:r>
+        <w:t xml:space="preserve">.</w:t>
+      </w:r>
+    </w:p>
+    <w:bookmarkEnd w:id="386"/>
+    <w:bookmarkStart w:id="388" w:name="ref-wickham2019advr"/>
+    <w:p>
+      <w:pPr>
+        <w:pStyle w:val="Bibliography"/>
+      </w:pPr>
+      <w:r>
+        <w:t xml:space="preserve">Wickham, Hadley. 2019.</w:t>
+      </w:r>
+      <w:r>
+        <w:t xml:space="preserve"> </w:t>
+      </w:r>
+      <w:r>
+        <w:rPr>
+          <w:i/>
+          <w:iCs/>
+        </w:rPr>
         <w:t xml:space="preserve">Advanced r</w:t>
       </w:r>
       <w:r>
@@ -40943,7 +41859,7 @@
       <w:r>
         <w:t xml:space="preserve"> </w:t>
       </w:r>
-      <w:hyperlink r:id="rId379">
+      <w:hyperlink r:id="rId387">
         <w:r>
           <w:rPr>
             <w:rStyle w:val="Hyperlink"/>
@@ -40955,8 +41871,8 @@
         <w:t xml:space="preserve">.</w:t>
       </w:r>
     </w:p>
-    <w:bookmarkEnd w:id="380"/>
-    <w:bookmarkStart w:id="382" w:name="ref-wickham2021shiny"/>
+    <w:bookmarkEnd w:id="388"/>
+    <w:bookmarkStart w:id="390" w:name="ref-wickham2021shiny"/>
     <w:p>
       <w:pPr>
         <w:pStyle w:val="Bibliography"/>
@@ -40980,7 +41896,7 @@
       <w:r>
         <w:t xml:space="preserve"> </w:t>
       </w:r>
-      <w:hyperlink r:id="rId381">
+      <w:hyperlink r:id="rId389">
         <w:r>
           <w:rPr>
             <w:rStyle w:val="Hyperlink"/>
@@ -40992,8 +41908,8 @@
         <w:t xml:space="preserve">.</w:t>
       </w:r>
     </w:p>
-    <w:bookmarkEnd w:id="382"/>
-    <w:bookmarkStart w:id="384" w:name="ref-wickham2023tidydesign"/>
+    <w:bookmarkEnd w:id="390"/>
+    <w:bookmarkStart w:id="392" w:name="ref-wickham2023tidydesign"/>
     <w:p>
       <w:pPr>
         <w:pStyle w:val="Bibliography"/>
@@ -41017,7 +41933,7 @@
       <w:r>
         <w:t xml:space="preserve"> </w:t>
       </w:r>
-      <w:hyperlink r:id="rId383">
+      <w:hyperlink r:id="rId391">
         <w:r>
           <w:rPr>
             <w:rStyle w:val="Hyperlink"/>
@@ -41029,8 +41945,8 @@
         <w:t xml:space="preserve">.</w:t>
       </w:r>
     </w:p>
-    <w:bookmarkEnd w:id="384"/>
-    <w:bookmarkStart w:id="386" w:name="ref-wickham2023rpkgs"/>
+    <w:bookmarkEnd w:id="392"/>
+    <w:bookmarkStart w:id="394" w:name="ref-wickham2023rpkgs"/>
     <w:p>
       <w:pPr>
         <w:pStyle w:val="Bibliography"/>
@@ -41054,7 +41970,7 @@
       <w:r>
         <w:t xml:space="preserve"> </w:t>
       </w:r>
-      <w:hyperlink r:id="rId385">
+      <w:hyperlink r:id="rId393">
         <w:r>
           <w:rPr>
             <w:rStyle w:val="Hyperlink"/>
@@ -41066,8 +41982,8 @@
         <w:t xml:space="preserve">.</w:t>
       </w:r>
     </w:p>
-    <w:bookmarkEnd w:id="386"/>
-    <w:bookmarkStart w:id="388" w:name="ref-wickham2023r4ds"/>
+    <w:bookmarkEnd w:id="394"/>
+    <w:bookmarkStart w:id="396" w:name="ref-wickham2023r4ds"/>
     <w:p>
       <w:pPr>
         <w:pStyle w:val="Bibliography"/>
@@ -41091,7 +42007,7 @@
       <w:r>
         <w:t xml:space="preserve"> </w:t>
       </w:r>
-      <w:hyperlink r:id="rId387">
+      <w:hyperlink r:id="rId395">
         <w:r>
           <w:rPr>
             <w:rStyle w:val="Hyperlink"/>
@@ -41103,8 +42019,8 @@
         <w:t xml:space="preserve">.</w:t>
       </w:r>
     </w:p>
-    <w:bookmarkEnd w:id="388"/>
-    <w:bookmarkStart w:id="389" w:name="ref-R-roxygen2"/>
+    <w:bookmarkEnd w:id="396"/>
+    <w:bookmarkStart w:id="397" w:name="ref-R-roxygen2"/>
     <w:p>
       <w:pPr>
         <w:pStyle w:val="Bibliography"/>
@@ -41140,10 +42056,102 @@
         <w:t xml:space="preserve">.</w:t>
       </w:r>
     </w:p>
-    <w:bookmarkEnd w:id="389"/>
-    <w:bookmarkEnd w:id="390"/>
-    <w:bookmarkEnd w:id="391"/>
-    <w:bookmarkEnd w:id="392"/>
+    <w:bookmarkEnd w:id="397"/>
+    <w:bookmarkStart w:id="399" w:name="ref-wilson2014best"/>
+    <w:p>
+      <w:pPr>
+        <w:pStyle w:val="Bibliography"/>
+      </w:pPr>
+      <w:r>
+        <w:t xml:space="preserve">Wilson, Greg, D. A. Aruliah, C. Titus Brown, et al. 2014.</w:t>
+      </w:r>
+      <w:r>
+        <w:t xml:space="preserve"> </w:t>
+      </w:r>
+      <w:r>
+        <w:t xml:space="preserve">“Best Practices for Scientific Computing.”</w:t>
+      </w:r>
+      <w:r>
+        <w:t xml:space="preserve"> </w:t>
+      </w:r>
+      <w:r>
+        <w:rPr>
+          <w:i/>
+          <w:iCs/>
+        </w:rPr>
+        <w:t xml:space="preserve">PLoS Biology</w:t>
+      </w:r>
+      <w:r>
+        <w:t xml:space="preserve"> </w:t>
+      </w:r>
+      <w:r>
+        <w:t xml:space="preserve">12 (1): e1001745.</w:t>
+      </w:r>
+      <w:r>
+        <w:t xml:space="preserve"> </w:t>
+      </w:r>
+      <w:hyperlink r:id="rId398">
+        <w:r>
+          <w:rPr>
+            <w:rStyle w:val="Hyperlink"/>
+          </w:rPr>
+          <w:t xml:space="preserve">https://doi.org/10.1371/journal.pbio.1001745</w:t>
+        </w:r>
+      </w:hyperlink>
+      <w:r>
+        <w:t xml:space="preserve">.</w:t>
+      </w:r>
+    </w:p>
+    <w:bookmarkEnd w:id="399"/>
+    <w:bookmarkStart w:id="401" w:name="ref-wilson2017good"/>
+    <w:p>
+      <w:pPr>
+        <w:pStyle w:val="Bibliography"/>
+      </w:pPr>
+      <w:r>
+        <w:t xml:space="preserve">Wilson, Greg, Jennifer Bryan, Karen Cranston, Justin Kitzes, Lex Nederbragt, and Tracy K. Teal. 2017.</w:t>
+      </w:r>
+      <w:r>
+        <w:t xml:space="preserve"> </w:t>
+      </w:r>
+      <w:r>
+        <w:t xml:space="preserve">“Good Enough Practices in Scientific Computing.”</w:t>
+      </w:r>
+      <w:r>
+        <w:t xml:space="preserve"> </w:t>
+      </w:r>
+      <w:r>
+        <w:rPr>
+          <w:i/>
+          <w:iCs/>
+        </w:rPr>
+        <w:t xml:space="preserve">PLOS Computational Biology</w:t>
+      </w:r>
+      <w:r>
+        <w:t xml:space="preserve"> </w:t>
+      </w:r>
+      <w:r>
+        <w:t xml:space="preserve">13 (6): e1005510.</w:t>
+      </w:r>
+      <w:r>
+        <w:t xml:space="preserve"> </w:t>
+      </w:r>
+      <w:hyperlink r:id="rId400">
+        <w:r>
+          <w:rPr>
+            <w:rStyle w:val="Hyperlink"/>
+          </w:rPr>
+          <w:t xml:space="preserve">https://doi.org/10.1371/journal.pcbi.1005510</w:t>
+        </w:r>
+      </w:hyperlink>
+      <w:r>
+        <w:t xml:space="preserve">.</w:t>
+      </w:r>
+    </w:p>
+    <w:bookmarkEnd w:id="401"/>
+    <w:bookmarkEnd w:id="402"/>
+    <w:bookmarkEnd w:id="403"/>
+    <w:bookmarkEnd w:id="404"/>
     <w:sectPr>
       <w:footnotePr>
         <w:numRestart w:val="eachSect"/>
@@ -41768,6 +42776,12 @@
     <w:abstractNumId w:val="991"/>
   </w:num>
   <w:num w:numId="1056">
+    <w:abstractNumId w:val="991"/>
+  </w:num>
+  <w:num w:numId="1057">
+    <w:abstractNumId w:val="991"/>
+  </w:num>
+  <w:num w:numId="1058">
     <w:abstractNumId w:val="99411"/>
     <w:lvlOverride w:ilvl="0">
       <w:startOverride w:val="1"/>
@@ -41797,16 +42811,16 @@
       <w:startOverride w:val="1"/>
     </w:lvlOverride>
   </w:num>
-  <w:num w:numId="1057">
-    <w:abstractNumId w:val="991"/>
-  </w:num>
-  <w:num w:numId="1058">
-    <w:abstractNumId w:val="991"/>
-  </w:num>
   <w:num w:numId="1059">
     <w:abstractNumId w:val="991"/>
   </w:num>
   <w:num w:numId="1060">
+    <w:abstractNumId w:val="991"/>
+  </w:num>
+  <w:num w:numId="1061">
+    <w:abstractNumId w:val="991"/>
+  </w:num>
+  <w:num w:numId="1062">
     <w:abstractNumId w:val="99411"/>
     <w:lvlOverride w:ilvl="0">
       <w:startOverride w:val="1"/>
@@ -41836,12 +42850,6 @@
       <w:startOverride w:val="1"/>
     </w:lvlOverride>
   </w:num>
-  <w:num w:numId="1061">
-    <w:abstractNumId w:val="991"/>
-  </w:num>
-  <w:num w:numId="1062">
-    <w:abstractNumId w:val="991"/>
-  </w:num>
   <w:num w:numId="1063">
     <w:abstractNumId w:val="991"/>
   </w:num>
@@ -41855,6 +42863,12 @@
     <w:abstractNumId w:val="991"/>
   </w:num>
   <w:num w:numId="1067">
+    <w:abstractNumId w:val="991"/>
+  </w:num>
+  <w:num w:numId="1068">
+    <w:abstractNumId w:val="991"/>
+  </w:num>
+  <w:num w:numId="1069">
     <w:abstractNumId w:val="99411"/>
     <w:lvlOverride w:ilvl="0">
       <w:startOverride w:val="1"/>
@@ -41883,12 +42897,6 @@
     <w:lvlOverride w:ilvl="8">
       <w:startOverride w:val="1"/>
     </w:lvlOverride>
-  </w:num>
-  <w:num w:numId="1068">
-    <w:abstractNumId w:val="991"/>
-  </w:num>
-  <w:num w:numId="1069">
-    <w:abstractNumId w:val="991"/>
   </w:num>
   <w:num w:numId="1070">
     <w:abstractNumId w:val="991"/>
@@ -41933,6 +42941,12 @@
     <w:abstractNumId w:val="991"/>
   </w:num>
   <w:num w:numId="1084">
+    <w:abstractNumId w:val="991"/>
+  </w:num>
+  <w:num w:numId="1085">
+    <w:abstractNumId w:val="991"/>
+  </w:num>
+  <w:num w:numId="1086">
     <w:abstractNumId w:val="991"/>
   </w:num>
 </w:numbering>
